--- a/ACPOS_INFO-01_MOTHER_BASIC_DESIGN_TECH_PURPLE_v1.0.docx
+++ b/ACPOS_INFO-01_MOTHER_BASIC_DESIGN_TECH_PURPLE_v1.0.docx
@@ -26330,11 +26330,17 @@
     </w:p>
     <w:p>
       <w:pPr>
+        <w:pStyle w:val="Heading1"/>
+      </w:pPr>
+      <w:r>
+        <w:t>2026-09-21 Machine Authority Construction Closure / 機器權威施工綁定封板</w:t>
+      </w:r>
+    </w:p>
+    <w:p>
+      <w:pPr>
         <w:sectPr>
-          <w:headerReference w:type="default" r:id="rId9"/>
-          <w:footerReference w:type="default" r:id="rId10"/>
-          <w:pgSz w:w="12240" w:h="15840"/>
-          <w:pgMar w:top="648" w:right="792" w:bottom="648" w:left="792" w:header="720" w:footer="720" w:gutter="0"/>
+          <w:pgSz w:w="15840" w:h="12240" w:orient="landscape"/>
+          <w:pgMar w:top="576" w:right="504" w:bottom="576" w:left="504" w:header="720" w:footer="720" w:gutter="0"/>
           <w:cols w:space="720"/>
           <w:docGrid w:linePitch="360"/>
         </w:sectPr>
@@ -26353,7 +26359,7 @@
         <w:rPr>
           <w:b/>
         </w:rPr>
-        <w:t xml:space="preserve">[ACPOS-20260921-SOURCE-GROUNDED-CONSTRUCTION-CLOSURE-V1] </w:t>
+        <w:t xml:space="preserve">[ACPOS-20260921-SOURCE-GROUNDED-CONSTRUCTION-CLOSURE-V2] </w:t>
       </w:r>
       <w:r>
         <w:t>Source-grounded only. Existing Current source wins; missing source values remain blocked/decision-required. This closure supersedes the prior generic 2026-09-21 V1/V3 annex only, not the original domain logic or human visual review gates.</w:t>
@@ -26374,8 +26380,8 @@
         <w:tblLook w:firstColumn="1" w:firstRow="1" w:lastColumn="0" w:lastRow="0" w:noHBand="0" w:noVBand="1" w:val="04A0"/>
       </w:tblPr>
       <w:tblGrid>
-        <w:gridCol w:w="7416"/>
-        <w:gridCol w:w="7416"/>
+        <w:gridCol w:w="5616"/>
+        <w:gridCol w:w="5616"/>
       </w:tblGrid>
       <w:tr>
         <w:trPr>
@@ -26383,7 +26389,7 @@
         </w:trPr>
         <w:tc>
           <w:tcPr>
-            <w:tcW w:type="dxa" w:w="7416"/>
+            <w:tcW w:type="dxa" w:w="5616"/>
             <w:shd w:fill="EDE9FE"/>
           </w:tcPr>
           <w:p>
@@ -26397,7 +26403,7 @@
         </w:tc>
         <w:tc>
           <w:tcPr>
-            <w:tcW w:type="dxa" w:w="7416"/>
+            <w:tcW w:type="dxa" w:w="5616"/>
             <w:shd w:fill="EDE9FE"/>
           </w:tcPr>
           <w:p>
@@ -26413,7 +26419,7 @@
       <w:tr>
         <w:tc>
           <w:tcPr>
-            <w:tcW w:type="dxa" w:w="7416"/>
+            <w:tcW w:type="dxa" w:w="5616"/>
           </w:tcPr>
           <w:p>
             <w:r>
@@ -26426,7 +26432,7 @@
         </w:tc>
         <w:tc>
           <w:tcPr>
-            <w:tcW w:type="dxa" w:w="7416"/>
+            <w:tcW w:type="dxa" w:w="5616"/>
           </w:tcPr>
           <w:p>
             <w:r>
@@ -26441,7 +26447,7 @@
       <w:tr>
         <w:tc>
           <w:tcPr>
-            <w:tcW w:type="dxa" w:w="7416"/>
+            <w:tcW w:type="dxa" w:w="5616"/>
           </w:tcPr>
           <w:p>
             <w:r>
@@ -26454,7 +26460,7 @@
         </w:tc>
         <w:tc>
           <w:tcPr>
-            <w:tcW w:type="dxa" w:w="7416"/>
+            <w:tcW w:type="dxa" w:w="5616"/>
           </w:tcPr>
           <w:p>
             <w:r>
@@ -26469,7 +26475,7 @@
       <w:tr>
         <w:tc>
           <w:tcPr>
-            <w:tcW w:type="dxa" w:w="7416"/>
+            <w:tcW w:type="dxa" w:w="5616"/>
           </w:tcPr>
           <w:p>
             <w:r>
@@ -26482,7 +26488,7 @@
         </w:tc>
         <w:tc>
           <w:tcPr>
-            <w:tcW w:type="dxa" w:w="7416"/>
+            <w:tcW w:type="dxa" w:w="5616"/>
           </w:tcPr>
           <w:p>
             <w:r>
@@ -26497,7 +26503,7 @@
       <w:tr>
         <w:tc>
           <w:tcPr>
-            <w:tcW w:type="dxa" w:w="7416"/>
+            <w:tcW w:type="dxa" w:w="5616"/>
           </w:tcPr>
           <w:p>
             <w:r>
@@ -26510,7 +26516,7 @@
         </w:tc>
         <w:tc>
           <w:tcPr>
-            <w:tcW w:type="dxa" w:w="7416"/>
+            <w:tcW w:type="dxa" w:w="5616"/>
           </w:tcPr>
           <w:p>
             <w:r>
@@ -26525,7 +26531,7 @@
       <w:tr>
         <w:tc>
           <w:tcPr>
-            <w:tcW w:type="dxa" w:w="7416"/>
+            <w:tcW w:type="dxa" w:w="5616"/>
           </w:tcPr>
           <w:p>
             <w:r>
@@ -26538,7 +26544,7 @@
         </w:tc>
         <w:tc>
           <w:tcPr>
-            <w:tcW w:type="dxa" w:w="7416"/>
+            <w:tcW w:type="dxa" w:w="5616"/>
           </w:tcPr>
           <w:p>
             <w:r>
@@ -26553,7 +26559,7 @@
       <w:tr>
         <w:tc>
           <w:tcPr>
-            <w:tcW w:type="dxa" w:w="7416"/>
+            <w:tcW w:type="dxa" w:w="5616"/>
           </w:tcPr>
           <w:p>
             <w:r>
@@ -26566,7 +26572,7 @@
         </w:tc>
         <w:tc>
           <w:tcPr>
-            <w:tcW w:type="dxa" w:w="7416"/>
+            <w:tcW w:type="dxa" w:w="5616"/>
           </w:tcPr>
           <w:p>
             <w:r>
@@ -26586,19 +26592,19 @@
         <w:tblLook w:firstColumn="1" w:firstRow="1" w:lastColumn="0" w:lastRow="0" w:noHBand="0" w:noVBand="1" w:val="04A0"/>
       </w:tblPr>
       <w:tblGrid>
-        <w:gridCol w:w="1141"/>
-        <w:gridCol w:w="1141"/>
-        <w:gridCol w:w="1141"/>
-        <w:gridCol w:w="1141"/>
-        <w:gridCol w:w="1141"/>
-        <w:gridCol w:w="1141"/>
-        <w:gridCol w:w="1141"/>
-        <w:gridCol w:w="1141"/>
-        <w:gridCol w:w="1141"/>
-        <w:gridCol w:w="1141"/>
-        <w:gridCol w:w="1141"/>
-        <w:gridCol w:w="1141"/>
-        <w:gridCol w:w="1141"/>
+        <w:gridCol w:w="864"/>
+        <w:gridCol w:w="864"/>
+        <w:gridCol w:w="864"/>
+        <w:gridCol w:w="864"/>
+        <w:gridCol w:w="864"/>
+        <w:gridCol w:w="864"/>
+        <w:gridCol w:w="864"/>
+        <w:gridCol w:w="864"/>
+        <w:gridCol w:w="864"/>
+        <w:gridCol w:w="864"/>
+        <w:gridCol w:w="864"/>
+        <w:gridCol w:w="864"/>
+        <w:gridCol w:w="864"/>
       </w:tblGrid>
       <w:tr>
         <w:trPr>
@@ -26606,7 +26612,7 @@
         </w:trPr>
         <w:tc>
           <w:tcPr>
-            <w:tcW w:type="dxa" w:w="1141"/>
+            <w:tcW w:type="dxa" w:w="864"/>
             <w:shd w:fill="EDE9FE"/>
           </w:tcPr>
           <w:p>
@@ -26620,7 +26626,7 @@
         </w:tc>
         <w:tc>
           <w:tcPr>
-            <w:tcW w:type="dxa" w:w="1141"/>
+            <w:tcW w:type="dxa" w:w="864"/>
             <w:shd w:fill="EDE9FE"/>
           </w:tcPr>
           <w:p>
@@ -26634,7 +26640,7 @@
         </w:tc>
         <w:tc>
           <w:tcPr>
-            <w:tcW w:type="dxa" w:w="1141"/>
+            <w:tcW w:type="dxa" w:w="864"/>
             <w:shd w:fill="EDE9FE"/>
           </w:tcPr>
           <w:p>
@@ -26648,7 +26654,7 @@
         </w:tc>
         <w:tc>
           <w:tcPr>
-            <w:tcW w:type="dxa" w:w="1141"/>
+            <w:tcW w:type="dxa" w:w="864"/>
             <w:shd w:fill="EDE9FE"/>
           </w:tcPr>
           <w:p>
@@ -26662,7 +26668,7 @@
         </w:tc>
         <w:tc>
           <w:tcPr>
-            <w:tcW w:type="dxa" w:w="1141"/>
+            <w:tcW w:type="dxa" w:w="864"/>
             <w:shd w:fill="EDE9FE"/>
           </w:tcPr>
           <w:p>
@@ -26676,7 +26682,7 @@
         </w:tc>
         <w:tc>
           <w:tcPr>
-            <w:tcW w:type="dxa" w:w="1141"/>
+            <w:tcW w:type="dxa" w:w="864"/>
             <w:shd w:fill="EDE9FE"/>
           </w:tcPr>
           <w:p>
@@ -26690,7 +26696,7 @@
         </w:tc>
         <w:tc>
           <w:tcPr>
-            <w:tcW w:type="dxa" w:w="1141"/>
+            <w:tcW w:type="dxa" w:w="864"/>
             <w:shd w:fill="EDE9FE"/>
           </w:tcPr>
           <w:p>
@@ -26704,7 +26710,7 @@
         </w:tc>
         <w:tc>
           <w:tcPr>
-            <w:tcW w:type="dxa" w:w="1141"/>
+            <w:tcW w:type="dxa" w:w="864"/>
             <w:shd w:fill="EDE9FE"/>
           </w:tcPr>
           <w:p>
@@ -26718,7 +26724,7 @@
         </w:tc>
         <w:tc>
           <w:tcPr>
-            <w:tcW w:type="dxa" w:w="1141"/>
+            <w:tcW w:type="dxa" w:w="864"/>
             <w:shd w:fill="EDE9FE"/>
           </w:tcPr>
           <w:p>
@@ -26732,7 +26738,7 @@
         </w:tc>
         <w:tc>
           <w:tcPr>
-            <w:tcW w:type="dxa" w:w="1141"/>
+            <w:tcW w:type="dxa" w:w="864"/>
             <w:shd w:fill="EDE9FE"/>
           </w:tcPr>
           <w:p>
@@ -26746,7 +26752,7 @@
         </w:tc>
         <w:tc>
           <w:tcPr>
-            <w:tcW w:type="dxa" w:w="1141"/>
+            <w:tcW w:type="dxa" w:w="864"/>
             <w:shd w:fill="EDE9FE"/>
           </w:tcPr>
           <w:p>
@@ -26760,7 +26766,7 @@
         </w:tc>
         <w:tc>
           <w:tcPr>
-            <w:tcW w:type="dxa" w:w="1141"/>
+            <w:tcW w:type="dxa" w:w="864"/>
             <w:shd w:fill="EDE9FE"/>
           </w:tcPr>
           <w:p>
@@ -26774,7 +26780,7 @@
         </w:tc>
         <w:tc>
           <w:tcPr>
-            <w:tcW w:type="dxa" w:w="1141"/>
+            <w:tcW w:type="dxa" w:w="864"/>
             <w:shd w:fill="EDE9FE"/>
           </w:tcPr>
           <w:p>
@@ -26790,7 +26796,7 @@
       <w:tr>
         <w:tc>
           <w:tcPr>
-            <w:tcW w:type="dxa" w:w="1141"/>
+            <w:tcW w:type="dxa" w:w="864"/>
           </w:tcPr>
           <w:p>
             <w:r>
@@ -26803,7 +26809,7 @@
         </w:tc>
         <w:tc>
           <w:tcPr>
-            <w:tcW w:type="dxa" w:w="1141"/>
+            <w:tcW w:type="dxa" w:w="864"/>
           </w:tcPr>
           <w:p>
             <w:r>
@@ -26816,7 +26822,7 @@
         </w:tc>
         <w:tc>
           <w:tcPr>
-            <w:tcW w:type="dxa" w:w="1141"/>
+            <w:tcW w:type="dxa" w:w="864"/>
           </w:tcPr>
           <w:p>
             <w:r>
@@ -26829,7 +26835,7 @@
         </w:tc>
         <w:tc>
           <w:tcPr>
-            <w:tcW w:type="dxa" w:w="1141"/>
+            <w:tcW w:type="dxa" w:w="864"/>
           </w:tcPr>
           <w:p>
             <w:r>
@@ -26842,7 +26848,7 @@
         </w:tc>
         <w:tc>
           <w:tcPr>
-            <w:tcW w:type="dxa" w:w="1141"/>
+            <w:tcW w:type="dxa" w:w="864"/>
           </w:tcPr>
           <w:p>
             <w:r>
@@ -26855,7 +26861,7 @@
         </w:tc>
         <w:tc>
           <w:tcPr>
-            <w:tcW w:type="dxa" w:w="1141"/>
+            <w:tcW w:type="dxa" w:w="864"/>
           </w:tcPr>
           <w:p>
             <w:r>
@@ -26868,7 +26874,7 @@
         </w:tc>
         <w:tc>
           <w:tcPr>
-            <w:tcW w:type="dxa" w:w="1141"/>
+            <w:tcW w:type="dxa" w:w="864"/>
           </w:tcPr>
           <w:p>
             <w:r>
@@ -26881,7 +26887,7 @@
         </w:tc>
         <w:tc>
           <w:tcPr>
-            <w:tcW w:type="dxa" w:w="1141"/>
+            <w:tcW w:type="dxa" w:w="864"/>
           </w:tcPr>
           <w:p>
             <w:r>
@@ -26894,7 +26900,7 @@
         </w:tc>
         <w:tc>
           <w:tcPr>
-            <w:tcW w:type="dxa" w:w="1141"/>
+            <w:tcW w:type="dxa" w:w="864"/>
           </w:tcPr>
           <w:p>
             <w:r>
@@ -26907,7 +26913,7 @@
         </w:tc>
         <w:tc>
           <w:tcPr>
-            <w:tcW w:type="dxa" w:w="1141"/>
+            <w:tcW w:type="dxa" w:w="864"/>
           </w:tcPr>
           <w:p>
             <w:r>
@@ -26920,7 +26926,7 @@
         </w:tc>
         <w:tc>
           <w:tcPr>
-            <w:tcW w:type="dxa" w:w="1141"/>
+            <w:tcW w:type="dxa" w:w="864"/>
           </w:tcPr>
           <w:p>
             <w:r>
@@ -26933,7 +26939,7 @@
         </w:tc>
         <w:tc>
           <w:tcPr>
-            <w:tcW w:type="dxa" w:w="1141"/>
+            <w:tcW w:type="dxa" w:w="864"/>
           </w:tcPr>
           <w:p>
             <w:r>
@@ -26946,7 +26952,7 @@
         </w:tc>
         <w:tc>
           <w:tcPr>
-            <w:tcW w:type="dxa" w:w="1141"/>
+            <w:tcW w:type="dxa" w:w="864"/>
           </w:tcPr>
           <w:p>
             <w:r>
@@ -26961,7 +26967,7 @@
       <w:tr>
         <w:tc>
           <w:tcPr>
-            <w:tcW w:type="dxa" w:w="1141"/>
+            <w:tcW w:type="dxa" w:w="864"/>
           </w:tcPr>
           <w:p>
             <w:r>
@@ -26974,7 +26980,7 @@
         </w:tc>
         <w:tc>
           <w:tcPr>
-            <w:tcW w:type="dxa" w:w="1141"/>
+            <w:tcW w:type="dxa" w:w="864"/>
           </w:tcPr>
           <w:p>
             <w:r>
@@ -26987,7 +26993,7 @@
         </w:tc>
         <w:tc>
           <w:tcPr>
-            <w:tcW w:type="dxa" w:w="1141"/>
+            <w:tcW w:type="dxa" w:w="864"/>
           </w:tcPr>
           <w:p>
             <w:r>
@@ -27000,7 +27006,7 @@
         </w:tc>
         <w:tc>
           <w:tcPr>
-            <w:tcW w:type="dxa" w:w="1141"/>
+            <w:tcW w:type="dxa" w:w="864"/>
           </w:tcPr>
           <w:p>
             <w:r>
@@ -27013,7 +27019,7 @@
         </w:tc>
         <w:tc>
           <w:tcPr>
-            <w:tcW w:type="dxa" w:w="1141"/>
+            <w:tcW w:type="dxa" w:w="864"/>
           </w:tcPr>
           <w:p>
             <w:r>
@@ -27026,7 +27032,7 @@
         </w:tc>
         <w:tc>
           <w:tcPr>
-            <w:tcW w:type="dxa" w:w="1141"/>
+            <w:tcW w:type="dxa" w:w="864"/>
           </w:tcPr>
           <w:p>
             <w:r>
@@ -27039,7 +27045,7 @@
         </w:tc>
         <w:tc>
           <w:tcPr>
-            <w:tcW w:type="dxa" w:w="1141"/>
+            <w:tcW w:type="dxa" w:w="864"/>
           </w:tcPr>
           <w:p>
             <w:r>
@@ -27052,7 +27058,7 @@
         </w:tc>
         <w:tc>
           <w:tcPr>
-            <w:tcW w:type="dxa" w:w="1141"/>
+            <w:tcW w:type="dxa" w:w="864"/>
           </w:tcPr>
           <w:p>
             <w:r>
@@ -27065,7 +27071,7 @@
         </w:tc>
         <w:tc>
           <w:tcPr>
-            <w:tcW w:type="dxa" w:w="1141"/>
+            <w:tcW w:type="dxa" w:w="864"/>
           </w:tcPr>
           <w:p>
             <w:r>
@@ -27078,7 +27084,7 @@
         </w:tc>
         <w:tc>
           <w:tcPr>
-            <w:tcW w:type="dxa" w:w="1141"/>
+            <w:tcW w:type="dxa" w:w="864"/>
           </w:tcPr>
           <w:p>
             <w:r>
@@ -27091,7 +27097,7 @@
         </w:tc>
         <w:tc>
           <w:tcPr>
-            <w:tcW w:type="dxa" w:w="1141"/>
+            <w:tcW w:type="dxa" w:w="864"/>
           </w:tcPr>
           <w:p>
             <w:r>
@@ -27104,7 +27110,7 @@
         </w:tc>
         <w:tc>
           <w:tcPr>
-            <w:tcW w:type="dxa" w:w="1141"/>
+            <w:tcW w:type="dxa" w:w="864"/>
           </w:tcPr>
           <w:p>
             <w:r>
@@ -27117,7 +27123,7 @@
         </w:tc>
         <w:tc>
           <w:tcPr>
-            <w:tcW w:type="dxa" w:w="1141"/>
+            <w:tcW w:type="dxa" w:w="864"/>
           </w:tcPr>
           <w:p>
             <w:r>
@@ -27132,7 +27138,7 @@
       <w:tr>
         <w:tc>
           <w:tcPr>
-            <w:tcW w:type="dxa" w:w="1141"/>
+            <w:tcW w:type="dxa" w:w="864"/>
           </w:tcPr>
           <w:p>
             <w:r>
@@ -27145,7 +27151,7 @@
         </w:tc>
         <w:tc>
           <w:tcPr>
-            <w:tcW w:type="dxa" w:w="1141"/>
+            <w:tcW w:type="dxa" w:w="864"/>
           </w:tcPr>
           <w:p>
             <w:r>
@@ -27158,7 +27164,7 @@
         </w:tc>
         <w:tc>
           <w:tcPr>
-            <w:tcW w:type="dxa" w:w="1141"/>
+            <w:tcW w:type="dxa" w:w="864"/>
           </w:tcPr>
           <w:p>
             <w:r>
@@ -27171,7 +27177,7 @@
         </w:tc>
         <w:tc>
           <w:tcPr>
-            <w:tcW w:type="dxa" w:w="1141"/>
+            <w:tcW w:type="dxa" w:w="864"/>
           </w:tcPr>
           <w:p>
             <w:r>
@@ -27184,7 +27190,7 @@
         </w:tc>
         <w:tc>
           <w:tcPr>
-            <w:tcW w:type="dxa" w:w="1141"/>
+            <w:tcW w:type="dxa" w:w="864"/>
           </w:tcPr>
           <w:p>
             <w:r>
@@ -27197,7 +27203,7 @@
         </w:tc>
         <w:tc>
           <w:tcPr>
-            <w:tcW w:type="dxa" w:w="1141"/>
+            <w:tcW w:type="dxa" w:w="864"/>
           </w:tcPr>
           <w:p>
             <w:r>
@@ -27210,7 +27216,7 @@
         </w:tc>
         <w:tc>
           <w:tcPr>
-            <w:tcW w:type="dxa" w:w="1141"/>
+            <w:tcW w:type="dxa" w:w="864"/>
           </w:tcPr>
           <w:p>
             <w:r>
@@ -27223,7 +27229,7 @@
         </w:tc>
         <w:tc>
           <w:tcPr>
-            <w:tcW w:type="dxa" w:w="1141"/>
+            <w:tcW w:type="dxa" w:w="864"/>
           </w:tcPr>
           <w:p>
             <w:r>
@@ -27236,7 +27242,7 @@
         </w:tc>
         <w:tc>
           <w:tcPr>
-            <w:tcW w:type="dxa" w:w="1141"/>
+            <w:tcW w:type="dxa" w:w="864"/>
           </w:tcPr>
           <w:p>
             <w:r>
@@ -27249,7 +27255,7 @@
         </w:tc>
         <w:tc>
           <w:tcPr>
-            <w:tcW w:type="dxa" w:w="1141"/>
+            <w:tcW w:type="dxa" w:w="864"/>
           </w:tcPr>
           <w:p>
             <w:r>
@@ -27262,7 +27268,7 @@
         </w:tc>
         <w:tc>
           <w:tcPr>
-            <w:tcW w:type="dxa" w:w="1141"/>
+            <w:tcW w:type="dxa" w:w="864"/>
           </w:tcPr>
           <w:p>
             <w:r>
@@ -27275,7 +27281,7 @@
         </w:tc>
         <w:tc>
           <w:tcPr>
-            <w:tcW w:type="dxa" w:w="1141"/>
+            <w:tcW w:type="dxa" w:w="864"/>
           </w:tcPr>
           <w:p>
             <w:r>
@@ -27288,7 +27294,7 @@
         </w:tc>
         <w:tc>
           <w:tcPr>
-            <w:tcW w:type="dxa" w:w="1141"/>
+            <w:tcW w:type="dxa" w:w="864"/>
           </w:tcPr>
           <w:p>
             <w:r>
@@ -27303,7 +27309,7 @@
       <w:tr>
         <w:tc>
           <w:tcPr>
-            <w:tcW w:type="dxa" w:w="1141"/>
+            <w:tcW w:type="dxa" w:w="864"/>
           </w:tcPr>
           <w:p>
             <w:r>
@@ -27316,7 +27322,7 @@
         </w:tc>
         <w:tc>
           <w:tcPr>
-            <w:tcW w:type="dxa" w:w="1141"/>
+            <w:tcW w:type="dxa" w:w="864"/>
           </w:tcPr>
           <w:p>
             <w:r>
@@ -27329,7 +27335,7 @@
         </w:tc>
         <w:tc>
           <w:tcPr>
-            <w:tcW w:type="dxa" w:w="1141"/>
+            <w:tcW w:type="dxa" w:w="864"/>
           </w:tcPr>
           <w:p>
             <w:r>
@@ -27342,7 +27348,7 @@
         </w:tc>
         <w:tc>
           <w:tcPr>
-            <w:tcW w:type="dxa" w:w="1141"/>
+            <w:tcW w:type="dxa" w:w="864"/>
           </w:tcPr>
           <w:p>
             <w:r>
@@ -27355,7 +27361,7 @@
         </w:tc>
         <w:tc>
           <w:tcPr>
-            <w:tcW w:type="dxa" w:w="1141"/>
+            <w:tcW w:type="dxa" w:w="864"/>
           </w:tcPr>
           <w:p>
             <w:r>
@@ -27368,7 +27374,7 @@
         </w:tc>
         <w:tc>
           <w:tcPr>
-            <w:tcW w:type="dxa" w:w="1141"/>
+            <w:tcW w:type="dxa" w:w="864"/>
           </w:tcPr>
           <w:p>
             <w:r>
@@ -27381,7 +27387,7 @@
         </w:tc>
         <w:tc>
           <w:tcPr>
-            <w:tcW w:type="dxa" w:w="1141"/>
+            <w:tcW w:type="dxa" w:w="864"/>
           </w:tcPr>
           <w:p>
             <w:r>
@@ -27394,7 +27400,7 @@
         </w:tc>
         <w:tc>
           <w:tcPr>
-            <w:tcW w:type="dxa" w:w="1141"/>
+            <w:tcW w:type="dxa" w:w="864"/>
           </w:tcPr>
           <w:p>
             <w:r>
@@ -27407,7 +27413,7 @@
         </w:tc>
         <w:tc>
           <w:tcPr>
-            <w:tcW w:type="dxa" w:w="1141"/>
+            <w:tcW w:type="dxa" w:w="864"/>
           </w:tcPr>
           <w:p>
             <w:r>
@@ -27420,7 +27426,7 @@
         </w:tc>
         <w:tc>
           <w:tcPr>
-            <w:tcW w:type="dxa" w:w="1141"/>
+            <w:tcW w:type="dxa" w:w="864"/>
           </w:tcPr>
           <w:p>
             <w:r>
@@ -27433,7 +27439,7 @@
         </w:tc>
         <w:tc>
           <w:tcPr>
-            <w:tcW w:type="dxa" w:w="1141"/>
+            <w:tcW w:type="dxa" w:w="864"/>
           </w:tcPr>
           <w:p>
             <w:r>
@@ -27446,7 +27452,7 @@
         </w:tc>
         <w:tc>
           <w:tcPr>
-            <w:tcW w:type="dxa" w:w="1141"/>
+            <w:tcW w:type="dxa" w:w="864"/>
           </w:tcPr>
           <w:p>
             <w:r>
@@ -27459,7 +27465,7 @@
         </w:tc>
         <w:tc>
           <w:tcPr>
-            <w:tcW w:type="dxa" w:w="1141"/>
+            <w:tcW w:type="dxa" w:w="864"/>
           </w:tcPr>
           <w:p>
             <w:r>
@@ -27474,7 +27480,7 @@
       <w:tr>
         <w:tc>
           <w:tcPr>
-            <w:tcW w:type="dxa" w:w="1141"/>
+            <w:tcW w:type="dxa" w:w="864"/>
           </w:tcPr>
           <w:p>
             <w:r>
@@ -27487,7 +27493,7 @@
         </w:tc>
         <w:tc>
           <w:tcPr>
-            <w:tcW w:type="dxa" w:w="1141"/>
+            <w:tcW w:type="dxa" w:w="864"/>
           </w:tcPr>
           <w:p>
             <w:r>
@@ -27500,7 +27506,7 @@
         </w:tc>
         <w:tc>
           <w:tcPr>
-            <w:tcW w:type="dxa" w:w="1141"/>
+            <w:tcW w:type="dxa" w:w="864"/>
           </w:tcPr>
           <w:p>
             <w:r>
@@ -27513,7 +27519,7 @@
         </w:tc>
         <w:tc>
           <w:tcPr>
-            <w:tcW w:type="dxa" w:w="1141"/>
+            <w:tcW w:type="dxa" w:w="864"/>
           </w:tcPr>
           <w:p>
             <w:r>
@@ -27526,7 +27532,7 @@
         </w:tc>
         <w:tc>
           <w:tcPr>
-            <w:tcW w:type="dxa" w:w="1141"/>
+            <w:tcW w:type="dxa" w:w="864"/>
           </w:tcPr>
           <w:p>
             <w:r>
@@ -27539,7 +27545,7 @@
         </w:tc>
         <w:tc>
           <w:tcPr>
-            <w:tcW w:type="dxa" w:w="1141"/>
+            <w:tcW w:type="dxa" w:w="864"/>
           </w:tcPr>
           <w:p>
             <w:r>
@@ -27552,7 +27558,7 @@
         </w:tc>
         <w:tc>
           <w:tcPr>
-            <w:tcW w:type="dxa" w:w="1141"/>
+            <w:tcW w:type="dxa" w:w="864"/>
           </w:tcPr>
           <w:p>
             <w:r>
@@ -27565,7 +27571,7 @@
         </w:tc>
         <w:tc>
           <w:tcPr>
-            <w:tcW w:type="dxa" w:w="1141"/>
+            <w:tcW w:type="dxa" w:w="864"/>
           </w:tcPr>
           <w:p>
             <w:r>
@@ -27578,7 +27584,7 @@
         </w:tc>
         <w:tc>
           <w:tcPr>
-            <w:tcW w:type="dxa" w:w="1141"/>
+            <w:tcW w:type="dxa" w:w="864"/>
           </w:tcPr>
           <w:p>
             <w:r>
@@ -27591,7 +27597,7 @@
         </w:tc>
         <w:tc>
           <w:tcPr>
-            <w:tcW w:type="dxa" w:w="1141"/>
+            <w:tcW w:type="dxa" w:w="864"/>
           </w:tcPr>
           <w:p>
             <w:r>
@@ -27604,7 +27610,7 @@
         </w:tc>
         <w:tc>
           <w:tcPr>
-            <w:tcW w:type="dxa" w:w="1141"/>
+            <w:tcW w:type="dxa" w:w="864"/>
           </w:tcPr>
           <w:p>
             <w:r>
@@ -27617,7 +27623,7 @@
         </w:tc>
         <w:tc>
           <w:tcPr>
-            <w:tcW w:type="dxa" w:w="1141"/>
+            <w:tcW w:type="dxa" w:w="864"/>
           </w:tcPr>
           <w:p>
             <w:r>
@@ -27630,7 +27636,7 @@
         </w:tc>
         <w:tc>
           <w:tcPr>
-            <w:tcW w:type="dxa" w:w="1141"/>
+            <w:tcW w:type="dxa" w:w="864"/>
           </w:tcPr>
           <w:p>
             <w:r>
@@ -27645,7 +27651,7 @@
       <w:tr>
         <w:tc>
           <w:tcPr>
-            <w:tcW w:type="dxa" w:w="1141"/>
+            <w:tcW w:type="dxa" w:w="864"/>
           </w:tcPr>
           <w:p>
             <w:r>
@@ -27658,7 +27664,7 @@
         </w:tc>
         <w:tc>
           <w:tcPr>
-            <w:tcW w:type="dxa" w:w="1141"/>
+            <w:tcW w:type="dxa" w:w="864"/>
           </w:tcPr>
           <w:p>
             <w:r>
@@ -27671,7 +27677,7 @@
         </w:tc>
         <w:tc>
           <w:tcPr>
-            <w:tcW w:type="dxa" w:w="1141"/>
+            <w:tcW w:type="dxa" w:w="864"/>
           </w:tcPr>
           <w:p>
             <w:r>
@@ -27684,7 +27690,7 @@
         </w:tc>
         <w:tc>
           <w:tcPr>
-            <w:tcW w:type="dxa" w:w="1141"/>
+            <w:tcW w:type="dxa" w:w="864"/>
           </w:tcPr>
           <w:p>
             <w:r>
@@ -27697,7 +27703,7 @@
         </w:tc>
         <w:tc>
           <w:tcPr>
-            <w:tcW w:type="dxa" w:w="1141"/>
+            <w:tcW w:type="dxa" w:w="864"/>
           </w:tcPr>
           <w:p>
             <w:r>
@@ -27710,7 +27716,7 @@
         </w:tc>
         <w:tc>
           <w:tcPr>
-            <w:tcW w:type="dxa" w:w="1141"/>
+            <w:tcW w:type="dxa" w:w="864"/>
           </w:tcPr>
           <w:p>
             <w:r>
@@ -27723,7 +27729,7 @@
         </w:tc>
         <w:tc>
           <w:tcPr>
-            <w:tcW w:type="dxa" w:w="1141"/>
+            <w:tcW w:type="dxa" w:w="864"/>
           </w:tcPr>
           <w:p>
             <w:r>
@@ -27736,7 +27742,7 @@
         </w:tc>
         <w:tc>
           <w:tcPr>
-            <w:tcW w:type="dxa" w:w="1141"/>
+            <w:tcW w:type="dxa" w:w="864"/>
           </w:tcPr>
           <w:p>
             <w:r>
@@ -27749,7 +27755,7 @@
         </w:tc>
         <w:tc>
           <w:tcPr>
-            <w:tcW w:type="dxa" w:w="1141"/>
+            <w:tcW w:type="dxa" w:w="864"/>
           </w:tcPr>
           <w:p>
             <w:r>
@@ -27762,7 +27768,7 @@
         </w:tc>
         <w:tc>
           <w:tcPr>
-            <w:tcW w:type="dxa" w:w="1141"/>
+            <w:tcW w:type="dxa" w:w="864"/>
           </w:tcPr>
           <w:p>
             <w:r>
@@ -27775,7 +27781,7 @@
         </w:tc>
         <w:tc>
           <w:tcPr>
-            <w:tcW w:type="dxa" w:w="1141"/>
+            <w:tcW w:type="dxa" w:w="864"/>
           </w:tcPr>
           <w:p>
             <w:r>
@@ -27788,7 +27794,7 @@
         </w:tc>
         <w:tc>
           <w:tcPr>
-            <w:tcW w:type="dxa" w:w="1141"/>
+            <w:tcW w:type="dxa" w:w="864"/>
           </w:tcPr>
           <w:p>
             <w:r>
@@ -27801,7 +27807,7 @@
         </w:tc>
         <w:tc>
           <w:tcPr>
-            <w:tcW w:type="dxa" w:w="1141"/>
+            <w:tcW w:type="dxa" w:w="864"/>
           </w:tcPr>
           <w:p>
             <w:r>
@@ -27816,7 +27822,7 @@
       <w:tr>
         <w:tc>
           <w:tcPr>
-            <w:tcW w:type="dxa" w:w="1141"/>
+            <w:tcW w:type="dxa" w:w="864"/>
           </w:tcPr>
           <w:p>
             <w:r>
@@ -27829,7 +27835,7 @@
         </w:tc>
         <w:tc>
           <w:tcPr>
-            <w:tcW w:type="dxa" w:w="1141"/>
+            <w:tcW w:type="dxa" w:w="864"/>
           </w:tcPr>
           <w:p>
             <w:r>
@@ -27842,7 +27848,7 @@
         </w:tc>
         <w:tc>
           <w:tcPr>
-            <w:tcW w:type="dxa" w:w="1141"/>
+            <w:tcW w:type="dxa" w:w="864"/>
           </w:tcPr>
           <w:p>
             <w:r>
@@ -27855,7 +27861,7 @@
         </w:tc>
         <w:tc>
           <w:tcPr>
-            <w:tcW w:type="dxa" w:w="1141"/>
+            <w:tcW w:type="dxa" w:w="864"/>
           </w:tcPr>
           <w:p>
             <w:r>
@@ -27868,7 +27874,7 @@
         </w:tc>
         <w:tc>
           <w:tcPr>
-            <w:tcW w:type="dxa" w:w="1141"/>
+            <w:tcW w:type="dxa" w:w="864"/>
           </w:tcPr>
           <w:p>
             <w:r>
@@ -27881,7 +27887,7 @@
         </w:tc>
         <w:tc>
           <w:tcPr>
-            <w:tcW w:type="dxa" w:w="1141"/>
+            <w:tcW w:type="dxa" w:w="864"/>
           </w:tcPr>
           <w:p>
             <w:r>
@@ -27894,7 +27900,7 @@
         </w:tc>
         <w:tc>
           <w:tcPr>
-            <w:tcW w:type="dxa" w:w="1141"/>
+            <w:tcW w:type="dxa" w:w="864"/>
           </w:tcPr>
           <w:p>
             <w:r>
@@ -27907,7 +27913,7 @@
         </w:tc>
         <w:tc>
           <w:tcPr>
-            <w:tcW w:type="dxa" w:w="1141"/>
+            <w:tcW w:type="dxa" w:w="864"/>
           </w:tcPr>
           <w:p>
             <w:r>
@@ -27920,7 +27926,7 @@
         </w:tc>
         <w:tc>
           <w:tcPr>
-            <w:tcW w:type="dxa" w:w="1141"/>
+            <w:tcW w:type="dxa" w:w="864"/>
           </w:tcPr>
           <w:p>
             <w:r>
@@ -27933,7 +27939,7 @@
         </w:tc>
         <w:tc>
           <w:tcPr>
-            <w:tcW w:type="dxa" w:w="1141"/>
+            <w:tcW w:type="dxa" w:w="864"/>
           </w:tcPr>
           <w:p>
             <w:r>
@@ -27946,7 +27952,7 @@
         </w:tc>
         <w:tc>
           <w:tcPr>
-            <w:tcW w:type="dxa" w:w="1141"/>
+            <w:tcW w:type="dxa" w:w="864"/>
           </w:tcPr>
           <w:p>
             <w:r>
@@ -27959,7 +27965,7 @@
         </w:tc>
         <w:tc>
           <w:tcPr>
-            <w:tcW w:type="dxa" w:w="1141"/>
+            <w:tcW w:type="dxa" w:w="864"/>
           </w:tcPr>
           <w:p>
             <w:r>
@@ -27972,7 +27978,7 @@
         </w:tc>
         <w:tc>
           <w:tcPr>
-            <w:tcW w:type="dxa" w:w="1141"/>
+            <w:tcW w:type="dxa" w:w="864"/>
           </w:tcPr>
           <w:p>
             <w:r>
@@ -27987,7 +27993,7 @@
       <w:tr>
         <w:tc>
           <w:tcPr>
-            <w:tcW w:type="dxa" w:w="1141"/>
+            <w:tcW w:type="dxa" w:w="864"/>
           </w:tcPr>
           <w:p>
             <w:r>
@@ -28000,7 +28006,7 @@
         </w:tc>
         <w:tc>
           <w:tcPr>
-            <w:tcW w:type="dxa" w:w="1141"/>
+            <w:tcW w:type="dxa" w:w="864"/>
           </w:tcPr>
           <w:p>
             <w:r>
@@ -28013,7 +28019,7 @@
         </w:tc>
         <w:tc>
           <w:tcPr>
-            <w:tcW w:type="dxa" w:w="1141"/>
+            <w:tcW w:type="dxa" w:w="864"/>
           </w:tcPr>
           <w:p>
             <w:r>
@@ -28026,7 +28032,7 @@
         </w:tc>
         <w:tc>
           <w:tcPr>
-            <w:tcW w:type="dxa" w:w="1141"/>
+            <w:tcW w:type="dxa" w:w="864"/>
           </w:tcPr>
           <w:p>
             <w:r>
@@ -28039,7 +28045,7 @@
         </w:tc>
         <w:tc>
           <w:tcPr>
-            <w:tcW w:type="dxa" w:w="1141"/>
+            <w:tcW w:type="dxa" w:w="864"/>
           </w:tcPr>
           <w:p>
             <w:r>
@@ -28052,7 +28058,7 @@
         </w:tc>
         <w:tc>
           <w:tcPr>
-            <w:tcW w:type="dxa" w:w="1141"/>
+            <w:tcW w:type="dxa" w:w="864"/>
           </w:tcPr>
           <w:p>
             <w:r>
@@ -28065,7 +28071,7 @@
         </w:tc>
         <w:tc>
           <w:tcPr>
-            <w:tcW w:type="dxa" w:w="1141"/>
+            <w:tcW w:type="dxa" w:w="864"/>
           </w:tcPr>
           <w:p>
             <w:r>
@@ -28078,7 +28084,7 @@
         </w:tc>
         <w:tc>
           <w:tcPr>
-            <w:tcW w:type="dxa" w:w="1141"/>
+            <w:tcW w:type="dxa" w:w="864"/>
           </w:tcPr>
           <w:p>
             <w:r>
@@ -28091,7 +28097,7 @@
         </w:tc>
         <w:tc>
           <w:tcPr>
-            <w:tcW w:type="dxa" w:w="1141"/>
+            <w:tcW w:type="dxa" w:w="864"/>
           </w:tcPr>
           <w:p>
             <w:r>
@@ -28104,7 +28110,7 @@
         </w:tc>
         <w:tc>
           <w:tcPr>
-            <w:tcW w:type="dxa" w:w="1141"/>
+            <w:tcW w:type="dxa" w:w="864"/>
           </w:tcPr>
           <w:p>
             <w:r>
@@ -28117,7 +28123,7 @@
         </w:tc>
         <w:tc>
           <w:tcPr>
-            <w:tcW w:type="dxa" w:w="1141"/>
+            <w:tcW w:type="dxa" w:w="864"/>
           </w:tcPr>
           <w:p>
             <w:r>
@@ -28130,7 +28136,7 @@
         </w:tc>
         <w:tc>
           <w:tcPr>
-            <w:tcW w:type="dxa" w:w="1141"/>
+            <w:tcW w:type="dxa" w:w="864"/>
           </w:tcPr>
           <w:p>
             <w:r>
@@ -28143,7 +28149,7 @@
         </w:tc>
         <w:tc>
           <w:tcPr>
-            <w:tcW w:type="dxa" w:w="1141"/>
+            <w:tcW w:type="dxa" w:w="864"/>
           </w:tcPr>
           <w:p>
             <w:r>
@@ -28158,7 +28164,7 @@
       <w:tr>
         <w:tc>
           <w:tcPr>
-            <w:tcW w:type="dxa" w:w="1141"/>
+            <w:tcW w:type="dxa" w:w="864"/>
           </w:tcPr>
           <w:p>
             <w:r>
@@ -28171,7 +28177,7 @@
         </w:tc>
         <w:tc>
           <w:tcPr>
-            <w:tcW w:type="dxa" w:w="1141"/>
+            <w:tcW w:type="dxa" w:w="864"/>
           </w:tcPr>
           <w:p>
             <w:r>
@@ -28184,7 +28190,7 @@
         </w:tc>
         <w:tc>
           <w:tcPr>
-            <w:tcW w:type="dxa" w:w="1141"/>
+            <w:tcW w:type="dxa" w:w="864"/>
           </w:tcPr>
           <w:p>
             <w:r>
@@ -28197,7 +28203,7 @@
         </w:tc>
         <w:tc>
           <w:tcPr>
-            <w:tcW w:type="dxa" w:w="1141"/>
+            <w:tcW w:type="dxa" w:w="864"/>
           </w:tcPr>
           <w:p>
             <w:r>
@@ -28210,7 +28216,7 @@
         </w:tc>
         <w:tc>
           <w:tcPr>
-            <w:tcW w:type="dxa" w:w="1141"/>
+            <w:tcW w:type="dxa" w:w="864"/>
           </w:tcPr>
           <w:p>
             <w:r>
@@ -28223,7 +28229,7 @@
         </w:tc>
         <w:tc>
           <w:tcPr>
-            <w:tcW w:type="dxa" w:w="1141"/>
+            <w:tcW w:type="dxa" w:w="864"/>
           </w:tcPr>
           <w:p>
             <w:r>
@@ -28236,7 +28242,7 @@
         </w:tc>
         <w:tc>
           <w:tcPr>
-            <w:tcW w:type="dxa" w:w="1141"/>
+            <w:tcW w:type="dxa" w:w="864"/>
           </w:tcPr>
           <w:p>
             <w:r>
@@ -28249,7 +28255,7 @@
         </w:tc>
         <w:tc>
           <w:tcPr>
-            <w:tcW w:type="dxa" w:w="1141"/>
+            <w:tcW w:type="dxa" w:w="864"/>
           </w:tcPr>
           <w:p>
             <w:r>
@@ -28262,7 +28268,7 @@
         </w:tc>
         <w:tc>
           <w:tcPr>
-            <w:tcW w:type="dxa" w:w="1141"/>
+            <w:tcW w:type="dxa" w:w="864"/>
           </w:tcPr>
           <w:p>
             <w:r>
@@ -28275,7 +28281,7 @@
         </w:tc>
         <w:tc>
           <w:tcPr>
-            <w:tcW w:type="dxa" w:w="1141"/>
+            <w:tcW w:type="dxa" w:w="864"/>
           </w:tcPr>
           <w:p>
             <w:r>
@@ -28288,7 +28294,7 @@
         </w:tc>
         <w:tc>
           <w:tcPr>
-            <w:tcW w:type="dxa" w:w="1141"/>
+            <w:tcW w:type="dxa" w:w="864"/>
           </w:tcPr>
           <w:p>
             <w:r>
@@ -28301,7 +28307,7 @@
         </w:tc>
         <w:tc>
           <w:tcPr>
-            <w:tcW w:type="dxa" w:w="1141"/>
+            <w:tcW w:type="dxa" w:w="864"/>
           </w:tcPr>
           <w:p>
             <w:r>
@@ -28314,7 +28320,7 @@
         </w:tc>
         <w:tc>
           <w:tcPr>
-            <w:tcW w:type="dxa" w:w="1141"/>
+            <w:tcW w:type="dxa" w:w="864"/>
           </w:tcPr>
           <w:p>
             <w:r>
@@ -28329,7 +28335,7 @@
       <w:tr>
         <w:tc>
           <w:tcPr>
-            <w:tcW w:type="dxa" w:w="1141"/>
+            <w:tcW w:type="dxa" w:w="864"/>
           </w:tcPr>
           <w:p>
             <w:r>
@@ -28342,7 +28348,7 @@
         </w:tc>
         <w:tc>
           <w:tcPr>
-            <w:tcW w:type="dxa" w:w="1141"/>
+            <w:tcW w:type="dxa" w:w="864"/>
           </w:tcPr>
           <w:p>
             <w:r>
@@ -28355,7 +28361,7 @@
         </w:tc>
         <w:tc>
           <w:tcPr>
-            <w:tcW w:type="dxa" w:w="1141"/>
+            <w:tcW w:type="dxa" w:w="864"/>
           </w:tcPr>
           <w:p>
             <w:r>
@@ -28368,7 +28374,7 @@
         </w:tc>
         <w:tc>
           <w:tcPr>
-            <w:tcW w:type="dxa" w:w="1141"/>
+            <w:tcW w:type="dxa" w:w="864"/>
           </w:tcPr>
           <w:p>
             <w:r>
@@ -28381,7 +28387,7 @@
         </w:tc>
         <w:tc>
           <w:tcPr>
-            <w:tcW w:type="dxa" w:w="1141"/>
+            <w:tcW w:type="dxa" w:w="864"/>
           </w:tcPr>
           <w:p>
             <w:r>
@@ -28394,7 +28400,7 @@
         </w:tc>
         <w:tc>
           <w:tcPr>
-            <w:tcW w:type="dxa" w:w="1141"/>
+            <w:tcW w:type="dxa" w:w="864"/>
           </w:tcPr>
           <w:p>
             <w:r>
@@ -28407,7 +28413,7 @@
         </w:tc>
         <w:tc>
           <w:tcPr>
-            <w:tcW w:type="dxa" w:w="1141"/>
+            <w:tcW w:type="dxa" w:w="864"/>
           </w:tcPr>
           <w:p>
             <w:r>
@@ -28420,7 +28426,7 @@
         </w:tc>
         <w:tc>
           <w:tcPr>
-            <w:tcW w:type="dxa" w:w="1141"/>
+            <w:tcW w:type="dxa" w:w="864"/>
           </w:tcPr>
           <w:p>
             <w:r>
@@ -28433,7 +28439,7 @@
         </w:tc>
         <w:tc>
           <w:tcPr>
-            <w:tcW w:type="dxa" w:w="1141"/>
+            <w:tcW w:type="dxa" w:w="864"/>
           </w:tcPr>
           <w:p>
             <w:r>
@@ -28446,7 +28452,7 @@
         </w:tc>
         <w:tc>
           <w:tcPr>
-            <w:tcW w:type="dxa" w:w="1141"/>
+            <w:tcW w:type="dxa" w:w="864"/>
           </w:tcPr>
           <w:p>
             <w:r>
@@ -28459,7 +28465,7 @@
         </w:tc>
         <w:tc>
           <w:tcPr>
-            <w:tcW w:type="dxa" w:w="1141"/>
+            <w:tcW w:type="dxa" w:w="864"/>
           </w:tcPr>
           <w:p>
             <w:r>
@@ -28472,7 +28478,7 @@
         </w:tc>
         <w:tc>
           <w:tcPr>
-            <w:tcW w:type="dxa" w:w="1141"/>
+            <w:tcW w:type="dxa" w:w="864"/>
           </w:tcPr>
           <w:p>
             <w:r>
@@ -28485,7 +28491,7 @@
         </w:tc>
         <w:tc>
           <w:tcPr>
-            <w:tcW w:type="dxa" w:w="1141"/>
+            <w:tcW w:type="dxa" w:w="864"/>
           </w:tcPr>
           <w:p>
             <w:r>
@@ -28500,7 +28506,7 @@
       <w:tr>
         <w:tc>
           <w:tcPr>
-            <w:tcW w:type="dxa" w:w="1141"/>
+            <w:tcW w:type="dxa" w:w="864"/>
           </w:tcPr>
           <w:p>
             <w:r>
@@ -28513,7 +28519,7 @@
         </w:tc>
         <w:tc>
           <w:tcPr>
-            <w:tcW w:type="dxa" w:w="1141"/>
+            <w:tcW w:type="dxa" w:w="864"/>
           </w:tcPr>
           <w:p>
             <w:r>
@@ -28526,7 +28532,7 @@
         </w:tc>
         <w:tc>
           <w:tcPr>
-            <w:tcW w:type="dxa" w:w="1141"/>
+            <w:tcW w:type="dxa" w:w="864"/>
           </w:tcPr>
           <w:p>
             <w:r>
@@ -28539,7 +28545,7 @@
         </w:tc>
         <w:tc>
           <w:tcPr>
-            <w:tcW w:type="dxa" w:w="1141"/>
+            <w:tcW w:type="dxa" w:w="864"/>
           </w:tcPr>
           <w:p>
             <w:r>
@@ -28552,7 +28558,7 @@
         </w:tc>
         <w:tc>
           <w:tcPr>
-            <w:tcW w:type="dxa" w:w="1141"/>
+            <w:tcW w:type="dxa" w:w="864"/>
           </w:tcPr>
           <w:p>
             <w:r>
@@ -28565,7 +28571,7 @@
         </w:tc>
         <w:tc>
           <w:tcPr>
-            <w:tcW w:type="dxa" w:w="1141"/>
+            <w:tcW w:type="dxa" w:w="864"/>
           </w:tcPr>
           <w:p>
             <w:r>
@@ -28578,7 +28584,7 @@
         </w:tc>
         <w:tc>
           <w:tcPr>
-            <w:tcW w:type="dxa" w:w="1141"/>
+            <w:tcW w:type="dxa" w:w="864"/>
           </w:tcPr>
           <w:p>
             <w:r>
@@ -28591,7 +28597,7 @@
         </w:tc>
         <w:tc>
           <w:tcPr>
-            <w:tcW w:type="dxa" w:w="1141"/>
+            <w:tcW w:type="dxa" w:w="864"/>
           </w:tcPr>
           <w:p>
             <w:r>
@@ -28604,7 +28610,7 @@
         </w:tc>
         <w:tc>
           <w:tcPr>
-            <w:tcW w:type="dxa" w:w="1141"/>
+            <w:tcW w:type="dxa" w:w="864"/>
           </w:tcPr>
           <w:p>
             <w:r>
@@ -28617,7 +28623,7 @@
         </w:tc>
         <w:tc>
           <w:tcPr>
-            <w:tcW w:type="dxa" w:w="1141"/>
+            <w:tcW w:type="dxa" w:w="864"/>
           </w:tcPr>
           <w:p>
             <w:r>
@@ -28630,7 +28636,7 @@
         </w:tc>
         <w:tc>
           <w:tcPr>
-            <w:tcW w:type="dxa" w:w="1141"/>
+            <w:tcW w:type="dxa" w:w="864"/>
           </w:tcPr>
           <w:p>
             <w:r>
@@ -28643,7 +28649,7 @@
         </w:tc>
         <w:tc>
           <w:tcPr>
-            <w:tcW w:type="dxa" w:w="1141"/>
+            <w:tcW w:type="dxa" w:w="864"/>
           </w:tcPr>
           <w:p>
             <w:r>
@@ -28656,7 +28662,7 @@
         </w:tc>
         <w:tc>
           <w:tcPr>
-            <w:tcW w:type="dxa" w:w="1141"/>
+            <w:tcW w:type="dxa" w:w="864"/>
           </w:tcPr>
           <w:p>
             <w:r>
@@ -28671,7 +28677,7 @@
       <w:tr>
         <w:tc>
           <w:tcPr>
-            <w:tcW w:type="dxa" w:w="1141"/>
+            <w:tcW w:type="dxa" w:w="864"/>
           </w:tcPr>
           <w:p>
             <w:r>
@@ -28684,7 +28690,7 @@
         </w:tc>
         <w:tc>
           <w:tcPr>
-            <w:tcW w:type="dxa" w:w="1141"/>
+            <w:tcW w:type="dxa" w:w="864"/>
           </w:tcPr>
           <w:p>
             <w:r>
@@ -28697,7 +28703,7 @@
         </w:tc>
         <w:tc>
           <w:tcPr>
-            <w:tcW w:type="dxa" w:w="1141"/>
+            <w:tcW w:type="dxa" w:w="864"/>
           </w:tcPr>
           <w:p>
             <w:r>
@@ -28710,7 +28716,7 @@
         </w:tc>
         <w:tc>
           <w:tcPr>
-            <w:tcW w:type="dxa" w:w="1141"/>
+            <w:tcW w:type="dxa" w:w="864"/>
           </w:tcPr>
           <w:p>
             <w:r>
@@ -28723,7 +28729,7 @@
         </w:tc>
         <w:tc>
           <w:tcPr>
-            <w:tcW w:type="dxa" w:w="1141"/>
+            <w:tcW w:type="dxa" w:w="864"/>
           </w:tcPr>
           <w:p>
             <w:r>
@@ -28736,7 +28742,7 @@
         </w:tc>
         <w:tc>
           <w:tcPr>
-            <w:tcW w:type="dxa" w:w="1141"/>
+            <w:tcW w:type="dxa" w:w="864"/>
           </w:tcPr>
           <w:p>
             <w:r>
@@ -28749,7 +28755,7 @@
         </w:tc>
         <w:tc>
           <w:tcPr>
-            <w:tcW w:type="dxa" w:w="1141"/>
+            <w:tcW w:type="dxa" w:w="864"/>
           </w:tcPr>
           <w:p>
             <w:r>
@@ -28762,7 +28768,7 @@
         </w:tc>
         <w:tc>
           <w:tcPr>
-            <w:tcW w:type="dxa" w:w="1141"/>
+            <w:tcW w:type="dxa" w:w="864"/>
           </w:tcPr>
           <w:p>
             <w:r>
@@ -28775,7 +28781,7 @@
         </w:tc>
         <w:tc>
           <w:tcPr>
-            <w:tcW w:type="dxa" w:w="1141"/>
+            <w:tcW w:type="dxa" w:w="864"/>
           </w:tcPr>
           <w:p>
             <w:r>
@@ -28788,7 +28794,7 @@
         </w:tc>
         <w:tc>
           <w:tcPr>
-            <w:tcW w:type="dxa" w:w="1141"/>
+            <w:tcW w:type="dxa" w:w="864"/>
           </w:tcPr>
           <w:p>
             <w:r>
@@ -28801,7 +28807,7 @@
         </w:tc>
         <w:tc>
           <w:tcPr>
-            <w:tcW w:type="dxa" w:w="1141"/>
+            <w:tcW w:type="dxa" w:w="864"/>
           </w:tcPr>
           <w:p>
             <w:r>
@@ -28814,7 +28820,7 @@
         </w:tc>
         <w:tc>
           <w:tcPr>
-            <w:tcW w:type="dxa" w:w="1141"/>
+            <w:tcW w:type="dxa" w:w="864"/>
           </w:tcPr>
           <w:p>
             <w:r>
@@ -28827,7 +28833,7 @@
         </w:tc>
         <w:tc>
           <w:tcPr>
-            <w:tcW w:type="dxa" w:w="1141"/>
+            <w:tcW w:type="dxa" w:w="864"/>
           </w:tcPr>
           <w:p>
             <w:r>
@@ -28842,7 +28848,7 @@
       <w:tr>
         <w:tc>
           <w:tcPr>
-            <w:tcW w:type="dxa" w:w="1141"/>
+            <w:tcW w:type="dxa" w:w="864"/>
           </w:tcPr>
           <w:p>
             <w:r>
@@ -28855,7 +28861,7 @@
         </w:tc>
         <w:tc>
           <w:tcPr>
-            <w:tcW w:type="dxa" w:w="1141"/>
+            <w:tcW w:type="dxa" w:w="864"/>
           </w:tcPr>
           <w:p>
             <w:r>
@@ -28868,7 +28874,7 @@
         </w:tc>
         <w:tc>
           <w:tcPr>
-            <w:tcW w:type="dxa" w:w="1141"/>
+            <w:tcW w:type="dxa" w:w="864"/>
           </w:tcPr>
           <w:p>
             <w:r>
@@ -28881,7 +28887,7 @@
         </w:tc>
         <w:tc>
           <w:tcPr>
-            <w:tcW w:type="dxa" w:w="1141"/>
+            <w:tcW w:type="dxa" w:w="864"/>
           </w:tcPr>
           <w:p>
             <w:r>
@@ -28894,7 +28900,7 @@
         </w:tc>
         <w:tc>
           <w:tcPr>
-            <w:tcW w:type="dxa" w:w="1141"/>
+            <w:tcW w:type="dxa" w:w="864"/>
           </w:tcPr>
           <w:p>
             <w:r>
@@ -28907,7 +28913,7 @@
         </w:tc>
         <w:tc>
           <w:tcPr>
-            <w:tcW w:type="dxa" w:w="1141"/>
+            <w:tcW w:type="dxa" w:w="864"/>
           </w:tcPr>
           <w:p>
             <w:r>
@@ -28920,7 +28926,7 @@
         </w:tc>
         <w:tc>
           <w:tcPr>
-            <w:tcW w:type="dxa" w:w="1141"/>
+            <w:tcW w:type="dxa" w:w="864"/>
           </w:tcPr>
           <w:p>
             <w:r>
@@ -28933,7 +28939,7 @@
         </w:tc>
         <w:tc>
           <w:tcPr>
-            <w:tcW w:type="dxa" w:w="1141"/>
+            <w:tcW w:type="dxa" w:w="864"/>
           </w:tcPr>
           <w:p>
             <w:r>
@@ -28946,7 +28952,7 @@
         </w:tc>
         <w:tc>
           <w:tcPr>
-            <w:tcW w:type="dxa" w:w="1141"/>
+            <w:tcW w:type="dxa" w:w="864"/>
           </w:tcPr>
           <w:p>
             <w:r>
@@ -28959,7 +28965,7 @@
         </w:tc>
         <w:tc>
           <w:tcPr>
-            <w:tcW w:type="dxa" w:w="1141"/>
+            <w:tcW w:type="dxa" w:w="864"/>
           </w:tcPr>
           <w:p>
             <w:r>
@@ -28972,7 +28978,7 @@
         </w:tc>
         <w:tc>
           <w:tcPr>
-            <w:tcW w:type="dxa" w:w="1141"/>
+            <w:tcW w:type="dxa" w:w="864"/>
           </w:tcPr>
           <w:p>
             <w:r>
@@ -28985,7 +28991,7 @@
         </w:tc>
         <w:tc>
           <w:tcPr>
-            <w:tcW w:type="dxa" w:w="1141"/>
+            <w:tcW w:type="dxa" w:w="864"/>
           </w:tcPr>
           <w:p>
             <w:r>
@@ -28998,7 +29004,7 @@
         </w:tc>
         <w:tc>
           <w:tcPr>
-            <w:tcW w:type="dxa" w:w="1141"/>
+            <w:tcW w:type="dxa" w:w="864"/>
           </w:tcPr>
           <w:p>
             <w:r>
@@ -29013,7 +29019,7 @@
       <w:tr>
         <w:tc>
           <w:tcPr>
-            <w:tcW w:type="dxa" w:w="1141"/>
+            <w:tcW w:type="dxa" w:w="864"/>
           </w:tcPr>
           <w:p>
             <w:r>
@@ -29026,7 +29032,7 @@
         </w:tc>
         <w:tc>
           <w:tcPr>
-            <w:tcW w:type="dxa" w:w="1141"/>
+            <w:tcW w:type="dxa" w:w="864"/>
           </w:tcPr>
           <w:p>
             <w:r>
@@ -29039,7 +29045,7 @@
         </w:tc>
         <w:tc>
           <w:tcPr>
-            <w:tcW w:type="dxa" w:w="1141"/>
+            <w:tcW w:type="dxa" w:w="864"/>
           </w:tcPr>
           <w:p>
             <w:r>
@@ -29052,7 +29058,7 @@
         </w:tc>
         <w:tc>
           <w:tcPr>
-            <w:tcW w:type="dxa" w:w="1141"/>
+            <w:tcW w:type="dxa" w:w="864"/>
           </w:tcPr>
           <w:p>
             <w:r>
@@ -29065,7 +29071,7 @@
         </w:tc>
         <w:tc>
           <w:tcPr>
-            <w:tcW w:type="dxa" w:w="1141"/>
+            <w:tcW w:type="dxa" w:w="864"/>
           </w:tcPr>
           <w:p>
             <w:r>
@@ -29078,7 +29084,7 @@
         </w:tc>
         <w:tc>
           <w:tcPr>
-            <w:tcW w:type="dxa" w:w="1141"/>
+            <w:tcW w:type="dxa" w:w="864"/>
           </w:tcPr>
           <w:p>
             <w:r>
@@ -29091,7 +29097,7 @@
         </w:tc>
         <w:tc>
           <w:tcPr>
-            <w:tcW w:type="dxa" w:w="1141"/>
+            <w:tcW w:type="dxa" w:w="864"/>
           </w:tcPr>
           <w:p>
             <w:r>
@@ -29104,7 +29110,7 @@
         </w:tc>
         <w:tc>
           <w:tcPr>
-            <w:tcW w:type="dxa" w:w="1141"/>
+            <w:tcW w:type="dxa" w:w="864"/>
           </w:tcPr>
           <w:p>
             <w:r>
@@ -29117,7 +29123,7 @@
         </w:tc>
         <w:tc>
           <w:tcPr>
-            <w:tcW w:type="dxa" w:w="1141"/>
+            <w:tcW w:type="dxa" w:w="864"/>
           </w:tcPr>
           <w:p>
             <w:r>
@@ -29130,7 +29136,7 @@
         </w:tc>
         <w:tc>
           <w:tcPr>
-            <w:tcW w:type="dxa" w:w="1141"/>
+            <w:tcW w:type="dxa" w:w="864"/>
           </w:tcPr>
           <w:p>
             <w:r>
@@ -29143,7 +29149,7 @@
         </w:tc>
         <w:tc>
           <w:tcPr>
-            <w:tcW w:type="dxa" w:w="1141"/>
+            <w:tcW w:type="dxa" w:w="864"/>
           </w:tcPr>
           <w:p>
             <w:r>
@@ -29156,7 +29162,7 @@
         </w:tc>
         <w:tc>
           <w:tcPr>
-            <w:tcW w:type="dxa" w:w="1141"/>
+            <w:tcW w:type="dxa" w:w="864"/>
           </w:tcPr>
           <w:p>
             <w:r>
@@ -29169,7 +29175,7 @@
         </w:tc>
         <w:tc>
           <w:tcPr>
-            <w:tcW w:type="dxa" w:w="1141"/>
+            <w:tcW w:type="dxa" w:w="864"/>
           </w:tcPr>
           <w:p>
             <w:r>
@@ -29184,7 +29190,7 @@
       <w:tr>
         <w:tc>
           <w:tcPr>
-            <w:tcW w:type="dxa" w:w="1141"/>
+            <w:tcW w:type="dxa" w:w="864"/>
           </w:tcPr>
           <w:p>
             <w:r>
@@ -29197,7 +29203,7 @@
         </w:tc>
         <w:tc>
           <w:tcPr>
-            <w:tcW w:type="dxa" w:w="1141"/>
+            <w:tcW w:type="dxa" w:w="864"/>
           </w:tcPr>
           <w:p>
             <w:r>
@@ -29210,7 +29216,7 @@
         </w:tc>
         <w:tc>
           <w:tcPr>
-            <w:tcW w:type="dxa" w:w="1141"/>
+            <w:tcW w:type="dxa" w:w="864"/>
           </w:tcPr>
           <w:p>
             <w:r>
@@ -29223,7 +29229,7 @@
         </w:tc>
         <w:tc>
           <w:tcPr>
-            <w:tcW w:type="dxa" w:w="1141"/>
+            <w:tcW w:type="dxa" w:w="864"/>
           </w:tcPr>
           <w:p>
             <w:r>
@@ -29236,7 +29242,7 @@
         </w:tc>
         <w:tc>
           <w:tcPr>
-            <w:tcW w:type="dxa" w:w="1141"/>
+            <w:tcW w:type="dxa" w:w="864"/>
           </w:tcPr>
           <w:p>
             <w:r>
@@ -29249,7 +29255,7 @@
         </w:tc>
         <w:tc>
           <w:tcPr>
-            <w:tcW w:type="dxa" w:w="1141"/>
+            <w:tcW w:type="dxa" w:w="864"/>
           </w:tcPr>
           <w:p>
             <w:r>
@@ -29262,7 +29268,7 @@
         </w:tc>
         <w:tc>
           <w:tcPr>
-            <w:tcW w:type="dxa" w:w="1141"/>
+            <w:tcW w:type="dxa" w:w="864"/>
           </w:tcPr>
           <w:p>
             <w:r>
@@ -29275,7 +29281,7 @@
         </w:tc>
         <w:tc>
           <w:tcPr>
-            <w:tcW w:type="dxa" w:w="1141"/>
+            <w:tcW w:type="dxa" w:w="864"/>
           </w:tcPr>
           <w:p>
             <w:r>
@@ -29288,7 +29294,7 @@
         </w:tc>
         <w:tc>
           <w:tcPr>
-            <w:tcW w:type="dxa" w:w="1141"/>
+            <w:tcW w:type="dxa" w:w="864"/>
           </w:tcPr>
           <w:p>
             <w:r>
@@ -29301,7 +29307,7 @@
         </w:tc>
         <w:tc>
           <w:tcPr>
-            <w:tcW w:type="dxa" w:w="1141"/>
+            <w:tcW w:type="dxa" w:w="864"/>
           </w:tcPr>
           <w:p>
             <w:r>
@@ -29314,7 +29320,7 @@
         </w:tc>
         <w:tc>
           <w:tcPr>
-            <w:tcW w:type="dxa" w:w="1141"/>
+            <w:tcW w:type="dxa" w:w="864"/>
           </w:tcPr>
           <w:p>
             <w:r>
@@ -29327,7 +29333,7 @@
         </w:tc>
         <w:tc>
           <w:tcPr>
-            <w:tcW w:type="dxa" w:w="1141"/>
+            <w:tcW w:type="dxa" w:w="864"/>
           </w:tcPr>
           <w:p>
             <w:r>
@@ -29340,7 +29346,7 @@
         </w:tc>
         <w:tc>
           <w:tcPr>
-            <w:tcW w:type="dxa" w:w="1141"/>
+            <w:tcW w:type="dxa" w:w="864"/>
           </w:tcPr>
           <w:p>
             <w:r>
@@ -29355,7 +29361,7 @@
       <w:tr>
         <w:tc>
           <w:tcPr>
-            <w:tcW w:type="dxa" w:w="1141"/>
+            <w:tcW w:type="dxa" w:w="864"/>
           </w:tcPr>
           <w:p>
             <w:r>
@@ -29368,7 +29374,7 @@
         </w:tc>
         <w:tc>
           <w:tcPr>
-            <w:tcW w:type="dxa" w:w="1141"/>
+            <w:tcW w:type="dxa" w:w="864"/>
           </w:tcPr>
           <w:p>
             <w:r>
@@ -29381,7 +29387,7 @@
         </w:tc>
         <w:tc>
           <w:tcPr>
-            <w:tcW w:type="dxa" w:w="1141"/>
+            <w:tcW w:type="dxa" w:w="864"/>
           </w:tcPr>
           <w:p>
             <w:r>
@@ -29394,7 +29400,7 @@
         </w:tc>
         <w:tc>
           <w:tcPr>
-            <w:tcW w:type="dxa" w:w="1141"/>
+            <w:tcW w:type="dxa" w:w="864"/>
           </w:tcPr>
           <w:p>
             <w:r>
@@ -29407,7 +29413,7 @@
         </w:tc>
         <w:tc>
           <w:tcPr>
-            <w:tcW w:type="dxa" w:w="1141"/>
+            <w:tcW w:type="dxa" w:w="864"/>
           </w:tcPr>
           <w:p>
             <w:r>
@@ -29420,7 +29426,7 @@
         </w:tc>
         <w:tc>
           <w:tcPr>
-            <w:tcW w:type="dxa" w:w="1141"/>
+            <w:tcW w:type="dxa" w:w="864"/>
           </w:tcPr>
           <w:p>
             <w:r>
@@ -29433,7 +29439,7 @@
         </w:tc>
         <w:tc>
           <w:tcPr>
-            <w:tcW w:type="dxa" w:w="1141"/>
+            <w:tcW w:type="dxa" w:w="864"/>
           </w:tcPr>
           <w:p>
             <w:r>
@@ -29446,7 +29452,7 @@
         </w:tc>
         <w:tc>
           <w:tcPr>
-            <w:tcW w:type="dxa" w:w="1141"/>
+            <w:tcW w:type="dxa" w:w="864"/>
           </w:tcPr>
           <w:p>
             <w:r>
@@ -29459,7 +29465,7 @@
         </w:tc>
         <w:tc>
           <w:tcPr>
-            <w:tcW w:type="dxa" w:w="1141"/>
+            <w:tcW w:type="dxa" w:w="864"/>
           </w:tcPr>
           <w:p>
             <w:r>
@@ -29472,7 +29478,7 @@
         </w:tc>
         <w:tc>
           <w:tcPr>
-            <w:tcW w:type="dxa" w:w="1141"/>
+            <w:tcW w:type="dxa" w:w="864"/>
           </w:tcPr>
           <w:p>
             <w:r>
@@ -29485,7 +29491,7 @@
         </w:tc>
         <w:tc>
           <w:tcPr>
-            <w:tcW w:type="dxa" w:w="1141"/>
+            <w:tcW w:type="dxa" w:w="864"/>
           </w:tcPr>
           <w:p>
             <w:r>
@@ -29498,7 +29504,7 @@
         </w:tc>
         <w:tc>
           <w:tcPr>
-            <w:tcW w:type="dxa" w:w="1141"/>
+            <w:tcW w:type="dxa" w:w="864"/>
           </w:tcPr>
           <w:p>
             <w:r>
@@ -29511,7 +29517,7 @@
         </w:tc>
         <w:tc>
           <w:tcPr>
-            <w:tcW w:type="dxa" w:w="1141"/>
+            <w:tcW w:type="dxa" w:w="864"/>
           </w:tcPr>
           <w:p>
             <w:r>
@@ -29526,7 +29532,7 @@
       <w:tr>
         <w:tc>
           <w:tcPr>
-            <w:tcW w:type="dxa" w:w="1141"/>
+            <w:tcW w:type="dxa" w:w="864"/>
           </w:tcPr>
           <w:p>
             <w:r>
@@ -29539,7 +29545,7 @@
         </w:tc>
         <w:tc>
           <w:tcPr>
-            <w:tcW w:type="dxa" w:w="1141"/>
+            <w:tcW w:type="dxa" w:w="864"/>
           </w:tcPr>
           <w:p>
             <w:r>
@@ -29552,7 +29558,7 @@
         </w:tc>
         <w:tc>
           <w:tcPr>
-            <w:tcW w:type="dxa" w:w="1141"/>
+            <w:tcW w:type="dxa" w:w="864"/>
           </w:tcPr>
           <w:p>
             <w:r>
@@ -29565,7 +29571,7 @@
         </w:tc>
         <w:tc>
           <w:tcPr>
-            <w:tcW w:type="dxa" w:w="1141"/>
+            <w:tcW w:type="dxa" w:w="864"/>
           </w:tcPr>
           <w:p>
             <w:r>
@@ -29578,7 +29584,7 @@
         </w:tc>
         <w:tc>
           <w:tcPr>
-            <w:tcW w:type="dxa" w:w="1141"/>
+            <w:tcW w:type="dxa" w:w="864"/>
           </w:tcPr>
           <w:p>
             <w:r>
@@ -29591,7 +29597,7 @@
         </w:tc>
         <w:tc>
           <w:tcPr>
-            <w:tcW w:type="dxa" w:w="1141"/>
+            <w:tcW w:type="dxa" w:w="864"/>
           </w:tcPr>
           <w:p>
             <w:r>
@@ -29604,7 +29610,7 @@
         </w:tc>
         <w:tc>
           <w:tcPr>
-            <w:tcW w:type="dxa" w:w="1141"/>
+            <w:tcW w:type="dxa" w:w="864"/>
           </w:tcPr>
           <w:p>
             <w:r>
@@ -29617,7 +29623,7 @@
         </w:tc>
         <w:tc>
           <w:tcPr>
-            <w:tcW w:type="dxa" w:w="1141"/>
+            <w:tcW w:type="dxa" w:w="864"/>
           </w:tcPr>
           <w:p>
             <w:r>
@@ -29630,7 +29636,7 @@
         </w:tc>
         <w:tc>
           <w:tcPr>
-            <w:tcW w:type="dxa" w:w="1141"/>
+            <w:tcW w:type="dxa" w:w="864"/>
           </w:tcPr>
           <w:p>
             <w:r>
@@ -29643,7 +29649,7 @@
         </w:tc>
         <w:tc>
           <w:tcPr>
-            <w:tcW w:type="dxa" w:w="1141"/>
+            <w:tcW w:type="dxa" w:w="864"/>
           </w:tcPr>
           <w:p>
             <w:r>
@@ -29656,7 +29662,7 @@
         </w:tc>
         <w:tc>
           <w:tcPr>
-            <w:tcW w:type="dxa" w:w="1141"/>
+            <w:tcW w:type="dxa" w:w="864"/>
           </w:tcPr>
           <w:p>
             <w:r>
@@ -29669,7 +29675,7 @@
         </w:tc>
         <w:tc>
           <w:tcPr>
-            <w:tcW w:type="dxa" w:w="1141"/>
+            <w:tcW w:type="dxa" w:w="864"/>
           </w:tcPr>
           <w:p>
             <w:r>
@@ -29682,7 +29688,7 @@
         </w:tc>
         <w:tc>
           <w:tcPr>
-            <w:tcW w:type="dxa" w:w="1141"/>
+            <w:tcW w:type="dxa" w:w="864"/>
           </w:tcPr>
           <w:p>
             <w:r>
@@ -29697,7 +29703,7 @@
       <w:tr>
         <w:tc>
           <w:tcPr>
-            <w:tcW w:type="dxa" w:w="1141"/>
+            <w:tcW w:type="dxa" w:w="864"/>
           </w:tcPr>
           <w:p>
             <w:r>
@@ -29710,7 +29716,7 @@
         </w:tc>
         <w:tc>
           <w:tcPr>
-            <w:tcW w:type="dxa" w:w="1141"/>
+            <w:tcW w:type="dxa" w:w="864"/>
           </w:tcPr>
           <w:p>
             <w:r>
@@ -29723,7 +29729,7 @@
         </w:tc>
         <w:tc>
           <w:tcPr>
-            <w:tcW w:type="dxa" w:w="1141"/>
+            <w:tcW w:type="dxa" w:w="864"/>
           </w:tcPr>
           <w:p>
             <w:r>
@@ -29736,7 +29742,7 @@
         </w:tc>
         <w:tc>
           <w:tcPr>
-            <w:tcW w:type="dxa" w:w="1141"/>
+            <w:tcW w:type="dxa" w:w="864"/>
           </w:tcPr>
           <w:p>
             <w:r>
@@ -29749,7 +29755,7 @@
         </w:tc>
         <w:tc>
           <w:tcPr>
-            <w:tcW w:type="dxa" w:w="1141"/>
+            <w:tcW w:type="dxa" w:w="864"/>
           </w:tcPr>
           <w:p>
             <w:r>
@@ -29762,7 +29768,7 @@
         </w:tc>
         <w:tc>
           <w:tcPr>
-            <w:tcW w:type="dxa" w:w="1141"/>
+            <w:tcW w:type="dxa" w:w="864"/>
           </w:tcPr>
           <w:p>
             <w:r>
@@ -29775,7 +29781,7 @@
         </w:tc>
         <w:tc>
           <w:tcPr>
-            <w:tcW w:type="dxa" w:w="1141"/>
+            <w:tcW w:type="dxa" w:w="864"/>
           </w:tcPr>
           <w:p>
             <w:r>
@@ -29788,7 +29794,7 @@
         </w:tc>
         <w:tc>
           <w:tcPr>
-            <w:tcW w:type="dxa" w:w="1141"/>
+            <w:tcW w:type="dxa" w:w="864"/>
           </w:tcPr>
           <w:p>
             <w:r>
@@ -29801,7 +29807,7 @@
         </w:tc>
         <w:tc>
           <w:tcPr>
-            <w:tcW w:type="dxa" w:w="1141"/>
+            <w:tcW w:type="dxa" w:w="864"/>
           </w:tcPr>
           <w:p>
             <w:r>
@@ -29814,7 +29820,7 @@
         </w:tc>
         <w:tc>
           <w:tcPr>
-            <w:tcW w:type="dxa" w:w="1141"/>
+            <w:tcW w:type="dxa" w:w="864"/>
           </w:tcPr>
           <w:p>
             <w:r>
@@ -29827,7 +29833,7 @@
         </w:tc>
         <w:tc>
           <w:tcPr>
-            <w:tcW w:type="dxa" w:w="1141"/>
+            <w:tcW w:type="dxa" w:w="864"/>
           </w:tcPr>
           <w:p>
             <w:r>
@@ -29840,7 +29846,7 @@
         </w:tc>
         <w:tc>
           <w:tcPr>
-            <w:tcW w:type="dxa" w:w="1141"/>
+            <w:tcW w:type="dxa" w:w="864"/>
           </w:tcPr>
           <w:p>
             <w:r>
@@ -29853,7 +29859,7 @@
         </w:tc>
         <w:tc>
           <w:tcPr>
-            <w:tcW w:type="dxa" w:w="1141"/>
+            <w:tcW w:type="dxa" w:w="864"/>
           </w:tcPr>
           <w:p>
             <w:r>
@@ -29868,7 +29874,7 @@
       <w:tr>
         <w:tc>
           <w:tcPr>
-            <w:tcW w:type="dxa" w:w="1141"/>
+            <w:tcW w:type="dxa" w:w="864"/>
           </w:tcPr>
           <w:p>
             <w:r>
@@ -29881,7 +29887,7 @@
         </w:tc>
         <w:tc>
           <w:tcPr>
-            <w:tcW w:type="dxa" w:w="1141"/>
+            <w:tcW w:type="dxa" w:w="864"/>
           </w:tcPr>
           <w:p>
             <w:r>
@@ -29894,7 +29900,7 @@
         </w:tc>
         <w:tc>
           <w:tcPr>
-            <w:tcW w:type="dxa" w:w="1141"/>
+            <w:tcW w:type="dxa" w:w="864"/>
           </w:tcPr>
           <w:p>
             <w:r>
@@ -29907,7 +29913,7 @@
         </w:tc>
         <w:tc>
           <w:tcPr>
-            <w:tcW w:type="dxa" w:w="1141"/>
+            <w:tcW w:type="dxa" w:w="864"/>
           </w:tcPr>
           <w:p>
             <w:r>
@@ -29920,7 +29926,7 @@
         </w:tc>
         <w:tc>
           <w:tcPr>
-            <w:tcW w:type="dxa" w:w="1141"/>
+            <w:tcW w:type="dxa" w:w="864"/>
           </w:tcPr>
           <w:p>
             <w:r>
@@ -29933,7 +29939,7 @@
         </w:tc>
         <w:tc>
           <w:tcPr>
-            <w:tcW w:type="dxa" w:w="1141"/>
+            <w:tcW w:type="dxa" w:w="864"/>
           </w:tcPr>
           <w:p>
             <w:r>
@@ -29946,7 +29952,7 @@
         </w:tc>
         <w:tc>
           <w:tcPr>
-            <w:tcW w:type="dxa" w:w="1141"/>
+            <w:tcW w:type="dxa" w:w="864"/>
           </w:tcPr>
           <w:p>
             <w:r>
@@ -29959,7 +29965,7 @@
         </w:tc>
         <w:tc>
           <w:tcPr>
-            <w:tcW w:type="dxa" w:w="1141"/>
+            <w:tcW w:type="dxa" w:w="864"/>
           </w:tcPr>
           <w:p>
             <w:r>
@@ -29972,7 +29978,7 @@
         </w:tc>
         <w:tc>
           <w:tcPr>
-            <w:tcW w:type="dxa" w:w="1141"/>
+            <w:tcW w:type="dxa" w:w="864"/>
           </w:tcPr>
           <w:p>
             <w:r>
@@ -29985,7 +29991,7 @@
         </w:tc>
         <w:tc>
           <w:tcPr>
-            <w:tcW w:type="dxa" w:w="1141"/>
+            <w:tcW w:type="dxa" w:w="864"/>
           </w:tcPr>
           <w:p>
             <w:r>
@@ -29998,7 +30004,7 @@
         </w:tc>
         <w:tc>
           <w:tcPr>
-            <w:tcW w:type="dxa" w:w="1141"/>
+            <w:tcW w:type="dxa" w:w="864"/>
           </w:tcPr>
           <w:p>
             <w:r>
@@ -30011,7 +30017,7 @@
         </w:tc>
         <w:tc>
           <w:tcPr>
-            <w:tcW w:type="dxa" w:w="1141"/>
+            <w:tcW w:type="dxa" w:w="864"/>
           </w:tcPr>
           <w:p>
             <w:r>
@@ -30024,7 +30030,7 @@
         </w:tc>
         <w:tc>
           <w:tcPr>
-            <w:tcW w:type="dxa" w:w="1141"/>
+            <w:tcW w:type="dxa" w:w="864"/>
           </w:tcPr>
           <w:p>
             <w:r>
@@ -30039,7 +30045,7 @@
       <w:tr>
         <w:tc>
           <w:tcPr>
-            <w:tcW w:type="dxa" w:w="1141"/>
+            <w:tcW w:type="dxa" w:w="864"/>
           </w:tcPr>
           <w:p>
             <w:r>
@@ -30052,7 +30058,7 @@
         </w:tc>
         <w:tc>
           <w:tcPr>
-            <w:tcW w:type="dxa" w:w="1141"/>
+            <w:tcW w:type="dxa" w:w="864"/>
           </w:tcPr>
           <w:p>
             <w:r>
@@ -30065,7 +30071,7 @@
         </w:tc>
         <w:tc>
           <w:tcPr>
-            <w:tcW w:type="dxa" w:w="1141"/>
+            <w:tcW w:type="dxa" w:w="864"/>
           </w:tcPr>
           <w:p>
             <w:r>
@@ -30078,7 +30084,7 @@
         </w:tc>
         <w:tc>
           <w:tcPr>
-            <w:tcW w:type="dxa" w:w="1141"/>
+            <w:tcW w:type="dxa" w:w="864"/>
           </w:tcPr>
           <w:p>
             <w:r>
@@ -30091,7 +30097,7 @@
         </w:tc>
         <w:tc>
           <w:tcPr>
-            <w:tcW w:type="dxa" w:w="1141"/>
+            <w:tcW w:type="dxa" w:w="864"/>
           </w:tcPr>
           <w:p>
             <w:r>
@@ -30104,7 +30110,7 @@
         </w:tc>
         <w:tc>
           <w:tcPr>
-            <w:tcW w:type="dxa" w:w="1141"/>
+            <w:tcW w:type="dxa" w:w="864"/>
           </w:tcPr>
           <w:p>
             <w:r>
@@ -30117,7 +30123,7 @@
         </w:tc>
         <w:tc>
           <w:tcPr>
-            <w:tcW w:type="dxa" w:w="1141"/>
+            <w:tcW w:type="dxa" w:w="864"/>
           </w:tcPr>
           <w:p>
             <w:r>
@@ -30130,7 +30136,7 @@
         </w:tc>
         <w:tc>
           <w:tcPr>
-            <w:tcW w:type="dxa" w:w="1141"/>
+            <w:tcW w:type="dxa" w:w="864"/>
           </w:tcPr>
           <w:p>
             <w:r>
@@ -30143,7 +30149,7 @@
         </w:tc>
         <w:tc>
           <w:tcPr>
-            <w:tcW w:type="dxa" w:w="1141"/>
+            <w:tcW w:type="dxa" w:w="864"/>
           </w:tcPr>
           <w:p>
             <w:r>
@@ -30156,7 +30162,7 @@
         </w:tc>
         <w:tc>
           <w:tcPr>
-            <w:tcW w:type="dxa" w:w="1141"/>
+            <w:tcW w:type="dxa" w:w="864"/>
           </w:tcPr>
           <w:p>
             <w:r>
@@ -30169,7 +30175,7 @@
         </w:tc>
         <w:tc>
           <w:tcPr>
-            <w:tcW w:type="dxa" w:w="1141"/>
+            <w:tcW w:type="dxa" w:w="864"/>
           </w:tcPr>
           <w:p>
             <w:r>
@@ -30182,7 +30188,7 @@
         </w:tc>
         <w:tc>
           <w:tcPr>
-            <w:tcW w:type="dxa" w:w="1141"/>
+            <w:tcW w:type="dxa" w:w="864"/>
           </w:tcPr>
           <w:p>
             <w:r>
@@ -30195,7 +30201,7 @@
         </w:tc>
         <w:tc>
           <w:tcPr>
-            <w:tcW w:type="dxa" w:w="1141"/>
+            <w:tcW w:type="dxa" w:w="864"/>
           </w:tcPr>
           <w:p>
             <w:r>
@@ -30210,7 +30216,7 @@
       <w:tr>
         <w:tc>
           <w:tcPr>
-            <w:tcW w:type="dxa" w:w="1141"/>
+            <w:tcW w:type="dxa" w:w="864"/>
           </w:tcPr>
           <w:p>
             <w:r>
@@ -30223,7 +30229,7 @@
         </w:tc>
         <w:tc>
           <w:tcPr>
-            <w:tcW w:type="dxa" w:w="1141"/>
+            <w:tcW w:type="dxa" w:w="864"/>
           </w:tcPr>
           <w:p>
             <w:r>
@@ -30236,7 +30242,7 @@
         </w:tc>
         <w:tc>
           <w:tcPr>
-            <w:tcW w:type="dxa" w:w="1141"/>
+            <w:tcW w:type="dxa" w:w="864"/>
           </w:tcPr>
           <w:p>
             <w:r>
@@ -30249,7 +30255,7 @@
         </w:tc>
         <w:tc>
           <w:tcPr>
-            <w:tcW w:type="dxa" w:w="1141"/>
+            <w:tcW w:type="dxa" w:w="864"/>
           </w:tcPr>
           <w:p>
             <w:r>
@@ -30262,7 +30268,7 @@
         </w:tc>
         <w:tc>
           <w:tcPr>
-            <w:tcW w:type="dxa" w:w="1141"/>
+            <w:tcW w:type="dxa" w:w="864"/>
           </w:tcPr>
           <w:p>
             <w:r>
@@ -30275,7 +30281,7 @@
         </w:tc>
         <w:tc>
           <w:tcPr>
-            <w:tcW w:type="dxa" w:w="1141"/>
+            <w:tcW w:type="dxa" w:w="864"/>
           </w:tcPr>
           <w:p>
             <w:r>
@@ -30288,7 +30294,7 @@
         </w:tc>
         <w:tc>
           <w:tcPr>
-            <w:tcW w:type="dxa" w:w="1141"/>
+            <w:tcW w:type="dxa" w:w="864"/>
           </w:tcPr>
           <w:p>
             <w:r>
@@ -30301,7 +30307,7 @@
         </w:tc>
         <w:tc>
           <w:tcPr>
-            <w:tcW w:type="dxa" w:w="1141"/>
+            <w:tcW w:type="dxa" w:w="864"/>
           </w:tcPr>
           <w:p>
             <w:r>
@@ -30314,7 +30320,7 @@
         </w:tc>
         <w:tc>
           <w:tcPr>
-            <w:tcW w:type="dxa" w:w="1141"/>
+            <w:tcW w:type="dxa" w:w="864"/>
           </w:tcPr>
           <w:p>
             <w:r>
@@ -30327,7 +30333,7 @@
         </w:tc>
         <w:tc>
           <w:tcPr>
-            <w:tcW w:type="dxa" w:w="1141"/>
+            <w:tcW w:type="dxa" w:w="864"/>
           </w:tcPr>
           <w:p>
             <w:r>
@@ -30340,7 +30346,7 @@
         </w:tc>
         <w:tc>
           <w:tcPr>
-            <w:tcW w:type="dxa" w:w="1141"/>
+            <w:tcW w:type="dxa" w:w="864"/>
           </w:tcPr>
           <w:p>
             <w:r>
@@ -30353,7 +30359,7 @@
         </w:tc>
         <w:tc>
           <w:tcPr>
-            <w:tcW w:type="dxa" w:w="1141"/>
+            <w:tcW w:type="dxa" w:w="864"/>
           </w:tcPr>
           <w:p>
             <w:r>
@@ -30366,7 +30372,7 @@
         </w:tc>
         <w:tc>
           <w:tcPr>
-            <w:tcW w:type="dxa" w:w="1141"/>
+            <w:tcW w:type="dxa" w:w="864"/>
           </w:tcPr>
           <w:p>
             <w:r>
@@ -30381,7 +30387,7 @@
       <w:tr>
         <w:tc>
           <w:tcPr>
-            <w:tcW w:type="dxa" w:w="1141"/>
+            <w:tcW w:type="dxa" w:w="864"/>
           </w:tcPr>
           <w:p>
             <w:r>
@@ -30394,7 +30400,7 @@
         </w:tc>
         <w:tc>
           <w:tcPr>
-            <w:tcW w:type="dxa" w:w="1141"/>
+            <w:tcW w:type="dxa" w:w="864"/>
           </w:tcPr>
           <w:p>
             <w:r>
@@ -30407,7 +30413,7 @@
         </w:tc>
         <w:tc>
           <w:tcPr>
-            <w:tcW w:type="dxa" w:w="1141"/>
+            <w:tcW w:type="dxa" w:w="864"/>
           </w:tcPr>
           <w:p>
             <w:r>
@@ -30420,7 +30426,7 @@
         </w:tc>
         <w:tc>
           <w:tcPr>
-            <w:tcW w:type="dxa" w:w="1141"/>
+            <w:tcW w:type="dxa" w:w="864"/>
           </w:tcPr>
           <w:p>
             <w:r>
@@ -30433,7 +30439,7 @@
         </w:tc>
         <w:tc>
           <w:tcPr>
-            <w:tcW w:type="dxa" w:w="1141"/>
+            <w:tcW w:type="dxa" w:w="864"/>
           </w:tcPr>
           <w:p>
             <w:r>
@@ -30446,7 +30452,7 @@
         </w:tc>
         <w:tc>
           <w:tcPr>
-            <w:tcW w:type="dxa" w:w="1141"/>
+            <w:tcW w:type="dxa" w:w="864"/>
           </w:tcPr>
           <w:p>
             <w:r>
@@ -30459,7 +30465,7 @@
         </w:tc>
         <w:tc>
           <w:tcPr>
-            <w:tcW w:type="dxa" w:w="1141"/>
+            <w:tcW w:type="dxa" w:w="864"/>
           </w:tcPr>
           <w:p>
             <w:r>
@@ -30472,7 +30478,7 @@
         </w:tc>
         <w:tc>
           <w:tcPr>
-            <w:tcW w:type="dxa" w:w="1141"/>
+            <w:tcW w:type="dxa" w:w="864"/>
           </w:tcPr>
           <w:p>
             <w:r>
@@ -30485,7 +30491,7 @@
         </w:tc>
         <w:tc>
           <w:tcPr>
-            <w:tcW w:type="dxa" w:w="1141"/>
+            <w:tcW w:type="dxa" w:w="864"/>
           </w:tcPr>
           <w:p>
             <w:r>
@@ -30498,7 +30504,7 @@
         </w:tc>
         <w:tc>
           <w:tcPr>
-            <w:tcW w:type="dxa" w:w="1141"/>
+            <w:tcW w:type="dxa" w:w="864"/>
           </w:tcPr>
           <w:p>
             <w:r>
@@ -30511,7 +30517,7 @@
         </w:tc>
         <w:tc>
           <w:tcPr>
-            <w:tcW w:type="dxa" w:w="1141"/>
+            <w:tcW w:type="dxa" w:w="864"/>
           </w:tcPr>
           <w:p>
             <w:r>
@@ -30524,7 +30530,7 @@
         </w:tc>
         <w:tc>
           <w:tcPr>
-            <w:tcW w:type="dxa" w:w="1141"/>
+            <w:tcW w:type="dxa" w:w="864"/>
           </w:tcPr>
           <w:p>
             <w:r>
@@ -30537,7 +30543,7 @@
         </w:tc>
         <w:tc>
           <w:tcPr>
-            <w:tcW w:type="dxa" w:w="1141"/>
+            <w:tcW w:type="dxa" w:w="864"/>
           </w:tcPr>
           <w:p>
             <w:r>
@@ -30552,7 +30558,7 @@
       <w:tr>
         <w:tc>
           <w:tcPr>
-            <w:tcW w:type="dxa" w:w="1141"/>
+            <w:tcW w:type="dxa" w:w="864"/>
           </w:tcPr>
           <w:p>
             <w:r>
@@ -30565,7 +30571,7 @@
         </w:tc>
         <w:tc>
           <w:tcPr>
-            <w:tcW w:type="dxa" w:w="1141"/>
+            <w:tcW w:type="dxa" w:w="864"/>
           </w:tcPr>
           <w:p>
             <w:r>
@@ -30578,7 +30584,7 @@
         </w:tc>
         <w:tc>
           <w:tcPr>
-            <w:tcW w:type="dxa" w:w="1141"/>
+            <w:tcW w:type="dxa" w:w="864"/>
           </w:tcPr>
           <w:p>
             <w:r>
@@ -30591,7 +30597,7 @@
         </w:tc>
         <w:tc>
           <w:tcPr>
-            <w:tcW w:type="dxa" w:w="1141"/>
+            <w:tcW w:type="dxa" w:w="864"/>
           </w:tcPr>
           <w:p>
             <w:r>
@@ -30604,7 +30610,7 @@
         </w:tc>
         <w:tc>
           <w:tcPr>
-            <w:tcW w:type="dxa" w:w="1141"/>
+            <w:tcW w:type="dxa" w:w="864"/>
           </w:tcPr>
           <w:p>
             <w:r>
@@ -30617,7 +30623,7 @@
         </w:tc>
         <w:tc>
           <w:tcPr>
-            <w:tcW w:type="dxa" w:w="1141"/>
+            <w:tcW w:type="dxa" w:w="864"/>
           </w:tcPr>
           <w:p>
             <w:r>
@@ -30630,7 +30636,7 @@
         </w:tc>
         <w:tc>
           <w:tcPr>
-            <w:tcW w:type="dxa" w:w="1141"/>
+            <w:tcW w:type="dxa" w:w="864"/>
           </w:tcPr>
           <w:p>
             <w:r>
@@ -30643,7 +30649,7 @@
         </w:tc>
         <w:tc>
           <w:tcPr>
-            <w:tcW w:type="dxa" w:w="1141"/>
+            <w:tcW w:type="dxa" w:w="864"/>
           </w:tcPr>
           <w:p>
             <w:r>
@@ -30656,7 +30662,7 @@
         </w:tc>
         <w:tc>
           <w:tcPr>
-            <w:tcW w:type="dxa" w:w="1141"/>
+            <w:tcW w:type="dxa" w:w="864"/>
           </w:tcPr>
           <w:p>
             <w:r>
@@ -30669,7 +30675,7 @@
         </w:tc>
         <w:tc>
           <w:tcPr>
-            <w:tcW w:type="dxa" w:w="1141"/>
+            <w:tcW w:type="dxa" w:w="864"/>
           </w:tcPr>
           <w:p>
             <w:r>
@@ -30682,7 +30688,7 @@
         </w:tc>
         <w:tc>
           <w:tcPr>
-            <w:tcW w:type="dxa" w:w="1141"/>
+            <w:tcW w:type="dxa" w:w="864"/>
           </w:tcPr>
           <w:p>
             <w:r>
@@ -30695,7 +30701,7 @@
         </w:tc>
         <w:tc>
           <w:tcPr>
-            <w:tcW w:type="dxa" w:w="1141"/>
+            <w:tcW w:type="dxa" w:w="864"/>
           </w:tcPr>
           <w:p>
             <w:r>
@@ -30708,7 +30714,7 @@
         </w:tc>
         <w:tc>
           <w:tcPr>
-            <w:tcW w:type="dxa" w:w="1141"/>
+            <w:tcW w:type="dxa" w:w="864"/>
           </w:tcPr>
           <w:p>
             <w:r>
@@ -30723,7 +30729,7 @@
       <w:tr>
         <w:tc>
           <w:tcPr>
-            <w:tcW w:type="dxa" w:w="1141"/>
+            <w:tcW w:type="dxa" w:w="864"/>
           </w:tcPr>
           <w:p>
             <w:r>
@@ -30736,7 +30742,7 @@
         </w:tc>
         <w:tc>
           <w:tcPr>
-            <w:tcW w:type="dxa" w:w="1141"/>
+            <w:tcW w:type="dxa" w:w="864"/>
           </w:tcPr>
           <w:p>
             <w:r>
@@ -30749,7 +30755,7 @@
         </w:tc>
         <w:tc>
           <w:tcPr>
-            <w:tcW w:type="dxa" w:w="1141"/>
+            <w:tcW w:type="dxa" w:w="864"/>
           </w:tcPr>
           <w:p>
             <w:r>
@@ -30762,7 +30768,7 @@
         </w:tc>
         <w:tc>
           <w:tcPr>
-            <w:tcW w:type="dxa" w:w="1141"/>
+            <w:tcW w:type="dxa" w:w="864"/>
           </w:tcPr>
           <w:p>
             <w:r>
@@ -30775,7 +30781,7 @@
         </w:tc>
         <w:tc>
           <w:tcPr>
-            <w:tcW w:type="dxa" w:w="1141"/>
+            <w:tcW w:type="dxa" w:w="864"/>
           </w:tcPr>
           <w:p>
             <w:r>
@@ -30788,7 +30794,7 @@
         </w:tc>
         <w:tc>
           <w:tcPr>
-            <w:tcW w:type="dxa" w:w="1141"/>
+            <w:tcW w:type="dxa" w:w="864"/>
           </w:tcPr>
           <w:p>
             <w:r>
@@ -30801,7 +30807,7 @@
         </w:tc>
         <w:tc>
           <w:tcPr>
-            <w:tcW w:type="dxa" w:w="1141"/>
+            <w:tcW w:type="dxa" w:w="864"/>
           </w:tcPr>
           <w:p>
             <w:r>
@@ -30814,7 +30820,7 @@
         </w:tc>
         <w:tc>
           <w:tcPr>
-            <w:tcW w:type="dxa" w:w="1141"/>
+            <w:tcW w:type="dxa" w:w="864"/>
           </w:tcPr>
           <w:p>
             <w:r>
@@ -30827,7 +30833,7 @@
         </w:tc>
         <w:tc>
           <w:tcPr>
-            <w:tcW w:type="dxa" w:w="1141"/>
+            <w:tcW w:type="dxa" w:w="864"/>
           </w:tcPr>
           <w:p>
             <w:r>
@@ -30840,7 +30846,7 @@
         </w:tc>
         <w:tc>
           <w:tcPr>
-            <w:tcW w:type="dxa" w:w="1141"/>
+            <w:tcW w:type="dxa" w:w="864"/>
           </w:tcPr>
           <w:p>
             <w:r>
@@ -30853,7 +30859,7 @@
         </w:tc>
         <w:tc>
           <w:tcPr>
-            <w:tcW w:type="dxa" w:w="1141"/>
+            <w:tcW w:type="dxa" w:w="864"/>
           </w:tcPr>
           <w:p>
             <w:r>
@@ -30866,7 +30872,7 @@
         </w:tc>
         <w:tc>
           <w:tcPr>
-            <w:tcW w:type="dxa" w:w="1141"/>
+            <w:tcW w:type="dxa" w:w="864"/>
           </w:tcPr>
           <w:p>
             <w:r>
@@ -30879,7 +30885,7 @@
         </w:tc>
         <w:tc>
           <w:tcPr>
-            <w:tcW w:type="dxa" w:w="1141"/>
+            <w:tcW w:type="dxa" w:w="864"/>
           </w:tcPr>
           <w:p>
             <w:r>
@@ -30894,7 +30900,7 @@
       <w:tr>
         <w:tc>
           <w:tcPr>
-            <w:tcW w:type="dxa" w:w="1141"/>
+            <w:tcW w:type="dxa" w:w="864"/>
           </w:tcPr>
           <w:p>
             <w:r>
@@ -30907,7 +30913,7 @@
         </w:tc>
         <w:tc>
           <w:tcPr>
-            <w:tcW w:type="dxa" w:w="1141"/>
+            <w:tcW w:type="dxa" w:w="864"/>
           </w:tcPr>
           <w:p>
             <w:r>
@@ -30920,7 +30926,7 @@
         </w:tc>
         <w:tc>
           <w:tcPr>
-            <w:tcW w:type="dxa" w:w="1141"/>
+            <w:tcW w:type="dxa" w:w="864"/>
           </w:tcPr>
           <w:p>
             <w:r>
@@ -30933,7 +30939,7 @@
         </w:tc>
         <w:tc>
           <w:tcPr>
-            <w:tcW w:type="dxa" w:w="1141"/>
+            <w:tcW w:type="dxa" w:w="864"/>
           </w:tcPr>
           <w:p>
             <w:r>
@@ -30946,7 +30952,7 @@
         </w:tc>
         <w:tc>
           <w:tcPr>
-            <w:tcW w:type="dxa" w:w="1141"/>
+            <w:tcW w:type="dxa" w:w="864"/>
           </w:tcPr>
           <w:p>
             <w:r>
@@ -30959,7 +30965,7 @@
         </w:tc>
         <w:tc>
           <w:tcPr>
-            <w:tcW w:type="dxa" w:w="1141"/>
+            <w:tcW w:type="dxa" w:w="864"/>
           </w:tcPr>
           <w:p>
             <w:r>
@@ -30972,7 +30978,7 @@
         </w:tc>
         <w:tc>
           <w:tcPr>
-            <w:tcW w:type="dxa" w:w="1141"/>
+            <w:tcW w:type="dxa" w:w="864"/>
           </w:tcPr>
           <w:p>
             <w:r>
@@ -30985,7 +30991,7 @@
         </w:tc>
         <w:tc>
           <w:tcPr>
-            <w:tcW w:type="dxa" w:w="1141"/>
+            <w:tcW w:type="dxa" w:w="864"/>
           </w:tcPr>
           <w:p>
             <w:r>
@@ -30998,7 +31004,7 @@
         </w:tc>
         <w:tc>
           <w:tcPr>
-            <w:tcW w:type="dxa" w:w="1141"/>
+            <w:tcW w:type="dxa" w:w="864"/>
           </w:tcPr>
           <w:p>
             <w:r>
@@ -31011,7 +31017,7 @@
         </w:tc>
         <w:tc>
           <w:tcPr>
-            <w:tcW w:type="dxa" w:w="1141"/>
+            <w:tcW w:type="dxa" w:w="864"/>
           </w:tcPr>
           <w:p>
             <w:r>
@@ -31024,7 +31030,7 @@
         </w:tc>
         <w:tc>
           <w:tcPr>
-            <w:tcW w:type="dxa" w:w="1141"/>
+            <w:tcW w:type="dxa" w:w="864"/>
           </w:tcPr>
           <w:p>
             <w:r>
@@ -31037,7 +31043,7 @@
         </w:tc>
         <w:tc>
           <w:tcPr>
-            <w:tcW w:type="dxa" w:w="1141"/>
+            <w:tcW w:type="dxa" w:w="864"/>
           </w:tcPr>
           <w:p>
             <w:r>
@@ -31050,7 +31056,7 @@
         </w:tc>
         <w:tc>
           <w:tcPr>
-            <w:tcW w:type="dxa" w:w="1141"/>
+            <w:tcW w:type="dxa" w:w="864"/>
           </w:tcPr>
           <w:p>
             <w:r>
@@ -31065,7 +31071,7 @@
       <w:tr>
         <w:tc>
           <w:tcPr>
-            <w:tcW w:type="dxa" w:w="1141"/>
+            <w:tcW w:type="dxa" w:w="864"/>
           </w:tcPr>
           <w:p>
             <w:r>
@@ -31078,7 +31084,7 @@
         </w:tc>
         <w:tc>
           <w:tcPr>
-            <w:tcW w:type="dxa" w:w="1141"/>
+            <w:tcW w:type="dxa" w:w="864"/>
           </w:tcPr>
           <w:p>
             <w:r>
@@ -31091,7 +31097,7 @@
         </w:tc>
         <w:tc>
           <w:tcPr>
-            <w:tcW w:type="dxa" w:w="1141"/>
+            <w:tcW w:type="dxa" w:w="864"/>
           </w:tcPr>
           <w:p>
             <w:r>
@@ -31104,7 +31110,7 @@
         </w:tc>
         <w:tc>
           <w:tcPr>
-            <w:tcW w:type="dxa" w:w="1141"/>
+            <w:tcW w:type="dxa" w:w="864"/>
           </w:tcPr>
           <w:p>
             <w:r>
@@ -31117,7 +31123,7 @@
         </w:tc>
         <w:tc>
           <w:tcPr>
-            <w:tcW w:type="dxa" w:w="1141"/>
+            <w:tcW w:type="dxa" w:w="864"/>
           </w:tcPr>
           <w:p>
             <w:r>
@@ -31130,7 +31136,7 @@
         </w:tc>
         <w:tc>
           <w:tcPr>
-            <w:tcW w:type="dxa" w:w="1141"/>
+            <w:tcW w:type="dxa" w:w="864"/>
           </w:tcPr>
           <w:p>
             <w:r>
@@ -31143,7 +31149,7 @@
         </w:tc>
         <w:tc>
           <w:tcPr>
-            <w:tcW w:type="dxa" w:w="1141"/>
+            <w:tcW w:type="dxa" w:w="864"/>
           </w:tcPr>
           <w:p>
             <w:r>
@@ -31156,7 +31162,7 @@
         </w:tc>
         <w:tc>
           <w:tcPr>
-            <w:tcW w:type="dxa" w:w="1141"/>
+            <w:tcW w:type="dxa" w:w="864"/>
           </w:tcPr>
           <w:p>
             <w:r>
@@ -31169,7 +31175,7 @@
         </w:tc>
         <w:tc>
           <w:tcPr>
-            <w:tcW w:type="dxa" w:w="1141"/>
+            <w:tcW w:type="dxa" w:w="864"/>
           </w:tcPr>
           <w:p>
             <w:r>
@@ -31182,7 +31188,7 @@
         </w:tc>
         <w:tc>
           <w:tcPr>
-            <w:tcW w:type="dxa" w:w="1141"/>
+            <w:tcW w:type="dxa" w:w="864"/>
           </w:tcPr>
           <w:p>
             <w:r>
@@ -31195,7 +31201,7 @@
         </w:tc>
         <w:tc>
           <w:tcPr>
-            <w:tcW w:type="dxa" w:w="1141"/>
+            <w:tcW w:type="dxa" w:w="864"/>
           </w:tcPr>
           <w:p>
             <w:r>
@@ -31208,7 +31214,7 @@
         </w:tc>
         <w:tc>
           <w:tcPr>
-            <w:tcW w:type="dxa" w:w="1141"/>
+            <w:tcW w:type="dxa" w:w="864"/>
           </w:tcPr>
           <w:p>
             <w:r>
@@ -31221,7 +31227,7 @@
         </w:tc>
         <w:tc>
           <w:tcPr>
-            <w:tcW w:type="dxa" w:w="1141"/>
+            <w:tcW w:type="dxa" w:w="864"/>
           </w:tcPr>
           <w:p>
             <w:r>
@@ -31236,7 +31242,7 @@
       <w:tr>
         <w:tc>
           <w:tcPr>
-            <w:tcW w:type="dxa" w:w="1141"/>
+            <w:tcW w:type="dxa" w:w="864"/>
           </w:tcPr>
           <w:p>
             <w:r>
@@ -31249,7 +31255,7 @@
         </w:tc>
         <w:tc>
           <w:tcPr>
-            <w:tcW w:type="dxa" w:w="1141"/>
+            <w:tcW w:type="dxa" w:w="864"/>
           </w:tcPr>
           <w:p>
             <w:r>
@@ -31262,7 +31268,7 @@
         </w:tc>
         <w:tc>
           <w:tcPr>
-            <w:tcW w:type="dxa" w:w="1141"/>
+            <w:tcW w:type="dxa" w:w="864"/>
           </w:tcPr>
           <w:p>
             <w:r>
@@ -31275,7 +31281,7 @@
         </w:tc>
         <w:tc>
           <w:tcPr>
-            <w:tcW w:type="dxa" w:w="1141"/>
+            <w:tcW w:type="dxa" w:w="864"/>
           </w:tcPr>
           <w:p>
             <w:r>
@@ -31288,7 +31294,7 @@
         </w:tc>
         <w:tc>
           <w:tcPr>
-            <w:tcW w:type="dxa" w:w="1141"/>
+            <w:tcW w:type="dxa" w:w="864"/>
           </w:tcPr>
           <w:p>
             <w:r>
@@ -31301,7 +31307,7 @@
         </w:tc>
         <w:tc>
           <w:tcPr>
-            <w:tcW w:type="dxa" w:w="1141"/>
+            <w:tcW w:type="dxa" w:w="864"/>
           </w:tcPr>
           <w:p>
             <w:r>
@@ -31314,7 +31320,7 @@
         </w:tc>
         <w:tc>
           <w:tcPr>
-            <w:tcW w:type="dxa" w:w="1141"/>
+            <w:tcW w:type="dxa" w:w="864"/>
           </w:tcPr>
           <w:p>
             <w:r>
@@ -31327,7 +31333,7 @@
         </w:tc>
         <w:tc>
           <w:tcPr>
-            <w:tcW w:type="dxa" w:w="1141"/>
+            <w:tcW w:type="dxa" w:w="864"/>
           </w:tcPr>
           <w:p>
             <w:r>
@@ -31340,7 +31346,7 @@
         </w:tc>
         <w:tc>
           <w:tcPr>
-            <w:tcW w:type="dxa" w:w="1141"/>
+            <w:tcW w:type="dxa" w:w="864"/>
           </w:tcPr>
           <w:p>
             <w:r>
@@ -31353,7 +31359,7 @@
         </w:tc>
         <w:tc>
           <w:tcPr>
-            <w:tcW w:type="dxa" w:w="1141"/>
+            <w:tcW w:type="dxa" w:w="864"/>
           </w:tcPr>
           <w:p>
             <w:r>
@@ -31366,7 +31372,7 @@
         </w:tc>
         <w:tc>
           <w:tcPr>
-            <w:tcW w:type="dxa" w:w="1141"/>
+            <w:tcW w:type="dxa" w:w="864"/>
           </w:tcPr>
           <w:p>
             <w:r>
@@ -31379,7 +31385,7 @@
         </w:tc>
         <w:tc>
           <w:tcPr>
-            <w:tcW w:type="dxa" w:w="1141"/>
+            <w:tcW w:type="dxa" w:w="864"/>
           </w:tcPr>
           <w:p>
             <w:r>
@@ -31392,7 +31398,7 @@
         </w:tc>
         <w:tc>
           <w:tcPr>
-            <w:tcW w:type="dxa" w:w="1141"/>
+            <w:tcW w:type="dxa" w:w="864"/>
           </w:tcPr>
           <w:p>
             <w:r>
@@ -31407,7 +31413,7 @@
       <w:tr>
         <w:tc>
           <w:tcPr>
-            <w:tcW w:type="dxa" w:w="1141"/>
+            <w:tcW w:type="dxa" w:w="864"/>
           </w:tcPr>
           <w:p>
             <w:r>
@@ -31420,7 +31426,7 @@
         </w:tc>
         <w:tc>
           <w:tcPr>
-            <w:tcW w:type="dxa" w:w="1141"/>
+            <w:tcW w:type="dxa" w:w="864"/>
           </w:tcPr>
           <w:p>
             <w:r>
@@ -31433,7 +31439,7 @@
         </w:tc>
         <w:tc>
           <w:tcPr>
-            <w:tcW w:type="dxa" w:w="1141"/>
+            <w:tcW w:type="dxa" w:w="864"/>
           </w:tcPr>
           <w:p>
             <w:r>
@@ -31446,7 +31452,7 @@
         </w:tc>
         <w:tc>
           <w:tcPr>
-            <w:tcW w:type="dxa" w:w="1141"/>
+            <w:tcW w:type="dxa" w:w="864"/>
           </w:tcPr>
           <w:p>
             <w:r>
@@ -31459,7 +31465,7 @@
         </w:tc>
         <w:tc>
           <w:tcPr>
-            <w:tcW w:type="dxa" w:w="1141"/>
+            <w:tcW w:type="dxa" w:w="864"/>
           </w:tcPr>
           <w:p>
             <w:r>
@@ -31472,7 +31478,7 @@
         </w:tc>
         <w:tc>
           <w:tcPr>
-            <w:tcW w:type="dxa" w:w="1141"/>
+            <w:tcW w:type="dxa" w:w="864"/>
           </w:tcPr>
           <w:p>
             <w:r>
@@ -31485,7 +31491,7 @@
         </w:tc>
         <w:tc>
           <w:tcPr>
-            <w:tcW w:type="dxa" w:w="1141"/>
+            <w:tcW w:type="dxa" w:w="864"/>
           </w:tcPr>
           <w:p>
             <w:r>
@@ -31498,7 +31504,7 @@
         </w:tc>
         <w:tc>
           <w:tcPr>
-            <w:tcW w:type="dxa" w:w="1141"/>
+            <w:tcW w:type="dxa" w:w="864"/>
           </w:tcPr>
           <w:p>
             <w:r>
@@ -31511,7 +31517,7 @@
         </w:tc>
         <w:tc>
           <w:tcPr>
-            <w:tcW w:type="dxa" w:w="1141"/>
+            <w:tcW w:type="dxa" w:w="864"/>
           </w:tcPr>
           <w:p>
             <w:r>
@@ -31524,7 +31530,7 @@
         </w:tc>
         <w:tc>
           <w:tcPr>
-            <w:tcW w:type="dxa" w:w="1141"/>
+            <w:tcW w:type="dxa" w:w="864"/>
           </w:tcPr>
           <w:p>
             <w:r>
@@ -31537,7 +31543,7 @@
         </w:tc>
         <w:tc>
           <w:tcPr>
-            <w:tcW w:type="dxa" w:w="1141"/>
+            <w:tcW w:type="dxa" w:w="864"/>
           </w:tcPr>
           <w:p>
             <w:r>
@@ -31550,7 +31556,7 @@
         </w:tc>
         <w:tc>
           <w:tcPr>
-            <w:tcW w:type="dxa" w:w="1141"/>
+            <w:tcW w:type="dxa" w:w="864"/>
           </w:tcPr>
           <w:p>
             <w:r>
@@ -31563,7 +31569,7 @@
         </w:tc>
         <w:tc>
           <w:tcPr>
-            <w:tcW w:type="dxa" w:w="1141"/>
+            <w:tcW w:type="dxa" w:w="864"/>
           </w:tcPr>
           <w:p>
             <w:r>
@@ -31578,7 +31584,7 @@
       <w:tr>
         <w:tc>
           <w:tcPr>
-            <w:tcW w:type="dxa" w:w="1141"/>
+            <w:tcW w:type="dxa" w:w="864"/>
           </w:tcPr>
           <w:p>
             <w:r>
@@ -31591,7 +31597,7 @@
         </w:tc>
         <w:tc>
           <w:tcPr>
-            <w:tcW w:type="dxa" w:w="1141"/>
+            <w:tcW w:type="dxa" w:w="864"/>
           </w:tcPr>
           <w:p>
             <w:r>
@@ -31604,7 +31610,7 @@
         </w:tc>
         <w:tc>
           <w:tcPr>
-            <w:tcW w:type="dxa" w:w="1141"/>
+            <w:tcW w:type="dxa" w:w="864"/>
           </w:tcPr>
           <w:p>
             <w:r>
@@ -31617,7 +31623,7 @@
         </w:tc>
         <w:tc>
           <w:tcPr>
-            <w:tcW w:type="dxa" w:w="1141"/>
+            <w:tcW w:type="dxa" w:w="864"/>
           </w:tcPr>
           <w:p>
             <w:r>
@@ -31630,7 +31636,7 @@
         </w:tc>
         <w:tc>
           <w:tcPr>
-            <w:tcW w:type="dxa" w:w="1141"/>
+            <w:tcW w:type="dxa" w:w="864"/>
           </w:tcPr>
           <w:p>
             <w:r>
@@ -31643,7 +31649,7 @@
         </w:tc>
         <w:tc>
           <w:tcPr>
-            <w:tcW w:type="dxa" w:w="1141"/>
+            <w:tcW w:type="dxa" w:w="864"/>
           </w:tcPr>
           <w:p>
             <w:r>
@@ -31656,7 +31662,7 @@
         </w:tc>
         <w:tc>
           <w:tcPr>
-            <w:tcW w:type="dxa" w:w="1141"/>
+            <w:tcW w:type="dxa" w:w="864"/>
           </w:tcPr>
           <w:p>
             <w:r>
@@ -31669,7 +31675,7 @@
         </w:tc>
         <w:tc>
           <w:tcPr>
-            <w:tcW w:type="dxa" w:w="1141"/>
+            <w:tcW w:type="dxa" w:w="864"/>
           </w:tcPr>
           <w:p>
             <w:r>
@@ -31682,7 +31688,7 @@
         </w:tc>
         <w:tc>
           <w:tcPr>
-            <w:tcW w:type="dxa" w:w="1141"/>
+            <w:tcW w:type="dxa" w:w="864"/>
           </w:tcPr>
           <w:p>
             <w:r>
@@ -31695,7 +31701,7 @@
         </w:tc>
         <w:tc>
           <w:tcPr>
-            <w:tcW w:type="dxa" w:w="1141"/>
+            <w:tcW w:type="dxa" w:w="864"/>
           </w:tcPr>
           <w:p>
             <w:r>
@@ -31708,7 +31714,7 @@
         </w:tc>
         <w:tc>
           <w:tcPr>
-            <w:tcW w:type="dxa" w:w="1141"/>
+            <w:tcW w:type="dxa" w:w="864"/>
           </w:tcPr>
           <w:p>
             <w:r>
@@ -31721,7 +31727,7 @@
         </w:tc>
         <w:tc>
           <w:tcPr>
-            <w:tcW w:type="dxa" w:w="1141"/>
+            <w:tcW w:type="dxa" w:w="864"/>
           </w:tcPr>
           <w:p>
             <w:r>
@@ -31734,7 +31740,7 @@
         </w:tc>
         <w:tc>
           <w:tcPr>
-            <w:tcW w:type="dxa" w:w="1141"/>
+            <w:tcW w:type="dxa" w:w="864"/>
           </w:tcPr>
           <w:p>
             <w:r>
@@ -31749,7 +31755,7 @@
       <w:tr>
         <w:tc>
           <w:tcPr>
-            <w:tcW w:type="dxa" w:w="1141"/>
+            <w:tcW w:type="dxa" w:w="864"/>
           </w:tcPr>
           <w:p>
             <w:r>
@@ -31762,7 +31768,7 @@
         </w:tc>
         <w:tc>
           <w:tcPr>
-            <w:tcW w:type="dxa" w:w="1141"/>
+            <w:tcW w:type="dxa" w:w="864"/>
           </w:tcPr>
           <w:p>
             <w:r>
@@ -31775,7 +31781,7 @@
         </w:tc>
         <w:tc>
           <w:tcPr>
-            <w:tcW w:type="dxa" w:w="1141"/>
+            <w:tcW w:type="dxa" w:w="864"/>
           </w:tcPr>
           <w:p>
             <w:r>
@@ -31788,7 +31794,7 @@
         </w:tc>
         <w:tc>
           <w:tcPr>
-            <w:tcW w:type="dxa" w:w="1141"/>
+            <w:tcW w:type="dxa" w:w="864"/>
           </w:tcPr>
           <w:p>
             <w:r>
@@ -31801,7 +31807,7 @@
         </w:tc>
         <w:tc>
           <w:tcPr>
-            <w:tcW w:type="dxa" w:w="1141"/>
+            <w:tcW w:type="dxa" w:w="864"/>
           </w:tcPr>
           <w:p>
             <w:r>
@@ -31814,7 +31820,7 @@
         </w:tc>
         <w:tc>
           <w:tcPr>
-            <w:tcW w:type="dxa" w:w="1141"/>
+            <w:tcW w:type="dxa" w:w="864"/>
           </w:tcPr>
           <w:p>
             <w:r>
@@ -31827,7 +31833,7 @@
         </w:tc>
         <w:tc>
           <w:tcPr>
-            <w:tcW w:type="dxa" w:w="1141"/>
+            <w:tcW w:type="dxa" w:w="864"/>
           </w:tcPr>
           <w:p>
             <w:r>
@@ -31840,7 +31846,7 @@
         </w:tc>
         <w:tc>
           <w:tcPr>
-            <w:tcW w:type="dxa" w:w="1141"/>
+            <w:tcW w:type="dxa" w:w="864"/>
           </w:tcPr>
           <w:p>
             <w:r>
@@ -31853,7 +31859,7 @@
         </w:tc>
         <w:tc>
           <w:tcPr>
-            <w:tcW w:type="dxa" w:w="1141"/>
+            <w:tcW w:type="dxa" w:w="864"/>
           </w:tcPr>
           <w:p>
             <w:r>
@@ -31866,7 +31872,7 @@
         </w:tc>
         <w:tc>
           <w:tcPr>
-            <w:tcW w:type="dxa" w:w="1141"/>
+            <w:tcW w:type="dxa" w:w="864"/>
           </w:tcPr>
           <w:p>
             <w:r>
@@ -31879,7 +31885,7 @@
         </w:tc>
         <w:tc>
           <w:tcPr>
-            <w:tcW w:type="dxa" w:w="1141"/>
+            <w:tcW w:type="dxa" w:w="864"/>
           </w:tcPr>
           <w:p>
             <w:r>
@@ -31892,7 +31898,7 @@
         </w:tc>
         <w:tc>
           <w:tcPr>
-            <w:tcW w:type="dxa" w:w="1141"/>
+            <w:tcW w:type="dxa" w:w="864"/>
           </w:tcPr>
           <w:p>
             <w:r>
@@ -31905,7 +31911,7 @@
         </w:tc>
         <w:tc>
           <w:tcPr>
-            <w:tcW w:type="dxa" w:w="1141"/>
+            <w:tcW w:type="dxa" w:w="864"/>
           </w:tcPr>
           <w:p>
             <w:r>
@@ -31920,7 +31926,7 @@
       <w:tr>
         <w:tc>
           <w:tcPr>
-            <w:tcW w:type="dxa" w:w="1141"/>
+            <w:tcW w:type="dxa" w:w="864"/>
           </w:tcPr>
           <w:p>
             <w:r>
@@ -31933,7 +31939,7 @@
         </w:tc>
         <w:tc>
           <w:tcPr>
-            <w:tcW w:type="dxa" w:w="1141"/>
+            <w:tcW w:type="dxa" w:w="864"/>
           </w:tcPr>
           <w:p>
             <w:r>
@@ -31946,7 +31952,7 @@
         </w:tc>
         <w:tc>
           <w:tcPr>
-            <w:tcW w:type="dxa" w:w="1141"/>
+            <w:tcW w:type="dxa" w:w="864"/>
           </w:tcPr>
           <w:p>
             <w:r>
@@ -31959,7 +31965,7 @@
         </w:tc>
         <w:tc>
           <w:tcPr>
-            <w:tcW w:type="dxa" w:w="1141"/>
+            <w:tcW w:type="dxa" w:w="864"/>
           </w:tcPr>
           <w:p>
             <w:r>
@@ -31972,7 +31978,7 @@
         </w:tc>
         <w:tc>
           <w:tcPr>
-            <w:tcW w:type="dxa" w:w="1141"/>
+            <w:tcW w:type="dxa" w:w="864"/>
           </w:tcPr>
           <w:p>
             <w:r>
@@ -31985,7 +31991,7 @@
         </w:tc>
         <w:tc>
           <w:tcPr>
-            <w:tcW w:type="dxa" w:w="1141"/>
+            <w:tcW w:type="dxa" w:w="864"/>
           </w:tcPr>
           <w:p>
             <w:r>
@@ -31998,7 +32004,7 @@
         </w:tc>
         <w:tc>
           <w:tcPr>
-            <w:tcW w:type="dxa" w:w="1141"/>
+            <w:tcW w:type="dxa" w:w="864"/>
           </w:tcPr>
           <w:p>
             <w:r>
@@ -32011,7 +32017,7 @@
         </w:tc>
         <w:tc>
           <w:tcPr>
-            <w:tcW w:type="dxa" w:w="1141"/>
+            <w:tcW w:type="dxa" w:w="864"/>
           </w:tcPr>
           <w:p>
             <w:r>
@@ -32024,7 +32030,7 @@
         </w:tc>
         <w:tc>
           <w:tcPr>
-            <w:tcW w:type="dxa" w:w="1141"/>
+            <w:tcW w:type="dxa" w:w="864"/>
           </w:tcPr>
           <w:p>
             <w:r>
@@ -32037,7 +32043,7 @@
         </w:tc>
         <w:tc>
           <w:tcPr>
-            <w:tcW w:type="dxa" w:w="1141"/>
+            <w:tcW w:type="dxa" w:w="864"/>
           </w:tcPr>
           <w:p>
             <w:r>
@@ -32050,7 +32056,7 @@
         </w:tc>
         <w:tc>
           <w:tcPr>
-            <w:tcW w:type="dxa" w:w="1141"/>
+            <w:tcW w:type="dxa" w:w="864"/>
           </w:tcPr>
           <w:p>
             <w:r>
@@ -32063,7 +32069,7 @@
         </w:tc>
         <w:tc>
           <w:tcPr>
-            <w:tcW w:type="dxa" w:w="1141"/>
+            <w:tcW w:type="dxa" w:w="864"/>
           </w:tcPr>
           <w:p>
             <w:r>
@@ -32076,7 +32082,7 @@
         </w:tc>
         <w:tc>
           <w:tcPr>
-            <w:tcW w:type="dxa" w:w="1141"/>
+            <w:tcW w:type="dxa" w:w="864"/>
           </w:tcPr>
           <w:p>
             <w:r>
@@ -32091,7 +32097,7 @@
       <w:tr>
         <w:tc>
           <w:tcPr>
-            <w:tcW w:type="dxa" w:w="1141"/>
+            <w:tcW w:type="dxa" w:w="864"/>
           </w:tcPr>
           <w:p>
             <w:r>
@@ -32104,7 +32110,7 @@
         </w:tc>
         <w:tc>
           <w:tcPr>
-            <w:tcW w:type="dxa" w:w="1141"/>
+            <w:tcW w:type="dxa" w:w="864"/>
           </w:tcPr>
           <w:p>
             <w:r>
@@ -32117,7 +32123,7 @@
         </w:tc>
         <w:tc>
           <w:tcPr>
-            <w:tcW w:type="dxa" w:w="1141"/>
+            <w:tcW w:type="dxa" w:w="864"/>
           </w:tcPr>
           <w:p>
             <w:r>
@@ -32130,7 +32136,7 @@
         </w:tc>
         <w:tc>
           <w:tcPr>
-            <w:tcW w:type="dxa" w:w="1141"/>
+            <w:tcW w:type="dxa" w:w="864"/>
           </w:tcPr>
           <w:p>
             <w:r>
@@ -32143,7 +32149,7 @@
         </w:tc>
         <w:tc>
           <w:tcPr>
-            <w:tcW w:type="dxa" w:w="1141"/>
+            <w:tcW w:type="dxa" w:w="864"/>
           </w:tcPr>
           <w:p>
             <w:r>
@@ -32156,7 +32162,7 @@
         </w:tc>
         <w:tc>
           <w:tcPr>
-            <w:tcW w:type="dxa" w:w="1141"/>
+            <w:tcW w:type="dxa" w:w="864"/>
           </w:tcPr>
           <w:p>
             <w:r>
@@ -32169,7 +32175,7 @@
         </w:tc>
         <w:tc>
           <w:tcPr>
-            <w:tcW w:type="dxa" w:w="1141"/>
+            <w:tcW w:type="dxa" w:w="864"/>
           </w:tcPr>
           <w:p>
             <w:r>
@@ -32182,7 +32188,7 @@
         </w:tc>
         <w:tc>
           <w:tcPr>
-            <w:tcW w:type="dxa" w:w="1141"/>
+            <w:tcW w:type="dxa" w:w="864"/>
           </w:tcPr>
           <w:p>
             <w:r>
@@ -32195,7 +32201,7 @@
         </w:tc>
         <w:tc>
           <w:tcPr>
-            <w:tcW w:type="dxa" w:w="1141"/>
+            <w:tcW w:type="dxa" w:w="864"/>
           </w:tcPr>
           <w:p>
             <w:r>
@@ -32208,7 +32214,7 @@
         </w:tc>
         <w:tc>
           <w:tcPr>
-            <w:tcW w:type="dxa" w:w="1141"/>
+            <w:tcW w:type="dxa" w:w="864"/>
           </w:tcPr>
           <w:p>
             <w:r>
@@ -32221,7 +32227,7 @@
         </w:tc>
         <w:tc>
           <w:tcPr>
-            <w:tcW w:type="dxa" w:w="1141"/>
+            <w:tcW w:type="dxa" w:w="864"/>
           </w:tcPr>
           <w:p>
             <w:r>
@@ -32234,7 +32240,7 @@
         </w:tc>
         <w:tc>
           <w:tcPr>
-            <w:tcW w:type="dxa" w:w="1141"/>
+            <w:tcW w:type="dxa" w:w="864"/>
           </w:tcPr>
           <w:p>
             <w:r>
@@ -32247,7 +32253,7 @@
         </w:tc>
         <w:tc>
           <w:tcPr>
-            <w:tcW w:type="dxa" w:w="1141"/>
+            <w:tcW w:type="dxa" w:w="864"/>
           </w:tcPr>
           <w:p>
             <w:r>
@@ -32262,7 +32268,7 @@
       <w:tr>
         <w:tc>
           <w:tcPr>
-            <w:tcW w:type="dxa" w:w="1141"/>
+            <w:tcW w:type="dxa" w:w="864"/>
           </w:tcPr>
           <w:p>
             <w:r>
@@ -32275,7 +32281,7 @@
         </w:tc>
         <w:tc>
           <w:tcPr>
-            <w:tcW w:type="dxa" w:w="1141"/>
+            <w:tcW w:type="dxa" w:w="864"/>
           </w:tcPr>
           <w:p>
             <w:r>
@@ -32288,7 +32294,7 @@
         </w:tc>
         <w:tc>
           <w:tcPr>
-            <w:tcW w:type="dxa" w:w="1141"/>
+            <w:tcW w:type="dxa" w:w="864"/>
           </w:tcPr>
           <w:p>
             <w:r>
@@ -32301,7 +32307,7 @@
         </w:tc>
         <w:tc>
           <w:tcPr>
-            <w:tcW w:type="dxa" w:w="1141"/>
+            <w:tcW w:type="dxa" w:w="864"/>
           </w:tcPr>
           <w:p>
             <w:r>
@@ -32314,7 +32320,7 @@
         </w:tc>
         <w:tc>
           <w:tcPr>
-            <w:tcW w:type="dxa" w:w="1141"/>
+            <w:tcW w:type="dxa" w:w="864"/>
           </w:tcPr>
           <w:p>
             <w:r>
@@ -32327,7 +32333,7 @@
         </w:tc>
         <w:tc>
           <w:tcPr>
-            <w:tcW w:type="dxa" w:w="1141"/>
+            <w:tcW w:type="dxa" w:w="864"/>
           </w:tcPr>
           <w:p>
             <w:r>
@@ -32340,7 +32346,7 @@
         </w:tc>
         <w:tc>
           <w:tcPr>
-            <w:tcW w:type="dxa" w:w="1141"/>
+            <w:tcW w:type="dxa" w:w="864"/>
           </w:tcPr>
           <w:p>
             <w:r>
@@ -32353,7 +32359,7 @@
         </w:tc>
         <w:tc>
           <w:tcPr>
-            <w:tcW w:type="dxa" w:w="1141"/>
+            <w:tcW w:type="dxa" w:w="864"/>
           </w:tcPr>
           <w:p>
             <w:r>
@@ -32366,7 +32372,7 @@
         </w:tc>
         <w:tc>
           <w:tcPr>
-            <w:tcW w:type="dxa" w:w="1141"/>
+            <w:tcW w:type="dxa" w:w="864"/>
           </w:tcPr>
           <w:p>
             <w:r>
@@ -32379,7 +32385,7 @@
         </w:tc>
         <w:tc>
           <w:tcPr>
-            <w:tcW w:type="dxa" w:w="1141"/>
+            <w:tcW w:type="dxa" w:w="864"/>
           </w:tcPr>
           <w:p>
             <w:r>
@@ -32392,7 +32398,7 @@
         </w:tc>
         <w:tc>
           <w:tcPr>
-            <w:tcW w:type="dxa" w:w="1141"/>
+            <w:tcW w:type="dxa" w:w="864"/>
           </w:tcPr>
           <w:p>
             <w:r>
@@ -32405,7 +32411,7 @@
         </w:tc>
         <w:tc>
           <w:tcPr>
-            <w:tcW w:type="dxa" w:w="1141"/>
+            <w:tcW w:type="dxa" w:w="864"/>
           </w:tcPr>
           <w:p>
             <w:r>
@@ -32418,7 +32424,7 @@
         </w:tc>
         <w:tc>
           <w:tcPr>
-            <w:tcW w:type="dxa" w:w="1141"/>
+            <w:tcW w:type="dxa" w:w="864"/>
           </w:tcPr>
           <w:p>
             <w:r>
@@ -32433,7 +32439,7 @@
       <w:tr>
         <w:tc>
           <w:tcPr>
-            <w:tcW w:type="dxa" w:w="1141"/>
+            <w:tcW w:type="dxa" w:w="864"/>
           </w:tcPr>
           <w:p>
             <w:r>
@@ -32446,7 +32452,7 @@
         </w:tc>
         <w:tc>
           <w:tcPr>
-            <w:tcW w:type="dxa" w:w="1141"/>
+            <w:tcW w:type="dxa" w:w="864"/>
           </w:tcPr>
           <w:p>
             <w:r>
@@ -32459,7 +32465,7 @@
         </w:tc>
         <w:tc>
           <w:tcPr>
-            <w:tcW w:type="dxa" w:w="1141"/>
+            <w:tcW w:type="dxa" w:w="864"/>
           </w:tcPr>
           <w:p>
             <w:r>
@@ -32472,7 +32478,7 @@
         </w:tc>
         <w:tc>
           <w:tcPr>
-            <w:tcW w:type="dxa" w:w="1141"/>
+            <w:tcW w:type="dxa" w:w="864"/>
           </w:tcPr>
           <w:p>
             <w:r>
@@ -32485,7 +32491,7 @@
         </w:tc>
         <w:tc>
           <w:tcPr>
-            <w:tcW w:type="dxa" w:w="1141"/>
+            <w:tcW w:type="dxa" w:w="864"/>
           </w:tcPr>
           <w:p>
             <w:r>
@@ -32498,7 +32504,7 @@
         </w:tc>
         <w:tc>
           <w:tcPr>
-            <w:tcW w:type="dxa" w:w="1141"/>
+            <w:tcW w:type="dxa" w:w="864"/>
           </w:tcPr>
           <w:p>
             <w:r>
@@ -32511,7 +32517,7 @@
         </w:tc>
         <w:tc>
           <w:tcPr>
-            <w:tcW w:type="dxa" w:w="1141"/>
+            <w:tcW w:type="dxa" w:w="864"/>
           </w:tcPr>
           <w:p>
             <w:r>
@@ -32524,7 +32530,7 @@
         </w:tc>
         <w:tc>
           <w:tcPr>
-            <w:tcW w:type="dxa" w:w="1141"/>
+            <w:tcW w:type="dxa" w:w="864"/>
           </w:tcPr>
           <w:p>
             <w:r>
@@ -32537,7 +32543,7 @@
         </w:tc>
         <w:tc>
           <w:tcPr>
-            <w:tcW w:type="dxa" w:w="1141"/>
+            <w:tcW w:type="dxa" w:w="864"/>
           </w:tcPr>
           <w:p>
             <w:r>
@@ -32550,7 +32556,7 @@
         </w:tc>
         <w:tc>
           <w:tcPr>
-            <w:tcW w:type="dxa" w:w="1141"/>
+            <w:tcW w:type="dxa" w:w="864"/>
           </w:tcPr>
           <w:p>
             <w:r>
@@ -32563,7 +32569,7 @@
         </w:tc>
         <w:tc>
           <w:tcPr>
-            <w:tcW w:type="dxa" w:w="1141"/>
+            <w:tcW w:type="dxa" w:w="864"/>
           </w:tcPr>
           <w:p>
             <w:r>
@@ -32576,7 +32582,7 @@
         </w:tc>
         <w:tc>
           <w:tcPr>
-            <w:tcW w:type="dxa" w:w="1141"/>
+            <w:tcW w:type="dxa" w:w="864"/>
           </w:tcPr>
           <w:p>
             <w:r>
@@ -32589,7 +32595,7 @@
         </w:tc>
         <w:tc>
           <w:tcPr>
-            <w:tcW w:type="dxa" w:w="1141"/>
+            <w:tcW w:type="dxa" w:w="864"/>
           </w:tcPr>
           <w:p>
             <w:r>
@@ -32604,7 +32610,7 @@
       <w:tr>
         <w:tc>
           <w:tcPr>
-            <w:tcW w:type="dxa" w:w="1141"/>
+            <w:tcW w:type="dxa" w:w="864"/>
           </w:tcPr>
           <w:p>
             <w:r>
@@ -32617,7 +32623,7 @@
         </w:tc>
         <w:tc>
           <w:tcPr>
-            <w:tcW w:type="dxa" w:w="1141"/>
+            <w:tcW w:type="dxa" w:w="864"/>
           </w:tcPr>
           <w:p>
             <w:r>
@@ -32630,7 +32636,7 @@
         </w:tc>
         <w:tc>
           <w:tcPr>
-            <w:tcW w:type="dxa" w:w="1141"/>
+            <w:tcW w:type="dxa" w:w="864"/>
           </w:tcPr>
           <w:p>
             <w:r>
@@ -32643,7 +32649,7 @@
         </w:tc>
         <w:tc>
           <w:tcPr>
-            <w:tcW w:type="dxa" w:w="1141"/>
+            <w:tcW w:type="dxa" w:w="864"/>
           </w:tcPr>
           <w:p>
             <w:r>
@@ -32656,7 +32662,7 @@
         </w:tc>
         <w:tc>
           <w:tcPr>
-            <w:tcW w:type="dxa" w:w="1141"/>
+            <w:tcW w:type="dxa" w:w="864"/>
           </w:tcPr>
           <w:p>
             <w:r>
@@ -32669,7 +32675,7 @@
         </w:tc>
         <w:tc>
           <w:tcPr>
-            <w:tcW w:type="dxa" w:w="1141"/>
+            <w:tcW w:type="dxa" w:w="864"/>
           </w:tcPr>
           <w:p>
             <w:r>
@@ -32682,7 +32688,7 @@
         </w:tc>
         <w:tc>
           <w:tcPr>
-            <w:tcW w:type="dxa" w:w="1141"/>
+            <w:tcW w:type="dxa" w:w="864"/>
           </w:tcPr>
           <w:p>
             <w:r>
@@ -32695,7 +32701,7 @@
         </w:tc>
         <w:tc>
           <w:tcPr>
-            <w:tcW w:type="dxa" w:w="1141"/>
+            <w:tcW w:type="dxa" w:w="864"/>
           </w:tcPr>
           <w:p>
             <w:r>
@@ -32708,7 +32714,7 @@
         </w:tc>
         <w:tc>
           <w:tcPr>
-            <w:tcW w:type="dxa" w:w="1141"/>
+            <w:tcW w:type="dxa" w:w="864"/>
           </w:tcPr>
           <w:p>
             <w:r>
@@ -32721,7 +32727,7 @@
         </w:tc>
         <w:tc>
           <w:tcPr>
-            <w:tcW w:type="dxa" w:w="1141"/>
+            <w:tcW w:type="dxa" w:w="864"/>
           </w:tcPr>
           <w:p>
             <w:r>
@@ -32734,7 +32740,7 @@
         </w:tc>
         <w:tc>
           <w:tcPr>
-            <w:tcW w:type="dxa" w:w="1141"/>
+            <w:tcW w:type="dxa" w:w="864"/>
           </w:tcPr>
           <w:p>
             <w:r>
@@ -32747,7 +32753,7 @@
         </w:tc>
         <w:tc>
           <w:tcPr>
-            <w:tcW w:type="dxa" w:w="1141"/>
+            <w:tcW w:type="dxa" w:w="864"/>
           </w:tcPr>
           <w:p>
             <w:r>
@@ -32760,7 +32766,7 @@
         </w:tc>
         <w:tc>
           <w:tcPr>
-            <w:tcW w:type="dxa" w:w="1141"/>
+            <w:tcW w:type="dxa" w:w="864"/>
           </w:tcPr>
           <w:p>
             <w:r>
@@ -32775,7 +32781,7 @@
       <w:tr>
         <w:tc>
           <w:tcPr>
-            <w:tcW w:type="dxa" w:w="1141"/>
+            <w:tcW w:type="dxa" w:w="864"/>
           </w:tcPr>
           <w:p>
             <w:r>
@@ -32788,7 +32794,7 @@
         </w:tc>
         <w:tc>
           <w:tcPr>
-            <w:tcW w:type="dxa" w:w="1141"/>
+            <w:tcW w:type="dxa" w:w="864"/>
           </w:tcPr>
           <w:p>
             <w:r>
@@ -32801,7 +32807,7 @@
         </w:tc>
         <w:tc>
           <w:tcPr>
-            <w:tcW w:type="dxa" w:w="1141"/>
+            <w:tcW w:type="dxa" w:w="864"/>
           </w:tcPr>
           <w:p>
             <w:r>
@@ -32814,7 +32820,7 @@
         </w:tc>
         <w:tc>
           <w:tcPr>
-            <w:tcW w:type="dxa" w:w="1141"/>
+            <w:tcW w:type="dxa" w:w="864"/>
           </w:tcPr>
           <w:p>
             <w:r>
@@ -32827,7 +32833,7 @@
         </w:tc>
         <w:tc>
           <w:tcPr>
-            <w:tcW w:type="dxa" w:w="1141"/>
+            <w:tcW w:type="dxa" w:w="864"/>
           </w:tcPr>
           <w:p>
             <w:r>
@@ -32840,7 +32846,7 @@
         </w:tc>
         <w:tc>
           <w:tcPr>
-            <w:tcW w:type="dxa" w:w="1141"/>
+            <w:tcW w:type="dxa" w:w="864"/>
           </w:tcPr>
           <w:p>
             <w:r>
@@ -32853,7 +32859,7 @@
         </w:tc>
         <w:tc>
           <w:tcPr>
-            <w:tcW w:type="dxa" w:w="1141"/>
+            <w:tcW w:type="dxa" w:w="864"/>
           </w:tcPr>
           <w:p>
             <w:r>
@@ -32866,7 +32872,7 @@
         </w:tc>
         <w:tc>
           <w:tcPr>
-            <w:tcW w:type="dxa" w:w="1141"/>
+            <w:tcW w:type="dxa" w:w="864"/>
           </w:tcPr>
           <w:p>
             <w:r>
@@ -32879,7 +32885,7 @@
         </w:tc>
         <w:tc>
           <w:tcPr>
-            <w:tcW w:type="dxa" w:w="1141"/>
+            <w:tcW w:type="dxa" w:w="864"/>
           </w:tcPr>
           <w:p>
             <w:r>
@@ -32892,7 +32898,7 @@
         </w:tc>
         <w:tc>
           <w:tcPr>
-            <w:tcW w:type="dxa" w:w="1141"/>
+            <w:tcW w:type="dxa" w:w="864"/>
           </w:tcPr>
           <w:p>
             <w:r>
@@ -32905,7 +32911,7 @@
         </w:tc>
         <w:tc>
           <w:tcPr>
-            <w:tcW w:type="dxa" w:w="1141"/>
+            <w:tcW w:type="dxa" w:w="864"/>
           </w:tcPr>
           <w:p>
             <w:r>
@@ -32918,7 +32924,7 @@
         </w:tc>
         <w:tc>
           <w:tcPr>
-            <w:tcW w:type="dxa" w:w="1141"/>
+            <w:tcW w:type="dxa" w:w="864"/>
           </w:tcPr>
           <w:p>
             <w:r>
@@ -32931,7 +32937,7 @@
         </w:tc>
         <w:tc>
           <w:tcPr>
-            <w:tcW w:type="dxa" w:w="1141"/>
+            <w:tcW w:type="dxa" w:w="864"/>
           </w:tcPr>
           <w:p>
             <w:r>
@@ -32946,7 +32952,7 @@
       <w:tr>
         <w:tc>
           <w:tcPr>
-            <w:tcW w:type="dxa" w:w="1141"/>
+            <w:tcW w:type="dxa" w:w="864"/>
           </w:tcPr>
           <w:p>
             <w:r>
@@ -32959,7 +32965,7 @@
         </w:tc>
         <w:tc>
           <w:tcPr>
-            <w:tcW w:type="dxa" w:w="1141"/>
+            <w:tcW w:type="dxa" w:w="864"/>
           </w:tcPr>
           <w:p>
             <w:r>
@@ -32972,7 +32978,7 @@
         </w:tc>
         <w:tc>
           <w:tcPr>
-            <w:tcW w:type="dxa" w:w="1141"/>
+            <w:tcW w:type="dxa" w:w="864"/>
           </w:tcPr>
           <w:p>
             <w:r>
@@ -32985,7 +32991,7 @@
         </w:tc>
         <w:tc>
           <w:tcPr>
-            <w:tcW w:type="dxa" w:w="1141"/>
+            <w:tcW w:type="dxa" w:w="864"/>
           </w:tcPr>
           <w:p>
             <w:r>
@@ -32998,7 +33004,7 @@
         </w:tc>
         <w:tc>
           <w:tcPr>
-            <w:tcW w:type="dxa" w:w="1141"/>
+            <w:tcW w:type="dxa" w:w="864"/>
           </w:tcPr>
           <w:p>
             <w:r>
@@ -33011,7 +33017,7 @@
         </w:tc>
         <w:tc>
           <w:tcPr>
-            <w:tcW w:type="dxa" w:w="1141"/>
+            <w:tcW w:type="dxa" w:w="864"/>
           </w:tcPr>
           <w:p>
             <w:r>
@@ -33024,7 +33030,7 @@
         </w:tc>
         <w:tc>
           <w:tcPr>
-            <w:tcW w:type="dxa" w:w="1141"/>
+            <w:tcW w:type="dxa" w:w="864"/>
           </w:tcPr>
           <w:p>
             <w:r>
@@ -33037,7 +33043,7 @@
         </w:tc>
         <w:tc>
           <w:tcPr>
-            <w:tcW w:type="dxa" w:w="1141"/>
+            <w:tcW w:type="dxa" w:w="864"/>
           </w:tcPr>
           <w:p>
             <w:r>
@@ -33050,7 +33056,7 @@
         </w:tc>
         <w:tc>
           <w:tcPr>
-            <w:tcW w:type="dxa" w:w="1141"/>
+            <w:tcW w:type="dxa" w:w="864"/>
           </w:tcPr>
           <w:p>
             <w:r>
@@ -33063,7 +33069,7 @@
         </w:tc>
         <w:tc>
           <w:tcPr>
-            <w:tcW w:type="dxa" w:w="1141"/>
+            <w:tcW w:type="dxa" w:w="864"/>
           </w:tcPr>
           <w:p>
             <w:r>
@@ -33076,7 +33082,7 @@
         </w:tc>
         <w:tc>
           <w:tcPr>
-            <w:tcW w:type="dxa" w:w="1141"/>
+            <w:tcW w:type="dxa" w:w="864"/>
           </w:tcPr>
           <w:p>
             <w:r>
@@ -33089,7 +33095,7 @@
         </w:tc>
         <w:tc>
           <w:tcPr>
-            <w:tcW w:type="dxa" w:w="1141"/>
+            <w:tcW w:type="dxa" w:w="864"/>
           </w:tcPr>
           <w:p>
             <w:r>
@@ -33102,7 +33108,7 @@
         </w:tc>
         <w:tc>
           <w:tcPr>
-            <w:tcW w:type="dxa" w:w="1141"/>
+            <w:tcW w:type="dxa" w:w="864"/>
           </w:tcPr>
           <w:p>
             <w:r>
@@ -33117,7 +33123,7 @@
       <w:tr>
         <w:tc>
           <w:tcPr>
-            <w:tcW w:type="dxa" w:w="1141"/>
+            <w:tcW w:type="dxa" w:w="864"/>
           </w:tcPr>
           <w:p>
             <w:r>
@@ -33130,7 +33136,7 @@
         </w:tc>
         <w:tc>
           <w:tcPr>
-            <w:tcW w:type="dxa" w:w="1141"/>
+            <w:tcW w:type="dxa" w:w="864"/>
           </w:tcPr>
           <w:p>
             <w:r>
@@ -33143,7 +33149,7 @@
         </w:tc>
         <w:tc>
           <w:tcPr>
-            <w:tcW w:type="dxa" w:w="1141"/>
+            <w:tcW w:type="dxa" w:w="864"/>
           </w:tcPr>
           <w:p>
             <w:r>
@@ -33156,7 +33162,7 @@
         </w:tc>
         <w:tc>
           <w:tcPr>
-            <w:tcW w:type="dxa" w:w="1141"/>
+            <w:tcW w:type="dxa" w:w="864"/>
           </w:tcPr>
           <w:p>
             <w:r>
@@ -33169,7 +33175,7 @@
         </w:tc>
         <w:tc>
           <w:tcPr>
-            <w:tcW w:type="dxa" w:w="1141"/>
+            <w:tcW w:type="dxa" w:w="864"/>
           </w:tcPr>
           <w:p>
             <w:r>
@@ -33182,7 +33188,7 @@
         </w:tc>
         <w:tc>
           <w:tcPr>
-            <w:tcW w:type="dxa" w:w="1141"/>
+            <w:tcW w:type="dxa" w:w="864"/>
           </w:tcPr>
           <w:p>
             <w:r>
@@ -33195,7 +33201,7 @@
         </w:tc>
         <w:tc>
           <w:tcPr>
-            <w:tcW w:type="dxa" w:w="1141"/>
+            <w:tcW w:type="dxa" w:w="864"/>
           </w:tcPr>
           <w:p>
             <w:r>
@@ -33208,7 +33214,7 @@
         </w:tc>
         <w:tc>
           <w:tcPr>
-            <w:tcW w:type="dxa" w:w="1141"/>
+            <w:tcW w:type="dxa" w:w="864"/>
           </w:tcPr>
           <w:p>
             <w:r>
@@ -33221,7 +33227,7 @@
         </w:tc>
         <w:tc>
           <w:tcPr>
-            <w:tcW w:type="dxa" w:w="1141"/>
+            <w:tcW w:type="dxa" w:w="864"/>
           </w:tcPr>
           <w:p>
             <w:r>
@@ -33234,7 +33240,7 @@
         </w:tc>
         <w:tc>
           <w:tcPr>
-            <w:tcW w:type="dxa" w:w="1141"/>
+            <w:tcW w:type="dxa" w:w="864"/>
           </w:tcPr>
           <w:p>
             <w:r>
@@ -33247,7 +33253,7 @@
         </w:tc>
         <w:tc>
           <w:tcPr>
-            <w:tcW w:type="dxa" w:w="1141"/>
+            <w:tcW w:type="dxa" w:w="864"/>
           </w:tcPr>
           <w:p>
             <w:r>
@@ -33260,7 +33266,7 @@
         </w:tc>
         <w:tc>
           <w:tcPr>
-            <w:tcW w:type="dxa" w:w="1141"/>
+            <w:tcW w:type="dxa" w:w="864"/>
           </w:tcPr>
           <w:p>
             <w:r>
@@ -33273,7 +33279,7 @@
         </w:tc>
         <w:tc>
           <w:tcPr>
-            <w:tcW w:type="dxa" w:w="1141"/>
+            <w:tcW w:type="dxa" w:w="864"/>
           </w:tcPr>
           <w:p>
             <w:r>
@@ -33288,7 +33294,7 @@
       <w:tr>
         <w:tc>
           <w:tcPr>
-            <w:tcW w:type="dxa" w:w="1141"/>
+            <w:tcW w:type="dxa" w:w="864"/>
           </w:tcPr>
           <w:p>
             <w:r>
@@ -33301,7 +33307,7 @@
         </w:tc>
         <w:tc>
           <w:tcPr>
-            <w:tcW w:type="dxa" w:w="1141"/>
+            <w:tcW w:type="dxa" w:w="864"/>
           </w:tcPr>
           <w:p>
             <w:r>
@@ -33314,7 +33320,7 @@
         </w:tc>
         <w:tc>
           <w:tcPr>
-            <w:tcW w:type="dxa" w:w="1141"/>
+            <w:tcW w:type="dxa" w:w="864"/>
           </w:tcPr>
           <w:p>
             <w:r>
@@ -33327,7 +33333,7 @@
         </w:tc>
         <w:tc>
           <w:tcPr>
-            <w:tcW w:type="dxa" w:w="1141"/>
+            <w:tcW w:type="dxa" w:w="864"/>
           </w:tcPr>
           <w:p>
             <w:r>
@@ -33340,7 +33346,7 @@
         </w:tc>
         <w:tc>
           <w:tcPr>
-            <w:tcW w:type="dxa" w:w="1141"/>
+            <w:tcW w:type="dxa" w:w="864"/>
           </w:tcPr>
           <w:p>
             <w:r>
@@ -33353,7 +33359,7 @@
         </w:tc>
         <w:tc>
           <w:tcPr>
-            <w:tcW w:type="dxa" w:w="1141"/>
+            <w:tcW w:type="dxa" w:w="864"/>
           </w:tcPr>
           <w:p>
             <w:r>
@@ -33366,7 +33372,7 @@
         </w:tc>
         <w:tc>
           <w:tcPr>
-            <w:tcW w:type="dxa" w:w="1141"/>
+            <w:tcW w:type="dxa" w:w="864"/>
           </w:tcPr>
           <w:p>
             <w:r>
@@ -33379,7 +33385,7 @@
         </w:tc>
         <w:tc>
           <w:tcPr>
-            <w:tcW w:type="dxa" w:w="1141"/>
+            <w:tcW w:type="dxa" w:w="864"/>
           </w:tcPr>
           <w:p>
             <w:r>
@@ -33392,7 +33398,7 @@
         </w:tc>
         <w:tc>
           <w:tcPr>
-            <w:tcW w:type="dxa" w:w="1141"/>
+            <w:tcW w:type="dxa" w:w="864"/>
           </w:tcPr>
           <w:p>
             <w:r>
@@ -33405,7 +33411,7 @@
         </w:tc>
         <w:tc>
           <w:tcPr>
-            <w:tcW w:type="dxa" w:w="1141"/>
+            <w:tcW w:type="dxa" w:w="864"/>
           </w:tcPr>
           <w:p>
             <w:r>
@@ -33418,7 +33424,7 @@
         </w:tc>
         <w:tc>
           <w:tcPr>
-            <w:tcW w:type="dxa" w:w="1141"/>
+            <w:tcW w:type="dxa" w:w="864"/>
           </w:tcPr>
           <w:p>
             <w:r>
@@ -33431,7 +33437,7 @@
         </w:tc>
         <w:tc>
           <w:tcPr>
-            <w:tcW w:type="dxa" w:w="1141"/>
+            <w:tcW w:type="dxa" w:w="864"/>
           </w:tcPr>
           <w:p>
             <w:r>
@@ -33444,7 +33450,7 @@
         </w:tc>
         <w:tc>
           <w:tcPr>
-            <w:tcW w:type="dxa" w:w="1141"/>
+            <w:tcW w:type="dxa" w:w="864"/>
           </w:tcPr>
           <w:p>
             <w:r>
@@ -33459,7 +33465,7 @@
       <w:tr>
         <w:tc>
           <w:tcPr>
-            <w:tcW w:type="dxa" w:w="1141"/>
+            <w:tcW w:type="dxa" w:w="864"/>
           </w:tcPr>
           <w:p>
             <w:r>
@@ -33472,7 +33478,7 @@
         </w:tc>
         <w:tc>
           <w:tcPr>
-            <w:tcW w:type="dxa" w:w="1141"/>
+            <w:tcW w:type="dxa" w:w="864"/>
           </w:tcPr>
           <w:p>
             <w:r>
@@ -33485,7 +33491,7 @@
         </w:tc>
         <w:tc>
           <w:tcPr>
-            <w:tcW w:type="dxa" w:w="1141"/>
+            <w:tcW w:type="dxa" w:w="864"/>
           </w:tcPr>
           <w:p>
             <w:r>
@@ -33498,7 +33504,7 @@
         </w:tc>
         <w:tc>
           <w:tcPr>
-            <w:tcW w:type="dxa" w:w="1141"/>
+            <w:tcW w:type="dxa" w:w="864"/>
           </w:tcPr>
           <w:p>
             <w:r>
@@ -33511,7 +33517,7 @@
         </w:tc>
         <w:tc>
           <w:tcPr>
-            <w:tcW w:type="dxa" w:w="1141"/>
+            <w:tcW w:type="dxa" w:w="864"/>
           </w:tcPr>
           <w:p>
             <w:r>
@@ -33524,7 +33530,7 @@
         </w:tc>
         <w:tc>
           <w:tcPr>
-            <w:tcW w:type="dxa" w:w="1141"/>
+            <w:tcW w:type="dxa" w:w="864"/>
           </w:tcPr>
           <w:p>
             <w:r>
@@ -33537,7 +33543,7 @@
         </w:tc>
         <w:tc>
           <w:tcPr>
-            <w:tcW w:type="dxa" w:w="1141"/>
+            <w:tcW w:type="dxa" w:w="864"/>
           </w:tcPr>
           <w:p>
             <w:r>
@@ -33550,7 +33556,7 @@
         </w:tc>
         <w:tc>
           <w:tcPr>
-            <w:tcW w:type="dxa" w:w="1141"/>
+            <w:tcW w:type="dxa" w:w="864"/>
           </w:tcPr>
           <w:p>
             <w:r>
@@ -33563,7 +33569,7 @@
         </w:tc>
         <w:tc>
           <w:tcPr>
-            <w:tcW w:type="dxa" w:w="1141"/>
+            <w:tcW w:type="dxa" w:w="864"/>
           </w:tcPr>
           <w:p>
             <w:r>
@@ -33576,7 +33582,7 @@
         </w:tc>
         <w:tc>
           <w:tcPr>
-            <w:tcW w:type="dxa" w:w="1141"/>
+            <w:tcW w:type="dxa" w:w="864"/>
           </w:tcPr>
           <w:p>
             <w:r>
@@ -33589,7 +33595,7 @@
         </w:tc>
         <w:tc>
           <w:tcPr>
-            <w:tcW w:type="dxa" w:w="1141"/>
+            <w:tcW w:type="dxa" w:w="864"/>
           </w:tcPr>
           <w:p>
             <w:r>
@@ -33602,7 +33608,7 @@
         </w:tc>
         <w:tc>
           <w:tcPr>
-            <w:tcW w:type="dxa" w:w="1141"/>
+            <w:tcW w:type="dxa" w:w="864"/>
           </w:tcPr>
           <w:p>
             <w:r>
@@ -33615,7 +33621,7 @@
         </w:tc>
         <w:tc>
           <w:tcPr>
-            <w:tcW w:type="dxa" w:w="1141"/>
+            <w:tcW w:type="dxa" w:w="864"/>
           </w:tcPr>
           <w:p>
             <w:r>
@@ -33630,7 +33636,7 @@
       <w:tr>
         <w:tc>
           <w:tcPr>
-            <w:tcW w:type="dxa" w:w="1141"/>
+            <w:tcW w:type="dxa" w:w="864"/>
           </w:tcPr>
           <w:p>
             <w:r>
@@ -33643,7 +33649,7 @@
         </w:tc>
         <w:tc>
           <w:tcPr>
-            <w:tcW w:type="dxa" w:w="1141"/>
+            <w:tcW w:type="dxa" w:w="864"/>
           </w:tcPr>
           <w:p>
             <w:r>
@@ -33656,7 +33662,7 @@
         </w:tc>
         <w:tc>
           <w:tcPr>
-            <w:tcW w:type="dxa" w:w="1141"/>
+            <w:tcW w:type="dxa" w:w="864"/>
           </w:tcPr>
           <w:p>
             <w:r>
@@ -33669,7 +33675,7 @@
         </w:tc>
         <w:tc>
           <w:tcPr>
-            <w:tcW w:type="dxa" w:w="1141"/>
+            <w:tcW w:type="dxa" w:w="864"/>
           </w:tcPr>
           <w:p>
             <w:r>
@@ -33682,7 +33688,7 @@
         </w:tc>
         <w:tc>
           <w:tcPr>
-            <w:tcW w:type="dxa" w:w="1141"/>
+            <w:tcW w:type="dxa" w:w="864"/>
           </w:tcPr>
           <w:p>
             <w:r>
@@ -33695,7 +33701,7 @@
         </w:tc>
         <w:tc>
           <w:tcPr>
-            <w:tcW w:type="dxa" w:w="1141"/>
+            <w:tcW w:type="dxa" w:w="864"/>
           </w:tcPr>
           <w:p>
             <w:r>
@@ -33708,7 +33714,7 @@
         </w:tc>
         <w:tc>
           <w:tcPr>
-            <w:tcW w:type="dxa" w:w="1141"/>
+            <w:tcW w:type="dxa" w:w="864"/>
           </w:tcPr>
           <w:p>
             <w:r>
@@ -33721,7 +33727,7 @@
         </w:tc>
         <w:tc>
           <w:tcPr>
-            <w:tcW w:type="dxa" w:w="1141"/>
+            <w:tcW w:type="dxa" w:w="864"/>
           </w:tcPr>
           <w:p>
             <w:r>
@@ -33734,7 +33740,7 @@
         </w:tc>
         <w:tc>
           <w:tcPr>
-            <w:tcW w:type="dxa" w:w="1141"/>
+            <w:tcW w:type="dxa" w:w="864"/>
           </w:tcPr>
           <w:p>
             <w:r>
@@ -33747,7 +33753,7 @@
         </w:tc>
         <w:tc>
           <w:tcPr>
-            <w:tcW w:type="dxa" w:w="1141"/>
+            <w:tcW w:type="dxa" w:w="864"/>
           </w:tcPr>
           <w:p>
             <w:r>
@@ -33760,7 +33766,7 @@
         </w:tc>
         <w:tc>
           <w:tcPr>
-            <w:tcW w:type="dxa" w:w="1141"/>
+            <w:tcW w:type="dxa" w:w="864"/>
           </w:tcPr>
           <w:p>
             <w:r>
@@ -33773,7 +33779,7 @@
         </w:tc>
         <w:tc>
           <w:tcPr>
-            <w:tcW w:type="dxa" w:w="1141"/>
+            <w:tcW w:type="dxa" w:w="864"/>
           </w:tcPr>
           <w:p>
             <w:r>
@@ -33786,7 +33792,7 @@
         </w:tc>
         <w:tc>
           <w:tcPr>
-            <w:tcW w:type="dxa" w:w="1141"/>
+            <w:tcW w:type="dxa" w:w="864"/>
           </w:tcPr>
           <w:p>
             <w:r>
@@ -33801,7 +33807,7 @@
       <w:tr>
         <w:tc>
           <w:tcPr>
-            <w:tcW w:type="dxa" w:w="1141"/>
+            <w:tcW w:type="dxa" w:w="864"/>
           </w:tcPr>
           <w:p>
             <w:r>
@@ -33814,7 +33820,7 @@
         </w:tc>
         <w:tc>
           <w:tcPr>
-            <w:tcW w:type="dxa" w:w="1141"/>
+            <w:tcW w:type="dxa" w:w="864"/>
           </w:tcPr>
           <w:p>
             <w:r>
@@ -33827,7 +33833,7 @@
         </w:tc>
         <w:tc>
           <w:tcPr>
-            <w:tcW w:type="dxa" w:w="1141"/>
+            <w:tcW w:type="dxa" w:w="864"/>
           </w:tcPr>
           <w:p>
             <w:r>
@@ -33840,7 +33846,7 @@
         </w:tc>
         <w:tc>
           <w:tcPr>
-            <w:tcW w:type="dxa" w:w="1141"/>
+            <w:tcW w:type="dxa" w:w="864"/>
           </w:tcPr>
           <w:p>
             <w:r>
@@ -33853,7 +33859,7 @@
         </w:tc>
         <w:tc>
           <w:tcPr>
-            <w:tcW w:type="dxa" w:w="1141"/>
+            <w:tcW w:type="dxa" w:w="864"/>
           </w:tcPr>
           <w:p>
             <w:r>
@@ -33866,7 +33872,7 @@
         </w:tc>
         <w:tc>
           <w:tcPr>
-            <w:tcW w:type="dxa" w:w="1141"/>
+            <w:tcW w:type="dxa" w:w="864"/>
           </w:tcPr>
           <w:p>
             <w:r>
@@ -33879,7 +33885,7 @@
         </w:tc>
         <w:tc>
           <w:tcPr>
-            <w:tcW w:type="dxa" w:w="1141"/>
+            <w:tcW w:type="dxa" w:w="864"/>
           </w:tcPr>
           <w:p>
             <w:r>
@@ -33892,7 +33898,7 @@
         </w:tc>
         <w:tc>
           <w:tcPr>
-            <w:tcW w:type="dxa" w:w="1141"/>
+            <w:tcW w:type="dxa" w:w="864"/>
           </w:tcPr>
           <w:p>
             <w:r>
@@ -33905,7 +33911,7 @@
         </w:tc>
         <w:tc>
           <w:tcPr>
-            <w:tcW w:type="dxa" w:w="1141"/>
+            <w:tcW w:type="dxa" w:w="864"/>
           </w:tcPr>
           <w:p>
             <w:r>
@@ -33918,7 +33924,7 @@
         </w:tc>
         <w:tc>
           <w:tcPr>
-            <w:tcW w:type="dxa" w:w="1141"/>
+            <w:tcW w:type="dxa" w:w="864"/>
           </w:tcPr>
           <w:p>
             <w:r>
@@ -33931,7 +33937,7 @@
         </w:tc>
         <w:tc>
           <w:tcPr>
-            <w:tcW w:type="dxa" w:w="1141"/>
+            <w:tcW w:type="dxa" w:w="864"/>
           </w:tcPr>
           <w:p>
             <w:r>
@@ -33944,7 +33950,7 @@
         </w:tc>
         <w:tc>
           <w:tcPr>
-            <w:tcW w:type="dxa" w:w="1141"/>
+            <w:tcW w:type="dxa" w:w="864"/>
           </w:tcPr>
           <w:p>
             <w:r>
@@ -33957,7 +33963,7 @@
         </w:tc>
         <w:tc>
           <w:tcPr>
-            <w:tcW w:type="dxa" w:w="1141"/>
+            <w:tcW w:type="dxa" w:w="864"/>
           </w:tcPr>
           <w:p>
             <w:r>
@@ -33972,7 +33978,7 @@
       <w:tr>
         <w:tc>
           <w:tcPr>
-            <w:tcW w:type="dxa" w:w="1141"/>
+            <w:tcW w:type="dxa" w:w="864"/>
           </w:tcPr>
           <w:p>
             <w:r>
@@ -33985,7 +33991,7 @@
         </w:tc>
         <w:tc>
           <w:tcPr>
-            <w:tcW w:type="dxa" w:w="1141"/>
+            <w:tcW w:type="dxa" w:w="864"/>
           </w:tcPr>
           <w:p>
             <w:r>
@@ -33998,7 +34004,7 @@
         </w:tc>
         <w:tc>
           <w:tcPr>
-            <w:tcW w:type="dxa" w:w="1141"/>
+            <w:tcW w:type="dxa" w:w="864"/>
           </w:tcPr>
           <w:p>
             <w:r>
@@ -34011,7 +34017,7 @@
         </w:tc>
         <w:tc>
           <w:tcPr>
-            <w:tcW w:type="dxa" w:w="1141"/>
+            <w:tcW w:type="dxa" w:w="864"/>
           </w:tcPr>
           <w:p>
             <w:r>
@@ -34024,7 +34030,7 @@
         </w:tc>
         <w:tc>
           <w:tcPr>
-            <w:tcW w:type="dxa" w:w="1141"/>
+            <w:tcW w:type="dxa" w:w="864"/>
           </w:tcPr>
           <w:p>
             <w:r>
@@ -34037,7 +34043,7 @@
         </w:tc>
         <w:tc>
           <w:tcPr>
-            <w:tcW w:type="dxa" w:w="1141"/>
+            <w:tcW w:type="dxa" w:w="864"/>
           </w:tcPr>
           <w:p>
             <w:r>
@@ -34050,7 +34056,7 @@
         </w:tc>
         <w:tc>
           <w:tcPr>
-            <w:tcW w:type="dxa" w:w="1141"/>
+            <w:tcW w:type="dxa" w:w="864"/>
           </w:tcPr>
           <w:p>
             <w:r>
@@ -34063,7 +34069,7 @@
         </w:tc>
         <w:tc>
           <w:tcPr>
-            <w:tcW w:type="dxa" w:w="1141"/>
+            <w:tcW w:type="dxa" w:w="864"/>
           </w:tcPr>
           <w:p>
             <w:r>
@@ -34076,7 +34082,7 @@
         </w:tc>
         <w:tc>
           <w:tcPr>
-            <w:tcW w:type="dxa" w:w="1141"/>
+            <w:tcW w:type="dxa" w:w="864"/>
           </w:tcPr>
           <w:p>
             <w:r>
@@ -34089,7 +34095,7 @@
         </w:tc>
         <w:tc>
           <w:tcPr>
-            <w:tcW w:type="dxa" w:w="1141"/>
+            <w:tcW w:type="dxa" w:w="864"/>
           </w:tcPr>
           <w:p>
             <w:r>
@@ -34102,7 +34108,7 @@
         </w:tc>
         <w:tc>
           <w:tcPr>
-            <w:tcW w:type="dxa" w:w="1141"/>
+            <w:tcW w:type="dxa" w:w="864"/>
           </w:tcPr>
           <w:p>
             <w:r>
@@ -34115,7 +34121,7 @@
         </w:tc>
         <w:tc>
           <w:tcPr>
-            <w:tcW w:type="dxa" w:w="1141"/>
+            <w:tcW w:type="dxa" w:w="864"/>
           </w:tcPr>
           <w:p>
             <w:r>
@@ -34128,7 +34134,7 @@
         </w:tc>
         <w:tc>
           <w:tcPr>
-            <w:tcW w:type="dxa" w:w="1141"/>
+            <w:tcW w:type="dxa" w:w="864"/>
           </w:tcPr>
           <w:p>
             <w:r>
@@ -34143,7 +34149,7 @@
       <w:tr>
         <w:tc>
           <w:tcPr>
-            <w:tcW w:type="dxa" w:w="1141"/>
+            <w:tcW w:type="dxa" w:w="864"/>
           </w:tcPr>
           <w:p>
             <w:r>
@@ -34156,7 +34162,7 @@
         </w:tc>
         <w:tc>
           <w:tcPr>
-            <w:tcW w:type="dxa" w:w="1141"/>
+            <w:tcW w:type="dxa" w:w="864"/>
           </w:tcPr>
           <w:p>
             <w:r>
@@ -34169,7 +34175,7 @@
         </w:tc>
         <w:tc>
           <w:tcPr>
-            <w:tcW w:type="dxa" w:w="1141"/>
+            <w:tcW w:type="dxa" w:w="864"/>
           </w:tcPr>
           <w:p>
             <w:r>
@@ -34182,7 +34188,7 @@
         </w:tc>
         <w:tc>
           <w:tcPr>
-            <w:tcW w:type="dxa" w:w="1141"/>
+            <w:tcW w:type="dxa" w:w="864"/>
           </w:tcPr>
           <w:p>
             <w:r>
@@ -34195,7 +34201,7 @@
         </w:tc>
         <w:tc>
           <w:tcPr>
-            <w:tcW w:type="dxa" w:w="1141"/>
+            <w:tcW w:type="dxa" w:w="864"/>
           </w:tcPr>
           <w:p>
             <w:r>
@@ -34208,7 +34214,7 @@
         </w:tc>
         <w:tc>
           <w:tcPr>
-            <w:tcW w:type="dxa" w:w="1141"/>
+            <w:tcW w:type="dxa" w:w="864"/>
           </w:tcPr>
           <w:p>
             <w:r>
@@ -34221,7 +34227,7 @@
         </w:tc>
         <w:tc>
           <w:tcPr>
-            <w:tcW w:type="dxa" w:w="1141"/>
+            <w:tcW w:type="dxa" w:w="864"/>
           </w:tcPr>
           <w:p>
             <w:r>
@@ -34234,7 +34240,7 @@
         </w:tc>
         <w:tc>
           <w:tcPr>
-            <w:tcW w:type="dxa" w:w="1141"/>
+            <w:tcW w:type="dxa" w:w="864"/>
           </w:tcPr>
           <w:p>
             <w:r>
@@ -34247,7 +34253,7 @@
         </w:tc>
         <w:tc>
           <w:tcPr>
-            <w:tcW w:type="dxa" w:w="1141"/>
+            <w:tcW w:type="dxa" w:w="864"/>
           </w:tcPr>
           <w:p>
             <w:r>
@@ -34260,7 +34266,7 @@
         </w:tc>
         <w:tc>
           <w:tcPr>
-            <w:tcW w:type="dxa" w:w="1141"/>
+            <w:tcW w:type="dxa" w:w="864"/>
           </w:tcPr>
           <w:p>
             <w:r>
@@ -34273,7 +34279,7 @@
         </w:tc>
         <w:tc>
           <w:tcPr>
-            <w:tcW w:type="dxa" w:w="1141"/>
+            <w:tcW w:type="dxa" w:w="864"/>
           </w:tcPr>
           <w:p>
             <w:r>
@@ -34286,7 +34292,7 @@
         </w:tc>
         <w:tc>
           <w:tcPr>
-            <w:tcW w:type="dxa" w:w="1141"/>
+            <w:tcW w:type="dxa" w:w="864"/>
           </w:tcPr>
           <w:p>
             <w:r>
@@ -34299,7 +34305,7 @@
         </w:tc>
         <w:tc>
           <w:tcPr>
-            <w:tcW w:type="dxa" w:w="1141"/>
+            <w:tcW w:type="dxa" w:w="864"/>
           </w:tcPr>
           <w:p>
             <w:r>
@@ -34314,7 +34320,7 @@
       <w:tr>
         <w:tc>
           <w:tcPr>
-            <w:tcW w:type="dxa" w:w="1141"/>
+            <w:tcW w:type="dxa" w:w="864"/>
           </w:tcPr>
           <w:p>
             <w:r>
@@ -34327,7 +34333,7 @@
         </w:tc>
         <w:tc>
           <w:tcPr>
-            <w:tcW w:type="dxa" w:w="1141"/>
+            <w:tcW w:type="dxa" w:w="864"/>
           </w:tcPr>
           <w:p>
             <w:r>
@@ -34340,7 +34346,7 @@
         </w:tc>
         <w:tc>
           <w:tcPr>
-            <w:tcW w:type="dxa" w:w="1141"/>
+            <w:tcW w:type="dxa" w:w="864"/>
           </w:tcPr>
           <w:p>
             <w:r>
@@ -34353,7 +34359,7 @@
         </w:tc>
         <w:tc>
           <w:tcPr>
-            <w:tcW w:type="dxa" w:w="1141"/>
+            <w:tcW w:type="dxa" w:w="864"/>
           </w:tcPr>
           <w:p>
             <w:r>
@@ -34366,7 +34372,7 @@
         </w:tc>
         <w:tc>
           <w:tcPr>
-            <w:tcW w:type="dxa" w:w="1141"/>
+            <w:tcW w:type="dxa" w:w="864"/>
           </w:tcPr>
           <w:p>
             <w:r>
@@ -34379,7 +34385,7 @@
         </w:tc>
         <w:tc>
           <w:tcPr>
-            <w:tcW w:type="dxa" w:w="1141"/>
+            <w:tcW w:type="dxa" w:w="864"/>
           </w:tcPr>
           <w:p>
             <w:r>
@@ -34392,7 +34398,7 @@
         </w:tc>
         <w:tc>
           <w:tcPr>
-            <w:tcW w:type="dxa" w:w="1141"/>
+            <w:tcW w:type="dxa" w:w="864"/>
           </w:tcPr>
           <w:p>
             <w:r>
@@ -34405,7 +34411,7 @@
         </w:tc>
         <w:tc>
           <w:tcPr>
-            <w:tcW w:type="dxa" w:w="1141"/>
+            <w:tcW w:type="dxa" w:w="864"/>
           </w:tcPr>
           <w:p>
             <w:r>
@@ -34418,7 +34424,7 @@
         </w:tc>
         <w:tc>
           <w:tcPr>
-            <w:tcW w:type="dxa" w:w="1141"/>
+            <w:tcW w:type="dxa" w:w="864"/>
           </w:tcPr>
           <w:p>
             <w:r>
@@ -34431,7 +34437,7 @@
         </w:tc>
         <w:tc>
           <w:tcPr>
-            <w:tcW w:type="dxa" w:w="1141"/>
+            <w:tcW w:type="dxa" w:w="864"/>
           </w:tcPr>
           <w:p>
             <w:r>
@@ -34444,7 +34450,7 @@
         </w:tc>
         <w:tc>
           <w:tcPr>
-            <w:tcW w:type="dxa" w:w="1141"/>
+            <w:tcW w:type="dxa" w:w="864"/>
           </w:tcPr>
           <w:p>
             <w:r>
@@ -34457,7 +34463,7 @@
         </w:tc>
         <w:tc>
           <w:tcPr>
-            <w:tcW w:type="dxa" w:w="1141"/>
+            <w:tcW w:type="dxa" w:w="864"/>
           </w:tcPr>
           <w:p>
             <w:r>
@@ -34470,7 +34476,7 @@
         </w:tc>
         <w:tc>
           <w:tcPr>
-            <w:tcW w:type="dxa" w:w="1141"/>
+            <w:tcW w:type="dxa" w:w="864"/>
           </w:tcPr>
           <w:p>
             <w:r>
@@ -34485,7 +34491,7 @@
       <w:tr>
         <w:tc>
           <w:tcPr>
-            <w:tcW w:type="dxa" w:w="1141"/>
+            <w:tcW w:type="dxa" w:w="864"/>
           </w:tcPr>
           <w:p>
             <w:r>
@@ -34498,7 +34504,7 @@
         </w:tc>
         <w:tc>
           <w:tcPr>
-            <w:tcW w:type="dxa" w:w="1141"/>
+            <w:tcW w:type="dxa" w:w="864"/>
           </w:tcPr>
           <w:p>
             <w:r>
@@ -34511,7 +34517,7 @@
         </w:tc>
         <w:tc>
           <w:tcPr>
-            <w:tcW w:type="dxa" w:w="1141"/>
+            <w:tcW w:type="dxa" w:w="864"/>
           </w:tcPr>
           <w:p>
             <w:r>
@@ -34524,7 +34530,7 @@
         </w:tc>
         <w:tc>
           <w:tcPr>
-            <w:tcW w:type="dxa" w:w="1141"/>
+            <w:tcW w:type="dxa" w:w="864"/>
           </w:tcPr>
           <w:p>
             <w:r>
@@ -34537,7 +34543,7 @@
         </w:tc>
         <w:tc>
           <w:tcPr>
-            <w:tcW w:type="dxa" w:w="1141"/>
+            <w:tcW w:type="dxa" w:w="864"/>
           </w:tcPr>
           <w:p>
             <w:r>
@@ -34550,7 +34556,7 @@
         </w:tc>
         <w:tc>
           <w:tcPr>
-            <w:tcW w:type="dxa" w:w="1141"/>
+            <w:tcW w:type="dxa" w:w="864"/>
           </w:tcPr>
           <w:p>
             <w:r>
@@ -34563,7 +34569,7 @@
         </w:tc>
         <w:tc>
           <w:tcPr>
-            <w:tcW w:type="dxa" w:w="1141"/>
+            <w:tcW w:type="dxa" w:w="864"/>
           </w:tcPr>
           <w:p>
             <w:r>
@@ -34576,7 +34582,7 @@
         </w:tc>
         <w:tc>
           <w:tcPr>
-            <w:tcW w:type="dxa" w:w="1141"/>
+            <w:tcW w:type="dxa" w:w="864"/>
           </w:tcPr>
           <w:p>
             <w:r>
@@ -34589,7 +34595,7 @@
         </w:tc>
         <w:tc>
           <w:tcPr>
-            <w:tcW w:type="dxa" w:w="1141"/>
+            <w:tcW w:type="dxa" w:w="864"/>
           </w:tcPr>
           <w:p>
             <w:r>
@@ -34602,7 +34608,7 @@
         </w:tc>
         <w:tc>
           <w:tcPr>
-            <w:tcW w:type="dxa" w:w="1141"/>
+            <w:tcW w:type="dxa" w:w="864"/>
           </w:tcPr>
           <w:p>
             <w:r>
@@ -34615,7 +34621,7 @@
         </w:tc>
         <w:tc>
           <w:tcPr>
-            <w:tcW w:type="dxa" w:w="1141"/>
+            <w:tcW w:type="dxa" w:w="864"/>
           </w:tcPr>
           <w:p>
             <w:r>
@@ -34628,7 +34634,7 @@
         </w:tc>
         <w:tc>
           <w:tcPr>
-            <w:tcW w:type="dxa" w:w="1141"/>
+            <w:tcW w:type="dxa" w:w="864"/>
           </w:tcPr>
           <w:p>
             <w:r>
@@ -34641,7 +34647,7 @@
         </w:tc>
         <w:tc>
           <w:tcPr>
-            <w:tcW w:type="dxa" w:w="1141"/>
+            <w:tcW w:type="dxa" w:w="864"/>
           </w:tcPr>
           <w:p>
             <w:r>
@@ -34656,7 +34662,7 @@
       <w:tr>
         <w:tc>
           <w:tcPr>
-            <w:tcW w:type="dxa" w:w="1141"/>
+            <w:tcW w:type="dxa" w:w="864"/>
           </w:tcPr>
           <w:p>
             <w:r>
@@ -34669,7 +34675,7 @@
         </w:tc>
         <w:tc>
           <w:tcPr>
-            <w:tcW w:type="dxa" w:w="1141"/>
+            <w:tcW w:type="dxa" w:w="864"/>
           </w:tcPr>
           <w:p>
             <w:r>
@@ -34682,7 +34688,7 @@
         </w:tc>
         <w:tc>
           <w:tcPr>
-            <w:tcW w:type="dxa" w:w="1141"/>
+            <w:tcW w:type="dxa" w:w="864"/>
           </w:tcPr>
           <w:p>
             <w:r>
@@ -34695,7 +34701,7 @@
         </w:tc>
         <w:tc>
           <w:tcPr>
-            <w:tcW w:type="dxa" w:w="1141"/>
+            <w:tcW w:type="dxa" w:w="864"/>
           </w:tcPr>
           <w:p>
             <w:r>
@@ -34708,7 +34714,7 @@
         </w:tc>
         <w:tc>
           <w:tcPr>
-            <w:tcW w:type="dxa" w:w="1141"/>
+            <w:tcW w:type="dxa" w:w="864"/>
           </w:tcPr>
           <w:p>
             <w:r>
@@ -34721,7 +34727,7 @@
         </w:tc>
         <w:tc>
           <w:tcPr>
-            <w:tcW w:type="dxa" w:w="1141"/>
+            <w:tcW w:type="dxa" w:w="864"/>
           </w:tcPr>
           <w:p>
             <w:r>
@@ -34734,7 +34740,7 @@
         </w:tc>
         <w:tc>
           <w:tcPr>
-            <w:tcW w:type="dxa" w:w="1141"/>
+            <w:tcW w:type="dxa" w:w="864"/>
           </w:tcPr>
           <w:p>
             <w:r>
@@ -34747,7 +34753,7 @@
         </w:tc>
         <w:tc>
           <w:tcPr>
-            <w:tcW w:type="dxa" w:w="1141"/>
+            <w:tcW w:type="dxa" w:w="864"/>
           </w:tcPr>
           <w:p>
             <w:r>
@@ -34760,7 +34766,7 @@
         </w:tc>
         <w:tc>
           <w:tcPr>
-            <w:tcW w:type="dxa" w:w="1141"/>
+            <w:tcW w:type="dxa" w:w="864"/>
           </w:tcPr>
           <w:p>
             <w:r>
@@ -34773,7 +34779,7 @@
         </w:tc>
         <w:tc>
           <w:tcPr>
-            <w:tcW w:type="dxa" w:w="1141"/>
+            <w:tcW w:type="dxa" w:w="864"/>
           </w:tcPr>
           <w:p>
             <w:r>
@@ -34786,7 +34792,7 @@
         </w:tc>
         <w:tc>
           <w:tcPr>
-            <w:tcW w:type="dxa" w:w="1141"/>
+            <w:tcW w:type="dxa" w:w="864"/>
           </w:tcPr>
           <w:p>
             <w:r>
@@ -34799,7 +34805,7 @@
         </w:tc>
         <w:tc>
           <w:tcPr>
-            <w:tcW w:type="dxa" w:w="1141"/>
+            <w:tcW w:type="dxa" w:w="864"/>
           </w:tcPr>
           <w:p>
             <w:r>
@@ -34812,7 +34818,7 @@
         </w:tc>
         <w:tc>
           <w:tcPr>
-            <w:tcW w:type="dxa" w:w="1141"/>
+            <w:tcW w:type="dxa" w:w="864"/>
           </w:tcPr>
           <w:p>
             <w:r>
@@ -34827,7 +34833,7 @@
       <w:tr>
         <w:tc>
           <w:tcPr>
-            <w:tcW w:type="dxa" w:w="1141"/>
+            <w:tcW w:type="dxa" w:w="864"/>
           </w:tcPr>
           <w:p>
             <w:r>
@@ -34840,7 +34846,7 @@
         </w:tc>
         <w:tc>
           <w:tcPr>
-            <w:tcW w:type="dxa" w:w="1141"/>
+            <w:tcW w:type="dxa" w:w="864"/>
           </w:tcPr>
           <w:p>
             <w:r>
@@ -34853,7 +34859,7 @@
         </w:tc>
         <w:tc>
           <w:tcPr>
-            <w:tcW w:type="dxa" w:w="1141"/>
+            <w:tcW w:type="dxa" w:w="864"/>
           </w:tcPr>
           <w:p>
             <w:r>
@@ -34866,7 +34872,7 @@
         </w:tc>
         <w:tc>
           <w:tcPr>
-            <w:tcW w:type="dxa" w:w="1141"/>
+            <w:tcW w:type="dxa" w:w="864"/>
           </w:tcPr>
           <w:p>
             <w:r>
@@ -34879,7 +34885,7 @@
         </w:tc>
         <w:tc>
           <w:tcPr>
-            <w:tcW w:type="dxa" w:w="1141"/>
+            <w:tcW w:type="dxa" w:w="864"/>
           </w:tcPr>
           <w:p>
             <w:r>
@@ -34892,7 +34898,7 @@
         </w:tc>
         <w:tc>
           <w:tcPr>
-            <w:tcW w:type="dxa" w:w="1141"/>
+            <w:tcW w:type="dxa" w:w="864"/>
           </w:tcPr>
           <w:p>
             <w:r>
@@ -34905,7 +34911,7 @@
         </w:tc>
         <w:tc>
           <w:tcPr>
-            <w:tcW w:type="dxa" w:w="1141"/>
+            <w:tcW w:type="dxa" w:w="864"/>
           </w:tcPr>
           <w:p>
             <w:r>
@@ -34918,7 +34924,7 @@
         </w:tc>
         <w:tc>
           <w:tcPr>
-            <w:tcW w:type="dxa" w:w="1141"/>
+            <w:tcW w:type="dxa" w:w="864"/>
           </w:tcPr>
           <w:p>
             <w:r>
@@ -34931,7 +34937,7 @@
         </w:tc>
         <w:tc>
           <w:tcPr>
-            <w:tcW w:type="dxa" w:w="1141"/>
+            <w:tcW w:type="dxa" w:w="864"/>
           </w:tcPr>
           <w:p>
             <w:r>
@@ -34944,7 +34950,7 @@
         </w:tc>
         <w:tc>
           <w:tcPr>
-            <w:tcW w:type="dxa" w:w="1141"/>
+            <w:tcW w:type="dxa" w:w="864"/>
           </w:tcPr>
           <w:p>
             <w:r>
@@ -34957,7 +34963,7 @@
         </w:tc>
         <w:tc>
           <w:tcPr>
-            <w:tcW w:type="dxa" w:w="1141"/>
+            <w:tcW w:type="dxa" w:w="864"/>
           </w:tcPr>
           <w:p>
             <w:r>
@@ -34970,7 +34976,7 @@
         </w:tc>
         <w:tc>
           <w:tcPr>
-            <w:tcW w:type="dxa" w:w="1141"/>
+            <w:tcW w:type="dxa" w:w="864"/>
           </w:tcPr>
           <w:p>
             <w:r>
@@ -34983,7 +34989,7 @@
         </w:tc>
         <w:tc>
           <w:tcPr>
-            <w:tcW w:type="dxa" w:w="1141"/>
+            <w:tcW w:type="dxa" w:w="864"/>
           </w:tcPr>
           <w:p>
             <w:r>
@@ -34998,7 +35004,7 @@
       <w:tr>
         <w:tc>
           <w:tcPr>
-            <w:tcW w:type="dxa" w:w="1141"/>
+            <w:tcW w:type="dxa" w:w="864"/>
           </w:tcPr>
           <w:p>
             <w:r>
@@ -35011,7 +35017,7 @@
         </w:tc>
         <w:tc>
           <w:tcPr>
-            <w:tcW w:type="dxa" w:w="1141"/>
+            <w:tcW w:type="dxa" w:w="864"/>
           </w:tcPr>
           <w:p>
             <w:r>
@@ -35024,7 +35030,7 @@
         </w:tc>
         <w:tc>
           <w:tcPr>
-            <w:tcW w:type="dxa" w:w="1141"/>
+            <w:tcW w:type="dxa" w:w="864"/>
           </w:tcPr>
           <w:p>
             <w:r>
@@ -35037,7 +35043,7 @@
         </w:tc>
         <w:tc>
           <w:tcPr>
-            <w:tcW w:type="dxa" w:w="1141"/>
+            <w:tcW w:type="dxa" w:w="864"/>
           </w:tcPr>
           <w:p>
             <w:r>
@@ -35050,7 +35056,7 @@
         </w:tc>
         <w:tc>
           <w:tcPr>
-            <w:tcW w:type="dxa" w:w="1141"/>
+            <w:tcW w:type="dxa" w:w="864"/>
           </w:tcPr>
           <w:p>
             <w:r>
@@ -35063,7 +35069,7 @@
         </w:tc>
         <w:tc>
           <w:tcPr>
-            <w:tcW w:type="dxa" w:w="1141"/>
+            <w:tcW w:type="dxa" w:w="864"/>
           </w:tcPr>
           <w:p>
             <w:r>
@@ -35076,7 +35082,7 @@
         </w:tc>
         <w:tc>
           <w:tcPr>
-            <w:tcW w:type="dxa" w:w="1141"/>
+            <w:tcW w:type="dxa" w:w="864"/>
           </w:tcPr>
           <w:p>
             <w:r>
@@ -35089,7 +35095,7 @@
         </w:tc>
         <w:tc>
           <w:tcPr>
-            <w:tcW w:type="dxa" w:w="1141"/>
+            <w:tcW w:type="dxa" w:w="864"/>
           </w:tcPr>
           <w:p>
             <w:r>
@@ -35102,7 +35108,7 @@
         </w:tc>
         <w:tc>
           <w:tcPr>
-            <w:tcW w:type="dxa" w:w="1141"/>
+            <w:tcW w:type="dxa" w:w="864"/>
           </w:tcPr>
           <w:p>
             <w:r>
@@ -35115,7 +35121,7 @@
         </w:tc>
         <w:tc>
           <w:tcPr>
-            <w:tcW w:type="dxa" w:w="1141"/>
+            <w:tcW w:type="dxa" w:w="864"/>
           </w:tcPr>
           <w:p>
             <w:r>
@@ -35128,7 +35134,7 @@
         </w:tc>
         <w:tc>
           <w:tcPr>
-            <w:tcW w:type="dxa" w:w="1141"/>
+            <w:tcW w:type="dxa" w:w="864"/>
           </w:tcPr>
           <w:p>
             <w:r>
@@ -35141,7 +35147,7 @@
         </w:tc>
         <w:tc>
           <w:tcPr>
-            <w:tcW w:type="dxa" w:w="1141"/>
+            <w:tcW w:type="dxa" w:w="864"/>
           </w:tcPr>
           <w:p>
             <w:r>
@@ -35154,7 +35160,7 @@
         </w:tc>
         <w:tc>
           <w:tcPr>
-            <w:tcW w:type="dxa" w:w="1141"/>
+            <w:tcW w:type="dxa" w:w="864"/>
           </w:tcPr>
           <w:p>
             <w:r>
@@ -35169,7 +35175,7 @@
       <w:tr>
         <w:tc>
           <w:tcPr>
-            <w:tcW w:type="dxa" w:w="1141"/>
+            <w:tcW w:type="dxa" w:w="864"/>
           </w:tcPr>
           <w:p>
             <w:r>
@@ -35182,7 +35188,7 @@
         </w:tc>
         <w:tc>
           <w:tcPr>
-            <w:tcW w:type="dxa" w:w="1141"/>
+            <w:tcW w:type="dxa" w:w="864"/>
           </w:tcPr>
           <w:p>
             <w:r>
@@ -35195,7 +35201,7 @@
         </w:tc>
         <w:tc>
           <w:tcPr>
-            <w:tcW w:type="dxa" w:w="1141"/>
+            <w:tcW w:type="dxa" w:w="864"/>
           </w:tcPr>
           <w:p>
             <w:r>
@@ -35208,7 +35214,7 @@
         </w:tc>
         <w:tc>
           <w:tcPr>
-            <w:tcW w:type="dxa" w:w="1141"/>
+            <w:tcW w:type="dxa" w:w="864"/>
           </w:tcPr>
           <w:p>
             <w:r>
@@ -35221,7 +35227,7 @@
         </w:tc>
         <w:tc>
           <w:tcPr>
-            <w:tcW w:type="dxa" w:w="1141"/>
+            <w:tcW w:type="dxa" w:w="864"/>
           </w:tcPr>
           <w:p>
             <w:r>
@@ -35234,7 +35240,7 @@
         </w:tc>
         <w:tc>
           <w:tcPr>
-            <w:tcW w:type="dxa" w:w="1141"/>
+            <w:tcW w:type="dxa" w:w="864"/>
           </w:tcPr>
           <w:p>
             <w:r>
@@ -35247,7 +35253,7 @@
         </w:tc>
         <w:tc>
           <w:tcPr>
-            <w:tcW w:type="dxa" w:w="1141"/>
+            <w:tcW w:type="dxa" w:w="864"/>
           </w:tcPr>
           <w:p>
             <w:r>
@@ -35260,7 +35266,7 @@
         </w:tc>
         <w:tc>
           <w:tcPr>
-            <w:tcW w:type="dxa" w:w="1141"/>
+            <w:tcW w:type="dxa" w:w="864"/>
           </w:tcPr>
           <w:p>
             <w:r>
@@ -35273,7 +35279,7 @@
         </w:tc>
         <w:tc>
           <w:tcPr>
-            <w:tcW w:type="dxa" w:w="1141"/>
+            <w:tcW w:type="dxa" w:w="864"/>
           </w:tcPr>
           <w:p>
             <w:r>
@@ -35286,7 +35292,7 @@
         </w:tc>
         <w:tc>
           <w:tcPr>
-            <w:tcW w:type="dxa" w:w="1141"/>
+            <w:tcW w:type="dxa" w:w="864"/>
           </w:tcPr>
           <w:p>
             <w:r>
@@ -35299,7 +35305,7 @@
         </w:tc>
         <w:tc>
           <w:tcPr>
-            <w:tcW w:type="dxa" w:w="1141"/>
+            <w:tcW w:type="dxa" w:w="864"/>
           </w:tcPr>
           <w:p>
             <w:r>
@@ -35312,7 +35318,7 @@
         </w:tc>
         <w:tc>
           <w:tcPr>
-            <w:tcW w:type="dxa" w:w="1141"/>
+            <w:tcW w:type="dxa" w:w="864"/>
           </w:tcPr>
           <w:p>
             <w:r>
@@ -35325,7 +35331,7 @@
         </w:tc>
         <w:tc>
           <w:tcPr>
-            <w:tcW w:type="dxa" w:w="1141"/>
+            <w:tcW w:type="dxa" w:w="864"/>
           </w:tcPr>
           <w:p>
             <w:r>
@@ -35340,7 +35346,7 @@
       <w:tr>
         <w:tc>
           <w:tcPr>
-            <w:tcW w:type="dxa" w:w="1141"/>
+            <w:tcW w:type="dxa" w:w="864"/>
           </w:tcPr>
           <w:p>
             <w:r>
@@ -35353,7 +35359,7 @@
         </w:tc>
         <w:tc>
           <w:tcPr>
-            <w:tcW w:type="dxa" w:w="1141"/>
+            <w:tcW w:type="dxa" w:w="864"/>
           </w:tcPr>
           <w:p>
             <w:r>
@@ -35366,7 +35372,7 @@
         </w:tc>
         <w:tc>
           <w:tcPr>
-            <w:tcW w:type="dxa" w:w="1141"/>
+            <w:tcW w:type="dxa" w:w="864"/>
           </w:tcPr>
           <w:p>
             <w:r>
@@ -35379,7 +35385,7 @@
         </w:tc>
         <w:tc>
           <w:tcPr>
-            <w:tcW w:type="dxa" w:w="1141"/>
+            <w:tcW w:type="dxa" w:w="864"/>
           </w:tcPr>
           <w:p>
             <w:r>
@@ -35392,7 +35398,7 @@
         </w:tc>
         <w:tc>
           <w:tcPr>
-            <w:tcW w:type="dxa" w:w="1141"/>
+            <w:tcW w:type="dxa" w:w="864"/>
           </w:tcPr>
           <w:p>
             <w:r>
@@ -35405,7 +35411,7 @@
         </w:tc>
         <w:tc>
           <w:tcPr>
-            <w:tcW w:type="dxa" w:w="1141"/>
+            <w:tcW w:type="dxa" w:w="864"/>
           </w:tcPr>
           <w:p>
             <w:r>
@@ -35418,7 +35424,7 @@
         </w:tc>
         <w:tc>
           <w:tcPr>
-            <w:tcW w:type="dxa" w:w="1141"/>
+            <w:tcW w:type="dxa" w:w="864"/>
           </w:tcPr>
           <w:p>
             <w:r>
@@ -35431,7 +35437,7 @@
         </w:tc>
         <w:tc>
           <w:tcPr>
-            <w:tcW w:type="dxa" w:w="1141"/>
+            <w:tcW w:type="dxa" w:w="864"/>
           </w:tcPr>
           <w:p>
             <w:r>
@@ -35444,7 +35450,7 @@
         </w:tc>
         <w:tc>
           <w:tcPr>
-            <w:tcW w:type="dxa" w:w="1141"/>
+            <w:tcW w:type="dxa" w:w="864"/>
           </w:tcPr>
           <w:p>
             <w:r>
@@ -35457,7 +35463,7 @@
         </w:tc>
         <w:tc>
           <w:tcPr>
-            <w:tcW w:type="dxa" w:w="1141"/>
+            <w:tcW w:type="dxa" w:w="864"/>
           </w:tcPr>
           <w:p>
             <w:r>
@@ -35470,7 +35476,7 @@
         </w:tc>
         <w:tc>
           <w:tcPr>
-            <w:tcW w:type="dxa" w:w="1141"/>
+            <w:tcW w:type="dxa" w:w="864"/>
           </w:tcPr>
           <w:p>
             <w:r>
@@ -35483,7 +35489,7 @@
         </w:tc>
         <w:tc>
           <w:tcPr>
-            <w:tcW w:type="dxa" w:w="1141"/>
+            <w:tcW w:type="dxa" w:w="864"/>
           </w:tcPr>
           <w:p>
             <w:r>
@@ -35496,7 +35502,7 @@
         </w:tc>
         <w:tc>
           <w:tcPr>
-            <w:tcW w:type="dxa" w:w="1141"/>
+            <w:tcW w:type="dxa" w:w="864"/>
           </w:tcPr>
           <w:p>
             <w:r>
@@ -35511,7 +35517,7 @@
       <w:tr>
         <w:tc>
           <w:tcPr>
-            <w:tcW w:type="dxa" w:w="1141"/>
+            <w:tcW w:type="dxa" w:w="864"/>
           </w:tcPr>
           <w:p>
             <w:r>
@@ -35524,7 +35530,7 @@
         </w:tc>
         <w:tc>
           <w:tcPr>
-            <w:tcW w:type="dxa" w:w="1141"/>
+            <w:tcW w:type="dxa" w:w="864"/>
           </w:tcPr>
           <w:p>
             <w:r>
@@ -35537,7 +35543,7 @@
         </w:tc>
         <w:tc>
           <w:tcPr>
-            <w:tcW w:type="dxa" w:w="1141"/>
+            <w:tcW w:type="dxa" w:w="864"/>
           </w:tcPr>
           <w:p>
             <w:r>
@@ -35550,7 +35556,7 @@
         </w:tc>
         <w:tc>
           <w:tcPr>
-            <w:tcW w:type="dxa" w:w="1141"/>
+            <w:tcW w:type="dxa" w:w="864"/>
           </w:tcPr>
           <w:p>
             <w:r>
@@ -35563,7 +35569,7 @@
         </w:tc>
         <w:tc>
           <w:tcPr>
-            <w:tcW w:type="dxa" w:w="1141"/>
+            <w:tcW w:type="dxa" w:w="864"/>
           </w:tcPr>
           <w:p>
             <w:r>
@@ -35576,7 +35582,7 @@
         </w:tc>
         <w:tc>
           <w:tcPr>
-            <w:tcW w:type="dxa" w:w="1141"/>
+            <w:tcW w:type="dxa" w:w="864"/>
           </w:tcPr>
           <w:p>
             <w:r>
@@ -35589,7 +35595,7 @@
         </w:tc>
         <w:tc>
           <w:tcPr>
-            <w:tcW w:type="dxa" w:w="1141"/>
+            <w:tcW w:type="dxa" w:w="864"/>
           </w:tcPr>
           <w:p>
             <w:r>
@@ -35602,7 +35608,7 @@
         </w:tc>
         <w:tc>
           <w:tcPr>
-            <w:tcW w:type="dxa" w:w="1141"/>
+            <w:tcW w:type="dxa" w:w="864"/>
           </w:tcPr>
           <w:p>
             <w:r>
@@ -35615,7 +35621,7 @@
         </w:tc>
         <w:tc>
           <w:tcPr>
-            <w:tcW w:type="dxa" w:w="1141"/>
+            <w:tcW w:type="dxa" w:w="864"/>
           </w:tcPr>
           <w:p>
             <w:r>
@@ -35628,7 +35634,7 @@
         </w:tc>
         <w:tc>
           <w:tcPr>
-            <w:tcW w:type="dxa" w:w="1141"/>
+            <w:tcW w:type="dxa" w:w="864"/>
           </w:tcPr>
           <w:p>
             <w:r>
@@ -35641,7 +35647,7 @@
         </w:tc>
         <w:tc>
           <w:tcPr>
-            <w:tcW w:type="dxa" w:w="1141"/>
+            <w:tcW w:type="dxa" w:w="864"/>
           </w:tcPr>
           <w:p>
             <w:r>
@@ -35654,7 +35660,7 @@
         </w:tc>
         <w:tc>
           <w:tcPr>
-            <w:tcW w:type="dxa" w:w="1141"/>
+            <w:tcW w:type="dxa" w:w="864"/>
           </w:tcPr>
           <w:p>
             <w:r>
@@ -35667,7 +35673,7 @@
         </w:tc>
         <w:tc>
           <w:tcPr>
-            <w:tcW w:type="dxa" w:w="1141"/>
+            <w:tcW w:type="dxa" w:w="864"/>
           </w:tcPr>
           <w:p>
             <w:r>
@@ -35682,7 +35688,7 @@
       <w:tr>
         <w:tc>
           <w:tcPr>
-            <w:tcW w:type="dxa" w:w="1141"/>
+            <w:tcW w:type="dxa" w:w="864"/>
           </w:tcPr>
           <w:p>
             <w:r>
@@ -35695,7 +35701,7 @@
         </w:tc>
         <w:tc>
           <w:tcPr>
-            <w:tcW w:type="dxa" w:w="1141"/>
+            <w:tcW w:type="dxa" w:w="864"/>
           </w:tcPr>
           <w:p>
             <w:r>
@@ -35708,7 +35714,7 @@
         </w:tc>
         <w:tc>
           <w:tcPr>
-            <w:tcW w:type="dxa" w:w="1141"/>
+            <w:tcW w:type="dxa" w:w="864"/>
           </w:tcPr>
           <w:p>
             <w:r>
@@ -35721,7 +35727,7 @@
         </w:tc>
         <w:tc>
           <w:tcPr>
-            <w:tcW w:type="dxa" w:w="1141"/>
+            <w:tcW w:type="dxa" w:w="864"/>
           </w:tcPr>
           <w:p>
             <w:r>
@@ -35734,7 +35740,7 @@
         </w:tc>
         <w:tc>
           <w:tcPr>
-            <w:tcW w:type="dxa" w:w="1141"/>
+            <w:tcW w:type="dxa" w:w="864"/>
           </w:tcPr>
           <w:p>
             <w:r>
@@ -35747,7 +35753,7 @@
         </w:tc>
         <w:tc>
           <w:tcPr>
-            <w:tcW w:type="dxa" w:w="1141"/>
+            <w:tcW w:type="dxa" w:w="864"/>
           </w:tcPr>
           <w:p>
             <w:r>
@@ -35760,7 +35766,7 @@
         </w:tc>
         <w:tc>
           <w:tcPr>
-            <w:tcW w:type="dxa" w:w="1141"/>
+            <w:tcW w:type="dxa" w:w="864"/>
           </w:tcPr>
           <w:p>
             <w:r>
@@ -35773,7 +35779,7 @@
         </w:tc>
         <w:tc>
           <w:tcPr>
-            <w:tcW w:type="dxa" w:w="1141"/>
+            <w:tcW w:type="dxa" w:w="864"/>
           </w:tcPr>
           <w:p>
             <w:r>
@@ -35786,7 +35792,7 @@
         </w:tc>
         <w:tc>
           <w:tcPr>
-            <w:tcW w:type="dxa" w:w="1141"/>
+            <w:tcW w:type="dxa" w:w="864"/>
           </w:tcPr>
           <w:p>
             <w:r>
@@ -35799,7 +35805,7 @@
         </w:tc>
         <w:tc>
           <w:tcPr>
-            <w:tcW w:type="dxa" w:w="1141"/>
+            <w:tcW w:type="dxa" w:w="864"/>
           </w:tcPr>
           <w:p>
             <w:r>
@@ -35812,7 +35818,7 @@
         </w:tc>
         <w:tc>
           <w:tcPr>
-            <w:tcW w:type="dxa" w:w="1141"/>
+            <w:tcW w:type="dxa" w:w="864"/>
           </w:tcPr>
           <w:p>
             <w:r>
@@ -35825,7 +35831,7 @@
         </w:tc>
         <w:tc>
           <w:tcPr>
-            <w:tcW w:type="dxa" w:w="1141"/>
+            <w:tcW w:type="dxa" w:w="864"/>
           </w:tcPr>
           <w:p>
             <w:r>
@@ -35838,7 +35844,7 @@
         </w:tc>
         <w:tc>
           <w:tcPr>
-            <w:tcW w:type="dxa" w:w="1141"/>
+            <w:tcW w:type="dxa" w:w="864"/>
           </w:tcPr>
           <w:p>
             <w:r>
@@ -35853,7 +35859,7 @@
       <w:tr>
         <w:tc>
           <w:tcPr>
-            <w:tcW w:type="dxa" w:w="1141"/>
+            <w:tcW w:type="dxa" w:w="864"/>
           </w:tcPr>
           <w:p>
             <w:r>
@@ -35866,7 +35872,7 @@
         </w:tc>
         <w:tc>
           <w:tcPr>
-            <w:tcW w:type="dxa" w:w="1141"/>
+            <w:tcW w:type="dxa" w:w="864"/>
           </w:tcPr>
           <w:p>
             <w:r>
@@ -35879,7 +35885,7 @@
         </w:tc>
         <w:tc>
           <w:tcPr>
-            <w:tcW w:type="dxa" w:w="1141"/>
+            <w:tcW w:type="dxa" w:w="864"/>
           </w:tcPr>
           <w:p>
             <w:r>
@@ -35892,7 +35898,7 @@
         </w:tc>
         <w:tc>
           <w:tcPr>
-            <w:tcW w:type="dxa" w:w="1141"/>
+            <w:tcW w:type="dxa" w:w="864"/>
           </w:tcPr>
           <w:p>
             <w:r>
@@ -35905,7 +35911,7 @@
         </w:tc>
         <w:tc>
           <w:tcPr>
-            <w:tcW w:type="dxa" w:w="1141"/>
+            <w:tcW w:type="dxa" w:w="864"/>
           </w:tcPr>
           <w:p>
             <w:r>
@@ -35918,7 +35924,7 @@
         </w:tc>
         <w:tc>
           <w:tcPr>
-            <w:tcW w:type="dxa" w:w="1141"/>
+            <w:tcW w:type="dxa" w:w="864"/>
           </w:tcPr>
           <w:p>
             <w:r>
@@ -35931,7 +35937,7 @@
         </w:tc>
         <w:tc>
           <w:tcPr>
-            <w:tcW w:type="dxa" w:w="1141"/>
+            <w:tcW w:type="dxa" w:w="864"/>
           </w:tcPr>
           <w:p>
             <w:r>
@@ -35944,7 +35950,7 @@
         </w:tc>
         <w:tc>
           <w:tcPr>
-            <w:tcW w:type="dxa" w:w="1141"/>
+            <w:tcW w:type="dxa" w:w="864"/>
           </w:tcPr>
           <w:p>
             <w:r>
@@ -35957,7 +35963,7 @@
         </w:tc>
         <w:tc>
           <w:tcPr>
-            <w:tcW w:type="dxa" w:w="1141"/>
+            <w:tcW w:type="dxa" w:w="864"/>
           </w:tcPr>
           <w:p>
             <w:r>
@@ -35970,7 +35976,7 @@
         </w:tc>
         <w:tc>
           <w:tcPr>
-            <w:tcW w:type="dxa" w:w="1141"/>
+            <w:tcW w:type="dxa" w:w="864"/>
           </w:tcPr>
           <w:p>
             <w:r>
@@ -35983,7 +35989,7 @@
         </w:tc>
         <w:tc>
           <w:tcPr>
-            <w:tcW w:type="dxa" w:w="1141"/>
+            <w:tcW w:type="dxa" w:w="864"/>
           </w:tcPr>
           <w:p>
             <w:r>
@@ -35996,7 +36002,7 @@
         </w:tc>
         <w:tc>
           <w:tcPr>
-            <w:tcW w:type="dxa" w:w="1141"/>
+            <w:tcW w:type="dxa" w:w="864"/>
           </w:tcPr>
           <w:p>
             <w:r>
@@ -36009,7 +36015,7 @@
         </w:tc>
         <w:tc>
           <w:tcPr>
-            <w:tcW w:type="dxa" w:w="1141"/>
+            <w:tcW w:type="dxa" w:w="864"/>
           </w:tcPr>
           <w:p>
             <w:r>
@@ -36024,7 +36030,7 @@
       <w:tr>
         <w:tc>
           <w:tcPr>
-            <w:tcW w:type="dxa" w:w="1141"/>
+            <w:tcW w:type="dxa" w:w="864"/>
           </w:tcPr>
           <w:p>
             <w:r>
@@ -36037,7 +36043,7 @@
         </w:tc>
         <w:tc>
           <w:tcPr>
-            <w:tcW w:type="dxa" w:w="1141"/>
+            <w:tcW w:type="dxa" w:w="864"/>
           </w:tcPr>
           <w:p>
             <w:r>
@@ -36050,7 +36056,7 @@
         </w:tc>
         <w:tc>
           <w:tcPr>
-            <w:tcW w:type="dxa" w:w="1141"/>
+            <w:tcW w:type="dxa" w:w="864"/>
           </w:tcPr>
           <w:p>
             <w:r>
@@ -36063,7 +36069,7 @@
         </w:tc>
         <w:tc>
           <w:tcPr>
-            <w:tcW w:type="dxa" w:w="1141"/>
+            <w:tcW w:type="dxa" w:w="864"/>
           </w:tcPr>
           <w:p>
             <w:r>
@@ -36076,7 +36082,7 @@
         </w:tc>
         <w:tc>
           <w:tcPr>
-            <w:tcW w:type="dxa" w:w="1141"/>
+            <w:tcW w:type="dxa" w:w="864"/>
           </w:tcPr>
           <w:p>
             <w:r>
@@ -36089,7 +36095,7 @@
         </w:tc>
         <w:tc>
           <w:tcPr>
-            <w:tcW w:type="dxa" w:w="1141"/>
+            <w:tcW w:type="dxa" w:w="864"/>
           </w:tcPr>
           <w:p>
             <w:r>
@@ -36102,7 +36108,7 @@
         </w:tc>
         <w:tc>
           <w:tcPr>
-            <w:tcW w:type="dxa" w:w="1141"/>
+            <w:tcW w:type="dxa" w:w="864"/>
           </w:tcPr>
           <w:p>
             <w:r>
@@ -36115,7 +36121,7 @@
         </w:tc>
         <w:tc>
           <w:tcPr>
-            <w:tcW w:type="dxa" w:w="1141"/>
+            <w:tcW w:type="dxa" w:w="864"/>
           </w:tcPr>
           <w:p>
             <w:r>
@@ -36128,7 +36134,7 @@
         </w:tc>
         <w:tc>
           <w:tcPr>
-            <w:tcW w:type="dxa" w:w="1141"/>
+            <w:tcW w:type="dxa" w:w="864"/>
           </w:tcPr>
           <w:p>
             <w:r>
@@ -36141,7 +36147,7 @@
         </w:tc>
         <w:tc>
           <w:tcPr>
-            <w:tcW w:type="dxa" w:w="1141"/>
+            <w:tcW w:type="dxa" w:w="864"/>
           </w:tcPr>
           <w:p>
             <w:r>
@@ -36154,7 +36160,7 @@
         </w:tc>
         <w:tc>
           <w:tcPr>
-            <w:tcW w:type="dxa" w:w="1141"/>
+            <w:tcW w:type="dxa" w:w="864"/>
           </w:tcPr>
           <w:p>
             <w:r>
@@ -36167,7 +36173,7 @@
         </w:tc>
         <w:tc>
           <w:tcPr>
-            <w:tcW w:type="dxa" w:w="1141"/>
+            <w:tcW w:type="dxa" w:w="864"/>
           </w:tcPr>
           <w:p>
             <w:r>
@@ -36180,7 +36186,7 @@
         </w:tc>
         <w:tc>
           <w:tcPr>
-            <w:tcW w:type="dxa" w:w="1141"/>
+            <w:tcW w:type="dxa" w:w="864"/>
           </w:tcPr>
           <w:p>
             <w:r>
@@ -36195,7 +36201,7 @@
       <w:tr>
         <w:tc>
           <w:tcPr>
-            <w:tcW w:type="dxa" w:w="1141"/>
+            <w:tcW w:type="dxa" w:w="864"/>
           </w:tcPr>
           <w:p>
             <w:r>
@@ -36208,7 +36214,7 @@
         </w:tc>
         <w:tc>
           <w:tcPr>
-            <w:tcW w:type="dxa" w:w="1141"/>
+            <w:tcW w:type="dxa" w:w="864"/>
           </w:tcPr>
           <w:p>
             <w:r>
@@ -36221,7 +36227,7 @@
         </w:tc>
         <w:tc>
           <w:tcPr>
-            <w:tcW w:type="dxa" w:w="1141"/>
+            <w:tcW w:type="dxa" w:w="864"/>
           </w:tcPr>
           <w:p>
             <w:r>
@@ -36234,7 +36240,7 @@
         </w:tc>
         <w:tc>
           <w:tcPr>
-            <w:tcW w:type="dxa" w:w="1141"/>
+            <w:tcW w:type="dxa" w:w="864"/>
           </w:tcPr>
           <w:p>
             <w:r>
@@ -36247,7 +36253,7 @@
         </w:tc>
         <w:tc>
           <w:tcPr>
-            <w:tcW w:type="dxa" w:w="1141"/>
+            <w:tcW w:type="dxa" w:w="864"/>
           </w:tcPr>
           <w:p>
             <w:r>
@@ -36260,7 +36266,7 @@
         </w:tc>
         <w:tc>
           <w:tcPr>
-            <w:tcW w:type="dxa" w:w="1141"/>
+            <w:tcW w:type="dxa" w:w="864"/>
           </w:tcPr>
           <w:p>
             <w:r>
@@ -36273,7 +36279,7 @@
         </w:tc>
         <w:tc>
           <w:tcPr>
-            <w:tcW w:type="dxa" w:w="1141"/>
+            <w:tcW w:type="dxa" w:w="864"/>
           </w:tcPr>
           <w:p>
             <w:r>
@@ -36286,7 +36292,7 @@
         </w:tc>
         <w:tc>
           <w:tcPr>
-            <w:tcW w:type="dxa" w:w="1141"/>
+            <w:tcW w:type="dxa" w:w="864"/>
           </w:tcPr>
           <w:p>
             <w:r>
@@ -36299,7 +36305,7 @@
         </w:tc>
         <w:tc>
           <w:tcPr>
-            <w:tcW w:type="dxa" w:w="1141"/>
+            <w:tcW w:type="dxa" w:w="864"/>
           </w:tcPr>
           <w:p>
             <w:r>
@@ -36312,7 +36318,7 @@
         </w:tc>
         <w:tc>
           <w:tcPr>
-            <w:tcW w:type="dxa" w:w="1141"/>
+            <w:tcW w:type="dxa" w:w="864"/>
           </w:tcPr>
           <w:p>
             <w:r>
@@ -36325,7 +36331,7 @@
         </w:tc>
         <w:tc>
           <w:tcPr>
-            <w:tcW w:type="dxa" w:w="1141"/>
+            <w:tcW w:type="dxa" w:w="864"/>
           </w:tcPr>
           <w:p>
             <w:r>
@@ -36338,7 +36344,7 @@
         </w:tc>
         <w:tc>
           <w:tcPr>
-            <w:tcW w:type="dxa" w:w="1141"/>
+            <w:tcW w:type="dxa" w:w="864"/>
           </w:tcPr>
           <w:p>
             <w:r>
@@ -36351,7 +36357,7 @@
         </w:tc>
         <w:tc>
           <w:tcPr>
-            <w:tcW w:type="dxa" w:w="1141"/>
+            <w:tcW w:type="dxa" w:w="864"/>
           </w:tcPr>
           <w:p>
             <w:r>
@@ -36366,7 +36372,7 @@
       <w:tr>
         <w:tc>
           <w:tcPr>
-            <w:tcW w:type="dxa" w:w="1141"/>
+            <w:tcW w:type="dxa" w:w="864"/>
           </w:tcPr>
           <w:p>
             <w:r>
@@ -36379,7 +36385,7 @@
         </w:tc>
         <w:tc>
           <w:tcPr>
-            <w:tcW w:type="dxa" w:w="1141"/>
+            <w:tcW w:type="dxa" w:w="864"/>
           </w:tcPr>
           <w:p>
             <w:r>
@@ -36392,7 +36398,7 @@
         </w:tc>
         <w:tc>
           <w:tcPr>
-            <w:tcW w:type="dxa" w:w="1141"/>
+            <w:tcW w:type="dxa" w:w="864"/>
           </w:tcPr>
           <w:p>
             <w:r>
@@ -36405,7 +36411,7 @@
         </w:tc>
         <w:tc>
           <w:tcPr>
-            <w:tcW w:type="dxa" w:w="1141"/>
+            <w:tcW w:type="dxa" w:w="864"/>
           </w:tcPr>
           <w:p>
             <w:r>
@@ -36418,7 +36424,7 @@
         </w:tc>
         <w:tc>
           <w:tcPr>
-            <w:tcW w:type="dxa" w:w="1141"/>
+            <w:tcW w:type="dxa" w:w="864"/>
           </w:tcPr>
           <w:p>
             <w:r>
@@ -36431,7 +36437,7 @@
         </w:tc>
         <w:tc>
           <w:tcPr>
-            <w:tcW w:type="dxa" w:w="1141"/>
+            <w:tcW w:type="dxa" w:w="864"/>
           </w:tcPr>
           <w:p>
             <w:r>
@@ -36444,7 +36450,7 @@
         </w:tc>
         <w:tc>
           <w:tcPr>
-            <w:tcW w:type="dxa" w:w="1141"/>
+            <w:tcW w:type="dxa" w:w="864"/>
           </w:tcPr>
           <w:p>
             <w:r>
@@ -36457,7 +36463,7 @@
         </w:tc>
         <w:tc>
           <w:tcPr>
-            <w:tcW w:type="dxa" w:w="1141"/>
+            <w:tcW w:type="dxa" w:w="864"/>
           </w:tcPr>
           <w:p>
             <w:r>
@@ -36470,7 +36476,7 @@
         </w:tc>
         <w:tc>
           <w:tcPr>
-            <w:tcW w:type="dxa" w:w="1141"/>
+            <w:tcW w:type="dxa" w:w="864"/>
           </w:tcPr>
           <w:p>
             <w:r>
@@ -36483,7 +36489,7 @@
         </w:tc>
         <w:tc>
           <w:tcPr>
-            <w:tcW w:type="dxa" w:w="1141"/>
+            <w:tcW w:type="dxa" w:w="864"/>
           </w:tcPr>
           <w:p>
             <w:r>
@@ -36496,7 +36502,7 @@
         </w:tc>
         <w:tc>
           <w:tcPr>
-            <w:tcW w:type="dxa" w:w="1141"/>
+            <w:tcW w:type="dxa" w:w="864"/>
           </w:tcPr>
           <w:p>
             <w:r>
@@ -36509,7 +36515,7 @@
         </w:tc>
         <w:tc>
           <w:tcPr>
-            <w:tcW w:type="dxa" w:w="1141"/>
+            <w:tcW w:type="dxa" w:w="864"/>
           </w:tcPr>
           <w:p>
             <w:r>
@@ -36522,7 +36528,7 @@
         </w:tc>
         <w:tc>
           <w:tcPr>
-            <w:tcW w:type="dxa" w:w="1141"/>
+            <w:tcW w:type="dxa" w:w="864"/>
           </w:tcPr>
           <w:p>
             <w:r>
@@ -36537,7 +36543,7 @@
       <w:tr>
         <w:tc>
           <w:tcPr>
-            <w:tcW w:type="dxa" w:w="1141"/>
+            <w:tcW w:type="dxa" w:w="864"/>
           </w:tcPr>
           <w:p>
             <w:r>
@@ -36550,7 +36556,7 @@
         </w:tc>
         <w:tc>
           <w:tcPr>
-            <w:tcW w:type="dxa" w:w="1141"/>
+            <w:tcW w:type="dxa" w:w="864"/>
           </w:tcPr>
           <w:p>
             <w:r>
@@ -36563,7 +36569,7 @@
         </w:tc>
         <w:tc>
           <w:tcPr>
-            <w:tcW w:type="dxa" w:w="1141"/>
+            <w:tcW w:type="dxa" w:w="864"/>
           </w:tcPr>
           <w:p>
             <w:r>
@@ -36576,7 +36582,7 @@
         </w:tc>
         <w:tc>
           <w:tcPr>
-            <w:tcW w:type="dxa" w:w="1141"/>
+            <w:tcW w:type="dxa" w:w="864"/>
           </w:tcPr>
           <w:p>
             <w:r>
@@ -36589,7 +36595,7 @@
         </w:tc>
         <w:tc>
           <w:tcPr>
-            <w:tcW w:type="dxa" w:w="1141"/>
+            <w:tcW w:type="dxa" w:w="864"/>
           </w:tcPr>
           <w:p>
             <w:r>
@@ -36602,7 +36608,7 @@
         </w:tc>
         <w:tc>
           <w:tcPr>
-            <w:tcW w:type="dxa" w:w="1141"/>
+            <w:tcW w:type="dxa" w:w="864"/>
           </w:tcPr>
           <w:p>
             <w:r>
@@ -36615,7 +36621,7 @@
         </w:tc>
         <w:tc>
           <w:tcPr>
-            <w:tcW w:type="dxa" w:w="1141"/>
+            <w:tcW w:type="dxa" w:w="864"/>
           </w:tcPr>
           <w:p>
             <w:r>
@@ -36628,7 +36634,7 @@
         </w:tc>
         <w:tc>
           <w:tcPr>
-            <w:tcW w:type="dxa" w:w="1141"/>
+            <w:tcW w:type="dxa" w:w="864"/>
           </w:tcPr>
           <w:p>
             <w:r>
@@ -36641,7 +36647,7 @@
         </w:tc>
         <w:tc>
           <w:tcPr>
-            <w:tcW w:type="dxa" w:w="1141"/>
+            <w:tcW w:type="dxa" w:w="864"/>
           </w:tcPr>
           <w:p>
             <w:r>
@@ -36654,7 +36660,7 @@
         </w:tc>
         <w:tc>
           <w:tcPr>
-            <w:tcW w:type="dxa" w:w="1141"/>
+            <w:tcW w:type="dxa" w:w="864"/>
           </w:tcPr>
           <w:p>
             <w:r>
@@ -36667,7 +36673,7 @@
         </w:tc>
         <w:tc>
           <w:tcPr>
-            <w:tcW w:type="dxa" w:w="1141"/>
+            <w:tcW w:type="dxa" w:w="864"/>
           </w:tcPr>
           <w:p>
             <w:r>
@@ -36680,7 +36686,7 @@
         </w:tc>
         <w:tc>
           <w:tcPr>
-            <w:tcW w:type="dxa" w:w="1141"/>
+            <w:tcW w:type="dxa" w:w="864"/>
           </w:tcPr>
           <w:p>
             <w:r>
@@ -36693,7 +36699,7 @@
         </w:tc>
         <w:tc>
           <w:tcPr>
-            <w:tcW w:type="dxa" w:w="1141"/>
+            <w:tcW w:type="dxa" w:w="864"/>
           </w:tcPr>
           <w:p>
             <w:r>
@@ -36708,7 +36714,7 @@
       <w:tr>
         <w:tc>
           <w:tcPr>
-            <w:tcW w:type="dxa" w:w="1141"/>
+            <w:tcW w:type="dxa" w:w="864"/>
           </w:tcPr>
           <w:p>
             <w:r>
@@ -36721,7 +36727,7 @@
         </w:tc>
         <w:tc>
           <w:tcPr>
-            <w:tcW w:type="dxa" w:w="1141"/>
+            <w:tcW w:type="dxa" w:w="864"/>
           </w:tcPr>
           <w:p>
             <w:r>
@@ -36734,7 +36740,7 @@
         </w:tc>
         <w:tc>
           <w:tcPr>
-            <w:tcW w:type="dxa" w:w="1141"/>
+            <w:tcW w:type="dxa" w:w="864"/>
           </w:tcPr>
           <w:p>
             <w:r>
@@ -36747,7 +36753,7 @@
         </w:tc>
         <w:tc>
           <w:tcPr>
-            <w:tcW w:type="dxa" w:w="1141"/>
+            <w:tcW w:type="dxa" w:w="864"/>
           </w:tcPr>
           <w:p>
             <w:r>
@@ -36760,7 +36766,7 @@
         </w:tc>
         <w:tc>
           <w:tcPr>
-            <w:tcW w:type="dxa" w:w="1141"/>
+            <w:tcW w:type="dxa" w:w="864"/>
           </w:tcPr>
           <w:p>
             <w:r>
@@ -36773,7 +36779,7 @@
         </w:tc>
         <w:tc>
           <w:tcPr>
-            <w:tcW w:type="dxa" w:w="1141"/>
+            <w:tcW w:type="dxa" w:w="864"/>
           </w:tcPr>
           <w:p>
             <w:r>
@@ -36786,7 +36792,7 @@
         </w:tc>
         <w:tc>
           <w:tcPr>
-            <w:tcW w:type="dxa" w:w="1141"/>
+            <w:tcW w:type="dxa" w:w="864"/>
           </w:tcPr>
           <w:p>
             <w:r>
@@ -36799,7 +36805,7 @@
         </w:tc>
         <w:tc>
           <w:tcPr>
-            <w:tcW w:type="dxa" w:w="1141"/>
+            <w:tcW w:type="dxa" w:w="864"/>
           </w:tcPr>
           <w:p>
             <w:r>
@@ -36812,7 +36818,7 @@
         </w:tc>
         <w:tc>
           <w:tcPr>
-            <w:tcW w:type="dxa" w:w="1141"/>
+            <w:tcW w:type="dxa" w:w="864"/>
           </w:tcPr>
           <w:p>
             <w:r>
@@ -36825,7 +36831,7 @@
         </w:tc>
         <w:tc>
           <w:tcPr>
-            <w:tcW w:type="dxa" w:w="1141"/>
+            <w:tcW w:type="dxa" w:w="864"/>
           </w:tcPr>
           <w:p>
             <w:r>
@@ -36838,7 +36844,7 @@
         </w:tc>
         <w:tc>
           <w:tcPr>
-            <w:tcW w:type="dxa" w:w="1141"/>
+            <w:tcW w:type="dxa" w:w="864"/>
           </w:tcPr>
           <w:p>
             <w:r>
@@ -36851,7 +36857,7 @@
         </w:tc>
         <w:tc>
           <w:tcPr>
-            <w:tcW w:type="dxa" w:w="1141"/>
+            <w:tcW w:type="dxa" w:w="864"/>
           </w:tcPr>
           <w:p>
             <w:r>
@@ -36864,7 +36870,7 @@
         </w:tc>
         <w:tc>
           <w:tcPr>
-            <w:tcW w:type="dxa" w:w="1141"/>
+            <w:tcW w:type="dxa" w:w="864"/>
           </w:tcPr>
           <w:p>
             <w:r>
@@ -36879,7 +36885,7 @@
       <w:tr>
         <w:tc>
           <w:tcPr>
-            <w:tcW w:type="dxa" w:w="1141"/>
+            <w:tcW w:type="dxa" w:w="864"/>
           </w:tcPr>
           <w:p>
             <w:r>
@@ -36892,7 +36898,7 @@
         </w:tc>
         <w:tc>
           <w:tcPr>
-            <w:tcW w:type="dxa" w:w="1141"/>
+            <w:tcW w:type="dxa" w:w="864"/>
           </w:tcPr>
           <w:p>
             <w:r>
@@ -36905,7 +36911,7 @@
         </w:tc>
         <w:tc>
           <w:tcPr>
-            <w:tcW w:type="dxa" w:w="1141"/>
+            <w:tcW w:type="dxa" w:w="864"/>
           </w:tcPr>
           <w:p>
             <w:r>
@@ -36918,7 +36924,7 @@
         </w:tc>
         <w:tc>
           <w:tcPr>
-            <w:tcW w:type="dxa" w:w="1141"/>
+            <w:tcW w:type="dxa" w:w="864"/>
           </w:tcPr>
           <w:p>
             <w:r>
@@ -36931,7 +36937,7 @@
         </w:tc>
         <w:tc>
           <w:tcPr>
-            <w:tcW w:type="dxa" w:w="1141"/>
+            <w:tcW w:type="dxa" w:w="864"/>
           </w:tcPr>
           <w:p>
             <w:r>
@@ -36944,7 +36950,7 @@
         </w:tc>
         <w:tc>
           <w:tcPr>
-            <w:tcW w:type="dxa" w:w="1141"/>
+            <w:tcW w:type="dxa" w:w="864"/>
           </w:tcPr>
           <w:p>
             <w:r>
@@ -36957,7 +36963,7 @@
         </w:tc>
         <w:tc>
           <w:tcPr>
-            <w:tcW w:type="dxa" w:w="1141"/>
+            <w:tcW w:type="dxa" w:w="864"/>
           </w:tcPr>
           <w:p>
             <w:r>
@@ -36970,7 +36976,7 @@
         </w:tc>
         <w:tc>
           <w:tcPr>
-            <w:tcW w:type="dxa" w:w="1141"/>
+            <w:tcW w:type="dxa" w:w="864"/>
           </w:tcPr>
           <w:p>
             <w:r>
@@ -36983,7 +36989,7 @@
         </w:tc>
         <w:tc>
           <w:tcPr>
-            <w:tcW w:type="dxa" w:w="1141"/>
+            <w:tcW w:type="dxa" w:w="864"/>
           </w:tcPr>
           <w:p>
             <w:r>
@@ -36996,7 +37002,7 @@
         </w:tc>
         <w:tc>
           <w:tcPr>
-            <w:tcW w:type="dxa" w:w="1141"/>
+            <w:tcW w:type="dxa" w:w="864"/>
           </w:tcPr>
           <w:p>
             <w:r>
@@ -37009,7 +37015,7 @@
         </w:tc>
         <w:tc>
           <w:tcPr>
-            <w:tcW w:type="dxa" w:w="1141"/>
+            <w:tcW w:type="dxa" w:w="864"/>
           </w:tcPr>
           <w:p>
             <w:r>
@@ -37022,7 +37028,7 @@
         </w:tc>
         <w:tc>
           <w:tcPr>
-            <w:tcW w:type="dxa" w:w="1141"/>
+            <w:tcW w:type="dxa" w:w="864"/>
           </w:tcPr>
           <w:p>
             <w:r>
@@ -37035,7 +37041,7 @@
         </w:tc>
         <w:tc>
           <w:tcPr>
-            <w:tcW w:type="dxa" w:w="1141"/>
+            <w:tcW w:type="dxa" w:w="864"/>
           </w:tcPr>
           <w:p>
             <w:r>
@@ -37050,7 +37056,7 @@
       <w:tr>
         <w:tc>
           <w:tcPr>
-            <w:tcW w:type="dxa" w:w="1141"/>
+            <w:tcW w:type="dxa" w:w="864"/>
           </w:tcPr>
           <w:p>
             <w:r>
@@ -37063,7 +37069,7 @@
         </w:tc>
         <w:tc>
           <w:tcPr>
-            <w:tcW w:type="dxa" w:w="1141"/>
+            <w:tcW w:type="dxa" w:w="864"/>
           </w:tcPr>
           <w:p>
             <w:r>
@@ -37076,7 +37082,7 @@
         </w:tc>
         <w:tc>
           <w:tcPr>
-            <w:tcW w:type="dxa" w:w="1141"/>
+            <w:tcW w:type="dxa" w:w="864"/>
           </w:tcPr>
           <w:p>
             <w:r>
@@ -37089,7 +37095,7 @@
         </w:tc>
         <w:tc>
           <w:tcPr>
-            <w:tcW w:type="dxa" w:w="1141"/>
+            <w:tcW w:type="dxa" w:w="864"/>
           </w:tcPr>
           <w:p>
             <w:r>
@@ -37102,7 +37108,7 @@
         </w:tc>
         <w:tc>
           <w:tcPr>
-            <w:tcW w:type="dxa" w:w="1141"/>
+            <w:tcW w:type="dxa" w:w="864"/>
           </w:tcPr>
           <w:p>
             <w:r>
@@ -37115,7 +37121,7 @@
         </w:tc>
         <w:tc>
           <w:tcPr>
-            <w:tcW w:type="dxa" w:w="1141"/>
+            <w:tcW w:type="dxa" w:w="864"/>
           </w:tcPr>
           <w:p>
             <w:r>
@@ -37128,7 +37134,7 @@
         </w:tc>
         <w:tc>
           <w:tcPr>
-            <w:tcW w:type="dxa" w:w="1141"/>
+            <w:tcW w:type="dxa" w:w="864"/>
           </w:tcPr>
           <w:p>
             <w:r>
@@ -37141,7 +37147,7 @@
         </w:tc>
         <w:tc>
           <w:tcPr>
-            <w:tcW w:type="dxa" w:w="1141"/>
+            <w:tcW w:type="dxa" w:w="864"/>
           </w:tcPr>
           <w:p>
             <w:r>
@@ -37154,7 +37160,7 @@
         </w:tc>
         <w:tc>
           <w:tcPr>
-            <w:tcW w:type="dxa" w:w="1141"/>
+            <w:tcW w:type="dxa" w:w="864"/>
           </w:tcPr>
           <w:p>
             <w:r>
@@ -37167,7 +37173,7 @@
         </w:tc>
         <w:tc>
           <w:tcPr>
-            <w:tcW w:type="dxa" w:w="1141"/>
+            <w:tcW w:type="dxa" w:w="864"/>
           </w:tcPr>
           <w:p>
             <w:r>
@@ -37180,7 +37186,7 @@
         </w:tc>
         <w:tc>
           <w:tcPr>
-            <w:tcW w:type="dxa" w:w="1141"/>
+            <w:tcW w:type="dxa" w:w="864"/>
           </w:tcPr>
           <w:p>
             <w:r>
@@ -37193,7 +37199,7 @@
         </w:tc>
         <w:tc>
           <w:tcPr>
-            <w:tcW w:type="dxa" w:w="1141"/>
+            <w:tcW w:type="dxa" w:w="864"/>
           </w:tcPr>
           <w:p>
             <w:r>
@@ -37206,7 +37212,7 @@
         </w:tc>
         <w:tc>
           <w:tcPr>
-            <w:tcW w:type="dxa" w:w="1141"/>
+            <w:tcW w:type="dxa" w:w="864"/>
           </w:tcPr>
           <w:p>
             <w:r>
@@ -37221,7 +37227,7 @@
       <w:tr>
         <w:tc>
           <w:tcPr>
-            <w:tcW w:type="dxa" w:w="1141"/>
+            <w:tcW w:type="dxa" w:w="864"/>
           </w:tcPr>
           <w:p>
             <w:r>
@@ -37234,7 +37240,7 @@
         </w:tc>
         <w:tc>
           <w:tcPr>
-            <w:tcW w:type="dxa" w:w="1141"/>
+            <w:tcW w:type="dxa" w:w="864"/>
           </w:tcPr>
           <w:p>
             <w:r>
@@ -37247,7 +37253,7 @@
         </w:tc>
         <w:tc>
           <w:tcPr>
-            <w:tcW w:type="dxa" w:w="1141"/>
+            <w:tcW w:type="dxa" w:w="864"/>
           </w:tcPr>
           <w:p>
             <w:r>
@@ -37260,7 +37266,7 @@
         </w:tc>
         <w:tc>
           <w:tcPr>
-            <w:tcW w:type="dxa" w:w="1141"/>
+            <w:tcW w:type="dxa" w:w="864"/>
           </w:tcPr>
           <w:p>
             <w:r>
@@ -37273,7 +37279,7 @@
         </w:tc>
         <w:tc>
           <w:tcPr>
-            <w:tcW w:type="dxa" w:w="1141"/>
+            <w:tcW w:type="dxa" w:w="864"/>
           </w:tcPr>
           <w:p>
             <w:r>
@@ -37286,7 +37292,7 @@
         </w:tc>
         <w:tc>
           <w:tcPr>
-            <w:tcW w:type="dxa" w:w="1141"/>
+            <w:tcW w:type="dxa" w:w="864"/>
           </w:tcPr>
           <w:p>
             <w:r>
@@ -37299,7 +37305,7 @@
         </w:tc>
         <w:tc>
           <w:tcPr>
-            <w:tcW w:type="dxa" w:w="1141"/>
+            <w:tcW w:type="dxa" w:w="864"/>
           </w:tcPr>
           <w:p>
             <w:r>
@@ -37312,7 +37318,7 @@
         </w:tc>
         <w:tc>
           <w:tcPr>
-            <w:tcW w:type="dxa" w:w="1141"/>
+            <w:tcW w:type="dxa" w:w="864"/>
           </w:tcPr>
           <w:p>
             <w:r>
@@ -37325,7 +37331,7 @@
         </w:tc>
         <w:tc>
           <w:tcPr>
-            <w:tcW w:type="dxa" w:w="1141"/>
+            <w:tcW w:type="dxa" w:w="864"/>
           </w:tcPr>
           <w:p>
             <w:r>
@@ -37338,7 +37344,7 @@
         </w:tc>
         <w:tc>
           <w:tcPr>
-            <w:tcW w:type="dxa" w:w="1141"/>
+            <w:tcW w:type="dxa" w:w="864"/>
           </w:tcPr>
           <w:p>
             <w:r>
@@ -37351,7 +37357,7 @@
         </w:tc>
         <w:tc>
           <w:tcPr>
-            <w:tcW w:type="dxa" w:w="1141"/>
+            <w:tcW w:type="dxa" w:w="864"/>
           </w:tcPr>
           <w:p>
             <w:r>
@@ -37364,7 +37370,7 @@
         </w:tc>
         <w:tc>
           <w:tcPr>
-            <w:tcW w:type="dxa" w:w="1141"/>
+            <w:tcW w:type="dxa" w:w="864"/>
           </w:tcPr>
           <w:p>
             <w:r>
@@ -37377,7 +37383,7 @@
         </w:tc>
         <w:tc>
           <w:tcPr>
-            <w:tcW w:type="dxa" w:w="1141"/>
+            <w:tcW w:type="dxa" w:w="864"/>
           </w:tcPr>
           <w:p>
             <w:r>
@@ -37392,7 +37398,7 @@
       <w:tr>
         <w:tc>
           <w:tcPr>
-            <w:tcW w:type="dxa" w:w="1141"/>
+            <w:tcW w:type="dxa" w:w="864"/>
           </w:tcPr>
           <w:p>
             <w:r>
@@ -37405,7 +37411,7 @@
         </w:tc>
         <w:tc>
           <w:tcPr>
-            <w:tcW w:type="dxa" w:w="1141"/>
+            <w:tcW w:type="dxa" w:w="864"/>
           </w:tcPr>
           <w:p>
             <w:r>
@@ -37418,7 +37424,7 @@
         </w:tc>
         <w:tc>
           <w:tcPr>
-            <w:tcW w:type="dxa" w:w="1141"/>
+            <w:tcW w:type="dxa" w:w="864"/>
           </w:tcPr>
           <w:p>
             <w:r>
@@ -37431,7 +37437,7 @@
         </w:tc>
         <w:tc>
           <w:tcPr>
-            <w:tcW w:type="dxa" w:w="1141"/>
+            <w:tcW w:type="dxa" w:w="864"/>
           </w:tcPr>
           <w:p>
             <w:r>
@@ -37444,7 +37450,7 @@
         </w:tc>
         <w:tc>
           <w:tcPr>
-            <w:tcW w:type="dxa" w:w="1141"/>
+            <w:tcW w:type="dxa" w:w="864"/>
           </w:tcPr>
           <w:p>
             <w:r>
@@ -37457,7 +37463,7 @@
         </w:tc>
         <w:tc>
           <w:tcPr>
-            <w:tcW w:type="dxa" w:w="1141"/>
+            <w:tcW w:type="dxa" w:w="864"/>
           </w:tcPr>
           <w:p>
             <w:r>
@@ -37470,7 +37476,7 @@
         </w:tc>
         <w:tc>
           <w:tcPr>
-            <w:tcW w:type="dxa" w:w="1141"/>
+            <w:tcW w:type="dxa" w:w="864"/>
           </w:tcPr>
           <w:p>
             <w:r>
@@ -37483,7 +37489,7 @@
         </w:tc>
         <w:tc>
           <w:tcPr>
-            <w:tcW w:type="dxa" w:w="1141"/>
+            <w:tcW w:type="dxa" w:w="864"/>
           </w:tcPr>
           <w:p>
             <w:r>
@@ -37496,7 +37502,7 @@
         </w:tc>
         <w:tc>
           <w:tcPr>
-            <w:tcW w:type="dxa" w:w="1141"/>
+            <w:tcW w:type="dxa" w:w="864"/>
           </w:tcPr>
           <w:p>
             <w:r>
@@ -37509,7 +37515,7 @@
         </w:tc>
         <w:tc>
           <w:tcPr>
-            <w:tcW w:type="dxa" w:w="1141"/>
+            <w:tcW w:type="dxa" w:w="864"/>
           </w:tcPr>
           <w:p>
             <w:r>
@@ -37522,7 +37528,7 @@
         </w:tc>
         <w:tc>
           <w:tcPr>
-            <w:tcW w:type="dxa" w:w="1141"/>
+            <w:tcW w:type="dxa" w:w="864"/>
           </w:tcPr>
           <w:p>
             <w:r>
@@ -37535,7 +37541,7 @@
         </w:tc>
         <w:tc>
           <w:tcPr>
-            <w:tcW w:type="dxa" w:w="1141"/>
+            <w:tcW w:type="dxa" w:w="864"/>
           </w:tcPr>
           <w:p>
             <w:r>
@@ -37548,7 +37554,7 @@
         </w:tc>
         <w:tc>
           <w:tcPr>
-            <w:tcW w:type="dxa" w:w="1141"/>
+            <w:tcW w:type="dxa" w:w="864"/>
           </w:tcPr>
           <w:p>
             <w:r>
@@ -37563,7 +37569,7 @@
       <w:tr>
         <w:tc>
           <w:tcPr>
-            <w:tcW w:type="dxa" w:w="1141"/>
+            <w:tcW w:type="dxa" w:w="864"/>
           </w:tcPr>
           <w:p>
             <w:r>
@@ -37576,7 +37582,7 @@
         </w:tc>
         <w:tc>
           <w:tcPr>
-            <w:tcW w:type="dxa" w:w="1141"/>
+            <w:tcW w:type="dxa" w:w="864"/>
           </w:tcPr>
           <w:p>
             <w:r>
@@ -37589,7 +37595,7 @@
         </w:tc>
         <w:tc>
           <w:tcPr>
-            <w:tcW w:type="dxa" w:w="1141"/>
+            <w:tcW w:type="dxa" w:w="864"/>
           </w:tcPr>
           <w:p>
             <w:r>
@@ -37602,7 +37608,7 @@
         </w:tc>
         <w:tc>
           <w:tcPr>
-            <w:tcW w:type="dxa" w:w="1141"/>
+            <w:tcW w:type="dxa" w:w="864"/>
           </w:tcPr>
           <w:p>
             <w:r>
@@ -37615,7 +37621,7 @@
         </w:tc>
         <w:tc>
           <w:tcPr>
-            <w:tcW w:type="dxa" w:w="1141"/>
+            <w:tcW w:type="dxa" w:w="864"/>
           </w:tcPr>
           <w:p>
             <w:r>
@@ -37628,7 +37634,7 @@
         </w:tc>
         <w:tc>
           <w:tcPr>
-            <w:tcW w:type="dxa" w:w="1141"/>
+            <w:tcW w:type="dxa" w:w="864"/>
           </w:tcPr>
           <w:p>
             <w:r>
@@ -37641,7 +37647,7 @@
         </w:tc>
         <w:tc>
           <w:tcPr>
-            <w:tcW w:type="dxa" w:w="1141"/>
+            <w:tcW w:type="dxa" w:w="864"/>
           </w:tcPr>
           <w:p>
             <w:r>
@@ -37654,7 +37660,7 @@
         </w:tc>
         <w:tc>
           <w:tcPr>
-            <w:tcW w:type="dxa" w:w="1141"/>
+            <w:tcW w:type="dxa" w:w="864"/>
           </w:tcPr>
           <w:p>
             <w:r>
@@ -37667,7 +37673,7 @@
         </w:tc>
         <w:tc>
           <w:tcPr>
-            <w:tcW w:type="dxa" w:w="1141"/>
+            <w:tcW w:type="dxa" w:w="864"/>
           </w:tcPr>
           <w:p>
             <w:r>
@@ -37680,7 +37686,7 @@
         </w:tc>
         <w:tc>
           <w:tcPr>
-            <w:tcW w:type="dxa" w:w="1141"/>
+            <w:tcW w:type="dxa" w:w="864"/>
           </w:tcPr>
           <w:p>
             <w:r>
@@ -37693,7 +37699,7 @@
         </w:tc>
         <w:tc>
           <w:tcPr>
-            <w:tcW w:type="dxa" w:w="1141"/>
+            <w:tcW w:type="dxa" w:w="864"/>
           </w:tcPr>
           <w:p>
             <w:r>
@@ -37706,7 +37712,7 @@
         </w:tc>
         <w:tc>
           <w:tcPr>
-            <w:tcW w:type="dxa" w:w="1141"/>
+            <w:tcW w:type="dxa" w:w="864"/>
           </w:tcPr>
           <w:p>
             <w:r>
@@ -37719,7 +37725,7 @@
         </w:tc>
         <w:tc>
           <w:tcPr>
-            <w:tcW w:type="dxa" w:w="1141"/>
+            <w:tcW w:type="dxa" w:w="864"/>
           </w:tcPr>
           <w:p>
             <w:r>
@@ -37734,7 +37740,7 @@
       <w:tr>
         <w:tc>
           <w:tcPr>
-            <w:tcW w:type="dxa" w:w="1141"/>
+            <w:tcW w:type="dxa" w:w="864"/>
           </w:tcPr>
           <w:p>
             <w:r>
@@ -37747,7 +37753,7 @@
         </w:tc>
         <w:tc>
           <w:tcPr>
-            <w:tcW w:type="dxa" w:w="1141"/>
+            <w:tcW w:type="dxa" w:w="864"/>
           </w:tcPr>
           <w:p>
             <w:r>
@@ -37760,7 +37766,7 @@
         </w:tc>
         <w:tc>
           <w:tcPr>
-            <w:tcW w:type="dxa" w:w="1141"/>
+            <w:tcW w:type="dxa" w:w="864"/>
           </w:tcPr>
           <w:p>
             <w:r>
@@ -37773,7 +37779,7 @@
         </w:tc>
         <w:tc>
           <w:tcPr>
-            <w:tcW w:type="dxa" w:w="1141"/>
+            <w:tcW w:type="dxa" w:w="864"/>
           </w:tcPr>
           <w:p>
             <w:r>
@@ -37786,7 +37792,7 @@
         </w:tc>
         <w:tc>
           <w:tcPr>
-            <w:tcW w:type="dxa" w:w="1141"/>
+            <w:tcW w:type="dxa" w:w="864"/>
           </w:tcPr>
           <w:p>
             <w:r>
@@ -37799,7 +37805,7 @@
         </w:tc>
         <w:tc>
           <w:tcPr>
-            <w:tcW w:type="dxa" w:w="1141"/>
+            <w:tcW w:type="dxa" w:w="864"/>
           </w:tcPr>
           <w:p>
             <w:r>
@@ -37812,7 +37818,7 @@
         </w:tc>
         <w:tc>
           <w:tcPr>
-            <w:tcW w:type="dxa" w:w="1141"/>
+            <w:tcW w:type="dxa" w:w="864"/>
           </w:tcPr>
           <w:p>
             <w:r>
@@ -37825,7 +37831,7 @@
         </w:tc>
         <w:tc>
           <w:tcPr>
-            <w:tcW w:type="dxa" w:w="1141"/>
+            <w:tcW w:type="dxa" w:w="864"/>
           </w:tcPr>
           <w:p>
             <w:r>
@@ -37838,7 +37844,7 @@
         </w:tc>
         <w:tc>
           <w:tcPr>
-            <w:tcW w:type="dxa" w:w="1141"/>
+            <w:tcW w:type="dxa" w:w="864"/>
           </w:tcPr>
           <w:p>
             <w:r>
@@ -37851,7 +37857,7 @@
         </w:tc>
         <w:tc>
           <w:tcPr>
-            <w:tcW w:type="dxa" w:w="1141"/>
+            <w:tcW w:type="dxa" w:w="864"/>
           </w:tcPr>
           <w:p>
             <w:r>
@@ -37864,7 +37870,7 @@
         </w:tc>
         <w:tc>
           <w:tcPr>
-            <w:tcW w:type="dxa" w:w="1141"/>
+            <w:tcW w:type="dxa" w:w="864"/>
           </w:tcPr>
           <w:p>
             <w:r>
@@ -37877,7 +37883,7 @@
         </w:tc>
         <w:tc>
           <w:tcPr>
-            <w:tcW w:type="dxa" w:w="1141"/>
+            <w:tcW w:type="dxa" w:w="864"/>
           </w:tcPr>
           <w:p>
             <w:r>
@@ -37890,7 +37896,7 @@
         </w:tc>
         <w:tc>
           <w:tcPr>
-            <w:tcW w:type="dxa" w:w="1141"/>
+            <w:tcW w:type="dxa" w:w="864"/>
           </w:tcPr>
           <w:p>
             <w:r>
@@ -37905,7 +37911,7 @@
       <w:tr>
         <w:tc>
           <w:tcPr>
-            <w:tcW w:type="dxa" w:w="1141"/>
+            <w:tcW w:type="dxa" w:w="864"/>
           </w:tcPr>
           <w:p>
             <w:r>
@@ -37918,7 +37924,7 @@
         </w:tc>
         <w:tc>
           <w:tcPr>
-            <w:tcW w:type="dxa" w:w="1141"/>
+            <w:tcW w:type="dxa" w:w="864"/>
           </w:tcPr>
           <w:p>
             <w:r>
@@ -37931,7 +37937,7 @@
         </w:tc>
         <w:tc>
           <w:tcPr>
-            <w:tcW w:type="dxa" w:w="1141"/>
+            <w:tcW w:type="dxa" w:w="864"/>
           </w:tcPr>
           <w:p>
             <w:r>
@@ -37944,7 +37950,7 @@
         </w:tc>
         <w:tc>
           <w:tcPr>
-            <w:tcW w:type="dxa" w:w="1141"/>
+            <w:tcW w:type="dxa" w:w="864"/>
           </w:tcPr>
           <w:p>
             <w:r>
@@ -37957,7 +37963,7 @@
         </w:tc>
         <w:tc>
           <w:tcPr>
-            <w:tcW w:type="dxa" w:w="1141"/>
+            <w:tcW w:type="dxa" w:w="864"/>
           </w:tcPr>
           <w:p>
             <w:r>
@@ -37970,7 +37976,7 @@
         </w:tc>
         <w:tc>
           <w:tcPr>
-            <w:tcW w:type="dxa" w:w="1141"/>
+            <w:tcW w:type="dxa" w:w="864"/>
           </w:tcPr>
           <w:p>
             <w:r>
@@ -37983,7 +37989,7 @@
         </w:tc>
         <w:tc>
           <w:tcPr>
-            <w:tcW w:type="dxa" w:w="1141"/>
+            <w:tcW w:type="dxa" w:w="864"/>
           </w:tcPr>
           <w:p>
             <w:r>
@@ -37996,7 +38002,7 @@
         </w:tc>
         <w:tc>
           <w:tcPr>
-            <w:tcW w:type="dxa" w:w="1141"/>
+            <w:tcW w:type="dxa" w:w="864"/>
           </w:tcPr>
           <w:p>
             <w:r>
@@ -38009,7 +38015,7 @@
         </w:tc>
         <w:tc>
           <w:tcPr>
-            <w:tcW w:type="dxa" w:w="1141"/>
+            <w:tcW w:type="dxa" w:w="864"/>
           </w:tcPr>
           <w:p>
             <w:r>
@@ -38022,7 +38028,7 @@
         </w:tc>
         <w:tc>
           <w:tcPr>
-            <w:tcW w:type="dxa" w:w="1141"/>
+            <w:tcW w:type="dxa" w:w="864"/>
           </w:tcPr>
           <w:p>
             <w:r>
@@ -38035,7 +38041,7 @@
         </w:tc>
         <w:tc>
           <w:tcPr>
-            <w:tcW w:type="dxa" w:w="1141"/>
+            <w:tcW w:type="dxa" w:w="864"/>
           </w:tcPr>
           <w:p>
             <w:r>
@@ -38048,7 +38054,7 @@
         </w:tc>
         <w:tc>
           <w:tcPr>
-            <w:tcW w:type="dxa" w:w="1141"/>
+            <w:tcW w:type="dxa" w:w="864"/>
           </w:tcPr>
           <w:p>
             <w:r>
@@ -38061,7 +38067,7 @@
         </w:tc>
         <w:tc>
           <w:tcPr>
-            <w:tcW w:type="dxa" w:w="1141"/>
+            <w:tcW w:type="dxa" w:w="864"/>
           </w:tcPr>
           <w:p>
             <w:r>
@@ -38088,7 +38094,7 @@
       </w:r>
     </w:p>
     <w:sectPr>
-      <w:pgSz w:w="15840" w:h="12240" w:orient="landscape"/>
+      <w:pgSz w:w="12240" w:h="15840" w:orient="landscape"/>
       <w:pgMar w:top="576" w:right="504" w:bottom="576" w:left="504" w:header="720" w:footer="720" w:gutter="0"/>
       <w:cols w:space="720"/>
       <w:docGrid w:linePitch="360"/>

--- a/ACPOS_INFO-01_MOTHER_BASIC_DESIGN_TECH_PURPLE_v1.0.docx
+++ b/ACPOS_INFO-01_MOTHER_BASIC_DESIGN_TECH_PURPLE_v1.0.docx
@@ -26330,16 +26330,8 @@
     </w:p>
     <w:p>
       <w:pPr>
-        <w:pStyle w:val="Heading1"/>
-      </w:pPr>
-      <w:r>
-        <w:t>2026-09-21 Machine Authority Construction Closure / 機器權威施工綁定封板</w:t>
-      </w:r>
-    </w:p>
-    <w:p>
-      <w:pPr>
         <w:sectPr>
-          <w:pgSz w:w="15840" w:h="12240" w:orient="landscape"/>
+          <w:pgSz w:w="12240" w:h="15840" w:orient="landscape"/>
           <w:pgMar w:top="576" w:right="504" w:bottom="576" w:left="504" w:header="720" w:footer="720" w:gutter="0"/>
           <w:cols w:space="720"/>
           <w:docGrid w:linePitch="360"/>
@@ -26380,8 +26372,8 @@
         <w:tblLook w:firstColumn="1" w:firstRow="1" w:lastColumn="0" w:lastRow="0" w:noHBand="0" w:noVBand="1" w:val="04A0"/>
       </w:tblPr>
       <w:tblGrid>
-        <w:gridCol w:w="5616"/>
-        <w:gridCol w:w="5616"/>
+        <w:gridCol w:w="7416"/>
+        <w:gridCol w:w="7416"/>
       </w:tblGrid>
       <w:tr>
         <w:trPr>
@@ -26389,7 +26381,7 @@
         </w:trPr>
         <w:tc>
           <w:tcPr>
-            <w:tcW w:type="dxa" w:w="5616"/>
+            <w:tcW w:type="dxa" w:w="7416"/>
             <w:shd w:fill="EDE9FE"/>
           </w:tcPr>
           <w:p>
@@ -26403,7 +26395,7 @@
         </w:tc>
         <w:tc>
           <w:tcPr>
-            <w:tcW w:type="dxa" w:w="5616"/>
+            <w:tcW w:type="dxa" w:w="7416"/>
             <w:shd w:fill="EDE9FE"/>
           </w:tcPr>
           <w:p>
@@ -26419,7 +26411,7 @@
       <w:tr>
         <w:tc>
           <w:tcPr>
-            <w:tcW w:type="dxa" w:w="5616"/>
+            <w:tcW w:type="dxa" w:w="7416"/>
           </w:tcPr>
           <w:p>
             <w:r>
@@ -26432,7 +26424,7 @@
         </w:tc>
         <w:tc>
           <w:tcPr>
-            <w:tcW w:type="dxa" w:w="5616"/>
+            <w:tcW w:type="dxa" w:w="7416"/>
           </w:tcPr>
           <w:p>
             <w:r>
@@ -26447,7 +26439,7 @@
       <w:tr>
         <w:tc>
           <w:tcPr>
-            <w:tcW w:type="dxa" w:w="5616"/>
+            <w:tcW w:type="dxa" w:w="7416"/>
           </w:tcPr>
           <w:p>
             <w:r>
@@ -26460,7 +26452,7 @@
         </w:tc>
         <w:tc>
           <w:tcPr>
-            <w:tcW w:type="dxa" w:w="5616"/>
+            <w:tcW w:type="dxa" w:w="7416"/>
           </w:tcPr>
           <w:p>
             <w:r>
@@ -26475,7 +26467,7 @@
       <w:tr>
         <w:tc>
           <w:tcPr>
-            <w:tcW w:type="dxa" w:w="5616"/>
+            <w:tcW w:type="dxa" w:w="7416"/>
           </w:tcPr>
           <w:p>
             <w:r>
@@ -26488,7 +26480,7 @@
         </w:tc>
         <w:tc>
           <w:tcPr>
-            <w:tcW w:type="dxa" w:w="5616"/>
+            <w:tcW w:type="dxa" w:w="7416"/>
           </w:tcPr>
           <w:p>
             <w:r>
@@ -26503,7 +26495,7 @@
       <w:tr>
         <w:tc>
           <w:tcPr>
-            <w:tcW w:type="dxa" w:w="5616"/>
+            <w:tcW w:type="dxa" w:w="7416"/>
           </w:tcPr>
           <w:p>
             <w:r>
@@ -26516,7 +26508,7 @@
         </w:tc>
         <w:tc>
           <w:tcPr>
-            <w:tcW w:type="dxa" w:w="5616"/>
+            <w:tcW w:type="dxa" w:w="7416"/>
           </w:tcPr>
           <w:p>
             <w:r>
@@ -26531,7 +26523,7 @@
       <w:tr>
         <w:tc>
           <w:tcPr>
-            <w:tcW w:type="dxa" w:w="5616"/>
+            <w:tcW w:type="dxa" w:w="7416"/>
           </w:tcPr>
           <w:p>
             <w:r>
@@ -26544,7 +26536,7 @@
         </w:tc>
         <w:tc>
           <w:tcPr>
-            <w:tcW w:type="dxa" w:w="5616"/>
+            <w:tcW w:type="dxa" w:w="7416"/>
           </w:tcPr>
           <w:p>
             <w:r>
@@ -26559,7 +26551,7 @@
       <w:tr>
         <w:tc>
           <w:tcPr>
-            <w:tcW w:type="dxa" w:w="5616"/>
+            <w:tcW w:type="dxa" w:w="7416"/>
           </w:tcPr>
           <w:p>
             <w:r>
@@ -26572,7 +26564,7 @@
         </w:tc>
         <w:tc>
           <w:tcPr>
-            <w:tcW w:type="dxa" w:w="5616"/>
+            <w:tcW w:type="dxa" w:w="7416"/>
           </w:tcPr>
           <w:p>
             <w:r>
@@ -26592,19 +26584,19 @@
         <w:tblLook w:firstColumn="1" w:firstRow="1" w:lastColumn="0" w:lastRow="0" w:noHBand="0" w:noVBand="1" w:val="04A0"/>
       </w:tblPr>
       <w:tblGrid>
-        <w:gridCol w:w="864"/>
-        <w:gridCol w:w="864"/>
-        <w:gridCol w:w="864"/>
-        <w:gridCol w:w="864"/>
-        <w:gridCol w:w="864"/>
-        <w:gridCol w:w="864"/>
-        <w:gridCol w:w="864"/>
-        <w:gridCol w:w="864"/>
-        <w:gridCol w:w="864"/>
-        <w:gridCol w:w="864"/>
-        <w:gridCol w:w="864"/>
-        <w:gridCol w:w="864"/>
-        <w:gridCol w:w="864"/>
+        <w:gridCol w:w="1141"/>
+        <w:gridCol w:w="1141"/>
+        <w:gridCol w:w="1141"/>
+        <w:gridCol w:w="1141"/>
+        <w:gridCol w:w="1141"/>
+        <w:gridCol w:w="1141"/>
+        <w:gridCol w:w="1141"/>
+        <w:gridCol w:w="1141"/>
+        <w:gridCol w:w="1141"/>
+        <w:gridCol w:w="1141"/>
+        <w:gridCol w:w="1141"/>
+        <w:gridCol w:w="1141"/>
+        <w:gridCol w:w="1141"/>
       </w:tblGrid>
       <w:tr>
         <w:trPr>
@@ -26612,7 +26604,7 @@
         </w:trPr>
         <w:tc>
           <w:tcPr>
-            <w:tcW w:type="dxa" w:w="864"/>
+            <w:tcW w:type="dxa" w:w="1141"/>
             <w:shd w:fill="EDE9FE"/>
           </w:tcPr>
           <w:p>
@@ -26626,7 +26618,7 @@
         </w:tc>
         <w:tc>
           <w:tcPr>
-            <w:tcW w:type="dxa" w:w="864"/>
+            <w:tcW w:type="dxa" w:w="1141"/>
             <w:shd w:fill="EDE9FE"/>
           </w:tcPr>
           <w:p>
@@ -26640,7 +26632,7 @@
         </w:tc>
         <w:tc>
           <w:tcPr>
-            <w:tcW w:type="dxa" w:w="864"/>
+            <w:tcW w:type="dxa" w:w="1141"/>
             <w:shd w:fill="EDE9FE"/>
           </w:tcPr>
           <w:p>
@@ -26654,7 +26646,7 @@
         </w:tc>
         <w:tc>
           <w:tcPr>
-            <w:tcW w:type="dxa" w:w="864"/>
+            <w:tcW w:type="dxa" w:w="1141"/>
             <w:shd w:fill="EDE9FE"/>
           </w:tcPr>
           <w:p>
@@ -26668,7 +26660,7 @@
         </w:tc>
         <w:tc>
           <w:tcPr>
-            <w:tcW w:type="dxa" w:w="864"/>
+            <w:tcW w:type="dxa" w:w="1141"/>
             <w:shd w:fill="EDE9FE"/>
           </w:tcPr>
           <w:p>
@@ -26682,7 +26674,7 @@
         </w:tc>
         <w:tc>
           <w:tcPr>
-            <w:tcW w:type="dxa" w:w="864"/>
+            <w:tcW w:type="dxa" w:w="1141"/>
             <w:shd w:fill="EDE9FE"/>
           </w:tcPr>
           <w:p>
@@ -26696,7 +26688,7 @@
         </w:tc>
         <w:tc>
           <w:tcPr>
-            <w:tcW w:type="dxa" w:w="864"/>
+            <w:tcW w:type="dxa" w:w="1141"/>
             <w:shd w:fill="EDE9FE"/>
           </w:tcPr>
           <w:p>
@@ -26710,7 +26702,7 @@
         </w:tc>
         <w:tc>
           <w:tcPr>
-            <w:tcW w:type="dxa" w:w="864"/>
+            <w:tcW w:type="dxa" w:w="1141"/>
             <w:shd w:fill="EDE9FE"/>
           </w:tcPr>
           <w:p>
@@ -26724,7 +26716,7 @@
         </w:tc>
         <w:tc>
           <w:tcPr>
-            <w:tcW w:type="dxa" w:w="864"/>
+            <w:tcW w:type="dxa" w:w="1141"/>
             <w:shd w:fill="EDE9FE"/>
           </w:tcPr>
           <w:p>
@@ -26738,7 +26730,7 @@
         </w:tc>
         <w:tc>
           <w:tcPr>
-            <w:tcW w:type="dxa" w:w="864"/>
+            <w:tcW w:type="dxa" w:w="1141"/>
             <w:shd w:fill="EDE9FE"/>
           </w:tcPr>
           <w:p>
@@ -26752,7 +26744,7 @@
         </w:tc>
         <w:tc>
           <w:tcPr>
-            <w:tcW w:type="dxa" w:w="864"/>
+            <w:tcW w:type="dxa" w:w="1141"/>
             <w:shd w:fill="EDE9FE"/>
           </w:tcPr>
           <w:p>
@@ -26766,7 +26758,7 @@
         </w:tc>
         <w:tc>
           <w:tcPr>
-            <w:tcW w:type="dxa" w:w="864"/>
+            <w:tcW w:type="dxa" w:w="1141"/>
             <w:shd w:fill="EDE9FE"/>
           </w:tcPr>
           <w:p>
@@ -26780,7 +26772,7 @@
         </w:tc>
         <w:tc>
           <w:tcPr>
-            <w:tcW w:type="dxa" w:w="864"/>
+            <w:tcW w:type="dxa" w:w="1141"/>
             <w:shd w:fill="EDE9FE"/>
           </w:tcPr>
           <w:p>
@@ -26796,7 +26788,7 @@
       <w:tr>
         <w:tc>
           <w:tcPr>
-            <w:tcW w:type="dxa" w:w="864"/>
+            <w:tcW w:type="dxa" w:w="1141"/>
           </w:tcPr>
           <w:p>
             <w:r>
@@ -26809,7 +26801,7 @@
         </w:tc>
         <w:tc>
           <w:tcPr>
-            <w:tcW w:type="dxa" w:w="864"/>
+            <w:tcW w:type="dxa" w:w="1141"/>
           </w:tcPr>
           <w:p>
             <w:r>
@@ -26822,7 +26814,7 @@
         </w:tc>
         <w:tc>
           <w:tcPr>
-            <w:tcW w:type="dxa" w:w="864"/>
+            <w:tcW w:type="dxa" w:w="1141"/>
           </w:tcPr>
           <w:p>
             <w:r>
@@ -26835,7 +26827,7 @@
         </w:tc>
         <w:tc>
           <w:tcPr>
-            <w:tcW w:type="dxa" w:w="864"/>
+            <w:tcW w:type="dxa" w:w="1141"/>
           </w:tcPr>
           <w:p>
             <w:r>
@@ -26848,7 +26840,7 @@
         </w:tc>
         <w:tc>
           <w:tcPr>
-            <w:tcW w:type="dxa" w:w="864"/>
+            <w:tcW w:type="dxa" w:w="1141"/>
           </w:tcPr>
           <w:p>
             <w:r>
@@ -26861,7 +26853,7 @@
         </w:tc>
         <w:tc>
           <w:tcPr>
-            <w:tcW w:type="dxa" w:w="864"/>
+            <w:tcW w:type="dxa" w:w="1141"/>
           </w:tcPr>
           <w:p>
             <w:r>
@@ -26874,7 +26866,7 @@
         </w:tc>
         <w:tc>
           <w:tcPr>
-            <w:tcW w:type="dxa" w:w="864"/>
+            <w:tcW w:type="dxa" w:w="1141"/>
           </w:tcPr>
           <w:p>
             <w:r>
@@ -26887,7 +26879,7 @@
         </w:tc>
         <w:tc>
           <w:tcPr>
-            <w:tcW w:type="dxa" w:w="864"/>
+            <w:tcW w:type="dxa" w:w="1141"/>
           </w:tcPr>
           <w:p>
             <w:r>
@@ -26900,7 +26892,7 @@
         </w:tc>
         <w:tc>
           <w:tcPr>
-            <w:tcW w:type="dxa" w:w="864"/>
+            <w:tcW w:type="dxa" w:w="1141"/>
           </w:tcPr>
           <w:p>
             <w:r>
@@ -26913,7 +26905,7 @@
         </w:tc>
         <w:tc>
           <w:tcPr>
-            <w:tcW w:type="dxa" w:w="864"/>
+            <w:tcW w:type="dxa" w:w="1141"/>
           </w:tcPr>
           <w:p>
             <w:r>
@@ -26926,7 +26918,7 @@
         </w:tc>
         <w:tc>
           <w:tcPr>
-            <w:tcW w:type="dxa" w:w="864"/>
+            <w:tcW w:type="dxa" w:w="1141"/>
           </w:tcPr>
           <w:p>
             <w:r>
@@ -26939,7 +26931,7 @@
         </w:tc>
         <w:tc>
           <w:tcPr>
-            <w:tcW w:type="dxa" w:w="864"/>
+            <w:tcW w:type="dxa" w:w="1141"/>
           </w:tcPr>
           <w:p>
             <w:r>
@@ -26952,7 +26944,7 @@
         </w:tc>
         <w:tc>
           <w:tcPr>
-            <w:tcW w:type="dxa" w:w="864"/>
+            <w:tcW w:type="dxa" w:w="1141"/>
           </w:tcPr>
           <w:p>
             <w:r>
@@ -26967,7 +26959,7 @@
       <w:tr>
         <w:tc>
           <w:tcPr>
-            <w:tcW w:type="dxa" w:w="864"/>
+            <w:tcW w:type="dxa" w:w="1141"/>
           </w:tcPr>
           <w:p>
             <w:r>
@@ -26980,7 +26972,7 @@
         </w:tc>
         <w:tc>
           <w:tcPr>
-            <w:tcW w:type="dxa" w:w="864"/>
+            <w:tcW w:type="dxa" w:w="1141"/>
           </w:tcPr>
           <w:p>
             <w:r>
@@ -26993,7 +26985,7 @@
         </w:tc>
         <w:tc>
           <w:tcPr>
-            <w:tcW w:type="dxa" w:w="864"/>
+            <w:tcW w:type="dxa" w:w="1141"/>
           </w:tcPr>
           <w:p>
             <w:r>
@@ -27006,7 +26998,7 @@
         </w:tc>
         <w:tc>
           <w:tcPr>
-            <w:tcW w:type="dxa" w:w="864"/>
+            <w:tcW w:type="dxa" w:w="1141"/>
           </w:tcPr>
           <w:p>
             <w:r>
@@ -27019,7 +27011,7 @@
         </w:tc>
         <w:tc>
           <w:tcPr>
-            <w:tcW w:type="dxa" w:w="864"/>
+            <w:tcW w:type="dxa" w:w="1141"/>
           </w:tcPr>
           <w:p>
             <w:r>
@@ -27032,7 +27024,7 @@
         </w:tc>
         <w:tc>
           <w:tcPr>
-            <w:tcW w:type="dxa" w:w="864"/>
+            <w:tcW w:type="dxa" w:w="1141"/>
           </w:tcPr>
           <w:p>
             <w:r>
@@ -27045,7 +27037,7 @@
         </w:tc>
         <w:tc>
           <w:tcPr>
-            <w:tcW w:type="dxa" w:w="864"/>
+            <w:tcW w:type="dxa" w:w="1141"/>
           </w:tcPr>
           <w:p>
             <w:r>
@@ -27058,7 +27050,7 @@
         </w:tc>
         <w:tc>
           <w:tcPr>
-            <w:tcW w:type="dxa" w:w="864"/>
+            <w:tcW w:type="dxa" w:w="1141"/>
           </w:tcPr>
           <w:p>
             <w:r>
@@ -27071,7 +27063,7 @@
         </w:tc>
         <w:tc>
           <w:tcPr>
-            <w:tcW w:type="dxa" w:w="864"/>
+            <w:tcW w:type="dxa" w:w="1141"/>
           </w:tcPr>
           <w:p>
             <w:r>
@@ -27084,7 +27076,7 @@
         </w:tc>
         <w:tc>
           <w:tcPr>
-            <w:tcW w:type="dxa" w:w="864"/>
+            <w:tcW w:type="dxa" w:w="1141"/>
           </w:tcPr>
           <w:p>
             <w:r>
@@ -27097,7 +27089,7 @@
         </w:tc>
         <w:tc>
           <w:tcPr>
-            <w:tcW w:type="dxa" w:w="864"/>
+            <w:tcW w:type="dxa" w:w="1141"/>
           </w:tcPr>
           <w:p>
             <w:r>
@@ -27110,7 +27102,7 @@
         </w:tc>
         <w:tc>
           <w:tcPr>
-            <w:tcW w:type="dxa" w:w="864"/>
+            <w:tcW w:type="dxa" w:w="1141"/>
           </w:tcPr>
           <w:p>
             <w:r>
@@ -27123,7 +27115,7 @@
         </w:tc>
         <w:tc>
           <w:tcPr>
-            <w:tcW w:type="dxa" w:w="864"/>
+            <w:tcW w:type="dxa" w:w="1141"/>
           </w:tcPr>
           <w:p>
             <w:r>
@@ -27138,7 +27130,7 @@
       <w:tr>
         <w:tc>
           <w:tcPr>
-            <w:tcW w:type="dxa" w:w="864"/>
+            <w:tcW w:type="dxa" w:w="1141"/>
           </w:tcPr>
           <w:p>
             <w:r>
@@ -27151,7 +27143,7 @@
         </w:tc>
         <w:tc>
           <w:tcPr>
-            <w:tcW w:type="dxa" w:w="864"/>
+            <w:tcW w:type="dxa" w:w="1141"/>
           </w:tcPr>
           <w:p>
             <w:r>
@@ -27164,7 +27156,7 @@
         </w:tc>
         <w:tc>
           <w:tcPr>
-            <w:tcW w:type="dxa" w:w="864"/>
+            <w:tcW w:type="dxa" w:w="1141"/>
           </w:tcPr>
           <w:p>
             <w:r>
@@ -27177,7 +27169,7 @@
         </w:tc>
         <w:tc>
           <w:tcPr>
-            <w:tcW w:type="dxa" w:w="864"/>
+            <w:tcW w:type="dxa" w:w="1141"/>
           </w:tcPr>
           <w:p>
             <w:r>
@@ -27190,7 +27182,7 @@
         </w:tc>
         <w:tc>
           <w:tcPr>
-            <w:tcW w:type="dxa" w:w="864"/>
+            <w:tcW w:type="dxa" w:w="1141"/>
           </w:tcPr>
           <w:p>
             <w:r>
@@ -27203,7 +27195,7 @@
         </w:tc>
         <w:tc>
           <w:tcPr>
-            <w:tcW w:type="dxa" w:w="864"/>
+            <w:tcW w:type="dxa" w:w="1141"/>
           </w:tcPr>
           <w:p>
             <w:r>
@@ -27216,7 +27208,7 @@
         </w:tc>
         <w:tc>
           <w:tcPr>
-            <w:tcW w:type="dxa" w:w="864"/>
+            <w:tcW w:type="dxa" w:w="1141"/>
           </w:tcPr>
           <w:p>
             <w:r>
@@ -27229,7 +27221,7 @@
         </w:tc>
         <w:tc>
           <w:tcPr>
-            <w:tcW w:type="dxa" w:w="864"/>
+            <w:tcW w:type="dxa" w:w="1141"/>
           </w:tcPr>
           <w:p>
             <w:r>
@@ -27242,7 +27234,7 @@
         </w:tc>
         <w:tc>
           <w:tcPr>
-            <w:tcW w:type="dxa" w:w="864"/>
+            <w:tcW w:type="dxa" w:w="1141"/>
           </w:tcPr>
           <w:p>
             <w:r>
@@ -27255,7 +27247,7 @@
         </w:tc>
         <w:tc>
           <w:tcPr>
-            <w:tcW w:type="dxa" w:w="864"/>
+            <w:tcW w:type="dxa" w:w="1141"/>
           </w:tcPr>
           <w:p>
             <w:r>
@@ -27268,7 +27260,7 @@
         </w:tc>
         <w:tc>
           <w:tcPr>
-            <w:tcW w:type="dxa" w:w="864"/>
+            <w:tcW w:type="dxa" w:w="1141"/>
           </w:tcPr>
           <w:p>
             <w:r>
@@ -27281,7 +27273,7 @@
         </w:tc>
         <w:tc>
           <w:tcPr>
-            <w:tcW w:type="dxa" w:w="864"/>
+            <w:tcW w:type="dxa" w:w="1141"/>
           </w:tcPr>
           <w:p>
             <w:r>
@@ -27294,7 +27286,7 @@
         </w:tc>
         <w:tc>
           <w:tcPr>
-            <w:tcW w:type="dxa" w:w="864"/>
+            <w:tcW w:type="dxa" w:w="1141"/>
           </w:tcPr>
           <w:p>
             <w:r>
@@ -27309,7 +27301,7 @@
       <w:tr>
         <w:tc>
           <w:tcPr>
-            <w:tcW w:type="dxa" w:w="864"/>
+            <w:tcW w:type="dxa" w:w="1141"/>
           </w:tcPr>
           <w:p>
             <w:r>
@@ -27322,7 +27314,7 @@
         </w:tc>
         <w:tc>
           <w:tcPr>
-            <w:tcW w:type="dxa" w:w="864"/>
+            <w:tcW w:type="dxa" w:w="1141"/>
           </w:tcPr>
           <w:p>
             <w:r>
@@ -27335,7 +27327,7 @@
         </w:tc>
         <w:tc>
           <w:tcPr>
-            <w:tcW w:type="dxa" w:w="864"/>
+            <w:tcW w:type="dxa" w:w="1141"/>
           </w:tcPr>
           <w:p>
             <w:r>
@@ -27348,7 +27340,7 @@
         </w:tc>
         <w:tc>
           <w:tcPr>
-            <w:tcW w:type="dxa" w:w="864"/>
+            <w:tcW w:type="dxa" w:w="1141"/>
           </w:tcPr>
           <w:p>
             <w:r>
@@ -27361,7 +27353,7 @@
         </w:tc>
         <w:tc>
           <w:tcPr>
-            <w:tcW w:type="dxa" w:w="864"/>
+            <w:tcW w:type="dxa" w:w="1141"/>
           </w:tcPr>
           <w:p>
             <w:r>
@@ -27374,7 +27366,7 @@
         </w:tc>
         <w:tc>
           <w:tcPr>
-            <w:tcW w:type="dxa" w:w="864"/>
+            <w:tcW w:type="dxa" w:w="1141"/>
           </w:tcPr>
           <w:p>
             <w:r>
@@ -27387,7 +27379,7 @@
         </w:tc>
         <w:tc>
           <w:tcPr>
-            <w:tcW w:type="dxa" w:w="864"/>
+            <w:tcW w:type="dxa" w:w="1141"/>
           </w:tcPr>
           <w:p>
             <w:r>
@@ -27400,7 +27392,7 @@
         </w:tc>
         <w:tc>
           <w:tcPr>
-            <w:tcW w:type="dxa" w:w="864"/>
+            <w:tcW w:type="dxa" w:w="1141"/>
           </w:tcPr>
           <w:p>
             <w:r>
@@ -27413,7 +27405,7 @@
         </w:tc>
         <w:tc>
           <w:tcPr>
-            <w:tcW w:type="dxa" w:w="864"/>
+            <w:tcW w:type="dxa" w:w="1141"/>
           </w:tcPr>
           <w:p>
             <w:r>
@@ -27426,7 +27418,7 @@
         </w:tc>
         <w:tc>
           <w:tcPr>
-            <w:tcW w:type="dxa" w:w="864"/>
+            <w:tcW w:type="dxa" w:w="1141"/>
           </w:tcPr>
           <w:p>
             <w:r>
@@ -27439,7 +27431,7 @@
         </w:tc>
         <w:tc>
           <w:tcPr>
-            <w:tcW w:type="dxa" w:w="864"/>
+            <w:tcW w:type="dxa" w:w="1141"/>
           </w:tcPr>
           <w:p>
             <w:r>
@@ -27452,7 +27444,7 @@
         </w:tc>
         <w:tc>
           <w:tcPr>
-            <w:tcW w:type="dxa" w:w="864"/>
+            <w:tcW w:type="dxa" w:w="1141"/>
           </w:tcPr>
           <w:p>
             <w:r>
@@ -27465,7 +27457,7 @@
         </w:tc>
         <w:tc>
           <w:tcPr>
-            <w:tcW w:type="dxa" w:w="864"/>
+            <w:tcW w:type="dxa" w:w="1141"/>
           </w:tcPr>
           <w:p>
             <w:r>
@@ -27480,7 +27472,7 @@
       <w:tr>
         <w:tc>
           <w:tcPr>
-            <w:tcW w:type="dxa" w:w="864"/>
+            <w:tcW w:type="dxa" w:w="1141"/>
           </w:tcPr>
           <w:p>
             <w:r>
@@ -27493,7 +27485,7 @@
         </w:tc>
         <w:tc>
           <w:tcPr>
-            <w:tcW w:type="dxa" w:w="864"/>
+            <w:tcW w:type="dxa" w:w="1141"/>
           </w:tcPr>
           <w:p>
             <w:r>
@@ -27506,7 +27498,7 @@
         </w:tc>
         <w:tc>
           <w:tcPr>
-            <w:tcW w:type="dxa" w:w="864"/>
+            <w:tcW w:type="dxa" w:w="1141"/>
           </w:tcPr>
           <w:p>
             <w:r>
@@ -27519,7 +27511,7 @@
         </w:tc>
         <w:tc>
           <w:tcPr>
-            <w:tcW w:type="dxa" w:w="864"/>
+            <w:tcW w:type="dxa" w:w="1141"/>
           </w:tcPr>
           <w:p>
             <w:r>
@@ -27532,7 +27524,7 @@
         </w:tc>
         <w:tc>
           <w:tcPr>
-            <w:tcW w:type="dxa" w:w="864"/>
+            <w:tcW w:type="dxa" w:w="1141"/>
           </w:tcPr>
           <w:p>
             <w:r>
@@ -27545,7 +27537,7 @@
         </w:tc>
         <w:tc>
           <w:tcPr>
-            <w:tcW w:type="dxa" w:w="864"/>
+            <w:tcW w:type="dxa" w:w="1141"/>
           </w:tcPr>
           <w:p>
             <w:r>
@@ -27558,7 +27550,7 @@
         </w:tc>
         <w:tc>
           <w:tcPr>
-            <w:tcW w:type="dxa" w:w="864"/>
+            <w:tcW w:type="dxa" w:w="1141"/>
           </w:tcPr>
           <w:p>
             <w:r>
@@ -27571,7 +27563,7 @@
         </w:tc>
         <w:tc>
           <w:tcPr>
-            <w:tcW w:type="dxa" w:w="864"/>
+            <w:tcW w:type="dxa" w:w="1141"/>
           </w:tcPr>
           <w:p>
             <w:r>
@@ -27584,7 +27576,7 @@
         </w:tc>
         <w:tc>
           <w:tcPr>
-            <w:tcW w:type="dxa" w:w="864"/>
+            <w:tcW w:type="dxa" w:w="1141"/>
           </w:tcPr>
           <w:p>
             <w:r>
@@ -27597,7 +27589,7 @@
         </w:tc>
         <w:tc>
           <w:tcPr>
-            <w:tcW w:type="dxa" w:w="864"/>
+            <w:tcW w:type="dxa" w:w="1141"/>
           </w:tcPr>
           <w:p>
             <w:r>
@@ -27610,7 +27602,7 @@
         </w:tc>
         <w:tc>
           <w:tcPr>
-            <w:tcW w:type="dxa" w:w="864"/>
+            <w:tcW w:type="dxa" w:w="1141"/>
           </w:tcPr>
           <w:p>
             <w:r>
@@ -27623,7 +27615,7 @@
         </w:tc>
         <w:tc>
           <w:tcPr>
-            <w:tcW w:type="dxa" w:w="864"/>
+            <w:tcW w:type="dxa" w:w="1141"/>
           </w:tcPr>
           <w:p>
             <w:r>
@@ -27636,7 +27628,7 @@
         </w:tc>
         <w:tc>
           <w:tcPr>
-            <w:tcW w:type="dxa" w:w="864"/>
+            <w:tcW w:type="dxa" w:w="1141"/>
           </w:tcPr>
           <w:p>
             <w:r>
@@ -27651,7 +27643,7 @@
       <w:tr>
         <w:tc>
           <w:tcPr>
-            <w:tcW w:type="dxa" w:w="864"/>
+            <w:tcW w:type="dxa" w:w="1141"/>
           </w:tcPr>
           <w:p>
             <w:r>
@@ -27664,7 +27656,7 @@
         </w:tc>
         <w:tc>
           <w:tcPr>
-            <w:tcW w:type="dxa" w:w="864"/>
+            <w:tcW w:type="dxa" w:w="1141"/>
           </w:tcPr>
           <w:p>
             <w:r>
@@ -27677,7 +27669,7 @@
         </w:tc>
         <w:tc>
           <w:tcPr>
-            <w:tcW w:type="dxa" w:w="864"/>
+            <w:tcW w:type="dxa" w:w="1141"/>
           </w:tcPr>
           <w:p>
             <w:r>
@@ -27690,7 +27682,7 @@
         </w:tc>
         <w:tc>
           <w:tcPr>
-            <w:tcW w:type="dxa" w:w="864"/>
+            <w:tcW w:type="dxa" w:w="1141"/>
           </w:tcPr>
           <w:p>
             <w:r>
@@ -27703,7 +27695,7 @@
         </w:tc>
         <w:tc>
           <w:tcPr>
-            <w:tcW w:type="dxa" w:w="864"/>
+            <w:tcW w:type="dxa" w:w="1141"/>
           </w:tcPr>
           <w:p>
             <w:r>
@@ -27716,7 +27708,7 @@
         </w:tc>
         <w:tc>
           <w:tcPr>
-            <w:tcW w:type="dxa" w:w="864"/>
+            <w:tcW w:type="dxa" w:w="1141"/>
           </w:tcPr>
           <w:p>
             <w:r>
@@ -27729,7 +27721,7 @@
         </w:tc>
         <w:tc>
           <w:tcPr>
-            <w:tcW w:type="dxa" w:w="864"/>
+            <w:tcW w:type="dxa" w:w="1141"/>
           </w:tcPr>
           <w:p>
             <w:r>
@@ -27742,7 +27734,7 @@
         </w:tc>
         <w:tc>
           <w:tcPr>
-            <w:tcW w:type="dxa" w:w="864"/>
+            <w:tcW w:type="dxa" w:w="1141"/>
           </w:tcPr>
           <w:p>
             <w:r>
@@ -27755,7 +27747,7 @@
         </w:tc>
         <w:tc>
           <w:tcPr>
-            <w:tcW w:type="dxa" w:w="864"/>
+            <w:tcW w:type="dxa" w:w="1141"/>
           </w:tcPr>
           <w:p>
             <w:r>
@@ -27768,7 +27760,7 @@
         </w:tc>
         <w:tc>
           <w:tcPr>
-            <w:tcW w:type="dxa" w:w="864"/>
+            <w:tcW w:type="dxa" w:w="1141"/>
           </w:tcPr>
           <w:p>
             <w:r>
@@ -27781,7 +27773,7 @@
         </w:tc>
         <w:tc>
           <w:tcPr>
-            <w:tcW w:type="dxa" w:w="864"/>
+            <w:tcW w:type="dxa" w:w="1141"/>
           </w:tcPr>
           <w:p>
             <w:r>
@@ -27794,7 +27786,7 @@
         </w:tc>
         <w:tc>
           <w:tcPr>
-            <w:tcW w:type="dxa" w:w="864"/>
+            <w:tcW w:type="dxa" w:w="1141"/>
           </w:tcPr>
           <w:p>
             <w:r>
@@ -27807,7 +27799,7 @@
         </w:tc>
         <w:tc>
           <w:tcPr>
-            <w:tcW w:type="dxa" w:w="864"/>
+            <w:tcW w:type="dxa" w:w="1141"/>
           </w:tcPr>
           <w:p>
             <w:r>
@@ -27822,7 +27814,7 @@
       <w:tr>
         <w:tc>
           <w:tcPr>
-            <w:tcW w:type="dxa" w:w="864"/>
+            <w:tcW w:type="dxa" w:w="1141"/>
           </w:tcPr>
           <w:p>
             <w:r>
@@ -27835,7 +27827,7 @@
         </w:tc>
         <w:tc>
           <w:tcPr>
-            <w:tcW w:type="dxa" w:w="864"/>
+            <w:tcW w:type="dxa" w:w="1141"/>
           </w:tcPr>
           <w:p>
             <w:r>
@@ -27848,7 +27840,7 @@
         </w:tc>
         <w:tc>
           <w:tcPr>
-            <w:tcW w:type="dxa" w:w="864"/>
+            <w:tcW w:type="dxa" w:w="1141"/>
           </w:tcPr>
           <w:p>
             <w:r>
@@ -27861,7 +27853,7 @@
         </w:tc>
         <w:tc>
           <w:tcPr>
-            <w:tcW w:type="dxa" w:w="864"/>
+            <w:tcW w:type="dxa" w:w="1141"/>
           </w:tcPr>
           <w:p>
             <w:r>
@@ -27874,7 +27866,7 @@
         </w:tc>
         <w:tc>
           <w:tcPr>
-            <w:tcW w:type="dxa" w:w="864"/>
+            <w:tcW w:type="dxa" w:w="1141"/>
           </w:tcPr>
           <w:p>
             <w:r>
@@ -27887,7 +27879,7 @@
         </w:tc>
         <w:tc>
           <w:tcPr>
-            <w:tcW w:type="dxa" w:w="864"/>
+            <w:tcW w:type="dxa" w:w="1141"/>
           </w:tcPr>
           <w:p>
             <w:r>
@@ -27900,7 +27892,7 @@
         </w:tc>
         <w:tc>
           <w:tcPr>
-            <w:tcW w:type="dxa" w:w="864"/>
+            <w:tcW w:type="dxa" w:w="1141"/>
           </w:tcPr>
           <w:p>
             <w:r>
@@ -27913,7 +27905,7 @@
         </w:tc>
         <w:tc>
           <w:tcPr>
-            <w:tcW w:type="dxa" w:w="864"/>
+            <w:tcW w:type="dxa" w:w="1141"/>
           </w:tcPr>
           <w:p>
             <w:r>
@@ -27926,7 +27918,7 @@
         </w:tc>
         <w:tc>
           <w:tcPr>
-            <w:tcW w:type="dxa" w:w="864"/>
+            <w:tcW w:type="dxa" w:w="1141"/>
           </w:tcPr>
           <w:p>
             <w:r>
@@ -27939,7 +27931,7 @@
         </w:tc>
         <w:tc>
           <w:tcPr>
-            <w:tcW w:type="dxa" w:w="864"/>
+            <w:tcW w:type="dxa" w:w="1141"/>
           </w:tcPr>
           <w:p>
             <w:r>
@@ -27952,7 +27944,7 @@
         </w:tc>
         <w:tc>
           <w:tcPr>
-            <w:tcW w:type="dxa" w:w="864"/>
+            <w:tcW w:type="dxa" w:w="1141"/>
           </w:tcPr>
           <w:p>
             <w:r>
@@ -27965,7 +27957,7 @@
         </w:tc>
         <w:tc>
           <w:tcPr>
-            <w:tcW w:type="dxa" w:w="864"/>
+            <w:tcW w:type="dxa" w:w="1141"/>
           </w:tcPr>
           <w:p>
             <w:r>
@@ -27978,7 +27970,7 @@
         </w:tc>
         <w:tc>
           <w:tcPr>
-            <w:tcW w:type="dxa" w:w="864"/>
+            <w:tcW w:type="dxa" w:w="1141"/>
           </w:tcPr>
           <w:p>
             <w:r>
@@ -27993,7 +27985,7 @@
       <w:tr>
         <w:tc>
           <w:tcPr>
-            <w:tcW w:type="dxa" w:w="864"/>
+            <w:tcW w:type="dxa" w:w="1141"/>
           </w:tcPr>
           <w:p>
             <w:r>
@@ -28006,7 +27998,7 @@
         </w:tc>
         <w:tc>
           <w:tcPr>
-            <w:tcW w:type="dxa" w:w="864"/>
+            <w:tcW w:type="dxa" w:w="1141"/>
           </w:tcPr>
           <w:p>
             <w:r>
@@ -28019,7 +28011,7 @@
         </w:tc>
         <w:tc>
           <w:tcPr>
-            <w:tcW w:type="dxa" w:w="864"/>
+            <w:tcW w:type="dxa" w:w="1141"/>
           </w:tcPr>
           <w:p>
             <w:r>
@@ -28032,7 +28024,7 @@
         </w:tc>
         <w:tc>
           <w:tcPr>
-            <w:tcW w:type="dxa" w:w="864"/>
+            <w:tcW w:type="dxa" w:w="1141"/>
           </w:tcPr>
           <w:p>
             <w:r>
@@ -28045,7 +28037,7 @@
         </w:tc>
         <w:tc>
           <w:tcPr>
-            <w:tcW w:type="dxa" w:w="864"/>
+            <w:tcW w:type="dxa" w:w="1141"/>
           </w:tcPr>
           <w:p>
             <w:r>
@@ -28058,7 +28050,7 @@
         </w:tc>
         <w:tc>
           <w:tcPr>
-            <w:tcW w:type="dxa" w:w="864"/>
+            <w:tcW w:type="dxa" w:w="1141"/>
           </w:tcPr>
           <w:p>
             <w:r>
@@ -28071,7 +28063,7 @@
         </w:tc>
         <w:tc>
           <w:tcPr>
-            <w:tcW w:type="dxa" w:w="864"/>
+            <w:tcW w:type="dxa" w:w="1141"/>
           </w:tcPr>
           <w:p>
             <w:r>
@@ -28084,7 +28076,7 @@
         </w:tc>
         <w:tc>
           <w:tcPr>
-            <w:tcW w:type="dxa" w:w="864"/>
+            <w:tcW w:type="dxa" w:w="1141"/>
           </w:tcPr>
           <w:p>
             <w:r>
@@ -28097,7 +28089,7 @@
         </w:tc>
         <w:tc>
           <w:tcPr>
-            <w:tcW w:type="dxa" w:w="864"/>
+            <w:tcW w:type="dxa" w:w="1141"/>
           </w:tcPr>
           <w:p>
             <w:r>
@@ -28110,7 +28102,7 @@
         </w:tc>
         <w:tc>
           <w:tcPr>
-            <w:tcW w:type="dxa" w:w="864"/>
+            <w:tcW w:type="dxa" w:w="1141"/>
           </w:tcPr>
           <w:p>
             <w:r>
@@ -28123,7 +28115,7 @@
         </w:tc>
         <w:tc>
           <w:tcPr>
-            <w:tcW w:type="dxa" w:w="864"/>
+            <w:tcW w:type="dxa" w:w="1141"/>
           </w:tcPr>
           <w:p>
             <w:r>
@@ -28136,7 +28128,7 @@
         </w:tc>
         <w:tc>
           <w:tcPr>
-            <w:tcW w:type="dxa" w:w="864"/>
+            <w:tcW w:type="dxa" w:w="1141"/>
           </w:tcPr>
           <w:p>
             <w:r>
@@ -28149,7 +28141,7 @@
         </w:tc>
         <w:tc>
           <w:tcPr>
-            <w:tcW w:type="dxa" w:w="864"/>
+            <w:tcW w:type="dxa" w:w="1141"/>
           </w:tcPr>
           <w:p>
             <w:r>
@@ -28164,7 +28156,7 @@
       <w:tr>
         <w:tc>
           <w:tcPr>
-            <w:tcW w:type="dxa" w:w="864"/>
+            <w:tcW w:type="dxa" w:w="1141"/>
           </w:tcPr>
           <w:p>
             <w:r>
@@ -28177,7 +28169,7 @@
         </w:tc>
         <w:tc>
           <w:tcPr>
-            <w:tcW w:type="dxa" w:w="864"/>
+            <w:tcW w:type="dxa" w:w="1141"/>
           </w:tcPr>
           <w:p>
             <w:r>
@@ -28190,7 +28182,7 @@
         </w:tc>
         <w:tc>
           <w:tcPr>
-            <w:tcW w:type="dxa" w:w="864"/>
+            <w:tcW w:type="dxa" w:w="1141"/>
           </w:tcPr>
           <w:p>
             <w:r>
@@ -28203,7 +28195,7 @@
         </w:tc>
         <w:tc>
           <w:tcPr>
-            <w:tcW w:type="dxa" w:w="864"/>
+            <w:tcW w:type="dxa" w:w="1141"/>
           </w:tcPr>
           <w:p>
             <w:r>
@@ -28216,7 +28208,7 @@
         </w:tc>
         <w:tc>
           <w:tcPr>
-            <w:tcW w:type="dxa" w:w="864"/>
+            <w:tcW w:type="dxa" w:w="1141"/>
           </w:tcPr>
           <w:p>
             <w:r>
@@ -28229,7 +28221,7 @@
         </w:tc>
         <w:tc>
           <w:tcPr>
-            <w:tcW w:type="dxa" w:w="864"/>
+            <w:tcW w:type="dxa" w:w="1141"/>
           </w:tcPr>
           <w:p>
             <w:r>
@@ -28242,7 +28234,7 @@
         </w:tc>
         <w:tc>
           <w:tcPr>
-            <w:tcW w:type="dxa" w:w="864"/>
+            <w:tcW w:type="dxa" w:w="1141"/>
           </w:tcPr>
           <w:p>
             <w:r>
@@ -28255,7 +28247,7 @@
         </w:tc>
         <w:tc>
           <w:tcPr>
-            <w:tcW w:type="dxa" w:w="864"/>
+            <w:tcW w:type="dxa" w:w="1141"/>
           </w:tcPr>
           <w:p>
             <w:r>
@@ -28268,7 +28260,7 @@
         </w:tc>
         <w:tc>
           <w:tcPr>
-            <w:tcW w:type="dxa" w:w="864"/>
+            <w:tcW w:type="dxa" w:w="1141"/>
           </w:tcPr>
           <w:p>
             <w:r>
@@ -28281,7 +28273,7 @@
         </w:tc>
         <w:tc>
           <w:tcPr>
-            <w:tcW w:type="dxa" w:w="864"/>
+            <w:tcW w:type="dxa" w:w="1141"/>
           </w:tcPr>
           <w:p>
             <w:r>
@@ -28294,7 +28286,7 @@
         </w:tc>
         <w:tc>
           <w:tcPr>
-            <w:tcW w:type="dxa" w:w="864"/>
+            <w:tcW w:type="dxa" w:w="1141"/>
           </w:tcPr>
           <w:p>
             <w:r>
@@ -28307,7 +28299,7 @@
         </w:tc>
         <w:tc>
           <w:tcPr>
-            <w:tcW w:type="dxa" w:w="864"/>
+            <w:tcW w:type="dxa" w:w="1141"/>
           </w:tcPr>
           <w:p>
             <w:r>
@@ -28320,7 +28312,7 @@
         </w:tc>
         <w:tc>
           <w:tcPr>
-            <w:tcW w:type="dxa" w:w="864"/>
+            <w:tcW w:type="dxa" w:w="1141"/>
           </w:tcPr>
           <w:p>
             <w:r>
@@ -28335,7 +28327,7 @@
       <w:tr>
         <w:tc>
           <w:tcPr>
-            <w:tcW w:type="dxa" w:w="864"/>
+            <w:tcW w:type="dxa" w:w="1141"/>
           </w:tcPr>
           <w:p>
             <w:r>
@@ -28348,7 +28340,7 @@
         </w:tc>
         <w:tc>
           <w:tcPr>
-            <w:tcW w:type="dxa" w:w="864"/>
+            <w:tcW w:type="dxa" w:w="1141"/>
           </w:tcPr>
           <w:p>
             <w:r>
@@ -28361,7 +28353,7 @@
         </w:tc>
         <w:tc>
           <w:tcPr>
-            <w:tcW w:type="dxa" w:w="864"/>
+            <w:tcW w:type="dxa" w:w="1141"/>
           </w:tcPr>
           <w:p>
             <w:r>
@@ -28374,7 +28366,7 @@
         </w:tc>
         <w:tc>
           <w:tcPr>
-            <w:tcW w:type="dxa" w:w="864"/>
+            <w:tcW w:type="dxa" w:w="1141"/>
           </w:tcPr>
           <w:p>
             <w:r>
@@ -28387,7 +28379,7 @@
         </w:tc>
         <w:tc>
           <w:tcPr>
-            <w:tcW w:type="dxa" w:w="864"/>
+            <w:tcW w:type="dxa" w:w="1141"/>
           </w:tcPr>
           <w:p>
             <w:r>
@@ -28400,7 +28392,7 @@
         </w:tc>
         <w:tc>
           <w:tcPr>
-            <w:tcW w:type="dxa" w:w="864"/>
+            <w:tcW w:type="dxa" w:w="1141"/>
           </w:tcPr>
           <w:p>
             <w:r>
@@ -28413,7 +28405,7 @@
         </w:tc>
         <w:tc>
           <w:tcPr>
-            <w:tcW w:type="dxa" w:w="864"/>
+            <w:tcW w:type="dxa" w:w="1141"/>
           </w:tcPr>
           <w:p>
             <w:r>
@@ -28426,7 +28418,7 @@
         </w:tc>
         <w:tc>
           <w:tcPr>
-            <w:tcW w:type="dxa" w:w="864"/>
+            <w:tcW w:type="dxa" w:w="1141"/>
           </w:tcPr>
           <w:p>
             <w:r>
@@ -28439,7 +28431,7 @@
         </w:tc>
         <w:tc>
           <w:tcPr>
-            <w:tcW w:type="dxa" w:w="864"/>
+            <w:tcW w:type="dxa" w:w="1141"/>
           </w:tcPr>
           <w:p>
             <w:r>
@@ -28452,7 +28444,7 @@
         </w:tc>
         <w:tc>
           <w:tcPr>
-            <w:tcW w:type="dxa" w:w="864"/>
+            <w:tcW w:type="dxa" w:w="1141"/>
           </w:tcPr>
           <w:p>
             <w:r>
@@ -28465,7 +28457,7 @@
         </w:tc>
         <w:tc>
           <w:tcPr>
-            <w:tcW w:type="dxa" w:w="864"/>
+            <w:tcW w:type="dxa" w:w="1141"/>
           </w:tcPr>
           <w:p>
             <w:r>
@@ -28478,7 +28470,7 @@
         </w:tc>
         <w:tc>
           <w:tcPr>
-            <w:tcW w:type="dxa" w:w="864"/>
+            <w:tcW w:type="dxa" w:w="1141"/>
           </w:tcPr>
           <w:p>
             <w:r>
@@ -28491,7 +28483,7 @@
         </w:tc>
         <w:tc>
           <w:tcPr>
-            <w:tcW w:type="dxa" w:w="864"/>
+            <w:tcW w:type="dxa" w:w="1141"/>
           </w:tcPr>
           <w:p>
             <w:r>
@@ -28506,7 +28498,7 @@
       <w:tr>
         <w:tc>
           <w:tcPr>
-            <w:tcW w:type="dxa" w:w="864"/>
+            <w:tcW w:type="dxa" w:w="1141"/>
           </w:tcPr>
           <w:p>
             <w:r>
@@ -28519,7 +28511,7 @@
         </w:tc>
         <w:tc>
           <w:tcPr>
-            <w:tcW w:type="dxa" w:w="864"/>
+            <w:tcW w:type="dxa" w:w="1141"/>
           </w:tcPr>
           <w:p>
             <w:r>
@@ -28532,7 +28524,7 @@
         </w:tc>
         <w:tc>
           <w:tcPr>
-            <w:tcW w:type="dxa" w:w="864"/>
+            <w:tcW w:type="dxa" w:w="1141"/>
           </w:tcPr>
           <w:p>
             <w:r>
@@ -28545,7 +28537,7 @@
         </w:tc>
         <w:tc>
           <w:tcPr>
-            <w:tcW w:type="dxa" w:w="864"/>
+            <w:tcW w:type="dxa" w:w="1141"/>
           </w:tcPr>
           <w:p>
             <w:r>
@@ -28558,7 +28550,7 @@
         </w:tc>
         <w:tc>
           <w:tcPr>
-            <w:tcW w:type="dxa" w:w="864"/>
+            <w:tcW w:type="dxa" w:w="1141"/>
           </w:tcPr>
           <w:p>
             <w:r>
@@ -28571,7 +28563,7 @@
         </w:tc>
         <w:tc>
           <w:tcPr>
-            <w:tcW w:type="dxa" w:w="864"/>
+            <w:tcW w:type="dxa" w:w="1141"/>
           </w:tcPr>
           <w:p>
             <w:r>
@@ -28584,7 +28576,7 @@
         </w:tc>
         <w:tc>
           <w:tcPr>
-            <w:tcW w:type="dxa" w:w="864"/>
+            <w:tcW w:type="dxa" w:w="1141"/>
           </w:tcPr>
           <w:p>
             <w:r>
@@ -28597,7 +28589,7 @@
         </w:tc>
         <w:tc>
           <w:tcPr>
-            <w:tcW w:type="dxa" w:w="864"/>
+            <w:tcW w:type="dxa" w:w="1141"/>
           </w:tcPr>
           <w:p>
             <w:r>
@@ -28610,7 +28602,7 @@
         </w:tc>
         <w:tc>
           <w:tcPr>
-            <w:tcW w:type="dxa" w:w="864"/>
+            <w:tcW w:type="dxa" w:w="1141"/>
           </w:tcPr>
           <w:p>
             <w:r>
@@ -28623,7 +28615,7 @@
         </w:tc>
         <w:tc>
           <w:tcPr>
-            <w:tcW w:type="dxa" w:w="864"/>
+            <w:tcW w:type="dxa" w:w="1141"/>
           </w:tcPr>
           <w:p>
             <w:r>
@@ -28636,7 +28628,7 @@
         </w:tc>
         <w:tc>
           <w:tcPr>
-            <w:tcW w:type="dxa" w:w="864"/>
+            <w:tcW w:type="dxa" w:w="1141"/>
           </w:tcPr>
           <w:p>
             <w:r>
@@ -28649,7 +28641,7 @@
         </w:tc>
         <w:tc>
           <w:tcPr>
-            <w:tcW w:type="dxa" w:w="864"/>
+            <w:tcW w:type="dxa" w:w="1141"/>
           </w:tcPr>
           <w:p>
             <w:r>
@@ -28662,7 +28654,7 @@
         </w:tc>
         <w:tc>
           <w:tcPr>
-            <w:tcW w:type="dxa" w:w="864"/>
+            <w:tcW w:type="dxa" w:w="1141"/>
           </w:tcPr>
           <w:p>
             <w:r>
@@ -28677,7 +28669,7 @@
       <w:tr>
         <w:tc>
           <w:tcPr>
-            <w:tcW w:type="dxa" w:w="864"/>
+            <w:tcW w:type="dxa" w:w="1141"/>
           </w:tcPr>
           <w:p>
             <w:r>
@@ -28690,7 +28682,7 @@
         </w:tc>
         <w:tc>
           <w:tcPr>
-            <w:tcW w:type="dxa" w:w="864"/>
+            <w:tcW w:type="dxa" w:w="1141"/>
           </w:tcPr>
           <w:p>
             <w:r>
@@ -28703,7 +28695,7 @@
         </w:tc>
         <w:tc>
           <w:tcPr>
-            <w:tcW w:type="dxa" w:w="864"/>
+            <w:tcW w:type="dxa" w:w="1141"/>
           </w:tcPr>
           <w:p>
             <w:r>
@@ -28716,7 +28708,7 @@
         </w:tc>
         <w:tc>
           <w:tcPr>
-            <w:tcW w:type="dxa" w:w="864"/>
+            <w:tcW w:type="dxa" w:w="1141"/>
           </w:tcPr>
           <w:p>
             <w:r>
@@ -28729,7 +28721,7 @@
         </w:tc>
         <w:tc>
           <w:tcPr>
-            <w:tcW w:type="dxa" w:w="864"/>
+            <w:tcW w:type="dxa" w:w="1141"/>
           </w:tcPr>
           <w:p>
             <w:r>
@@ -28742,7 +28734,7 @@
         </w:tc>
         <w:tc>
           <w:tcPr>
-            <w:tcW w:type="dxa" w:w="864"/>
+            <w:tcW w:type="dxa" w:w="1141"/>
           </w:tcPr>
           <w:p>
             <w:r>
@@ -28755,7 +28747,7 @@
         </w:tc>
         <w:tc>
           <w:tcPr>
-            <w:tcW w:type="dxa" w:w="864"/>
+            <w:tcW w:type="dxa" w:w="1141"/>
           </w:tcPr>
           <w:p>
             <w:r>
@@ -28768,7 +28760,7 @@
         </w:tc>
         <w:tc>
           <w:tcPr>
-            <w:tcW w:type="dxa" w:w="864"/>
+            <w:tcW w:type="dxa" w:w="1141"/>
           </w:tcPr>
           <w:p>
             <w:r>
@@ -28781,7 +28773,7 @@
         </w:tc>
         <w:tc>
           <w:tcPr>
-            <w:tcW w:type="dxa" w:w="864"/>
+            <w:tcW w:type="dxa" w:w="1141"/>
           </w:tcPr>
           <w:p>
             <w:r>
@@ -28794,7 +28786,7 @@
         </w:tc>
         <w:tc>
           <w:tcPr>
-            <w:tcW w:type="dxa" w:w="864"/>
+            <w:tcW w:type="dxa" w:w="1141"/>
           </w:tcPr>
           <w:p>
             <w:r>
@@ -28807,7 +28799,7 @@
         </w:tc>
         <w:tc>
           <w:tcPr>
-            <w:tcW w:type="dxa" w:w="864"/>
+            <w:tcW w:type="dxa" w:w="1141"/>
           </w:tcPr>
           <w:p>
             <w:r>
@@ -28820,7 +28812,7 @@
         </w:tc>
         <w:tc>
           <w:tcPr>
-            <w:tcW w:type="dxa" w:w="864"/>
+            <w:tcW w:type="dxa" w:w="1141"/>
           </w:tcPr>
           <w:p>
             <w:r>
@@ -28833,7 +28825,7 @@
         </w:tc>
         <w:tc>
           <w:tcPr>
-            <w:tcW w:type="dxa" w:w="864"/>
+            <w:tcW w:type="dxa" w:w="1141"/>
           </w:tcPr>
           <w:p>
             <w:r>
@@ -28848,7 +28840,7 @@
       <w:tr>
         <w:tc>
           <w:tcPr>
-            <w:tcW w:type="dxa" w:w="864"/>
+            <w:tcW w:type="dxa" w:w="1141"/>
           </w:tcPr>
           <w:p>
             <w:r>
@@ -28861,7 +28853,7 @@
         </w:tc>
         <w:tc>
           <w:tcPr>
-            <w:tcW w:type="dxa" w:w="864"/>
+            <w:tcW w:type="dxa" w:w="1141"/>
           </w:tcPr>
           <w:p>
             <w:r>
@@ -28874,7 +28866,7 @@
         </w:tc>
         <w:tc>
           <w:tcPr>
-            <w:tcW w:type="dxa" w:w="864"/>
+            <w:tcW w:type="dxa" w:w="1141"/>
           </w:tcPr>
           <w:p>
             <w:r>
@@ -28887,7 +28879,7 @@
         </w:tc>
         <w:tc>
           <w:tcPr>
-            <w:tcW w:type="dxa" w:w="864"/>
+            <w:tcW w:type="dxa" w:w="1141"/>
           </w:tcPr>
           <w:p>
             <w:r>
@@ -28900,7 +28892,7 @@
         </w:tc>
         <w:tc>
           <w:tcPr>
-            <w:tcW w:type="dxa" w:w="864"/>
+            <w:tcW w:type="dxa" w:w="1141"/>
           </w:tcPr>
           <w:p>
             <w:r>
@@ -28913,7 +28905,7 @@
         </w:tc>
         <w:tc>
           <w:tcPr>
-            <w:tcW w:type="dxa" w:w="864"/>
+            <w:tcW w:type="dxa" w:w="1141"/>
           </w:tcPr>
           <w:p>
             <w:r>
@@ -28926,7 +28918,7 @@
         </w:tc>
         <w:tc>
           <w:tcPr>
-            <w:tcW w:type="dxa" w:w="864"/>
+            <w:tcW w:type="dxa" w:w="1141"/>
           </w:tcPr>
           <w:p>
             <w:r>
@@ -28939,7 +28931,7 @@
         </w:tc>
         <w:tc>
           <w:tcPr>
-            <w:tcW w:type="dxa" w:w="864"/>
+            <w:tcW w:type="dxa" w:w="1141"/>
           </w:tcPr>
           <w:p>
             <w:r>
@@ -28952,7 +28944,7 @@
         </w:tc>
         <w:tc>
           <w:tcPr>
-            <w:tcW w:type="dxa" w:w="864"/>
+            <w:tcW w:type="dxa" w:w="1141"/>
           </w:tcPr>
           <w:p>
             <w:r>
@@ -28965,7 +28957,7 @@
         </w:tc>
         <w:tc>
           <w:tcPr>
-            <w:tcW w:type="dxa" w:w="864"/>
+            <w:tcW w:type="dxa" w:w="1141"/>
           </w:tcPr>
           <w:p>
             <w:r>
@@ -28978,7 +28970,7 @@
         </w:tc>
         <w:tc>
           <w:tcPr>
-            <w:tcW w:type="dxa" w:w="864"/>
+            <w:tcW w:type="dxa" w:w="1141"/>
           </w:tcPr>
           <w:p>
             <w:r>
@@ -28991,7 +28983,7 @@
         </w:tc>
         <w:tc>
           <w:tcPr>
-            <w:tcW w:type="dxa" w:w="864"/>
+            <w:tcW w:type="dxa" w:w="1141"/>
           </w:tcPr>
           <w:p>
             <w:r>
@@ -29004,7 +28996,7 @@
         </w:tc>
         <w:tc>
           <w:tcPr>
-            <w:tcW w:type="dxa" w:w="864"/>
+            <w:tcW w:type="dxa" w:w="1141"/>
           </w:tcPr>
           <w:p>
             <w:r>
@@ -29019,7 +29011,7 @@
       <w:tr>
         <w:tc>
           <w:tcPr>
-            <w:tcW w:type="dxa" w:w="864"/>
+            <w:tcW w:type="dxa" w:w="1141"/>
           </w:tcPr>
           <w:p>
             <w:r>
@@ -29032,7 +29024,7 @@
         </w:tc>
         <w:tc>
           <w:tcPr>
-            <w:tcW w:type="dxa" w:w="864"/>
+            <w:tcW w:type="dxa" w:w="1141"/>
           </w:tcPr>
           <w:p>
             <w:r>
@@ -29045,7 +29037,7 @@
         </w:tc>
         <w:tc>
           <w:tcPr>
-            <w:tcW w:type="dxa" w:w="864"/>
+            <w:tcW w:type="dxa" w:w="1141"/>
           </w:tcPr>
           <w:p>
             <w:r>
@@ -29058,7 +29050,7 @@
         </w:tc>
         <w:tc>
           <w:tcPr>
-            <w:tcW w:type="dxa" w:w="864"/>
+            <w:tcW w:type="dxa" w:w="1141"/>
           </w:tcPr>
           <w:p>
             <w:r>
@@ -29071,7 +29063,7 @@
         </w:tc>
         <w:tc>
           <w:tcPr>
-            <w:tcW w:type="dxa" w:w="864"/>
+            <w:tcW w:type="dxa" w:w="1141"/>
           </w:tcPr>
           <w:p>
             <w:r>
@@ -29084,7 +29076,7 @@
         </w:tc>
         <w:tc>
           <w:tcPr>
-            <w:tcW w:type="dxa" w:w="864"/>
+            <w:tcW w:type="dxa" w:w="1141"/>
           </w:tcPr>
           <w:p>
             <w:r>
@@ -29097,7 +29089,7 @@
         </w:tc>
         <w:tc>
           <w:tcPr>
-            <w:tcW w:type="dxa" w:w="864"/>
+            <w:tcW w:type="dxa" w:w="1141"/>
           </w:tcPr>
           <w:p>
             <w:r>
@@ -29110,7 +29102,7 @@
         </w:tc>
         <w:tc>
           <w:tcPr>
-            <w:tcW w:type="dxa" w:w="864"/>
+            <w:tcW w:type="dxa" w:w="1141"/>
           </w:tcPr>
           <w:p>
             <w:r>
@@ -29123,7 +29115,7 @@
         </w:tc>
         <w:tc>
           <w:tcPr>
-            <w:tcW w:type="dxa" w:w="864"/>
+            <w:tcW w:type="dxa" w:w="1141"/>
           </w:tcPr>
           <w:p>
             <w:r>
@@ -29136,7 +29128,7 @@
         </w:tc>
         <w:tc>
           <w:tcPr>
-            <w:tcW w:type="dxa" w:w="864"/>
+            <w:tcW w:type="dxa" w:w="1141"/>
           </w:tcPr>
           <w:p>
             <w:r>
@@ -29149,7 +29141,7 @@
         </w:tc>
         <w:tc>
           <w:tcPr>
-            <w:tcW w:type="dxa" w:w="864"/>
+            <w:tcW w:type="dxa" w:w="1141"/>
           </w:tcPr>
           <w:p>
             <w:r>
@@ -29162,7 +29154,7 @@
         </w:tc>
         <w:tc>
           <w:tcPr>
-            <w:tcW w:type="dxa" w:w="864"/>
+            <w:tcW w:type="dxa" w:w="1141"/>
           </w:tcPr>
           <w:p>
             <w:r>
@@ -29175,7 +29167,7 @@
         </w:tc>
         <w:tc>
           <w:tcPr>
-            <w:tcW w:type="dxa" w:w="864"/>
+            <w:tcW w:type="dxa" w:w="1141"/>
           </w:tcPr>
           <w:p>
             <w:r>
@@ -29190,7 +29182,7 @@
       <w:tr>
         <w:tc>
           <w:tcPr>
-            <w:tcW w:type="dxa" w:w="864"/>
+            <w:tcW w:type="dxa" w:w="1141"/>
           </w:tcPr>
           <w:p>
             <w:r>
@@ -29203,7 +29195,7 @@
         </w:tc>
         <w:tc>
           <w:tcPr>
-            <w:tcW w:type="dxa" w:w="864"/>
+            <w:tcW w:type="dxa" w:w="1141"/>
           </w:tcPr>
           <w:p>
             <w:r>
@@ -29216,7 +29208,7 @@
         </w:tc>
         <w:tc>
           <w:tcPr>
-            <w:tcW w:type="dxa" w:w="864"/>
+            <w:tcW w:type="dxa" w:w="1141"/>
           </w:tcPr>
           <w:p>
             <w:r>
@@ -29229,7 +29221,7 @@
         </w:tc>
         <w:tc>
           <w:tcPr>
-            <w:tcW w:type="dxa" w:w="864"/>
+            <w:tcW w:type="dxa" w:w="1141"/>
           </w:tcPr>
           <w:p>
             <w:r>
@@ -29242,7 +29234,7 @@
         </w:tc>
         <w:tc>
           <w:tcPr>
-            <w:tcW w:type="dxa" w:w="864"/>
+            <w:tcW w:type="dxa" w:w="1141"/>
           </w:tcPr>
           <w:p>
             <w:r>
@@ -29255,7 +29247,7 @@
         </w:tc>
         <w:tc>
           <w:tcPr>
-            <w:tcW w:type="dxa" w:w="864"/>
+            <w:tcW w:type="dxa" w:w="1141"/>
           </w:tcPr>
           <w:p>
             <w:r>
@@ -29268,7 +29260,7 @@
         </w:tc>
         <w:tc>
           <w:tcPr>
-            <w:tcW w:type="dxa" w:w="864"/>
+            <w:tcW w:type="dxa" w:w="1141"/>
           </w:tcPr>
           <w:p>
             <w:r>
@@ -29281,7 +29273,7 @@
         </w:tc>
         <w:tc>
           <w:tcPr>
-            <w:tcW w:type="dxa" w:w="864"/>
+            <w:tcW w:type="dxa" w:w="1141"/>
           </w:tcPr>
           <w:p>
             <w:r>
@@ -29294,7 +29286,7 @@
         </w:tc>
         <w:tc>
           <w:tcPr>
-            <w:tcW w:type="dxa" w:w="864"/>
+            <w:tcW w:type="dxa" w:w="1141"/>
           </w:tcPr>
           <w:p>
             <w:r>
@@ -29307,7 +29299,7 @@
         </w:tc>
         <w:tc>
           <w:tcPr>
-            <w:tcW w:type="dxa" w:w="864"/>
+            <w:tcW w:type="dxa" w:w="1141"/>
           </w:tcPr>
           <w:p>
             <w:r>
@@ -29320,7 +29312,7 @@
         </w:tc>
         <w:tc>
           <w:tcPr>
-            <w:tcW w:type="dxa" w:w="864"/>
+            <w:tcW w:type="dxa" w:w="1141"/>
           </w:tcPr>
           <w:p>
             <w:r>
@@ -29333,7 +29325,7 @@
         </w:tc>
         <w:tc>
           <w:tcPr>
-            <w:tcW w:type="dxa" w:w="864"/>
+            <w:tcW w:type="dxa" w:w="1141"/>
           </w:tcPr>
           <w:p>
             <w:r>
@@ -29346,7 +29338,7 @@
         </w:tc>
         <w:tc>
           <w:tcPr>
-            <w:tcW w:type="dxa" w:w="864"/>
+            <w:tcW w:type="dxa" w:w="1141"/>
           </w:tcPr>
           <w:p>
             <w:r>
@@ -29361,7 +29353,7 @@
       <w:tr>
         <w:tc>
           <w:tcPr>
-            <w:tcW w:type="dxa" w:w="864"/>
+            <w:tcW w:type="dxa" w:w="1141"/>
           </w:tcPr>
           <w:p>
             <w:r>
@@ -29374,7 +29366,7 @@
         </w:tc>
         <w:tc>
           <w:tcPr>
-            <w:tcW w:type="dxa" w:w="864"/>
+            <w:tcW w:type="dxa" w:w="1141"/>
           </w:tcPr>
           <w:p>
             <w:r>
@@ -29387,7 +29379,7 @@
         </w:tc>
         <w:tc>
           <w:tcPr>
-            <w:tcW w:type="dxa" w:w="864"/>
+            <w:tcW w:type="dxa" w:w="1141"/>
           </w:tcPr>
           <w:p>
             <w:r>
@@ -29400,7 +29392,7 @@
         </w:tc>
         <w:tc>
           <w:tcPr>
-            <w:tcW w:type="dxa" w:w="864"/>
+            <w:tcW w:type="dxa" w:w="1141"/>
           </w:tcPr>
           <w:p>
             <w:r>
@@ -29413,7 +29405,7 @@
         </w:tc>
         <w:tc>
           <w:tcPr>
-            <w:tcW w:type="dxa" w:w="864"/>
+            <w:tcW w:type="dxa" w:w="1141"/>
           </w:tcPr>
           <w:p>
             <w:r>
@@ -29426,7 +29418,7 @@
         </w:tc>
         <w:tc>
           <w:tcPr>
-            <w:tcW w:type="dxa" w:w="864"/>
+            <w:tcW w:type="dxa" w:w="1141"/>
           </w:tcPr>
           <w:p>
             <w:r>
@@ -29439,7 +29431,7 @@
         </w:tc>
         <w:tc>
           <w:tcPr>
-            <w:tcW w:type="dxa" w:w="864"/>
+            <w:tcW w:type="dxa" w:w="1141"/>
           </w:tcPr>
           <w:p>
             <w:r>
@@ -29452,7 +29444,7 @@
         </w:tc>
         <w:tc>
           <w:tcPr>
-            <w:tcW w:type="dxa" w:w="864"/>
+            <w:tcW w:type="dxa" w:w="1141"/>
           </w:tcPr>
           <w:p>
             <w:r>
@@ -29465,7 +29457,7 @@
         </w:tc>
         <w:tc>
           <w:tcPr>
-            <w:tcW w:type="dxa" w:w="864"/>
+            <w:tcW w:type="dxa" w:w="1141"/>
           </w:tcPr>
           <w:p>
             <w:r>
@@ -29478,7 +29470,7 @@
         </w:tc>
         <w:tc>
           <w:tcPr>
-            <w:tcW w:type="dxa" w:w="864"/>
+            <w:tcW w:type="dxa" w:w="1141"/>
           </w:tcPr>
           <w:p>
             <w:r>
@@ -29491,7 +29483,7 @@
         </w:tc>
         <w:tc>
           <w:tcPr>
-            <w:tcW w:type="dxa" w:w="864"/>
+            <w:tcW w:type="dxa" w:w="1141"/>
           </w:tcPr>
           <w:p>
             <w:r>
@@ -29504,7 +29496,7 @@
         </w:tc>
         <w:tc>
           <w:tcPr>
-            <w:tcW w:type="dxa" w:w="864"/>
+            <w:tcW w:type="dxa" w:w="1141"/>
           </w:tcPr>
           <w:p>
             <w:r>
@@ -29517,7 +29509,7 @@
         </w:tc>
         <w:tc>
           <w:tcPr>
-            <w:tcW w:type="dxa" w:w="864"/>
+            <w:tcW w:type="dxa" w:w="1141"/>
           </w:tcPr>
           <w:p>
             <w:r>
@@ -29532,7 +29524,7 @@
       <w:tr>
         <w:tc>
           <w:tcPr>
-            <w:tcW w:type="dxa" w:w="864"/>
+            <w:tcW w:type="dxa" w:w="1141"/>
           </w:tcPr>
           <w:p>
             <w:r>
@@ -29545,7 +29537,7 @@
         </w:tc>
         <w:tc>
           <w:tcPr>
-            <w:tcW w:type="dxa" w:w="864"/>
+            <w:tcW w:type="dxa" w:w="1141"/>
           </w:tcPr>
           <w:p>
             <w:r>
@@ -29558,7 +29550,7 @@
         </w:tc>
         <w:tc>
           <w:tcPr>
-            <w:tcW w:type="dxa" w:w="864"/>
+            <w:tcW w:type="dxa" w:w="1141"/>
           </w:tcPr>
           <w:p>
             <w:r>
@@ -29571,7 +29563,7 @@
         </w:tc>
         <w:tc>
           <w:tcPr>
-            <w:tcW w:type="dxa" w:w="864"/>
+            <w:tcW w:type="dxa" w:w="1141"/>
           </w:tcPr>
           <w:p>
             <w:r>
@@ -29584,7 +29576,7 @@
         </w:tc>
         <w:tc>
           <w:tcPr>
-            <w:tcW w:type="dxa" w:w="864"/>
+            <w:tcW w:type="dxa" w:w="1141"/>
           </w:tcPr>
           <w:p>
             <w:r>
@@ -29597,7 +29589,7 @@
         </w:tc>
         <w:tc>
           <w:tcPr>
-            <w:tcW w:type="dxa" w:w="864"/>
+            <w:tcW w:type="dxa" w:w="1141"/>
           </w:tcPr>
           <w:p>
             <w:r>
@@ -29610,7 +29602,7 @@
         </w:tc>
         <w:tc>
           <w:tcPr>
-            <w:tcW w:type="dxa" w:w="864"/>
+            <w:tcW w:type="dxa" w:w="1141"/>
           </w:tcPr>
           <w:p>
             <w:r>
@@ -29623,7 +29615,7 @@
         </w:tc>
         <w:tc>
           <w:tcPr>
-            <w:tcW w:type="dxa" w:w="864"/>
+            <w:tcW w:type="dxa" w:w="1141"/>
           </w:tcPr>
           <w:p>
             <w:r>
@@ -29636,7 +29628,7 @@
         </w:tc>
         <w:tc>
           <w:tcPr>
-            <w:tcW w:type="dxa" w:w="864"/>
+            <w:tcW w:type="dxa" w:w="1141"/>
           </w:tcPr>
           <w:p>
             <w:r>
@@ -29649,7 +29641,7 @@
         </w:tc>
         <w:tc>
           <w:tcPr>
-            <w:tcW w:type="dxa" w:w="864"/>
+            <w:tcW w:type="dxa" w:w="1141"/>
           </w:tcPr>
           <w:p>
             <w:r>
@@ -29662,7 +29654,7 @@
         </w:tc>
         <w:tc>
           <w:tcPr>
-            <w:tcW w:type="dxa" w:w="864"/>
+            <w:tcW w:type="dxa" w:w="1141"/>
           </w:tcPr>
           <w:p>
             <w:r>
@@ -29675,7 +29667,7 @@
         </w:tc>
         <w:tc>
           <w:tcPr>
-            <w:tcW w:type="dxa" w:w="864"/>
+            <w:tcW w:type="dxa" w:w="1141"/>
           </w:tcPr>
           <w:p>
             <w:r>
@@ -29688,7 +29680,7 @@
         </w:tc>
         <w:tc>
           <w:tcPr>
-            <w:tcW w:type="dxa" w:w="864"/>
+            <w:tcW w:type="dxa" w:w="1141"/>
           </w:tcPr>
           <w:p>
             <w:r>
@@ -29703,7 +29695,7 @@
       <w:tr>
         <w:tc>
           <w:tcPr>
-            <w:tcW w:type="dxa" w:w="864"/>
+            <w:tcW w:type="dxa" w:w="1141"/>
           </w:tcPr>
           <w:p>
             <w:r>
@@ -29716,7 +29708,7 @@
         </w:tc>
         <w:tc>
           <w:tcPr>
-            <w:tcW w:type="dxa" w:w="864"/>
+            <w:tcW w:type="dxa" w:w="1141"/>
           </w:tcPr>
           <w:p>
             <w:r>
@@ -29729,7 +29721,7 @@
         </w:tc>
         <w:tc>
           <w:tcPr>
-            <w:tcW w:type="dxa" w:w="864"/>
+            <w:tcW w:type="dxa" w:w="1141"/>
           </w:tcPr>
           <w:p>
             <w:r>
@@ -29742,7 +29734,7 @@
         </w:tc>
         <w:tc>
           <w:tcPr>
-            <w:tcW w:type="dxa" w:w="864"/>
+            <w:tcW w:type="dxa" w:w="1141"/>
           </w:tcPr>
           <w:p>
             <w:r>
@@ -29755,7 +29747,7 @@
         </w:tc>
         <w:tc>
           <w:tcPr>
-            <w:tcW w:type="dxa" w:w="864"/>
+            <w:tcW w:type="dxa" w:w="1141"/>
           </w:tcPr>
           <w:p>
             <w:r>
@@ -29768,7 +29760,7 @@
         </w:tc>
         <w:tc>
           <w:tcPr>
-            <w:tcW w:type="dxa" w:w="864"/>
+            <w:tcW w:type="dxa" w:w="1141"/>
           </w:tcPr>
           <w:p>
             <w:r>
@@ -29781,7 +29773,7 @@
         </w:tc>
         <w:tc>
           <w:tcPr>
-            <w:tcW w:type="dxa" w:w="864"/>
+            <w:tcW w:type="dxa" w:w="1141"/>
           </w:tcPr>
           <w:p>
             <w:r>
@@ -29794,7 +29786,7 @@
         </w:tc>
         <w:tc>
           <w:tcPr>
-            <w:tcW w:type="dxa" w:w="864"/>
+            <w:tcW w:type="dxa" w:w="1141"/>
           </w:tcPr>
           <w:p>
             <w:r>
@@ -29807,7 +29799,7 @@
         </w:tc>
         <w:tc>
           <w:tcPr>
-            <w:tcW w:type="dxa" w:w="864"/>
+            <w:tcW w:type="dxa" w:w="1141"/>
           </w:tcPr>
           <w:p>
             <w:r>
@@ -29820,7 +29812,7 @@
         </w:tc>
         <w:tc>
           <w:tcPr>
-            <w:tcW w:type="dxa" w:w="864"/>
+            <w:tcW w:type="dxa" w:w="1141"/>
           </w:tcPr>
           <w:p>
             <w:r>
@@ -29833,7 +29825,7 @@
         </w:tc>
         <w:tc>
           <w:tcPr>
-            <w:tcW w:type="dxa" w:w="864"/>
+            <w:tcW w:type="dxa" w:w="1141"/>
           </w:tcPr>
           <w:p>
             <w:r>
@@ -29846,7 +29838,7 @@
         </w:tc>
         <w:tc>
           <w:tcPr>
-            <w:tcW w:type="dxa" w:w="864"/>
+            <w:tcW w:type="dxa" w:w="1141"/>
           </w:tcPr>
           <w:p>
             <w:r>
@@ -29859,7 +29851,7 @@
         </w:tc>
         <w:tc>
           <w:tcPr>
-            <w:tcW w:type="dxa" w:w="864"/>
+            <w:tcW w:type="dxa" w:w="1141"/>
           </w:tcPr>
           <w:p>
             <w:r>
@@ -29874,7 +29866,7 @@
       <w:tr>
         <w:tc>
           <w:tcPr>
-            <w:tcW w:type="dxa" w:w="864"/>
+            <w:tcW w:type="dxa" w:w="1141"/>
           </w:tcPr>
           <w:p>
             <w:r>
@@ -29887,7 +29879,7 @@
         </w:tc>
         <w:tc>
           <w:tcPr>
-            <w:tcW w:type="dxa" w:w="864"/>
+            <w:tcW w:type="dxa" w:w="1141"/>
           </w:tcPr>
           <w:p>
             <w:r>
@@ -29900,7 +29892,7 @@
         </w:tc>
         <w:tc>
           <w:tcPr>
-            <w:tcW w:type="dxa" w:w="864"/>
+            <w:tcW w:type="dxa" w:w="1141"/>
           </w:tcPr>
           <w:p>
             <w:r>
@@ -29913,7 +29905,7 @@
         </w:tc>
         <w:tc>
           <w:tcPr>
-            <w:tcW w:type="dxa" w:w="864"/>
+            <w:tcW w:type="dxa" w:w="1141"/>
           </w:tcPr>
           <w:p>
             <w:r>
@@ -29926,7 +29918,7 @@
         </w:tc>
         <w:tc>
           <w:tcPr>
-            <w:tcW w:type="dxa" w:w="864"/>
+            <w:tcW w:type="dxa" w:w="1141"/>
           </w:tcPr>
           <w:p>
             <w:r>
@@ -29939,7 +29931,7 @@
         </w:tc>
         <w:tc>
           <w:tcPr>
-            <w:tcW w:type="dxa" w:w="864"/>
+            <w:tcW w:type="dxa" w:w="1141"/>
           </w:tcPr>
           <w:p>
             <w:r>
@@ -29952,7 +29944,7 @@
         </w:tc>
         <w:tc>
           <w:tcPr>
-            <w:tcW w:type="dxa" w:w="864"/>
+            <w:tcW w:type="dxa" w:w="1141"/>
           </w:tcPr>
           <w:p>
             <w:r>
@@ -29965,7 +29957,7 @@
         </w:tc>
         <w:tc>
           <w:tcPr>
-            <w:tcW w:type="dxa" w:w="864"/>
+            <w:tcW w:type="dxa" w:w="1141"/>
           </w:tcPr>
           <w:p>
             <w:r>
@@ -29978,7 +29970,7 @@
         </w:tc>
         <w:tc>
           <w:tcPr>
-            <w:tcW w:type="dxa" w:w="864"/>
+            <w:tcW w:type="dxa" w:w="1141"/>
           </w:tcPr>
           <w:p>
             <w:r>
@@ -29991,7 +29983,7 @@
         </w:tc>
         <w:tc>
           <w:tcPr>
-            <w:tcW w:type="dxa" w:w="864"/>
+            <w:tcW w:type="dxa" w:w="1141"/>
           </w:tcPr>
           <w:p>
             <w:r>
@@ -30004,7 +29996,7 @@
         </w:tc>
         <w:tc>
           <w:tcPr>
-            <w:tcW w:type="dxa" w:w="864"/>
+            <w:tcW w:type="dxa" w:w="1141"/>
           </w:tcPr>
           <w:p>
             <w:r>
@@ -30017,7 +30009,7 @@
         </w:tc>
         <w:tc>
           <w:tcPr>
-            <w:tcW w:type="dxa" w:w="864"/>
+            <w:tcW w:type="dxa" w:w="1141"/>
           </w:tcPr>
           <w:p>
             <w:r>
@@ -30030,7 +30022,7 @@
         </w:tc>
         <w:tc>
           <w:tcPr>
-            <w:tcW w:type="dxa" w:w="864"/>
+            <w:tcW w:type="dxa" w:w="1141"/>
           </w:tcPr>
           <w:p>
             <w:r>
@@ -30045,7 +30037,7 @@
       <w:tr>
         <w:tc>
           <w:tcPr>
-            <w:tcW w:type="dxa" w:w="864"/>
+            <w:tcW w:type="dxa" w:w="1141"/>
           </w:tcPr>
           <w:p>
             <w:r>
@@ -30058,7 +30050,7 @@
         </w:tc>
         <w:tc>
           <w:tcPr>
-            <w:tcW w:type="dxa" w:w="864"/>
+            <w:tcW w:type="dxa" w:w="1141"/>
           </w:tcPr>
           <w:p>
             <w:r>
@@ -30071,7 +30063,7 @@
         </w:tc>
         <w:tc>
           <w:tcPr>
-            <w:tcW w:type="dxa" w:w="864"/>
+            <w:tcW w:type="dxa" w:w="1141"/>
           </w:tcPr>
           <w:p>
             <w:r>
@@ -30084,7 +30076,7 @@
         </w:tc>
         <w:tc>
           <w:tcPr>
-            <w:tcW w:type="dxa" w:w="864"/>
+            <w:tcW w:type="dxa" w:w="1141"/>
           </w:tcPr>
           <w:p>
             <w:r>
@@ -30097,7 +30089,7 @@
         </w:tc>
         <w:tc>
           <w:tcPr>
-            <w:tcW w:type="dxa" w:w="864"/>
+            <w:tcW w:type="dxa" w:w="1141"/>
           </w:tcPr>
           <w:p>
             <w:r>
@@ -30110,7 +30102,7 @@
         </w:tc>
         <w:tc>
           <w:tcPr>
-            <w:tcW w:type="dxa" w:w="864"/>
+            <w:tcW w:type="dxa" w:w="1141"/>
           </w:tcPr>
           <w:p>
             <w:r>
@@ -30123,7 +30115,7 @@
         </w:tc>
         <w:tc>
           <w:tcPr>
-            <w:tcW w:type="dxa" w:w="864"/>
+            <w:tcW w:type="dxa" w:w="1141"/>
           </w:tcPr>
           <w:p>
             <w:r>
@@ -30136,7 +30128,7 @@
         </w:tc>
         <w:tc>
           <w:tcPr>
-            <w:tcW w:type="dxa" w:w="864"/>
+            <w:tcW w:type="dxa" w:w="1141"/>
           </w:tcPr>
           <w:p>
             <w:r>
@@ -30149,7 +30141,7 @@
         </w:tc>
         <w:tc>
           <w:tcPr>
-            <w:tcW w:type="dxa" w:w="864"/>
+            <w:tcW w:type="dxa" w:w="1141"/>
           </w:tcPr>
           <w:p>
             <w:r>
@@ -30162,7 +30154,7 @@
         </w:tc>
         <w:tc>
           <w:tcPr>
-            <w:tcW w:type="dxa" w:w="864"/>
+            <w:tcW w:type="dxa" w:w="1141"/>
           </w:tcPr>
           <w:p>
             <w:r>
@@ -30175,7 +30167,7 @@
         </w:tc>
         <w:tc>
           <w:tcPr>
-            <w:tcW w:type="dxa" w:w="864"/>
+            <w:tcW w:type="dxa" w:w="1141"/>
           </w:tcPr>
           <w:p>
             <w:r>
@@ -30188,7 +30180,7 @@
         </w:tc>
         <w:tc>
           <w:tcPr>
-            <w:tcW w:type="dxa" w:w="864"/>
+            <w:tcW w:type="dxa" w:w="1141"/>
           </w:tcPr>
           <w:p>
             <w:r>
@@ -30201,7 +30193,7 @@
         </w:tc>
         <w:tc>
           <w:tcPr>
-            <w:tcW w:type="dxa" w:w="864"/>
+            <w:tcW w:type="dxa" w:w="1141"/>
           </w:tcPr>
           <w:p>
             <w:r>
@@ -30216,7 +30208,7 @@
       <w:tr>
         <w:tc>
           <w:tcPr>
-            <w:tcW w:type="dxa" w:w="864"/>
+            <w:tcW w:type="dxa" w:w="1141"/>
           </w:tcPr>
           <w:p>
             <w:r>
@@ -30229,7 +30221,7 @@
         </w:tc>
         <w:tc>
           <w:tcPr>
-            <w:tcW w:type="dxa" w:w="864"/>
+            <w:tcW w:type="dxa" w:w="1141"/>
           </w:tcPr>
           <w:p>
             <w:r>
@@ -30242,7 +30234,7 @@
         </w:tc>
         <w:tc>
           <w:tcPr>
-            <w:tcW w:type="dxa" w:w="864"/>
+            <w:tcW w:type="dxa" w:w="1141"/>
           </w:tcPr>
           <w:p>
             <w:r>
@@ -30255,7 +30247,7 @@
         </w:tc>
         <w:tc>
           <w:tcPr>
-            <w:tcW w:type="dxa" w:w="864"/>
+            <w:tcW w:type="dxa" w:w="1141"/>
           </w:tcPr>
           <w:p>
             <w:r>
@@ -30268,7 +30260,7 @@
         </w:tc>
         <w:tc>
           <w:tcPr>
-            <w:tcW w:type="dxa" w:w="864"/>
+            <w:tcW w:type="dxa" w:w="1141"/>
           </w:tcPr>
           <w:p>
             <w:r>
@@ -30281,7 +30273,7 @@
         </w:tc>
         <w:tc>
           <w:tcPr>
-            <w:tcW w:type="dxa" w:w="864"/>
+            <w:tcW w:type="dxa" w:w="1141"/>
           </w:tcPr>
           <w:p>
             <w:r>
@@ -30294,7 +30286,7 @@
         </w:tc>
         <w:tc>
           <w:tcPr>
-            <w:tcW w:type="dxa" w:w="864"/>
+            <w:tcW w:type="dxa" w:w="1141"/>
           </w:tcPr>
           <w:p>
             <w:r>
@@ -30307,7 +30299,7 @@
         </w:tc>
         <w:tc>
           <w:tcPr>
-            <w:tcW w:type="dxa" w:w="864"/>
+            <w:tcW w:type="dxa" w:w="1141"/>
           </w:tcPr>
           <w:p>
             <w:r>
@@ -30320,7 +30312,7 @@
         </w:tc>
         <w:tc>
           <w:tcPr>
-            <w:tcW w:type="dxa" w:w="864"/>
+            <w:tcW w:type="dxa" w:w="1141"/>
           </w:tcPr>
           <w:p>
             <w:r>
@@ -30333,7 +30325,7 @@
         </w:tc>
         <w:tc>
           <w:tcPr>
-            <w:tcW w:type="dxa" w:w="864"/>
+            <w:tcW w:type="dxa" w:w="1141"/>
           </w:tcPr>
           <w:p>
             <w:r>
@@ -30346,7 +30338,7 @@
         </w:tc>
         <w:tc>
           <w:tcPr>
-            <w:tcW w:type="dxa" w:w="864"/>
+            <w:tcW w:type="dxa" w:w="1141"/>
           </w:tcPr>
           <w:p>
             <w:r>
@@ -30359,7 +30351,7 @@
         </w:tc>
         <w:tc>
           <w:tcPr>
-            <w:tcW w:type="dxa" w:w="864"/>
+            <w:tcW w:type="dxa" w:w="1141"/>
           </w:tcPr>
           <w:p>
             <w:r>
@@ -30372,7 +30364,7 @@
         </w:tc>
         <w:tc>
           <w:tcPr>
-            <w:tcW w:type="dxa" w:w="864"/>
+            <w:tcW w:type="dxa" w:w="1141"/>
           </w:tcPr>
           <w:p>
             <w:r>
@@ -30387,7 +30379,7 @@
       <w:tr>
         <w:tc>
           <w:tcPr>
-            <w:tcW w:type="dxa" w:w="864"/>
+            <w:tcW w:type="dxa" w:w="1141"/>
           </w:tcPr>
           <w:p>
             <w:r>
@@ -30400,7 +30392,7 @@
         </w:tc>
         <w:tc>
           <w:tcPr>
-            <w:tcW w:type="dxa" w:w="864"/>
+            <w:tcW w:type="dxa" w:w="1141"/>
           </w:tcPr>
           <w:p>
             <w:r>
@@ -30413,7 +30405,7 @@
         </w:tc>
         <w:tc>
           <w:tcPr>
-            <w:tcW w:type="dxa" w:w="864"/>
+            <w:tcW w:type="dxa" w:w="1141"/>
           </w:tcPr>
           <w:p>
             <w:r>
@@ -30426,7 +30418,7 @@
         </w:tc>
         <w:tc>
           <w:tcPr>
-            <w:tcW w:type="dxa" w:w="864"/>
+            <w:tcW w:type="dxa" w:w="1141"/>
           </w:tcPr>
           <w:p>
             <w:r>
@@ -30439,7 +30431,7 @@
         </w:tc>
         <w:tc>
           <w:tcPr>
-            <w:tcW w:type="dxa" w:w="864"/>
+            <w:tcW w:type="dxa" w:w="1141"/>
           </w:tcPr>
           <w:p>
             <w:r>
@@ -30452,7 +30444,7 @@
         </w:tc>
         <w:tc>
           <w:tcPr>
-            <w:tcW w:type="dxa" w:w="864"/>
+            <w:tcW w:type="dxa" w:w="1141"/>
           </w:tcPr>
           <w:p>
             <w:r>
@@ -30465,7 +30457,7 @@
         </w:tc>
         <w:tc>
           <w:tcPr>
-            <w:tcW w:type="dxa" w:w="864"/>
+            <w:tcW w:type="dxa" w:w="1141"/>
           </w:tcPr>
           <w:p>
             <w:r>
@@ -30478,7 +30470,7 @@
         </w:tc>
         <w:tc>
           <w:tcPr>
-            <w:tcW w:type="dxa" w:w="864"/>
+            <w:tcW w:type="dxa" w:w="1141"/>
           </w:tcPr>
           <w:p>
             <w:r>
@@ -30491,7 +30483,7 @@
         </w:tc>
         <w:tc>
           <w:tcPr>
-            <w:tcW w:type="dxa" w:w="864"/>
+            <w:tcW w:type="dxa" w:w="1141"/>
           </w:tcPr>
           <w:p>
             <w:r>
@@ -30504,7 +30496,7 @@
         </w:tc>
         <w:tc>
           <w:tcPr>
-            <w:tcW w:type="dxa" w:w="864"/>
+            <w:tcW w:type="dxa" w:w="1141"/>
           </w:tcPr>
           <w:p>
             <w:r>
@@ -30517,7 +30509,7 @@
         </w:tc>
         <w:tc>
           <w:tcPr>
-            <w:tcW w:type="dxa" w:w="864"/>
+            <w:tcW w:type="dxa" w:w="1141"/>
           </w:tcPr>
           <w:p>
             <w:r>
@@ -30530,7 +30522,7 @@
         </w:tc>
         <w:tc>
           <w:tcPr>
-            <w:tcW w:type="dxa" w:w="864"/>
+            <w:tcW w:type="dxa" w:w="1141"/>
           </w:tcPr>
           <w:p>
             <w:r>
@@ -30543,7 +30535,7 @@
         </w:tc>
         <w:tc>
           <w:tcPr>
-            <w:tcW w:type="dxa" w:w="864"/>
+            <w:tcW w:type="dxa" w:w="1141"/>
           </w:tcPr>
           <w:p>
             <w:r>
@@ -30558,7 +30550,7 @@
       <w:tr>
         <w:tc>
           <w:tcPr>
-            <w:tcW w:type="dxa" w:w="864"/>
+            <w:tcW w:type="dxa" w:w="1141"/>
           </w:tcPr>
           <w:p>
             <w:r>
@@ -30571,7 +30563,7 @@
         </w:tc>
         <w:tc>
           <w:tcPr>
-            <w:tcW w:type="dxa" w:w="864"/>
+            <w:tcW w:type="dxa" w:w="1141"/>
           </w:tcPr>
           <w:p>
             <w:r>
@@ -30584,7 +30576,7 @@
         </w:tc>
         <w:tc>
           <w:tcPr>
-            <w:tcW w:type="dxa" w:w="864"/>
+            <w:tcW w:type="dxa" w:w="1141"/>
           </w:tcPr>
           <w:p>
             <w:r>
@@ -30597,7 +30589,7 @@
         </w:tc>
         <w:tc>
           <w:tcPr>
-            <w:tcW w:type="dxa" w:w="864"/>
+            <w:tcW w:type="dxa" w:w="1141"/>
           </w:tcPr>
           <w:p>
             <w:r>
@@ -30610,7 +30602,7 @@
         </w:tc>
         <w:tc>
           <w:tcPr>
-            <w:tcW w:type="dxa" w:w="864"/>
+            <w:tcW w:type="dxa" w:w="1141"/>
           </w:tcPr>
           <w:p>
             <w:r>
@@ -30623,7 +30615,7 @@
         </w:tc>
         <w:tc>
           <w:tcPr>
-            <w:tcW w:type="dxa" w:w="864"/>
+            <w:tcW w:type="dxa" w:w="1141"/>
           </w:tcPr>
           <w:p>
             <w:r>
@@ -30636,7 +30628,7 @@
         </w:tc>
         <w:tc>
           <w:tcPr>
-            <w:tcW w:type="dxa" w:w="864"/>
+            <w:tcW w:type="dxa" w:w="1141"/>
           </w:tcPr>
           <w:p>
             <w:r>
@@ -30649,7 +30641,7 @@
         </w:tc>
         <w:tc>
           <w:tcPr>
-            <w:tcW w:type="dxa" w:w="864"/>
+            <w:tcW w:type="dxa" w:w="1141"/>
           </w:tcPr>
           <w:p>
             <w:r>
@@ -30662,7 +30654,7 @@
         </w:tc>
         <w:tc>
           <w:tcPr>
-            <w:tcW w:type="dxa" w:w="864"/>
+            <w:tcW w:type="dxa" w:w="1141"/>
           </w:tcPr>
           <w:p>
             <w:r>
@@ -30675,7 +30667,7 @@
         </w:tc>
         <w:tc>
           <w:tcPr>
-            <w:tcW w:type="dxa" w:w="864"/>
+            <w:tcW w:type="dxa" w:w="1141"/>
           </w:tcPr>
           <w:p>
             <w:r>
@@ -30688,7 +30680,7 @@
         </w:tc>
         <w:tc>
           <w:tcPr>
-            <w:tcW w:type="dxa" w:w="864"/>
+            <w:tcW w:type="dxa" w:w="1141"/>
           </w:tcPr>
           <w:p>
             <w:r>
@@ -30701,7 +30693,7 @@
         </w:tc>
         <w:tc>
           <w:tcPr>
-            <w:tcW w:type="dxa" w:w="864"/>
+            <w:tcW w:type="dxa" w:w="1141"/>
           </w:tcPr>
           <w:p>
             <w:r>
@@ -30714,7 +30706,7 @@
         </w:tc>
         <w:tc>
           <w:tcPr>
-            <w:tcW w:type="dxa" w:w="864"/>
+            <w:tcW w:type="dxa" w:w="1141"/>
           </w:tcPr>
           <w:p>
             <w:r>
@@ -30729,7 +30721,7 @@
       <w:tr>
         <w:tc>
           <w:tcPr>
-            <w:tcW w:type="dxa" w:w="864"/>
+            <w:tcW w:type="dxa" w:w="1141"/>
           </w:tcPr>
           <w:p>
             <w:r>
@@ -30742,7 +30734,7 @@
         </w:tc>
         <w:tc>
           <w:tcPr>
-            <w:tcW w:type="dxa" w:w="864"/>
+            <w:tcW w:type="dxa" w:w="1141"/>
           </w:tcPr>
           <w:p>
             <w:r>
@@ -30755,7 +30747,7 @@
         </w:tc>
         <w:tc>
           <w:tcPr>
-            <w:tcW w:type="dxa" w:w="864"/>
+            <w:tcW w:type="dxa" w:w="1141"/>
           </w:tcPr>
           <w:p>
             <w:r>
@@ -30768,7 +30760,7 @@
         </w:tc>
         <w:tc>
           <w:tcPr>
-            <w:tcW w:type="dxa" w:w="864"/>
+            <w:tcW w:type="dxa" w:w="1141"/>
           </w:tcPr>
           <w:p>
             <w:r>
@@ -30781,7 +30773,7 @@
         </w:tc>
         <w:tc>
           <w:tcPr>
-            <w:tcW w:type="dxa" w:w="864"/>
+            <w:tcW w:type="dxa" w:w="1141"/>
           </w:tcPr>
           <w:p>
             <w:r>
@@ -30794,7 +30786,7 @@
         </w:tc>
         <w:tc>
           <w:tcPr>
-            <w:tcW w:type="dxa" w:w="864"/>
+            <w:tcW w:type="dxa" w:w="1141"/>
           </w:tcPr>
           <w:p>
             <w:r>
@@ -30807,7 +30799,7 @@
         </w:tc>
         <w:tc>
           <w:tcPr>
-            <w:tcW w:type="dxa" w:w="864"/>
+            <w:tcW w:type="dxa" w:w="1141"/>
           </w:tcPr>
           <w:p>
             <w:r>
@@ -30820,7 +30812,7 @@
         </w:tc>
         <w:tc>
           <w:tcPr>
-            <w:tcW w:type="dxa" w:w="864"/>
+            <w:tcW w:type="dxa" w:w="1141"/>
           </w:tcPr>
           <w:p>
             <w:r>
@@ -30833,7 +30825,7 @@
         </w:tc>
         <w:tc>
           <w:tcPr>
-            <w:tcW w:type="dxa" w:w="864"/>
+            <w:tcW w:type="dxa" w:w="1141"/>
           </w:tcPr>
           <w:p>
             <w:r>
@@ -30846,7 +30838,7 @@
         </w:tc>
         <w:tc>
           <w:tcPr>
-            <w:tcW w:type="dxa" w:w="864"/>
+            <w:tcW w:type="dxa" w:w="1141"/>
           </w:tcPr>
           <w:p>
             <w:r>
@@ -30859,7 +30851,7 @@
         </w:tc>
         <w:tc>
           <w:tcPr>
-            <w:tcW w:type="dxa" w:w="864"/>
+            <w:tcW w:type="dxa" w:w="1141"/>
           </w:tcPr>
           <w:p>
             <w:r>
@@ -30872,7 +30864,7 @@
         </w:tc>
         <w:tc>
           <w:tcPr>
-            <w:tcW w:type="dxa" w:w="864"/>
+            <w:tcW w:type="dxa" w:w="1141"/>
           </w:tcPr>
           <w:p>
             <w:r>
@@ -30885,7 +30877,7 @@
         </w:tc>
         <w:tc>
           <w:tcPr>
-            <w:tcW w:type="dxa" w:w="864"/>
+            <w:tcW w:type="dxa" w:w="1141"/>
           </w:tcPr>
           <w:p>
             <w:r>
@@ -30900,7 +30892,7 @@
       <w:tr>
         <w:tc>
           <w:tcPr>
-            <w:tcW w:type="dxa" w:w="864"/>
+            <w:tcW w:type="dxa" w:w="1141"/>
           </w:tcPr>
           <w:p>
             <w:r>
@@ -30913,7 +30905,7 @@
         </w:tc>
         <w:tc>
           <w:tcPr>
-            <w:tcW w:type="dxa" w:w="864"/>
+            <w:tcW w:type="dxa" w:w="1141"/>
           </w:tcPr>
           <w:p>
             <w:r>
@@ -30926,7 +30918,7 @@
         </w:tc>
         <w:tc>
           <w:tcPr>
-            <w:tcW w:type="dxa" w:w="864"/>
+            <w:tcW w:type="dxa" w:w="1141"/>
           </w:tcPr>
           <w:p>
             <w:r>
@@ -30939,7 +30931,7 @@
         </w:tc>
         <w:tc>
           <w:tcPr>
-            <w:tcW w:type="dxa" w:w="864"/>
+            <w:tcW w:type="dxa" w:w="1141"/>
           </w:tcPr>
           <w:p>
             <w:r>
@@ -30952,7 +30944,7 @@
         </w:tc>
         <w:tc>
           <w:tcPr>
-            <w:tcW w:type="dxa" w:w="864"/>
+            <w:tcW w:type="dxa" w:w="1141"/>
           </w:tcPr>
           <w:p>
             <w:r>
@@ -30965,7 +30957,7 @@
         </w:tc>
         <w:tc>
           <w:tcPr>
-            <w:tcW w:type="dxa" w:w="864"/>
+            <w:tcW w:type="dxa" w:w="1141"/>
           </w:tcPr>
           <w:p>
             <w:r>
@@ -30978,7 +30970,7 @@
         </w:tc>
         <w:tc>
           <w:tcPr>
-            <w:tcW w:type="dxa" w:w="864"/>
+            <w:tcW w:type="dxa" w:w="1141"/>
           </w:tcPr>
           <w:p>
             <w:r>
@@ -30991,7 +30983,7 @@
         </w:tc>
         <w:tc>
           <w:tcPr>
-            <w:tcW w:type="dxa" w:w="864"/>
+            <w:tcW w:type="dxa" w:w="1141"/>
           </w:tcPr>
           <w:p>
             <w:r>
@@ -31004,7 +30996,7 @@
         </w:tc>
         <w:tc>
           <w:tcPr>
-            <w:tcW w:type="dxa" w:w="864"/>
+            <w:tcW w:type="dxa" w:w="1141"/>
           </w:tcPr>
           <w:p>
             <w:r>
@@ -31017,7 +31009,7 @@
         </w:tc>
         <w:tc>
           <w:tcPr>
-            <w:tcW w:type="dxa" w:w="864"/>
+            <w:tcW w:type="dxa" w:w="1141"/>
           </w:tcPr>
           <w:p>
             <w:r>
@@ -31030,7 +31022,7 @@
         </w:tc>
         <w:tc>
           <w:tcPr>
-            <w:tcW w:type="dxa" w:w="864"/>
+            <w:tcW w:type="dxa" w:w="1141"/>
           </w:tcPr>
           <w:p>
             <w:r>
@@ -31043,7 +31035,7 @@
         </w:tc>
         <w:tc>
           <w:tcPr>
-            <w:tcW w:type="dxa" w:w="864"/>
+            <w:tcW w:type="dxa" w:w="1141"/>
           </w:tcPr>
           <w:p>
             <w:r>
@@ -31056,7 +31048,7 @@
         </w:tc>
         <w:tc>
           <w:tcPr>
-            <w:tcW w:type="dxa" w:w="864"/>
+            <w:tcW w:type="dxa" w:w="1141"/>
           </w:tcPr>
           <w:p>
             <w:r>
@@ -31071,7 +31063,7 @@
       <w:tr>
         <w:tc>
           <w:tcPr>
-            <w:tcW w:type="dxa" w:w="864"/>
+            <w:tcW w:type="dxa" w:w="1141"/>
           </w:tcPr>
           <w:p>
             <w:r>
@@ -31084,7 +31076,7 @@
         </w:tc>
         <w:tc>
           <w:tcPr>
-            <w:tcW w:type="dxa" w:w="864"/>
+            <w:tcW w:type="dxa" w:w="1141"/>
           </w:tcPr>
           <w:p>
             <w:r>
@@ -31097,7 +31089,7 @@
         </w:tc>
         <w:tc>
           <w:tcPr>
-            <w:tcW w:type="dxa" w:w="864"/>
+            <w:tcW w:type="dxa" w:w="1141"/>
           </w:tcPr>
           <w:p>
             <w:r>
@@ -31110,7 +31102,7 @@
         </w:tc>
         <w:tc>
           <w:tcPr>
-            <w:tcW w:type="dxa" w:w="864"/>
+            <w:tcW w:type="dxa" w:w="1141"/>
           </w:tcPr>
           <w:p>
             <w:r>
@@ -31123,7 +31115,7 @@
         </w:tc>
         <w:tc>
           <w:tcPr>
-            <w:tcW w:type="dxa" w:w="864"/>
+            <w:tcW w:type="dxa" w:w="1141"/>
           </w:tcPr>
           <w:p>
             <w:r>
@@ -31136,7 +31128,7 @@
         </w:tc>
         <w:tc>
           <w:tcPr>
-            <w:tcW w:type="dxa" w:w="864"/>
+            <w:tcW w:type="dxa" w:w="1141"/>
           </w:tcPr>
           <w:p>
             <w:r>
@@ -31149,7 +31141,7 @@
         </w:tc>
         <w:tc>
           <w:tcPr>
-            <w:tcW w:type="dxa" w:w="864"/>
+            <w:tcW w:type="dxa" w:w="1141"/>
           </w:tcPr>
           <w:p>
             <w:r>
@@ -31162,7 +31154,7 @@
         </w:tc>
         <w:tc>
           <w:tcPr>
-            <w:tcW w:type="dxa" w:w="864"/>
+            <w:tcW w:type="dxa" w:w="1141"/>
           </w:tcPr>
           <w:p>
             <w:r>
@@ -31175,7 +31167,7 @@
         </w:tc>
         <w:tc>
           <w:tcPr>
-            <w:tcW w:type="dxa" w:w="864"/>
+            <w:tcW w:type="dxa" w:w="1141"/>
           </w:tcPr>
           <w:p>
             <w:r>
@@ -31188,7 +31180,7 @@
         </w:tc>
         <w:tc>
           <w:tcPr>
-            <w:tcW w:type="dxa" w:w="864"/>
+            <w:tcW w:type="dxa" w:w="1141"/>
           </w:tcPr>
           <w:p>
             <w:r>
@@ -31201,7 +31193,7 @@
         </w:tc>
         <w:tc>
           <w:tcPr>
-            <w:tcW w:type="dxa" w:w="864"/>
+            <w:tcW w:type="dxa" w:w="1141"/>
           </w:tcPr>
           <w:p>
             <w:r>
@@ -31214,7 +31206,7 @@
         </w:tc>
         <w:tc>
           <w:tcPr>
-            <w:tcW w:type="dxa" w:w="864"/>
+            <w:tcW w:type="dxa" w:w="1141"/>
           </w:tcPr>
           <w:p>
             <w:r>
@@ -31227,7 +31219,7 @@
         </w:tc>
         <w:tc>
           <w:tcPr>
-            <w:tcW w:type="dxa" w:w="864"/>
+            <w:tcW w:type="dxa" w:w="1141"/>
           </w:tcPr>
           <w:p>
             <w:r>
@@ -31242,7 +31234,7 @@
       <w:tr>
         <w:tc>
           <w:tcPr>
-            <w:tcW w:type="dxa" w:w="864"/>
+            <w:tcW w:type="dxa" w:w="1141"/>
           </w:tcPr>
           <w:p>
             <w:r>
@@ -31255,7 +31247,7 @@
         </w:tc>
         <w:tc>
           <w:tcPr>
-            <w:tcW w:type="dxa" w:w="864"/>
+            <w:tcW w:type="dxa" w:w="1141"/>
           </w:tcPr>
           <w:p>
             <w:r>
@@ -31268,7 +31260,7 @@
         </w:tc>
         <w:tc>
           <w:tcPr>
-            <w:tcW w:type="dxa" w:w="864"/>
+            <w:tcW w:type="dxa" w:w="1141"/>
           </w:tcPr>
           <w:p>
             <w:r>
@@ -31281,7 +31273,7 @@
         </w:tc>
         <w:tc>
           <w:tcPr>
-            <w:tcW w:type="dxa" w:w="864"/>
+            <w:tcW w:type="dxa" w:w="1141"/>
           </w:tcPr>
           <w:p>
             <w:r>
@@ -31294,7 +31286,7 @@
         </w:tc>
         <w:tc>
           <w:tcPr>
-            <w:tcW w:type="dxa" w:w="864"/>
+            <w:tcW w:type="dxa" w:w="1141"/>
           </w:tcPr>
           <w:p>
             <w:r>
@@ -31307,7 +31299,7 @@
         </w:tc>
         <w:tc>
           <w:tcPr>
-            <w:tcW w:type="dxa" w:w="864"/>
+            <w:tcW w:type="dxa" w:w="1141"/>
           </w:tcPr>
           <w:p>
             <w:r>
@@ -31320,7 +31312,7 @@
         </w:tc>
         <w:tc>
           <w:tcPr>
-            <w:tcW w:type="dxa" w:w="864"/>
+            <w:tcW w:type="dxa" w:w="1141"/>
           </w:tcPr>
           <w:p>
             <w:r>
@@ -31333,7 +31325,7 @@
         </w:tc>
         <w:tc>
           <w:tcPr>
-            <w:tcW w:type="dxa" w:w="864"/>
+            <w:tcW w:type="dxa" w:w="1141"/>
           </w:tcPr>
           <w:p>
             <w:r>
@@ -31346,7 +31338,7 @@
         </w:tc>
         <w:tc>
           <w:tcPr>
-            <w:tcW w:type="dxa" w:w="864"/>
+            <w:tcW w:type="dxa" w:w="1141"/>
           </w:tcPr>
           <w:p>
             <w:r>
@@ -31359,7 +31351,7 @@
         </w:tc>
         <w:tc>
           <w:tcPr>
-            <w:tcW w:type="dxa" w:w="864"/>
+            <w:tcW w:type="dxa" w:w="1141"/>
           </w:tcPr>
           <w:p>
             <w:r>
@@ -31372,7 +31364,7 @@
         </w:tc>
         <w:tc>
           <w:tcPr>
-            <w:tcW w:type="dxa" w:w="864"/>
+            <w:tcW w:type="dxa" w:w="1141"/>
           </w:tcPr>
           <w:p>
             <w:r>
@@ -31385,7 +31377,7 @@
         </w:tc>
         <w:tc>
           <w:tcPr>
-            <w:tcW w:type="dxa" w:w="864"/>
+            <w:tcW w:type="dxa" w:w="1141"/>
           </w:tcPr>
           <w:p>
             <w:r>
@@ -31398,7 +31390,7 @@
         </w:tc>
         <w:tc>
           <w:tcPr>
-            <w:tcW w:type="dxa" w:w="864"/>
+            <w:tcW w:type="dxa" w:w="1141"/>
           </w:tcPr>
           <w:p>
             <w:r>
@@ -31413,7 +31405,7 @@
       <w:tr>
         <w:tc>
           <w:tcPr>
-            <w:tcW w:type="dxa" w:w="864"/>
+            <w:tcW w:type="dxa" w:w="1141"/>
           </w:tcPr>
           <w:p>
             <w:r>
@@ -31426,7 +31418,7 @@
         </w:tc>
         <w:tc>
           <w:tcPr>
-            <w:tcW w:type="dxa" w:w="864"/>
+            <w:tcW w:type="dxa" w:w="1141"/>
           </w:tcPr>
           <w:p>
             <w:r>
@@ -31439,7 +31431,7 @@
         </w:tc>
         <w:tc>
           <w:tcPr>
-            <w:tcW w:type="dxa" w:w="864"/>
+            <w:tcW w:type="dxa" w:w="1141"/>
           </w:tcPr>
           <w:p>
             <w:r>
@@ -31452,7 +31444,7 @@
         </w:tc>
         <w:tc>
           <w:tcPr>
-            <w:tcW w:type="dxa" w:w="864"/>
+            <w:tcW w:type="dxa" w:w="1141"/>
           </w:tcPr>
           <w:p>
             <w:r>
@@ -31465,7 +31457,7 @@
         </w:tc>
         <w:tc>
           <w:tcPr>
-            <w:tcW w:type="dxa" w:w="864"/>
+            <w:tcW w:type="dxa" w:w="1141"/>
           </w:tcPr>
           <w:p>
             <w:r>
@@ -31478,7 +31470,7 @@
         </w:tc>
         <w:tc>
           <w:tcPr>
-            <w:tcW w:type="dxa" w:w="864"/>
+            <w:tcW w:type="dxa" w:w="1141"/>
           </w:tcPr>
           <w:p>
             <w:r>
@@ -31491,7 +31483,7 @@
         </w:tc>
         <w:tc>
           <w:tcPr>
-            <w:tcW w:type="dxa" w:w="864"/>
+            <w:tcW w:type="dxa" w:w="1141"/>
           </w:tcPr>
           <w:p>
             <w:r>
@@ -31504,7 +31496,7 @@
         </w:tc>
         <w:tc>
           <w:tcPr>
-            <w:tcW w:type="dxa" w:w="864"/>
+            <w:tcW w:type="dxa" w:w="1141"/>
           </w:tcPr>
           <w:p>
             <w:r>
@@ -31517,7 +31509,7 @@
         </w:tc>
         <w:tc>
           <w:tcPr>
-            <w:tcW w:type="dxa" w:w="864"/>
+            <w:tcW w:type="dxa" w:w="1141"/>
           </w:tcPr>
           <w:p>
             <w:r>
@@ -31530,7 +31522,7 @@
         </w:tc>
         <w:tc>
           <w:tcPr>
-            <w:tcW w:type="dxa" w:w="864"/>
+            <w:tcW w:type="dxa" w:w="1141"/>
           </w:tcPr>
           <w:p>
             <w:r>
@@ -31543,7 +31535,7 @@
         </w:tc>
         <w:tc>
           <w:tcPr>
-            <w:tcW w:type="dxa" w:w="864"/>
+            <w:tcW w:type="dxa" w:w="1141"/>
           </w:tcPr>
           <w:p>
             <w:r>
@@ -31556,7 +31548,7 @@
         </w:tc>
         <w:tc>
           <w:tcPr>
-            <w:tcW w:type="dxa" w:w="864"/>
+            <w:tcW w:type="dxa" w:w="1141"/>
           </w:tcPr>
           <w:p>
             <w:r>
@@ -31569,7 +31561,7 @@
         </w:tc>
         <w:tc>
           <w:tcPr>
-            <w:tcW w:type="dxa" w:w="864"/>
+            <w:tcW w:type="dxa" w:w="1141"/>
           </w:tcPr>
           <w:p>
             <w:r>
@@ -31584,7 +31576,7 @@
       <w:tr>
         <w:tc>
           <w:tcPr>
-            <w:tcW w:type="dxa" w:w="864"/>
+            <w:tcW w:type="dxa" w:w="1141"/>
           </w:tcPr>
           <w:p>
             <w:r>
@@ -31597,7 +31589,7 @@
         </w:tc>
         <w:tc>
           <w:tcPr>
-            <w:tcW w:type="dxa" w:w="864"/>
+            <w:tcW w:type="dxa" w:w="1141"/>
           </w:tcPr>
           <w:p>
             <w:r>
@@ -31610,7 +31602,7 @@
         </w:tc>
         <w:tc>
           <w:tcPr>
-            <w:tcW w:type="dxa" w:w="864"/>
+            <w:tcW w:type="dxa" w:w="1141"/>
           </w:tcPr>
           <w:p>
             <w:r>
@@ -31623,7 +31615,7 @@
         </w:tc>
         <w:tc>
           <w:tcPr>
-            <w:tcW w:type="dxa" w:w="864"/>
+            <w:tcW w:type="dxa" w:w="1141"/>
           </w:tcPr>
           <w:p>
             <w:r>
@@ -31636,7 +31628,7 @@
         </w:tc>
         <w:tc>
           <w:tcPr>
-            <w:tcW w:type="dxa" w:w="864"/>
+            <w:tcW w:type="dxa" w:w="1141"/>
           </w:tcPr>
           <w:p>
             <w:r>
@@ -31649,7 +31641,7 @@
         </w:tc>
         <w:tc>
           <w:tcPr>
-            <w:tcW w:type="dxa" w:w="864"/>
+            <w:tcW w:type="dxa" w:w="1141"/>
           </w:tcPr>
           <w:p>
             <w:r>
@@ -31662,7 +31654,7 @@
         </w:tc>
         <w:tc>
           <w:tcPr>
-            <w:tcW w:type="dxa" w:w="864"/>
+            <w:tcW w:type="dxa" w:w="1141"/>
           </w:tcPr>
           <w:p>
             <w:r>
@@ -31675,7 +31667,7 @@
         </w:tc>
         <w:tc>
           <w:tcPr>
-            <w:tcW w:type="dxa" w:w="864"/>
+            <w:tcW w:type="dxa" w:w="1141"/>
           </w:tcPr>
           <w:p>
             <w:r>
@@ -31688,7 +31680,7 @@
         </w:tc>
         <w:tc>
           <w:tcPr>
-            <w:tcW w:type="dxa" w:w="864"/>
+            <w:tcW w:type="dxa" w:w="1141"/>
           </w:tcPr>
           <w:p>
             <w:r>
@@ -31701,7 +31693,7 @@
         </w:tc>
         <w:tc>
           <w:tcPr>
-            <w:tcW w:type="dxa" w:w="864"/>
+            <w:tcW w:type="dxa" w:w="1141"/>
           </w:tcPr>
           <w:p>
             <w:r>
@@ -31714,7 +31706,7 @@
         </w:tc>
         <w:tc>
           <w:tcPr>
-            <w:tcW w:type="dxa" w:w="864"/>
+            <w:tcW w:type="dxa" w:w="1141"/>
           </w:tcPr>
           <w:p>
             <w:r>
@@ -31727,7 +31719,7 @@
         </w:tc>
         <w:tc>
           <w:tcPr>
-            <w:tcW w:type="dxa" w:w="864"/>
+            <w:tcW w:type="dxa" w:w="1141"/>
           </w:tcPr>
           <w:p>
             <w:r>
@@ -31740,7 +31732,7 @@
         </w:tc>
         <w:tc>
           <w:tcPr>
-            <w:tcW w:type="dxa" w:w="864"/>
+            <w:tcW w:type="dxa" w:w="1141"/>
           </w:tcPr>
           <w:p>
             <w:r>
@@ -31755,7 +31747,7 @@
       <w:tr>
         <w:tc>
           <w:tcPr>
-            <w:tcW w:type="dxa" w:w="864"/>
+            <w:tcW w:type="dxa" w:w="1141"/>
           </w:tcPr>
           <w:p>
             <w:r>
@@ -31768,7 +31760,7 @@
         </w:tc>
         <w:tc>
           <w:tcPr>
-            <w:tcW w:type="dxa" w:w="864"/>
+            <w:tcW w:type="dxa" w:w="1141"/>
           </w:tcPr>
           <w:p>
             <w:r>
@@ -31781,7 +31773,7 @@
         </w:tc>
         <w:tc>
           <w:tcPr>
-            <w:tcW w:type="dxa" w:w="864"/>
+            <w:tcW w:type="dxa" w:w="1141"/>
           </w:tcPr>
           <w:p>
             <w:r>
@@ -31794,7 +31786,7 @@
         </w:tc>
         <w:tc>
           <w:tcPr>
-            <w:tcW w:type="dxa" w:w="864"/>
+            <w:tcW w:type="dxa" w:w="1141"/>
           </w:tcPr>
           <w:p>
             <w:r>
@@ -31807,7 +31799,7 @@
         </w:tc>
         <w:tc>
           <w:tcPr>
-            <w:tcW w:type="dxa" w:w="864"/>
+            <w:tcW w:type="dxa" w:w="1141"/>
           </w:tcPr>
           <w:p>
             <w:r>
@@ -31820,7 +31812,7 @@
         </w:tc>
         <w:tc>
           <w:tcPr>
-            <w:tcW w:type="dxa" w:w="864"/>
+            <w:tcW w:type="dxa" w:w="1141"/>
           </w:tcPr>
           <w:p>
             <w:r>
@@ -31833,7 +31825,7 @@
         </w:tc>
         <w:tc>
           <w:tcPr>
-            <w:tcW w:type="dxa" w:w="864"/>
+            <w:tcW w:type="dxa" w:w="1141"/>
           </w:tcPr>
           <w:p>
             <w:r>
@@ -31846,7 +31838,7 @@
         </w:tc>
         <w:tc>
           <w:tcPr>
-            <w:tcW w:type="dxa" w:w="864"/>
+            <w:tcW w:type="dxa" w:w="1141"/>
           </w:tcPr>
           <w:p>
             <w:r>
@@ -31859,7 +31851,7 @@
         </w:tc>
         <w:tc>
           <w:tcPr>
-            <w:tcW w:type="dxa" w:w="864"/>
+            <w:tcW w:type="dxa" w:w="1141"/>
           </w:tcPr>
           <w:p>
             <w:r>
@@ -31872,7 +31864,7 @@
         </w:tc>
         <w:tc>
           <w:tcPr>
-            <w:tcW w:type="dxa" w:w="864"/>
+            <w:tcW w:type="dxa" w:w="1141"/>
           </w:tcPr>
           <w:p>
             <w:r>
@@ -31885,7 +31877,7 @@
         </w:tc>
         <w:tc>
           <w:tcPr>
-            <w:tcW w:type="dxa" w:w="864"/>
+            <w:tcW w:type="dxa" w:w="1141"/>
           </w:tcPr>
           <w:p>
             <w:r>
@@ -31898,7 +31890,7 @@
         </w:tc>
         <w:tc>
           <w:tcPr>
-            <w:tcW w:type="dxa" w:w="864"/>
+            <w:tcW w:type="dxa" w:w="1141"/>
           </w:tcPr>
           <w:p>
             <w:r>
@@ -31911,7 +31903,7 @@
         </w:tc>
         <w:tc>
           <w:tcPr>
-            <w:tcW w:type="dxa" w:w="864"/>
+            <w:tcW w:type="dxa" w:w="1141"/>
           </w:tcPr>
           <w:p>
             <w:r>
@@ -31926,7 +31918,7 @@
       <w:tr>
         <w:tc>
           <w:tcPr>
-            <w:tcW w:type="dxa" w:w="864"/>
+            <w:tcW w:type="dxa" w:w="1141"/>
           </w:tcPr>
           <w:p>
             <w:r>
@@ -31939,7 +31931,7 @@
         </w:tc>
         <w:tc>
           <w:tcPr>
-            <w:tcW w:type="dxa" w:w="864"/>
+            <w:tcW w:type="dxa" w:w="1141"/>
           </w:tcPr>
           <w:p>
             <w:r>
@@ -31952,7 +31944,7 @@
         </w:tc>
         <w:tc>
           <w:tcPr>
-            <w:tcW w:type="dxa" w:w="864"/>
+            <w:tcW w:type="dxa" w:w="1141"/>
           </w:tcPr>
           <w:p>
             <w:r>
@@ -31965,7 +31957,7 @@
         </w:tc>
         <w:tc>
           <w:tcPr>
-            <w:tcW w:type="dxa" w:w="864"/>
+            <w:tcW w:type="dxa" w:w="1141"/>
           </w:tcPr>
           <w:p>
             <w:r>
@@ -31978,7 +31970,7 @@
         </w:tc>
         <w:tc>
           <w:tcPr>
-            <w:tcW w:type="dxa" w:w="864"/>
+            <w:tcW w:type="dxa" w:w="1141"/>
           </w:tcPr>
           <w:p>
             <w:r>
@@ -31991,7 +31983,7 @@
         </w:tc>
         <w:tc>
           <w:tcPr>
-            <w:tcW w:type="dxa" w:w="864"/>
+            <w:tcW w:type="dxa" w:w="1141"/>
           </w:tcPr>
           <w:p>
             <w:r>
@@ -32004,7 +31996,7 @@
         </w:tc>
         <w:tc>
           <w:tcPr>
-            <w:tcW w:type="dxa" w:w="864"/>
+            <w:tcW w:type="dxa" w:w="1141"/>
           </w:tcPr>
           <w:p>
             <w:r>
@@ -32017,7 +32009,7 @@
         </w:tc>
         <w:tc>
           <w:tcPr>
-            <w:tcW w:type="dxa" w:w="864"/>
+            <w:tcW w:type="dxa" w:w="1141"/>
           </w:tcPr>
           <w:p>
             <w:r>
@@ -32030,7 +32022,7 @@
         </w:tc>
         <w:tc>
           <w:tcPr>
-            <w:tcW w:type="dxa" w:w="864"/>
+            <w:tcW w:type="dxa" w:w="1141"/>
           </w:tcPr>
           <w:p>
             <w:r>
@@ -32043,7 +32035,7 @@
         </w:tc>
         <w:tc>
           <w:tcPr>
-            <w:tcW w:type="dxa" w:w="864"/>
+            <w:tcW w:type="dxa" w:w="1141"/>
           </w:tcPr>
           <w:p>
             <w:r>
@@ -32056,7 +32048,7 @@
         </w:tc>
         <w:tc>
           <w:tcPr>
-            <w:tcW w:type="dxa" w:w="864"/>
+            <w:tcW w:type="dxa" w:w="1141"/>
           </w:tcPr>
           <w:p>
             <w:r>
@@ -32069,7 +32061,7 @@
         </w:tc>
         <w:tc>
           <w:tcPr>
-            <w:tcW w:type="dxa" w:w="864"/>
+            <w:tcW w:type="dxa" w:w="1141"/>
           </w:tcPr>
           <w:p>
             <w:r>
@@ -32082,7 +32074,7 @@
         </w:tc>
         <w:tc>
           <w:tcPr>
-            <w:tcW w:type="dxa" w:w="864"/>
+            <w:tcW w:type="dxa" w:w="1141"/>
           </w:tcPr>
           <w:p>
             <w:r>
@@ -32097,7 +32089,7 @@
       <w:tr>
         <w:tc>
           <w:tcPr>
-            <w:tcW w:type="dxa" w:w="864"/>
+            <w:tcW w:type="dxa" w:w="1141"/>
           </w:tcPr>
           <w:p>
             <w:r>
@@ -32110,7 +32102,7 @@
         </w:tc>
         <w:tc>
           <w:tcPr>
-            <w:tcW w:type="dxa" w:w="864"/>
+            <w:tcW w:type="dxa" w:w="1141"/>
           </w:tcPr>
           <w:p>
             <w:r>
@@ -32123,7 +32115,7 @@
         </w:tc>
         <w:tc>
           <w:tcPr>
-            <w:tcW w:type="dxa" w:w="864"/>
+            <w:tcW w:type="dxa" w:w="1141"/>
           </w:tcPr>
           <w:p>
             <w:r>
@@ -32136,7 +32128,7 @@
         </w:tc>
         <w:tc>
           <w:tcPr>
-            <w:tcW w:type="dxa" w:w="864"/>
+            <w:tcW w:type="dxa" w:w="1141"/>
           </w:tcPr>
           <w:p>
             <w:r>
@@ -32149,7 +32141,7 @@
         </w:tc>
         <w:tc>
           <w:tcPr>
-            <w:tcW w:type="dxa" w:w="864"/>
+            <w:tcW w:type="dxa" w:w="1141"/>
           </w:tcPr>
           <w:p>
             <w:r>
@@ -32162,7 +32154,7 @@
         </w:tc>
         <w:tc>
           <w:tcPr>
-            <w:tcW w:type="dxa" w:w="864"/>
+            <w:tcW w:type="dxa" w:w="1141"/>
           </w:tcPr>
           <w:p>
             <w:r>
@@ -32175,7 +32167,7 @@
         </w:tc>
         <w:tc>
           <w:tcPr>
-            <w:tcW w:type="dxa" w:w="864"/>
+            <w:tcW w:type="dxa" w:w="1141"/>
           </w:tcPr>
           <w:p>
             <w:r>
@@ -32188,7 +32180,7 @@
         </w:tc>
         <w:tc>
           <w:tcPr>
-            <w:tcW w:type="dxa" w:w="864"/>
+            <w:tcW w:type="dxa" w:w="1141"/>
           </w:tcPr>
           <w:p>
             <w:r>
@@ -32201,7 +32193,7 @@
         </w:tc>
         <w:tc>
           <w:tcPr>
-            <w:tcW w:type="dxa" w:w="864"/>
+            <w:tcW w:type="dxa" w:w="1141"/>
           </w:tcPr>
           <w:p>
             <w:r>
@@ -32214,7 +32206,7 @@
         </w:tc>
         <w:tc>
           <w:tcPr>
-            <w:tcW w:type="dxa" w:w="864"/>
+            <w:tcW w:type="dxa" w:w="1141"/>
           </w:tcPr>
           <w:p>
             <w:r>
@@ -32227,7 +32219,7 @@
         </w:tc>
         <w:tc>
           <w:tcPr>
-            <w:tcW w:type="dxa" w:w="864"/>
+            <w:tcW w:type="dxa" w:w="1141"/>
           </w:tcPr>
           <w:p>
             <w:r>
@@ -32240,7 +32232,7 @@
         </w:tc>
         <w:tc>
           <w:tcPr>
-            <w:tcW w:type="dxa" w:w="864"/>
+            <w:tcW w:type="dxa" w:w="1141"/>
           </w:tcPr>
           <w:p>
             <w:r>
@@ -32253,7 +32245,7 @@
         </w:tc>
         <w:tc>
           <w:tcPr>
-            <w:tcW w:type="dxa" w:w="864"/>
+            <w:tcW w:type="dxa" w:w="1141"/>
           </w:tcPr>
           <w:p>
             <w:r>
@@ -32268,7 +32260,7 @@
       <w:tr>
         <w:tc>
           <w:tcPr>
-            <w:tcW w:type="dxa" w:w="864"/>
+            <w:tcW w:type="dxa" w:w="1141"/>
           </w:tcPr>
           <w:p>
             <w:r>
@@ -32281,7 +32273,7 @@
         </w:tc>
         <w:tc>
           <w:tcPr>
-            <w:tcW w:type="dxa" w:w="864"/>
+            <w:tcW w:type="dxa" w:w="1141"/>
           </w:tcPr>
           <w:p>
             <w:r>
@@ -32294,7 +32286,7 @@
         </w:tc>
         <w:tc>
           <w:tcPr>
-            <w:tcW w:type="dxa" w:w="864"/>
+            <w:tcW w:type="dxa" w:w="1141"/>
           </w:tcPr>
           <w:p>
             <w:r>
@@ -32307,7 +32299,7 @@
         </w:tc>
         <w:tc>
           <w:tcPr>
-            <w:tcW w:type="dxa" w:w="864"/>
+            <w:tcW w:type="dxa" w:w="1141"/>
           </w:tcPr>
           <w:p>
             <w:r>
@@ -32320,7 +32312,7 @@
         </w:tc>
         <w:tc>
           <w:tcPr>
-            <w:tcW w:type="dxa" w:w="864"/>
+            <w:tcW w:type="dxa" w:w="1141"/>
           </w:tcPr>
           <w:p>
             <w:r>
@@ -32333,7 +32325,7 @@
         </w:tc>
         <w:tc>
           <w:tcPr>
-            <w:tcW w:type="dxa" w:w="864"/>
+            <w:tcW w:type="dxa" w:w="1141"/>
           </w:tcPr>
           <w:p>
             <w:r>
@@ -32346,7 +32338,7 @@
         </w:tc>
         <w:tc>
           <w:tcPr>
-            <w:tcW w:type="dxa" w:w="864"/>
+            <w:tcW w:type="dxa" w:w="1141"/>
           </w:tcPr>
           <w:p>
             <w:r>
@@ -32359,7 +32351,7 @@
         </w:tc>
         <w:tc>
           <w:tcPr>
-            <w:tcW w:type="dxa" w:w="864"/>
+            <w:tcW w:type="dxa" w:w="1141"/>
           </w:tcPr>
           <w:p>
             <w:r>
@@ -32372,7 +32364,7 @@
         </w:tc>
         <w:tc>
           <w:tcPr>
-            <w:tcW w:type="dxa" w:w="864"/>
+            <w:tcW w:type="dxa" w:w="1141"/>
           </w:tcPr>
           <w:p>
             <w:r>
@@ -32385,7 +32377,7 @@
         </w:tc>
         <w:tc>
           <w:tcPr>
-            <w:tcW w:type="dxa" w:w="864"/>
+            <w:tcW w:type="dxa" w:w="1141"/>
           </w:tcPr>
           <w:p>
             <w:r>
@@ -32398,7 +32390,7 @@
         </w:tc>
         <w:tc>
           <w:tcPr>
-            <w:tcW w:type="dxa" w:w="864"/>
+            <w:tcW w:type="dxa" w:w="1141"/>
           </w:tcPr>
           <w:p>
             <w:r>
@@ -32411,7 +32403,7 @@
         </w:tc>
         <w:tc>
           <w:tcPr>
-            <w:tcW w:type="dxa" w:w="864"/>
+            <w:tcW w:type="dxa" w:w="1141"/>
           </w:tcPr>
           <w:p>
             <w:r>
@@ -32424,7 +32416,7 @@
         </w:tc>
         <w:tc>
           <w:tcPr>
-            <w:tcW w:type="dxa" w:w="864"/>
+            <w:tcW w:type="dxa" w:w="1141"/>
           </w:tcPr>
           <w:p>
             <w:r>
@@ -32439,7 +32431,7 @@
       <w:tr>
         <w:tc>
           <w:tcPr>
-            <w:tcW w:type="dxa" w:w="864"/>
+            <w:tcW w:type="dxa" w:w="1141"/>
           </w:tcPr>
           <w:p>
             <w:r>
@@ -32452,7 +32444,7 @@
         </w:tc>
         <w:tc>
           <w:tcPr>
-            <w:tcW w:type="dxa" w:w="864"/>
+            <w:tcW w:type="dxa" w:w="1141"/>
           </w:tcPr>
           <w:p>
             <w:r>
@@ -32465,7 +32457,7 @@
         </w:tc>
         <w:tc>
           <w:tcPr>
-            <w:tcW w:type="dxa" w:w="864"/>
+            <w:tcW w:type="dxa" w:w="1141"/>
           </w:tcPr>
           <w:p>
             <w:r>
@@ -32478,7 +32470,7 @@
         </w:tc>
         <w:tc>
           <w:tcPr>
-            <w:tcW w:type="dxa" w:w="864"/>
+            <w:tcW w:type="dxa" w:w="1141"/>
           </w:tcPr>
           <w:p>
             <w:r>
@@ -32491,7 +32483,7 @@
         </w:tc>
         <w:tc>
           <w:tcPr>
-            <w:tcW w:type="dxa" w:w="864"/>
+            <w:tcW w:type="dxa" w:w="1141"/>
           </w:tcPr>
           <w:p>
             <w:r>
@@ -32504,7 +32496,7 @@
         </w:tc>
         <w:tc>
           <w:tcPr>
-            <w:tcW w:type="dxa" w:w="864"/>
+            <w:tcW w:type="dxa" w:w="1141"/>
           </w:tcPr>
           <w:p>
             <w:r>
@@ -32517,7 +32509,7 @@
         </w:tc>
         <w:tc>
           <w:tcPr>
-            <w:tcW w:type="dxa" w:w="864"/>
+            <w:tcW w:type="dxa" w:w="1141"/>
           </w:tcPr>
           <w:p>
             <w:r>
@@ -32530,7 +32522,7 @@
         </w:tc>
         <w:tc>
           <w:tcPr>
-            <w:tcW w:type="dxa" w:w="864"/>
+            <w:tcW w:type="dxa" w:w="1141"/>
           </w:tcPr>
           <w:p>
             <w:r>
@@ -32543,7 +32535,7 @@
         </w:tc>
         <w:tc>
           <w:tcPr>
-            <w:tcW w:type="dxa" w:w="864"/>
+            <w:tcW w:type="dxa" w:w="1141"/>
           </w:tcPr>
           <w:p>
             <w:r>
@@ -32556,7 +32548,7 @@
         </w:tc>
         <w:tc>
           <w:tcPr>
-            <w:tcW w:type="dxa" w:w="864"/>
+            <w:tcW w:type="dxa" w:w="1141"/>
           </w:tcPr>
           <w:p>
             <w:r>
@@ -32569,7 +32561,7 @@
         </w:tc>
         <w:tc>
           <w:tcPr>
-            <w:tcW w:type="dxa" w:w="864"/>
+            <w:tcW w:type="dxa" w:w="1141"/>
           </w:tcPr>
           <w:p>
             <w:r>
@@ -32582,7 +32574,7 @@
         </w:tc>
         <w:tc>
           <w:tcPr>
-            <w:tcW w:type="dxa" w:w="864"/>
+            <w:tcW w:type="dxa" w:w="1141"/>
           </w:tcPr>
           <w:p>
             <w:r>
@@ -32595,7 +32587,7 @@
         </w:tc>
         <w:tc>
           <w:tcPr>
-            <w:tcW w:type="dxa" w:w="864"/>
+            <w:tcW w:type="dxa" w:w="1141"/>
           </w:tcPr>
           <w:p>
             <w:r>
@@ -32610,7 +32602,7 @@
       <w:tr>
         <w:tc>
           <w:tcPr>
-            <w:tcW w:type="dxa" w:w="864"/>
+            <w:tcW w:type="dxa" w:w="1141"/>
           </w:tcPr>
           <w:p>
             <w:r>
@@ -32623,7 +32615,7 @@
         </w:tc>
         <w:tc>
           <w:tcPr>
-            <w:tcW w:type="dxa" w:w="864"/>
+            <w:tcW w:type="dxa" w:w="1141"/>
           </w:tcPr>
           <w:p>
             <w:r>
@@ -32636,7 +32628,7 @@
         </w:tc>
         <w:tc>
           <w:tcPr>
-            <w:tcW w:type="dxa" w:w="864"/>
+            <w:tcW w:type="dxa" w:w="1141"/>
           </w:tcPr>
           <w:p>
             <w:r>
@@ -32649,7 +32641,7 @@
         </w:tc>
         <w:tc>
           <w:tcPr>
-            <w:tcW w:type="dxa" w:w="864"/>
+            <w:tcW w:type="dxa" w:w="1141"/>
           </w:tcPr>
           <w:p>
             <w:r>
@@ -32662,7 +32654,7 @@
         </w:tc>
         <w:tc>
           <w:tcPr>
-            <w:tcW w:type="dxa" w:w="864"/>
+            <w:tcW w:type="dxa" w:w="1141"/>
           </w:tcPr>
           <w:p>
             <w:r>
@@ -32675,7 +32667,7 @@
         </w:tc>
         <w:tc>
           <w:tcPr>
-            <w:tcW w:type="dxa" w:w="864"/>
+            <w:tcW w:type="dxa" w:w="1141"/>
           </w:tcPr>
           <w:p>
             <w:r>
@@ -32688,7 +32680,7 @@
         </w:tc>
         <w:tc>
           <w:tcPr>
-            <w:tcW w:type="dxa" w:w="864"/>
+            <w:tcW w:type="dxa" w:w="1141"/>
           </w:tcPr>
           <w:p>
             <w:r>
@@ -32701,7 +32693,7 @@
         </w:tc>
         <w:tc>
           <w:tcPr>
-            <w:tcW w:type="dxa" w:w="864"/>
+            <w:tcW w:type="dxa" w:w="1141"/>
           </w:tcPr>
           <w:p>
             <w:r>
@@ -32714,7 +32706,7 @@
         </w:tc>
         <w:tc>
           <w:tcPr>
-            <w:tcW w:type="dxa" w:w="864"/>
+            <w:tcW w:type="dxa" w:w="1141"/>
           </w:tcPr>
           <w:p>
             <w:r>
@@ -32727,7 +32719,7 @@
         </w:tc>
         <w:tc>
           <w:tcPr>
-            <w:tcW w:type="dxa" w:w="864"/>
+            <w:tcW w:type="dxa" w:w="1141"/>
           </w:tcPr>
           <w:p>
             <w:r>
@@ -32740,7 +32732,7 @@
         </w:tc>
         <w:tc>
           <w:tcPr>
-            <w:tcW w:type="dxa" w:w="864"/>
+            <w:tcW w:type="dxa" w:w="1141"/>
           </w:tcPr>
           <w:p>
             <w:r>
@@ -32753,7 +32745,7 @@
         </w:tc>
         <w:tc>
           <w:tcPr>
-            <w:tcW w:type="dxa" w:w="864"/>
+            <w:tcW w:type="dxa" w:w="1141"/>
           </w:tcPr>
           <w:p>
             <w:r>
@@ -32766,7 +32758,7 @@
         </w:tc>
         <w:tc>
           <w:tcPr>
-            <w:tcW w:type="dxa" w:w="864"/>
+            <w:tcW w:type="dxa" w:w="1141"/>
           </w:tcPr>
           <w:p>
             <w:r>
@@ -32781,7 +32773,7 @@
       <w:tr>
         <w:tc>
           <w:tcPr>
-            <w:tcW w:type="dxa" w:w="864"/>
+            <w:tcW w:type="dxa" w:w="1141"/>
           </w:tcPr>
           <w:p>
             <w:r>
@@ -32794,7 +32786,7 @@
         </w:tc>
         <w:tc>
           <w:tcPr>
-            <w:tcW w:type="dxa" w:w="864"/>
+            <w:tcW w:type="dxa" w:w="1141"/>
           </w:tcPr>
           <w:p>
             <w:r>
@@ -32807,7 +32799,7 @@
         </w:tc>
         <w:tc>
           <w:tcPr>
-            <w:tcW w:type="dxa" w:w="864"/>
+            <w:tcW w:type="dxa" w:w="1141"/>
           </w:tcPr>
           <w:p>
             <w:r>
@@ -32820,7 +32812,7 @@
         </w:tc>
         <w:tc>
           <w:tcPr>
-            <w:tcW w:type="dxa" w:w="864"/>
+            <w:tcW w:type="dxa" w:w="1141"/>
           </w:tcPr>
           <w:p>
             <w:r>
@@ -32833,7 +32825,7 @@
         </w:tc>
         <w:tc>
           <w:tcPr>
-            <w:tcW w:type="dxa" w:w="864"/>
+            <w:tcW w:type="dxa" w:w="1141"/>
           </w:tcPr>
           <w:p>
             <w:r>
@@ -32846,7 +32838,7 @@
         </w:tc>
         <w:tc>
           <w:tcPr>
-            <w:tcW w:type="dxa" w:w="864"/>
+            <w:tcW w:type="dxa" w:w="1141"/>
           </w:tcPr>
           <w:p>
             <w:r>
@@ -32859,7 +32851,7 @@
         </w:tc>
         <w:tc>
           <w:tcPr>
-            <w:tcW w:type="dxa" w:w="864"/>
+            <w:tcW w:type="dxa" w:w="1141"/>
           </w:tcPr>
           <w:p>
             <w:r>
@@ -32872,7 +32864,7 @@
         </w:tc>
         <w:tc>
           <w:tcPr>
-            <w:tcW w:type="dxa" w:w="864"/>
+            <w:tcW w:type="dxa" w:w="1141"/>
           </w:tcPr>
           <w:p>
             <w:r>
@@ -32885,7 +32877,7 @@
         </w:tc>
         <w:tc>
           <w:tcPr>
-            <w:tcW w:type="dxa" w:w="864"/>
+            <w:tcW w:type="dxa" w:w="1141"/>
           </w:tcPr>
           <w:p>
             <w:r>
@@ -32898,7 +32890,7 @@
         </w:tc>
         <w:tc>
           <w:tcPr>
-            <w:tcW w:type="dxa" w:w="864"/>
+            <w:tcW w:type="dxa" w:w="1141"/>
           </w:tcPr>
           <w:p>
             <w:r>
@@ -32911,7 +32903,7 @@
         </w:tc>
         <w:tc>
           <w:tcPr>
-            <w:tcW w:type="dxa" w:w="864"/>
+            <w:tcW w:type="dxa" w:w="1141"/>
           </w:tcPr>
           <w:p>
             <w:r>
@@ -32924,7 +32916,7 @@
         </w:tc>
         <w:tc>
           <w:tcPr>
-            <w:tcW w:type="dxa" w:w="864"/>
+            <w:tcW w:type="dxa" w:w="1141"/>
           </w:tcPr>
           <w:p>
             <w:r>
@@ -32937,7 +32929,7 @@
         </w:tc>
         <w:tc>
           <w:tcPr>
-            <w:tcW w:type="dxa" w:w="864"/>
+            <w:tcW w:type="dxa" w:w="1141"/>
           </w:tcPr>
           <w:p>
             <w:r>
@@ -32952,7 +32944,7 @@
       <w:tr>
         <w:tc>
           <w:tcPr>
-            <w:tcW w:type="dxa" w:w="864"/>
+            <w:tcW w:type="dxa" w:w="1141"/>
           </w:tcPr>
           <w:p>
             <w:r>
@@ -32965,7 +32957,7 @@
         </w:tc>
         <w:tc>
           <w:tcPr>
-            <w:tcW w:type="dxa" w:w="864"/>
+            <w:tcW w:type="dxa" w:w="1141"/>
           </w:tcPr>
           <w:p>
             <w:r>
@@ -32978,7 +32970,7 @@
         </w:tc>
         <w:tc>
           <w:tcPr>
-            <w:tcW w:type="dxa" w:w="864"/>
+            <w:tcW w:type="dxa" w:w="1141"/>
           </w:tcPr>
           <w:p>
             <w:r>
@@ -32991,7 +32983,7 @@
         </w:tc>
         <w:tc>
           <w:tcPr>
-            <w:tcW w:type="dxa" w:w="864"/>
+            <w:tcW w:type="dxa" w:w="1141"/>
           </w:tcPr>
           <w:p>
             <w:r>
@@ -33004,7 +32996,7 @@
         </w:tc>
         <w:tc>
           <w:tcPr>
-            <w:tcW w:type="dxa" w:w="864"/>
+            <w:tcW w:type="dxa" w:w="1141"/>
           </w:tcPr>
           <w:p>
             <w:r>
@@ -33017,7 +33009,7 @@
         </w:tc>
         <w:tc>
           <w:tcPr>
-            <w:tcW w:type="dxa" w:w="864"/>
+            <w:tcW w:type="dxa" w:w="1141"/>
           </w:tcPr>
           <w:p>
             <w:r>
@@ -33030,7 +33022,7 @@
         </w:tc>
         <w:tc>
           <w:tcPr>
-            <w:tcW w:type="dxa" w:w="864"/>
+            <w:tcW w:type="dxa" w:w="1141"/>
           </w:tcPr>
           <w:p>
             <w:r>
@@ -33043,7 +33035,7 @@
         </w:tc>
         <w:tc>
           <w:tcPr>
-            <w:tcW w:type="dxa" w:w="864"/>
+            <w:tcW w:type="dxa" w:w="1141"/>
           </w:tcPr>
           <w:p>
             <w:r>
@@ -33056,7 +33048,7 @@
         </w:tc>
         <w:tc>
           <w:tcPr>
-            <w:tcW w:type="dxa" w:w="864"/>
+            <w:tcW w:type="dxa" w:w="1141"/>
           </w:tcPr>
           <w:p>
             <w:r>
@@ -33069,7 +33061,7 @@
         </w:tc>
         <w:tc>
           <w:tcPr>
-            <w:tcW w:type="dxa" w:w="864"/>
+            <w:tcW w:type="dxa" w:w="1141"/>
           </w:tcPr>
           <w:p>
             <w:r>
@@ -33082,7 +33074,7 @@
         </w:tc>
         <w:tc>
           <w:tcPr>
-            <w:tcW w:type="dxa" w:w="864"/>
+            <w:tcW w:type="dxa" w:w="1141"/>
           </w:tcPr>
           <w:p>
             <w:r>
@@ -33095,7 +33087,7 @@
         </w:tc>
         <w:tc>
           <w:tcPr>
-            <w:tcW w:type="dxa" w:w="864"/>
+            <w:tcW w:type="dxa" w:w="1141"/>
           </w:tcPr>
           <w:p>
             <w:r>
@@ -33108,7 +33100,7 @@
         </w:tc>
         <w:tc>
           <w:tcPr>
-            <w:tcW w:type="dxa" w:w="864"/>
+            <w:tcW w:type="dxa" w:w="1141"/>
           </w:tcPr>
           <w:p>
             <w:r>
@@ -33123,7 +33115,7 @@
       <w:tr>
         <w:tc>
           <w:tcPr>
-            <w:tcW w:type="dxa" w:w="864"/>
+            <w:tcW w:type="dxa" w:w="1141"/>
           </w:tcPr>
           <w:p>
             <w:r>
@@ -33136,7 +33128,7 @@
         </w:tc>
         <w:tc>
           <w:tcPr>
-            <w:tcW w:type="dxa" w:w="864"/>
+            <w:tcW w:type="dxa" w:w="1141"/>
           </w:tcPr>
           <w:p>
             <w:r>
@@ -33149,7 +33141,7 @@
         </w:tc>
         <w:tc>
           <w:tcPr>
-            <w:tcW w:type="dxa" w:w="864"/>
+            <w:tcW w:type="dxa" w:w="1141"/>
           </w:tcPr>
           <w:p>
             <w:r>
@@ -33162,7 +33154,7 @@
         </w:tc>
         <w:tc>
           <w:tcPr>
-            <w:tcW w:type="dxa" w:w="864"/>
+            <w:tcW w:type="dxa" w:w="1141"/>
           </w:tcPr>
           <w:p>
             <w:r>
@@ -33175,7 +33167,7 @@
         </w:tc>
         <w:tc>
           <w:tcPr>
-            <w:tcW w:type="dxa" w:w="864"/>
+            <w:tcW w:type="dxa" w:w="1141"/>
           </w:tcPr>
           <w:p>
             <w:r>
@@ -33188,7 +33180,7 @@
         </w:tc>
         <w:tc>
           <w:tcPr>
-            <w:tcW w:type="dxa" w:w="864"/>
+            <w:tcW w:type="dxa" w:w="1141"/>
           </w:tcPr>
           <w:p>
             <w:r>
@@ -33201,7 +33193,7 @@
         </w:tc>
         <w:tc>
           <w:tcPr>
-            <w:tcW w:type="dxa" w:w="864"/>
+            <w:tcW w:type="dxa" w:w="1141"/>
           </w:tcPr>
           <w:p>
             <w:r>
@@ -33214,7 +33206,7 @@
         </w:tc>
         <w:tc>
           <w:tcPr>
-            <w:tcW w:type="dxa" w:w="864"/>
+            <w:tcW w:type="dxa" w:w="1141"/>
           </w:tcPr>
           <w:p>
             <w:r>
@@ -33227,7 +33219,7 @@
         </w:tc>
         <w:tc>
           <w:tcPr>
-            <w:tcW w:type="dxa" w:w="864"/>
+            <w:tcW w:type="dxa" w:w="1141"/>
           </w:tcPr>
           <w:p>
             <w:r>
@@ -33240,7 +33232,7 @@
         </w:tc>
         <w:tc>
           <w:tcPr>
-            <w:tcW w:type="dxa" w:w="864"/>
+            <w:tcW w:type="dxa" w:w="1141"/>
           </w:tcPr>
           <w:p>
             <w:r>
@@ -33253,7 +33245,7 @@
         </w:tc>
         <w:tc>
           <w:tcPr>
-            <w:tcW w:type="dxa" w:w="864"/>
+            <w:tcW w:type="dxa" w:w="1141"/>
           </w:tcPr>
           <w:p>
             <w:r>
@@ -33266,7 +33258,7 @@
         </w:tc>
         <w:tc>
           <w:tcPr>
-            <w:tcW w:type="dxa" w:w="864"/>
+            <w:tcW w:type="dxa" w:w="1141"/>
           </w:tcPr>
           <w:p>
             <w:r>
@@ -33279,7 +33271,7 @@
         </w:tc>
         <w:tc>
           <w:tcPr>
-            <w:tcW w:type="dxa" w:w="864"/>
+            <w:tcW w:type="dxa" w:w="1141"/>
           </w:tcPr>
           <w:p>
             <w:r>
@@ -33294,7 +33286,7 @@
       <w:tr>
         <w:tc>
           <w:tcPr>
-            <w:tcW w:type="dxa" w:w="864"/>
+            <w:tcW w:type="dxa" w:w="1141"/>
           </w:tcPr>
           <w:p>
             <w:r>
@@ -33307,7 +33299,7 @@
         </w:tc>
         <w:tc>
           <w:tcPr>
-            <w:tcW w:type="dxa" w:w="864"/>
+            <w:tcW w:type="dxa" w:w="1141"/>
           </w:tcPr>
           <w:p>
             <w:r>
@@ -33320,7 +33312,7 @@
         </w:tc>
         <w:tc>
           <w:tcPr>
-            <w:tcW w:type="dxa" w:w="864"/>
+            <w:tcW w:type="dxa" w:w="1141"/>
           </w:tcPr>
           <w:p>
             <w:r>
@@ -33333,7 +33325,7 @@
         </w:tc>
         <w:tc>
           <w:tcPr>
-            <w:tcW w:type="dxa" w:w="864"/>
+            <w:tcW w:type="dxa" w:w="1141"/>
           </w:tcPr>
           <w:p>
             <w:r>
@@ -33346,7 +33338,7 @@
         </w:tc>
         <w:tc>
           <w:tcPr>
-            <w:tcW w:type="dxa" w:w="864"/>
+            <w:tcW w:type="dxa" w:w="1141"/>
           </w:tcPr>
           <w:p>
             <w:r>
@@ -33359,7 +33351,7 @@
         </w:tc>
         <w:tc>
           <w:tcPr>
-            <w:tcW w:type="dxa" w:w="864"/>
+            <w:tcW w:type="dxa" w:w="1141"/>
           </w:tcPr>
           <w:p>
             <w:r>
@@ -33372,7 +33364,7 @@
         </w:tc>
         <w:tc>
           <w:tcPr>
-            <w:tcW w:type="dxa" w:w="864"/>
+            <w:tcW w:type="dxa" w:w="1141"/>
           </w:tcPr>
           <w:p>
             <w:r>
@@ -33385,7 +33377,7 @@
         </w:tc>
         <w:tc>
           <w:tcPr>
-            <w:tcW w:type="dxa" w:w="864"/>
+            <w:tcW w:type="dxa" w:w="1141"/>
           </w:tcPr>
           <w:p>
             <w:r>
@@ -33398,7 +33390,7 @@
         </w:tc>
         <w:tc>
           <w:tcPr>
-            <w:tcW w:type="dxa" w:w="864"/>
+            <w:tcW w:type="dxa" w:w="1141"/>
           </w:tcPr>
           <w:p>
             <w:r>
@@ -33411,7 +33403,7 @@
         </w:tc>
         <w:tc>
           <w:tcPr>
-            <w:tcW w:type="dxa" w:w="864"/>
+            <w:tcW w:type="dxa" w:w="1141"/>
           </w:tcPr>
           <w:p>
             <w:r>
@@ -33424,7 +33416,7 @@
         </w:tc>
         <w:tc>
           <w:tcPr>
-            <w:tcW w:type="dxa" w:w="864"/>
+            <w:tcW w:type="dxa" w:w="1141"/>
           </w:tcPr>
           <w:p>
             <w:r>
@@ -33437,7 +33429,7 @@
         </w:tc>
         <w:tc>
           <w:tcPr>
-            <w:tcW w:type="dxa" w:w="864"/>
+            <w:tcW w:type="dxa" w:w="1141"/>
           </w:tcPr>
           <w:p>
             <w:r>
@@ -33450,7 +33442,7 @@
         </w:tc>
         <w:tc>
           <w:tcPr>
-            <w:tcW w:type="dxa" w:w="864"/>
+            <w:tcW w:type="dxa" w:w="1141"/>
           </w:tcPr>
           <w:p>
             <w:r>
@@ -33465,7 +33457,7 @@
       <w:tr>
         <w:tc>
           <w:tcPr>
-            <w:tcW w:type="dxa" w:w="864"/>
+            <w:tcW w:type="dxa" w:w="1141"/>
           </w:tcPr>
           <w:p>
             <w:r>
@@ -33478,7 +33470,7 @@
         </w:tc>
         <w:tc>
           <w:tcPr>
-            <w:tcW w:type="dxa" w:w="864"/>
+            <w:tcW w:type="dxa" w:w="1141"/>
           </w:tcPr>
           <w:p>
             <w:r>
@@ -33491,7 +33483,7 @@
         </w:tc>
         <w:tc>
           <w:tcPr>
-            <w:tcW w:type="dxa" w:w="864"/>
+            <w:tcW w:type="dxa" w:w="1141"/>
           </w:tcPr>
           <w:p>
             <w:r>
@@ -33504,7 +33496,7 @@
         </w:tc>
         <w:tc>
           <w:tcPr>
-            <w:tcW w:type="dxa" w:w="864"/>
+            <w:tcW w:type="dxa" w:w="1141"/>
           </w:tcPr>
           <w:p>
             <w:r>
@@ -33517,7 +33509,7 @@
         </w:tc>
         <w:tc>
           <w:tcPr>
-            <w:tcW w:type="dxa" w:w="864"/>
+            <w:tcW w:type="dxa" w:w="1141"/>
           </w:tcPr>
           <w:p>
             <w:r>
@@ -33530,7 +33522,7 @@
         </w:tc>
         <w:tc>
           <w:tcPr>
-            <w:tcW w:type="dxa" w:w="864"/>
+            <w:tcW w:type="dxa" w:w="1141"/>
           </w:tcPr>
           <w:p>
             <w:r>
@@ -33543,7 +33535,7 @@
         </w:tc>
         <w:tc>
           <w:tcPr>
-            <w:tcW w:type="dxa" w:w="864"/>
+            <w:tcW w:type="dxa" w:w="1141"/>
           </w:tcPr>
           <w:p>
             <w:r>
@@ -33556,7 +33548,7 @@
         </w:tc>
         <w:tc>
           <w:tcPr>
-            <w:tcW w:type="dxa" w:w="864"/>
+            <w:tcW w:type="dxa" w:w="1141"/>
           </w:tcPr>
           <w:p>
             <w:r>
@@ -33569,7 +33561,7 @@
         </w:tc>
         <w:tc>
           <w:tcPr>
-            <w:tcW w:type="dxa" w:w="864"/>
+            <w:tcW w:type="dxa" w:w="1141"/>
           </w:tcPr>
           <w:p>
             <w:r>
@@ -33582,7 +33574,7 @@
         </w:tc>
         <w:tc>
           <w:tcPr>
-            <w:tcW w:type="dxa" w:w="864"/>
+            <w:tcW w:type="dxa" w:w="1141"/>
           </w:tcPr>
           <w:p>
             <w:r>
@@ -33595,7 +33587,7 @@
         </w:tc>
         <w:tc>
           <w:tcPr>
-            <w:tcW w:type="dxa" w:w="864"/>
+            <w:tcW w:type="dxa" w:w="1141"/>
           </w:tcPr>
           <w:p>
             <w:r>
@@ -33608,7 +33600,7 @@
         </w:tc>
         <w:tc>
           <w:tcPr>
-            <w:tcW w:type="dxa" w:w="864"/>
+            <w:tcW w:type="dxa" w:w="1141"/>
           </w:tcPr>
           <w:p>
             <w:r>
@@ -33621,7 +33613,7 @@
         </w:tc>
         <w:tc>
           <w:tcPr>
-            <w:tcW w:type="dxa" w:w="864"/>
+            <w:tcW w:type="dxa" w:w="1141"/>
           </w:tcPr>
           <w:p>
             <w:r>
@@ -33636,7 +33628,7 @@
       <w:tr>
         <w:tc>
           <w:tcPr>
-            <w:tcW w:type="dxa" w:w="864"/>
+            <w:tcW w:type="dxa" w:w="1141"/>
           </w:tcPr>
           <w:p>
             <w:r>
@@ -33649,7 +33641,7 @@
         </w:tc>
         <w:tc>
           <w:tcPr>
-            <w:tcW w:type="dxa" w:w="864"/>
+            <w:tcW w:type="dxa" w:w="1141"/>
           </w:tcPr>
           <w:p>
             <w:r>
@@ -33662,7 +33654,7 @@
         </w:tc>
         <w:tc>
           <w:tcPr>
-            <w:tcW w:type="dxa" w:w="864"/>
+            <w:tcW w:type="dxa" w:w="1141"/>
           </w:tcPr>
           <w:p>
             <w:r>
@@ -33675,7 +33667,7 @@
         </w:tc>
         <w:tc>
           <w:tcPr>
-            <w:tcW w:type="dxa" w:w="864"/>
+            <w:tcW w:type="dxa" w:w="1141"/>
           </w:tcPr>
           <w:p>
             <w:r>
@@ -33688,7 +33680,7 @@
         </w:tc>
         <w:tc>
           <w:tcPr>
-            <w:tcW w:type="dxa" w:w="864"/>
+            <w:tcW w:type="dxa" w:w="1141"/>
           </w:tcPr>
           <w:p>
             <w:r>
@@ -33701,7 +33693,7 @@
         </w:tc>
         <w:tc>
           <w:tcPr>
-            <w:tcW w:type="dxa" w:w="864"/>
+            <w:tcW w:type="dxa" w:w="1141"/>
           </w:tcPr>
           <w:p>
             <w:r>
@@ -33714,7 +33706,7 @@
         </w:tc>
         <w:tc>
           <w:tcPr>
-            <w:tcW w:type="dxa" w:w="864"/>
+            <w:tcW w:type="dxa" w:w="1141"/>
           </w:tcPr>
           <w:p>
             <w:r>
@@ -33727,7 +33719,7 @@
         </w:tc>
         <w:tc>
           <w:tcPr>
-            <w:tcW w:type="dxa" w:w="864"/>
+            <w:tcW w:type="dxa" w:w="1141"/>
           </w:tcPr>
           <w:p>
             <w:r>
@@ -33740,7 +33732,7 @@
         </w:tc>
         <w:tc>
           <w:tcPr>
-            <w:tcW w:type="dxa" w:w="864"/>
+            <w:tcW w:type="dxa" w:w="1141"/>
           </w:tcPr>
           <w:p>
             <w:r>
@@ -33753,7 +33745,7 @@
         </w:tc>
         <w:tc>
           <w:tcPr>
-            <w:tcW w:type="dxa" w:w="864"/>
+            <w:tcW w:type="dxa" w:w="1141"/>
           </w:tcPr>
           <w:p>
             <w:r>
@@ -33766,7 +33758,7 @@
         </w:tc>
         <w:tc>
           <w:tcPr>
-            <w:tcW w:type="dxa" w:w="864"/>
+            <w:tcW w:type="dxa" w:w="1141"/>
           </w:tcPr>
           <w:p>
             <w:r>
@@ -33779,7 +33771,7 @@
         </w:tc>
         <w:tc>
           <w:tcPr>
-            <w:tcW w:type="dxa" w:w="864"/>
+            <w:tcW w:type="dxa" w:w="1141"/>
           </w:tcPr>
           <w:p>
             <w:r>
@@ -33792,7 +33784,7 @@
         </w:tc>
         <w:tc>
           <w:tcPr>
-            <w:tcW w:type="dxa" w:w="864"/>
+            <w:tcW w:type="dxa" w:w="1141"/>
           </w:tcPr>
           <w:p>
             <w:r>
@@ -33807,7 +33799,7 @@
       <w:tr>
         <w:tc>
           <w:tcPr>
-            <w:tcW w:type="dxa" w:w="864"/>
+            <w:tcW w:type="dxa" w:w="1141"/>
           </w:tcPr>
           <w:p>
             <w:r>
@@ -33820,7 +33812,7 @@
         </w:tc>
         <w:tc>
           <w:tcPr>
-            <w:tcW w:type="dxa" w:w="864"/>
+            <w:tcW w:type="dxa" w:w="1141"/>
           </w:tcPr>
           <w:p>
             <w:r>
@@ -33833,7 +33825,7 @@
         </w:tc>
         <w:tc>
           <w:tcPr>
-            <w:tcW w:type="dxa" w:w="864"/>
+            <w:tcW w:type="dxa" w:w="1141"/>
           </w:tcPr>
           <w:p>
             <w:r>
@@ -33846,7 +33838,7 @@
         </w:tc>
         <w:tc>
           <w:tcPr>
-            <w:tcW w:type="dxa" w:w="864"/>
+            <w:tcW w:type="dxa" w:w="1141"/>
           </w:tcPr>
           <w:p>
             <w:r>
@@ -33859,7 +33851,7 @@
         </w:tc>
         <w:tc>
           <w:tcPr>
-            <w:tcW w:type="dxa" w:w="864"/>
+            <w:tcW w:type="dxa" w:w="1141"/>
           </w:tcPr>
           <w:p>
             <w:r>
@@ -33872,7 +33864,7 @@
         </w:tc>
         <w:tc>
           <w:tcPr>
-            <w:tcW w:type="dxa" w:w="864"/>
+            <w:tcW w:type="dxa" w:w="1141"/>
           </w:tcPr>
           <w:p>
             <w:r>
@@ -33885,7 +33877,7 @@
         </w:tc>
         <w:tc>
           <w:tcPr>
-            <w:tcW w:type="dxa" w:w="864"/>
+            <w:tcW w:type="dxa" w:w="1141"/>
           </w:tcPr>
           <w:p>
             <w:r>
@@ -33898,7 +33890,7 @@
         </w:tc>
         <w:tc>
           <w:tcPr>
-            <w:tcW w:type="dxa" w:w="864"/>
+            <w:tcW w:type="dxa" w:w="1141"/>
           </w:tcPr>
           <w:p>
             <w:r>
@@ -33911,7 +33903,7 @@
         </w:tc>
         <w:tc>
           <w:tcPr>
-            <w:tcW w:type="dxa" w:w="864"/>
+            <w:tcW w:type="dxa" w:w="1141"/>
           </w:tcPr>
           <w:p>
             <w:r>
@@ -33924,7 +33916,7 @@
         </w:tc>
         <w:tc>
           <w:tcPr>
-            <w:tcW w:type="dxa" w:w="864"/>
+            <w:tcW w:type="dxa" w:w="1141"/>
           </w:tcPr>
           <w:p>
             <w:r>
@@ -33937,7 +33929,7 @@
         </w:tc>
         <w:tc>
           <w:tcPr>
-            <w:tcW w:type="dxa" w:w="864"/>
+            <w:tcW w:type="dxa" w:w="1141"/>
           </w:tcPr>
           <w:p>
             <w:r>
@@ -33950,7 +33942,7 @@
         </w:tc>
         <w:tc>
           <w:tcPr>
-            <w:tcW w:type="dxa" w:w="864"/>
+            <w:tcW w:type="dxa" w:w="1141"/>
           </w:tcPr>
           <w:p>
             <w:r>
@@ -33963,7 +33955,7 @@
         </w:tc>
         <w:tc>
           <w:tcPr>
-            <w:tcW w:type="dxa" w:w="864"/>
+            <w:tcW w:type="dxa" w:w="1141"/>
           </w:tcPr>
           <w:p>
             <w:r>
@@ -33978,7 +33970,7 @@
       <w:tr>
         <w:tc>
           <w:tcPr>
-            <w:tcW w:type="dxa" w:w="864"/>
+            <w:tcW w:type="dxa" w:w="1141"/>
           </w:tcPr>
           <w:p>
             <w:r>
@@ -33991,7 +33983,7 @@
         </w:tc>
         <w:tc>
           <w:tcPr>
-            <w:tcW w:type="dxa" w:w="864"/>
+            <w:tcW w:type="dxa" w:w="1141"/>
           </w:tcPr>
           <w:p>
             <w:r>
@@ -34004,7 +33996,7 @@
         </w:tc>
         <w:tc>
           <w:tcPr>
-            <w:tcW w:type="dxa" w:w="864"/>
+            <w:tcW w:type="dxa" w:w="1141"/>
           </w:tcPr>
           <w:p>
             <w:r>
@@ -34017,7 +34009,7 @@
         </w:tc>
         <w:tc>
           <w:tcPr>
-            <w:tcW w:type="dxa" w:w="864"/>
+            <w:tcW w:type="dxa" w:w="1141"/>
           </w:tcPr>
           <w:p>
             <w:r>
@@ -34030,7 +34022,7 @@
         </w:tc>
         <w:tc>
           <w:tcPr>
-            <w:tcW w:type="dxa" w:w="864"/>
+            <w:tcW w:type="dxa" w:w="1141"/>
           </w:tcPr>
           <w:p>
             <w:r>
@@ -34043,7 +34035,7 @@
         </w:tc>
         <w:tc>
           <w:tcPr>
-            <w:tcW w:type="dxa" w:w="864"/>
+            <w:tcW w:type="dxa" w:w="1141"/>
           </w:tcPr>
           <w:p>
             <w:r>
@@ -34056,7 +34048,7 @@
         </w:tc>
         <w:tc>
           <w:tcPr>
-            <w:tcW w:type="dxa" w:w="864"/>
+            <w:tcW w:type="dxa" w:w="1141"/>
           </w:tcPr>
           <w:p>
             <w:r>
@@ -34069,7 +34061,7 @@
         </w:tc>
         <w:tc>
           <w:tcPr>
-            <w:tcW w:type="dxa" w:w="864"/>
+            <w:tcW w:type="dxa" w:w="1141"/>
           </w:tcPr>
           <w:p>
             <w:r>
@@ -34082,7 +34074,7 @@
         </w:tc>
         <w:tc>
           <w:tcPr>
-            <w:tcW w:type="dxa" w:w="864"/>
+            <w:tcW w:type="dxa" w:w="1141"/>
           </w:tcPr>
           <w:p>
             <w:r>
@@ -34095,7 +34087,7 @@
         </w:tc>
         <w:tc>
           <w:tcPr>
-            <w:tcW w:type="dxa" w:w="864"/>
+            <w:tcW w:type="dxa" w:w="1141"/>
           </w:tcPr>
           <w:p>
             <w:r>
@@ -34108,7 +34100,7 @@
         </w:tc>
         <w:tc>
           <w:tcPr>
-            <w:tcW w:type="dxa" w:w="864"/>
+            <w:tcW w:type="dxa" w:w="1141"/>
           </w:tcPr>
           <w:p>
             <w:r>
@@ -34121,7 +34113,7 @@
         </w:tc>
         <w:tc>
           <w:tcPr>
-            <w:tcW w:type="dxa" w:w="864"/>
+            <w:tcW w:type="dxa" w:w="1141"/>
           </w:tcPr>
           <w:p>
             <w:r>
@@ -34134,7 +34126,7 @@
         </w:tc>
         <w:tc>
           <w:tcPr>
-            <w:tcW w:type="dxa" w:w="864"/>
+            <w:tcW w:type="dxa" w:w="1141"/>
           </w:tcPr>
           <w:p>
             <w:r>
@@ -34149,7 +34141,7 @@
       <w:tr>
         <w:tc>
           <w:tcPr>
-            <w:tcW w:type="dxa" w:w="864"/>
+            <w:tcW w:type="dxa" w:w="1141"/>
           </w:tcPr>
           <w:p>
             <w:r>
@@ -34162,7 +34154,7 @@
         </w:tc>
         <w:tc>
           <w:tcPr>
-            <w:tcW w:type="dxa" w:w="864"/>
+            <w:tcW w:type="dxa" w:w="1141"/>
           </w:tcPr>
           <w:p>
             <w:r>
@@ -34175,7 +34167,7 @@
         </w:tc>
         <w:tc>
           <w:tcPr>
-            <w:tcW w:type="dxa" w:w="864"/>
+            <w:tcW w:type="dxa" w:w="1141"/>
           </w:tcPr>
           <w:p>
             <w:r>
@@ -34188,7 +34180,7 @@
         </w:tc>
         <w:tc>
           <w:tcPr>
-            <w:tcW w:type="dxa" w:w="864"/>
+            <w:tcW w:type="dxa" w:w="1141"/>
           </w:tcPr>
           <w:p>
             <w:r>
@@ -34201,7 +34193,7 @@
         </w:tc>
         <w:tc>
           <w:tcPr>
-            <w:tcW w:type="dxa" w:w="864"/>
+            <w:tcW w:type="dxa" w:w="1141"/>
           </w:tcPr>
           <w:p>
             <w:r>
@@ -34214,7 +34206,7 @@
         </w:tc>
         <w:tc>
           <w:tcPr>
-            <w:tcW w:type="dxa" w:w="864"/>
+            <w:tcW w:type="dxa" w:w="1141"/>
           </w:tcPr>
           <w:p>
             <w:r>
@@ -34227,7 +34219,7 @@
         </w:tc>
         <w:tc>
           <w:tcPr>
-            <w:tcW w:type="dxa" w:w="864"/>
+            <w:tcW w:type="dxa" w:w="1141"/>
           </w:tcPr>
           <w:p>
             <w:r>
@@ -34240,7 +34232,7 @@
         </w:tc>
         <w:tc>
           <w:tcPr>
-            <w:tcW w:type="dxa" w:w="864"/>
+            <w:tcW w:type="dxa" w:w="1141"/>
           </w:tcPr>
           <w:p>
             <w:r>
@@ -34253,7 +34245,7 @@
         </w:tc>
         <w:tc>
           <w:tcPr>
-            <w:tcW w:type="dxa" w:w="864"/>
+            <w:tcW w:type="dxa" w:w="1141"/>
           </w:tcPr>
           <w:p>
             <w:r>
@@ -34266,7 +34258,7 @@
         </w:tc>
         <w:tc>
           <w:tcPr>
-            <w:tcW w:type="dxa" w:w="864"/>
+            <w:tcW w:type="dxa" w:w="1141"/>
           </w:tcPr>
           <w:p>
             <w:r>
@@ -34279,7 +34271,7 @@
         </w:tc>
         <w:tc>
           <w:tcPr>
-            <w:tcW w:type="dxa" w:w="864"/>
+            <w:tcW w:type="dxa" w:w="1141"/>
           </w:tcPr>
           <w:p>
             <w:r>
@@ -34292,7 +34284,7 @@
         </w:tc>
         <w:tc>
           <w:tcPr>
-            <w:tcW w:type="dxa" w:w="864"/>
+            <w:tcW w:type="dxa" w:w="1141"/>
           </w:tcPr>
           <w:p>
             <w:r>
@@ -34305,7 +34297,7 @@
         </w:tc>
         <w:tc>
           <w:tcPr>
-            <w:tcW w:type="dxa" w:w="864"/>
+            <w:tcW w:type="dxa" w:w="1141"/>
           </w:tcPr>
           <w:p>
             <w:r>
@@ -34320,7 +34312,7 @@
       <w:tr>
         <w:tc>
           <w:tcPr>
-            <w:tcW w:type="dxa" w:w="864"/>
+            <w:tcW w:type="dxa" w:w="1141"/>
           </w:tcPr>
           <w:p>
             <w:r>
@@ -34333,7 +34325,7 @@
         </w:tc>
         <w:tc>
           <w:tcPr>
-            <w:tcW w:type="dxa" w:w="864"/>
+            <w:tcW w:type="dxa" w:w="1141"/>
           </w:tcPr>
           <w:p>
             <w:r>
@@ -34346,7 +34338,7 @@
         </w:tc>
         <w:tc>
           <w:tcPr>
-            <w:tcW w:type="dxa" w:w="864"/>
+            <w:tcW w:type="dxa" w:w="1141"/>
           </w:tcPr>
           <w:p>
             <w:r>
@@ -34359,7 +34351,7 @@
         </w:tc>
         <w:tc>
           <w:tcPr>
-            <w:tcW w:type="dxa" w:w="864"/>
+            <w:tcW w:type="dxa" w:w="1141"/>
           </w:tcPr>
           <w:p>
             <w:r>
@@ -34372,7 +34364,7 @@
         </w:tc>
         <w:tc>
           <w:tcPr>
-            <w:tcW w:type="dxa" w:w="864"/>
+            <w:tcW w:type="dxa" w:w="1141"/>
           </w:tcPr>
           <w:p>
             <w:r>
@@ -34385,7 +34377,7 @@
         </w:tc>
         <w:tc>
           <w:tcPr>
-            <w:tcW w:type="dxa" w:w="864"/>
+            <w:tcW w:type="dxa" w:w="1141"/>
           </w:tcPr>
           <w:p>
             <w:r>
@@ -34398,7 +34390,7 @@
         </w:tc>
         <w:tc>
           <w:tcPr>
-            <w:tcW w:type="dxa" w:w="864"/>
+            <w:tcW w:type="dxa" w:w="1141"/>
           </w:tcPr>
           <w:p>
             <w:r>
@@ -34411,7 +34403,7 @@
         </w:tc>
         <w:tc>
           <w:tcPr>
-            <w:tcW w:type="dxa" w:w="864"/>
+            <w:tcW w:type="dxa" w:w="1141"/>
           </w:tcPr>
           <w:p>
             <w:r>
@@ -34424,7 +34416,7 @@
         </w:tc>
         <w:tc>
           <w:tcPr>
-            <w:tcW w:type="dxa" w:w="864"/>
+            <w:tcW w:type="dxa" w:w="1141"/>
           </w:tcPr>
           <w:p>
             <w:r>
@@ -34437,7 +34429,7 @@
         </w:tc>
         <w:tc>
           <w:tcPr>
-            <w:tcW w:type="dxa" w:w="864"/>
+            <w:tcW w:type="dxa" w:w="1141"/>
           </w:tcPr>
           <w:p>
             <w:r>
@@ -34450,7 +34442,7 @@
         </w:tc>
         <w:tc>
           <w:tcPr>
-            <w:tcW w:type="dxa" w:w="864"/>
+            <w:tcW w:type="dxa" w:w="1141"/>
           </w:tcPr>
           <w:p>
             <w:r>
@@ -34463,7 +34455,7 @@
         </w:tc>
         <w:tc>
           <w:tcPr>
-            <w:tcW w:type="dxa" w:w="864"/>
+            <w:tcW w:type="dxa" w:w="1141"/>
           </w:tcPr>
           <w:p>
             <w:r>
@@ -34476,7 +34468,7 @@
         </w:tc>
         <w:tc>
           <w:tcPr>
-            <w:tcW w:type="dxa" w:w="864"/>
+            <w:tcW w:type="dxa" w:w="1141"/>
           </w:tcPr>
           <w:p>
             <w:r>
@@ -34491,7 +34483,7 @@
       <w:tr>
         <w:tc>
           <w:tcPr>
-            <w:tcW w:type="dxa" w:w="864"/>
+            <w:tcW w:type="dxa" w:w="1141"/>
           </w:tcPr>
           <w:p>
             <w:r>
@@ -34504,7 +34496,7 @@
         </w:tc>
         <w:tc>
           <w:tcPr>
-            <w:tcW w:type="dxa" w:w="864"/>
+            <w:tcW w:type="dxa" w:w="1141"/>
           </w:tcPr>
           <w:p>
             <w:r>
@@ -34517,7 +34509,7 @@
         </w:tc>
         <w:tc>
           <w:tcPr>
-            <w:tcW w:type="dxa" w:w="864"/>
+            <w:tcW w:type="dxa" w:w="1141"/>
           </w:tcPr>
           <w:p>
             <w:r>
@@ -34530,7 +34522,7 @@
         </w:tc>
         <w:tc>
           <w:tcPr>
-            <w:tcW w:type="dxa" w:w="864"/>
+            <w:tcW w:type="dxa" w:w="1141"/>
           </w:tcPr>
           <w:p>
             <w:r>
@@ -34543,7 +34535,7 @@
         </w:tc>
         <w:tc>
           <w:tcPr>
-            <w:tcW w:type="dxa" w:w="864"/>
+            <w:tcW w:type="dxa" w:w="1141"/>
           </w:tcPr>
           <w:p>
             <w:r>
@@ -34556,7 +34548,7 @@
         </w:tc>
         <w:tc>
           <w:tcPr>
-            <w:tcW w:type="dxa" w:w="864"/>
+            <w:tcW w:type="dxa" w:w="1141"/>
           </w:tcPr>
           <w:p>
             <w:r>
@@ -34569,7 +34561,7 @@
         </w:tc>
         <w:tc>
           <w:tcPr>
-            <w:tcW w:type="dxa" w:w="864"/>
+            <w:tcW w:type="dxa" w:w="1141"/>
           </w:tcPr>
           <w:p>
             <w:r>
@@ -34582,7 +34574,7 @@
         </w:tc>
         <w:tc>
           <w:tcPr>
-            <w:tcW w:type="dxa" w:w="864"/>
+            <w:tcW w:type="dxa" w:w="1141"/>
           </w:tcPr>
           <w:p>
             <w:r>
@@ -34595,7 +34587,7 @@
         </w:tc>
         <w:tc>
           <w:tcPr>
-            <w:tcW w:type="dxa" w:w="864"/>
+            <w:tcW w:type="dxa" w:w="1141"/>
           </w:tcPr>
           <w:p>
             <w:r>
@@ -34608,7 +34600,7 @@
         </w:tc>
         <w:tc>
           <w:tcPr>
-            <w:tcW w:type="dxa" w:w="864"/>
+            <w:tcW w:type="dxa" w:w="1141"/>
           </w:tcPr>
           <w:p>
             <w:r>
@@ -34621,7 +34613,7 @@
         </w:tc>
         <w:tc>
           <w:tcPr>
-            <w:tcW w:type="dxa" w:w="864"/>
+            <w:tcW w:type="dxa" w:w="1141"/>
           </w:tcPr>
           <w:p>
             <w:r>
@@ -34634,7 +34626,7 @@
         </w:tc>
         <w:tc>
           <w:tcPr>
-            <w:tcW w:type="dxa" w:w="864"/>
+            <w:tcW w:type="dxa" w:w="1141"/>
           </w:tcPr>
           <w:p>
             <w:r>
@@ -34647,7 +34639,7 @@
         </w:tc>
         <w:tc>
           <w:tcPr>
-            <w:tcW w:type="dxa" w:w="864"/>
+            <w:tcW w:type="dxa" w:w="1141"/>
           </w:tcPr>
           <w:p>
             <w:r>
@@ -34662,7 +34654,7 @@
       <w:tr>
         <w:tc>
           <w:tcPr>
-            <w:tcW w:type="dxa" w:w="864"/>
+            <w:tcW w:type="dxa" w:w="1141"/>
           </w:tcPr>
           <w:p>
             <w:r>
@@ -34675,7 +34667,7 @@
         </w:tc>
         <w:tc>
           <w:tcPr>
-            <w:tcW w:type="dxa" w:w="864"/>
+            <w:tcW w:type="dxa" w:w="1141"/>
           </w:tcPr>
           <w:p>
             <w:r>
@@ -34688,7 +34680,7 @@
         </w:tc>
         <w:tc>
           <w:tcPr>
-            <w:tcW w:type="dxa" w:w="864"/>
+            <w:tcW w:type="dxa" w:w="1141"/>
           </w:tcPr>
           <w:p>
             <w:r>
@@ -34701,7 +34693,7 @@
         </w:tc>
         <w:tc>
           <w:tcPr>
-            <w:tcW w:type="dxa" w:w="864"/>
+            <w:tcW w:type="dxa" w:w="1141"/>
           </w:tcPr>
           <w:p>
             <w:r>
@@ -34714,7 +34706,7 @@
         </w:tc>
         <w:tc>
           <w:tcPr>
-            <w:tcW w:type="dxa" w:w="864"/>
+            <w:tcW w:type="dxa" w:w="1141"/>
           </w:tcPr>
           <w:p>
             <w:r>
@@ -34727,7 +34719,7 @@
         </w:tc>
         <w:tc>
           <w:tcPr>
-            <w:tcW w:type="dxa" w:w="864"/>
+            <w:tcW w:type="dxa" w:w="1141"/>
           </w:tcPr>
           <w:p>
             <w:r>
@@ -34740,7 +34732,7 @@
         </w:tc>
         <w:tc>
           <w:tcPr>
-            <w:tcW w:type="dxa" w:w="864"/>
+            <w:tcW w:type="dxa" w:w="1141"/>
           </w:tcPr>
           <w:p>
             <w:r>
@@ -34753,7 +34745,7 @@
         </w:tc>
         <w:tc>
           <w:tcPr>
-            <w:tcW w:type="dxa" w:w="864"/>
+            <w:tcW w:type="dxa" w:w="1141"/>
           </w:tcPr>
           <w:p>
             <w:r>
@@ -34766,7 +34758,7 @@
         </w:tc>
         <w:tc>
           <w:tcPr>
-            <w:tcW w:type="dxa" w:w="864"/>
+            <w:tcW w:type="dxa" w:w="1141"/>
           </w:tcPr>
           <w:p>
             <w:r>
@@ -34779,7 +34771,7 @@
         </w:tc>
         <w:tc>
           <w:tcPr>
-            <w:tcW w:type="dxa" w:w="864"/>
+            <w:tcW w:type="dxa" w:w="1141"/>
           </w:tcPr>
           <w:p>
             <w:r>
@@ -34792,7 +34784,7 @@
         </w:tc>
         <w:tc>
           <w:tcPr>
-            <w:tcW w:type="dxa" w:w="864"/>
+            <w:tcW w:type="dxa" w:w="1141"/>
           </w:tcPr>
           <w:p>
             <w:r>
@@ -34805,7 +34797,7 @@
         </w:tc>
         <w:tc>
           <w:tcPr>
-            <w:tcW w:type="dxa" w:w="864"/>
+            <w:tcW w:type="dxa" w:w="1141"/>
           </w:tcPr>
           <w:p>
             <w:r>
@@ -34818,7 +34810,7 @@
         </w:tc>
         <w:tc>
           <w:tcPr>
-            <w:tcW w:type="dxa" w:w="864"/>
+            <w:tcW w:type="dxa" w:w="1141"/>
           </w:tcPr>
           <w:p>
             <w:r>
@@ -34833,7 +34825,7 @@
       <w:tr>
         <w:tc>
           <w:tcPr>
-            <w:tcW w:type="dxa" w:w="864"/>
+            <w:tcW w:type="dxa" w:w="1141"/>
           </w:tcPr>
           <w:p>
             <w:r>
@@ -34846,7 +34838,7 @@
         </w:tc>
         <w:tc>
           <w:tcPr>
-            <w:tcW w:type="dxa" w:w="864"/>
+            <w:tcW w:type="dxa" w:w="1141"/>
           </w:tcPr>
           <w:p>
             <w:r>
@@ -34859,7 +34851,7 @@
         </w:tc>
         <w:tc>
           <w:tcPr>
-            <w:tcW w:type="dxa" w:w="864"/>
+            <w:tcW w:type="dxa" w:w="1141"/>
           </w:tcPr>
           <w:p>
             <w:r>
@@ -34872,7 +34864,7 @@
         </w:tc>
         <w:tc>
           <w:tcPr>
-            <w:tcW w:type="dxa" w:w="864"/>
+            <w:tcW w:type="dxa" w:w="1141"/>
           </w:tcPr>
           <w:p>
             <w:r>
@@ -34885,7 +34877,7 @@
         </w:tc>
         <w:tc>
           <w:tcPr>
-            <w:tcW w:type="dxa" w:w="864"/>
+            <w:tcW w:type="dxa" w:w="1141"/>
           </w:tcPr>
           <w:p>
             <w:r>
@@ -34898,7 +34890,7 @@
         </w:tc>
         <w:tc>
           <w:tcPr>
-            <w:tcW w:type="dxa" w:w="864"/>
+            <w:tcW w:type="dxa" w:w="1141"/>
           </w:tcPr>
           <w:p>
             <w:r>
@@ -34911,7 +34903,7 @@
         </w:tc>
         <w:tc>
           <w:tcPr>
-            <w:tcW w:type="dxa" w:w="864"/>
+            <w:tcW w:type="dxa" w:w="1141"/>
           </w:tcPr>
           <w:p>
             <w:r>
@@ -34924,7 +34916,7 @@
         </w:tc>
         <w:tc>
           <w:tcPr>
-            <w:tcW w:type="dxa" w:w="864"/>
+            <w:tcW w:type="dxa" w:w="1141"/>
           </w:tcPr>
           <w:p>
             <w:r>
@@ -34937,7 +34929,7 @@
         </w:tc>
         <w:tc>
           <w:tcPr>
-            <w:tcW w:type="dxa" w:w="864"/>
+            <w:tcW w:type="dxa" w:w="1141"/>
           </w:tcPr>
           <w:p>
             <w:r>
@@ -34950,7 +34942,7 @@
         </w:tc>
         <w:tc>
           <w:tcPr>
-            <w:tcW w:type="dxa" w:w="864"/>
+            <w:tcW w:type="dxa" w:w="1141"/>
           </w:tcPr>
           <w:p>
             <w:r>
@@ -34963,7 +34955,7 @@
         </w:tc>
         <w:tc>
           <w:tcPr>
-            <w:tcW w:type="dxa" w:w="864"/>
+            <w:tcW w:type="dxa" w:w="1141"/>
           </w:tcPr>
           <w:p>
             <w:r>
@@ -34976,7 +34968,7 @@
         </w:tc>
         <w:tc>
           <w:tcPr>
-            <w:tcW w:type="dxa" w:w="864"/>
+            <w:tcW w:type="dxa" w:w="1141"/>
           </w:tcPr>
           <w:p>
             <w:r>
@@ -34989,7 +34981,7 @@
         </w:tc>
         <w:tc>
           <w:tcPr>
-            <w:tcW w:type="dxa" w:w="864"/>
+            <w:tcW w:type="dxa" w:w="1141"/>
           </w:tcPr>
           <w:p>
             <w:r>
@@ -35004,7 +34996,7 @@
       <w:tr>
         <w:tc>
           <w:tcPr>
-            <w:tcW w:type="dxa" w:w="864"/>
+            <w:tcW w:type="dxa" w:w="1141"/>
           </w:tcPr>
           <w:p>
             <w:r>
@@ -35017,7 +35009,7 @@
         </w:tc>
         <w:tc>
           <w:tcPr>
-            <w:tcW w:type="dxa" w:w="864"/>
+            <w:tcW w:type="dxa" w:w="1141"/>
           </w:tcPr>
           <w:p>
             <w:r>
@@ -35030,7 +35022,7 @@
         </w:tc>
         <w:tc>
           <w:tcPr>
-            <w:tcW w:type="dxa" w:w="864"/>
+            <w:tcW w:type="dxa" w:w="1141"/>
           </w:tcPr>
           <w:p>
             <w:r>
@@ -35043,7 +35035,7 @@
         </w:tc>
         <w:tc>
           <w:tcPr>
-            <w:tcW w:type="dxa" w:w="864"/>
+            <w:tcW w:type="dxa" w:w="1141"/>
           </w:tcPr>
           <w:p>
             <w:r>
@@ -35056,7 +35048,7 @@
         </w:tc>
         <w:tc>
           <w:tcPr>
-            <w:tcW w:type="dxa" w:w="864"/>
+            <w:tcW w:type="dxa" w:w="1141"/>
           </w:tcPr>
           <w:p>
             <w:r>
@@ -35069,7 +35061,7 @@
         </w:tc>
         <w:tc>
           <w:tcPr>
-            <w:tcW w:type="dxa" w:w="864"/>
+            <w:tcW w:type="dxa" w:w="1141"/>
           </w:tcPr>
           <w:p>
             <w:r>
@@ -35082,7 +35074,7 @@
         </w:tc>
         <w:tc>
           <w:tcPr>
-            <w:tcW w:type="dxa" w:w="864"/>
+            <w:tcW w:type="dxa" w:w="1141"/>
           </w:tcPr>
           <w:p>
             <w:r>
@@ -35095,7 +35087,7 @@
         </w:tc>
         <w:tc>
           <w:tcPr>
-            <w:tcW w:type="dxa" w:w="864"/>
+            <w:tcW w:type="dxa" w:w="1141"/>
           </w:tcPr>
           <w:p>
             <w:r>
@@ -35108,7 +35100,7 @@
         </w:tc>
         <w:tc>
           <w:tcPr>
-            <w:tcW w:type="dxa" w:w="864"/>
+            <w:tcW w:type="dxa" w:w="1141"/>
           </w:tcPr>
           <w:p>
             <w:r>
@@ -35121,7 +35113,7 @@
         </w:tc>
         <w:tc>
           <w:tcPr>
-            <w:tcW w:type="dxa" w:w="864"/>
+            <w:tcW w:type="dxa" w:w="1141"/>
           </w:tcPr>
           <w:p>
             <w:r>
@@ -35134,7 +35126,7 @@
         </w:tc>
         <w:tc>
           <w:tcPr>
-            <w:tcW w:type="dxa" w:w="864"/>
+            <w:tcW w:type="dxa" w:w="1141"/>
           </w:tcPr>
           <w:p>
             <w:r>
@@ -35147,7 +35139,7 @@
         </w:tc>
         <w:tc>
           <w:tcPr>
-            <w:tcW w:type="dxa" w:w="864"/>
+            <w:tcW w:type="dxa" w:w="1141"/>
           </w:tcPr>
           <w:p>
             <w:r>
@@ -35160,7 +35152,7 @@
         </w:tc>
         <w:tc>
           <w:tcPr>
-            <w:tcW w:type="dxa" w:w="864"/>
+            <w:tcW w:type="dxa" w:w="1141"/>
           </w:tcPr>
           <w:p>
             <w:r>
@@ -35175,7 +35167,7 @@
       <w:tr>
         <w:tc>
           <w:tcPr>
-            <w:tcW w:type="dxa" w:w="864"/>
+            <w:tcW w:type="dxa" w:w="1141"/>
           </w:tcPr>
           <w:p>
             <w:r>
@@ -35188,7 +35180,7 @@
         </w:tc>
         <w:tc>
           <w:tcPr>
-            <w:tcW w:type="dxa" w:w="864"/>
+            <w:tcW w:type="dxa" w:w="1141"/>
           </w:tcPr>
           <w:p>
             <w:r>
@@ -35201,7 +35193,7 @@
         </w:tc>
         <w:tc>
           <w:tcPr>
-            <w:tcW w:type="dxa" w:w="864"/>
+            <w:tcW w:type="dxa" w:w="1141"/>
           </w:tcPr>
           <w:p>
             <w:r>
@@ -35214,7 +35206,7 @@
         </w:tc>
         <w:tc>
           <w:tcPr>
-            <w:tcW w:type="dxa" w:w="864"/>
+            <w:tcW w:type="dxa" w:w="1141"/>
           </w:tcPr>
           <w:p>
             <w:r>
@@ -35227,7 +35219,7 @@
         </w:tc>
         <w:tc>
           <w:tcPr>
-            <w:tcW w:type="dxa" w:w="864"/>
+            <w:tcW w:type="dxa" w:w="1141"/>
           </w:tcPr>
           <w:p>
             <w:r>
@@ -35240,7 +35232,7 @@
         </w:tc>
         <w:tc>
           <w:tcPr>
-            <w:tcW w:type="dxa" w:w="864"/>
+            <w:tcW w:type="dxa" w:w="1141"/>
           </w:tcPr>
           <w:p>
             <w:r>
@@ -35253,7 +35245,7 @@
         </w:tc>
         <w:tc>
           <w:tcPr>
-            <w:tcW w:type="dxa" w:w="864"/>
+            <w:tcW w:type="dxa" w:w="1141"/>
           </w:tcPr>
           <w:p>
             <w:r>
@@ -35266,7 +35258,7 @@
         </w:tc>
         <w:tc>
           <w:tcPr>
-            <w:tcW w:type="dxa" w:w="864"/>
+            <w:tcW w:type="dxa" w:w="1141"/>
           </w:tcPr>
           <w:p>
             <w:r>
@@ -35279,7 +35271,7 @@
         </w:tc>
         <w:tc>
           <w:tcPr>
-            <w:tcW w:type="dxa" w:w="864"/>
+            <w:tcW w:type="dxa" w:w="1141"/>
           </w:tcPr>
           <w:p>
             <w:r>
@@ -35292,7 +35284,7 @@
         </w:tc>
         <w:tc>
           <w:tcPr>
-            <w:tcW w:type="dxa" w:w="864"/>
+            <w:tcW w:type="dxa" w:w="1141"/>
           </w:tcPr>
           <w:p>
             <w:r>
@@ -35305,7 +35297,7 @@
         </w:tc>
         <w:tc>
           <w:tcPr>
-            <w:tcW w:type="dxa" w:w="864"/>
+            <w:tcW w:type="dxa" w:w="1141"/>
           </w:tcPr>
           <w:p>
             <w:r>
@@ -35318,7 +35310,7 @@
         </w:tc>
         <w:tc>
           <w:tcPr>
-            <w:tcW w:type="dxa" w:w="864"/>
+            <w:tcW w:type="dxa" w:w="1141"/>
           </w:tcPr>
           <w:p>
             <w:r>
@@ -35331,7 +35323,7 @@
         </w:tc>
         <w:tc>
           <w:tcPr>
-            <w:tcW w:type="dxa" w:w="864"/>
+            <w:tcW w:type="dxa" w:w="1141"/>
           </w:tcPr>
           <w:p>
             <w:r>
@@ -35346,7 +35338,7 @@
       <w:tr>
         <w:tc>
           <w:tcPr>
-            <w:tcW w:type="dxa" w:w="864"/>
+            <w:tcW w:type="dxa" w:w="1141"/>
           </w:tcPr>
           <w:p>
             <w:r>
@@ -35359,7 +35351,7 @@
         </w:tc>
         <w:tc>
           <w:tcPr>
-            <w:tcW w:type="dxa" w:w="864"/>
+            <w:tcW w:type="dxa" w:w="1141"/>
           </w:tcPr>
           <w:p>
             <w:r>
@@ -35372,7 +35364,7 @@
         </w:tc>
         <w:tc>
           <w:tcPr>
-            <w:tcW w:type="dxa" w:w="864"/>
+            <w:tcW w:type="dxa" w:w="1141"/>
           </w:tcPr>
           <w:p>
             <w:r>
@@ -35385,7 +35377,7 @@
         </w:tc>
         <w:tc>
           <w:tcPr>
-            <w:tcW w:type="dxa" w:w="864"/>
+            <w:tcW w:type="dxa" w:w="1141"/>
           </w:tcPr>
           <w:p>
             <w:r>
@@ -35398,7 +35390,7 @@
         </w:tc>
         <w:tc>
           <w:tcPr>
-            <w:tcW w:type="dxa" w:w="864"/>
+            <w:tcW w:type="dxa" w:w="1141"/>
           </w:tcPr>
           <w:p>
             <w:r>
@@ -35411,7 +35403,7 @@
         </w:tc>
         <w:tc>
           <w:tcPr>
-            <w:tcW w:type="dxa" w:w="864"/>
+            <w:tcW w:type="dxa" w:w="1141"/>
           </w:tcPr>
           <w:p>
             <w:r>
@@ -35424,7 +35416,7 @@
         </w:tc>
         <w:tc>
           <w:tcPr>
-            <w:tcW w:type="dxa" w:w="864"/>
+            <w:tcW w:type="dxa" w:w="1141"/>
           </w:tcPr>
           <w:p>
             <w:r>
@@ -35437,7 +35429,7 @@
         </w:tc>
         <w:tc>
           <w:tcPr>
-            <w:tcW w:type="dxa" w:w="864"/>
+            <w:tcW w:type="dxa" w:w="1141"/>
           </w:tcPr>
           <w:p>
             <w:r>
@@ -35450,7 +35442,7 @@
         </w:tc>
         <w:tc>
           <w:tcPr>
-            <w:tcW w:type="dxa" w:w="864"/>
+            <w:tcW w:type="dxa" w:w="1141"/>
           </w:tcPr>
           <w:p>
             <w:r>
@@ -35463,7 +35455,7 @@
         </w:tc>
         <w:tc>
           <w:tcPr>
-            <w:tcW w:type="dxa" w:w="864"/>
+            <w:tcW w:type="dxa" w:w="1141"/>
           </w:tcPr>
           <w:p>
             <w:r>
@@ -35476,7 +35468,7 @@
         </w:tc>
         <w:tc>
           <w:tcPr>
-            <w:tcW w:type="dxa" w:w="864"/>
+            <w:tcW w:type="dxa" w:w="1141"/>
           </w:tcPr>
           <w:p>
             <w:r>
@@ -35489,7 +35481,7 @@
         </w:tc>
         <w:tc>
           <w:tcPr>
-            <w:tcW w:type="dxa" w:w="864"/>
+            <w:tcW w:type="dxa" w:w="1141"/>
           </w:tcPr>
           <w:p>
             <w:r>
@@ -35502,7 +35494,7 @@
         </w:tc>
         <w:tc>
           <w:tcPr>
-            <w:tcW w:type="dxa" w:w="864"/>
+            <w:tcW w:type="dxa" w:w="1141"/>
           </w:tcPr>
           <w:p>
             <w:r>
@@ -35517,7 +35509,7 @@
       <w:tr>
         <w:tc>
           <w:tcPr>
-            <w:tcW w:type="dxa" w:w="864"/>
+            <w:tcW w:type="dxa" w:w="1141"/>
           </w:tcPr>
           <w:p>
             <w:r>
@@ -35530,7 +35522,7 @@
         </w:tc>
         <w:tc>
           <w:tcPr>
-            <w:tcW w:type="dxa" w:w="864"/>
+            <w:tcW w:type="dxa" w:w="1141"/>
           </w:tcPr>
           <w:p>
             <w:r>
@@ -35543,7 +35535,7 @@
         </w:tc>
         <w:tc>
           <w:tcPr>
-            <w:tcW w:type="dxa" w:w="864"/>
+            <w:tcW w:type="dxa" w:w="1141"/>
           </w:tcPr>
           <w:p>
             <w:r>
@@ -35556,7 +35548,7 @@
         </w:tc>
         <w:tc>
           <w:tcPr>
-            <w:tcW w:type="dxa" w:w="864"/>
+            <w:tcW w:type="dxa" w:w="1141"/>
           </w:tcPr>
           <w:p>
             <w:r>
@@ -35569,7 +35561,7 @@
         </w:tc>
         <w:tc>
           <w:tcPr>
-            <w:tcW w:type="dxa" w:w="864"/>
+            <w:tcW w:type="dxa" w:w="1141"/>
           </w:tcPr>
           <w:p>
             <w:r>
@@ -35582,7 +35574,7 @@
         </w:tc>
         <w:tc>
           <w:tcPr>
-            <w:tcW w:type="dxa" w:w="864"/>
+            <w:tcW w:type="dxa" w:w="1141"/>
           </w:tcPr>
           <w:p>
             <w:r>
@@ -35595,7 +35587,7 @@
         </w:tc>
         <w:tc>
           <w:tcPr>
-            <w:tcW w:type="dxa" w:w="864"/>
+            <w:tcW w:type="dxa" w:w="1141"/>
           </w:tcPr>
           <w:p>
             <w:r>
@@ -35608,7 +35600,7 @@
         </w:tc>
         <w:tc>
           <w:tcPr>
-            <w:tcW w:type="dxa" w:w="864"/>
+            <w:tcW w:type="dxa" w:w="1141"/>
           </w:tcPr>
           <w:p>
             <w:r>
@@ -35621,7 +35613,7 @@
         </w:tc>
         <w:tc>
           <w:tcPr>
-            <w:tcW w:type="dxa" w:w="864"/>
+            <w:tcW w:type="dxa" w:w="1141"/>
           </w:tcPr>
           <w:p>
             <w:r>
@@ -35634,7 +35626,7 @@
         </w:tc>
         <w:tc>
           <w:tcPr>
-            <w:tcW w:type="dxa" w:w="864"/>
+            <w:tcW w:type="dxa" w:w="1141"/>
           </w:tcPr>
           <w:p>
             <w:r>
@@ -35647,7 +35639,7 @@
         </w:tc>
         <w:tc>
           <w:tcPr>
-            <w:tcW w:type="dxa" w:w="864"/>
+            <w:tcW w:type="dxa" w:w="1141"/>
           </w:tcPr>
           <w:p>
             <w:r>
@@ -35660,7 +35652,7 @@
         </w:tc>
         <w:tc>
           <w:tcPr>
-            <w:tcW w:type="dxa" w:w="864"/>
+            <w:tcW w:type="dxa" w:w="1141"/>
           </w:tcPr>
           <w:p>
             <w:r>
@@ -35673,7 +35665,7 @@
         </w:tc>
         <w:tc>
           <w:tcPr>
-            <w:tcW w:type="dxa" w:w="864"/>
+            <w:tcW w:type="dxa" w:w="1141"/>
           </w:tcPr>
           <w:p>
             <w:r>
@@ -35688,7 +35680,7 @@
       <w:tr>
         <w:tc>
           <w:tcPr>
-            <w:tcW w:type="dxa" w:w="864"/>
+            <w:tcW w:type="dxa" w:w="1141"/>
           </w:tcPr>
           <w:p>
             <w:r>
@@ -35701,7 +35693,7 @@
         </w:tc>
         <w:tc>
           <w:tcPr>
-            <w:tcW w:type="dxa" w:w="864"/>
+            <w:tcW w:type="dxa" w:w="1141"/>
           </w:tcPr>
           <w:p>
             <w:r>
@@ -35714,7 +35706,7 @@
         </w:tc>
         <w:tc>
           <w:tcPr>
-            <w:tcW w:type="dxa" w:w="864"/>
+            <w:tcW w:type="dxa" w:w="1141"/>
           </w:tcPr>
           <w:p>
             <w:r>
@@ -35727,7 +35719,7 @@
         </w:tc>
         <w:tc>
           <w:tcPr>
-            <w:tcW w:type="dxa" w:w="864"/>
+            <w:tcW w:type="dxa" w:w="1141"/>
           </w:tcPr>
           <w:p>
             <w:r>
@@ -35740,7 +35732,7 @@
         </w:tc>
         <w:tc>
           <w:tcPr>
-            <w:tcW w:type="dxa" w:w="864"/>
+            <w:tcW w:type="dxa" w:w="1141"/>
           </w:tcPr>
           <w:p>
             <w:r>
@@ -35753,7 +35745,7 @@
         </w:tc>
         <w:tc>
           <w:tcPr>
-            <w:tcW w:type="dxa" w:w="864"/>
+            <w:tcW w:type="dxa" w:w="1141"/>
           </w:tcPr>
           <w:p>
             <w:r>
@@ -35766,7 +35758,7 @@
         </w:tc>
         <w:tc>
           <w:tcPr>
-            <w:tcW w:type="dxa" w:w="864"/>
+            <w:tcW w:type="dxa" w:w="1141"/>
           </w:tcPr>
           <w:p>
             <w:r>
@@ -35779,7 +35771,7 @@
         </w:tc>
         <w:tc>
           <w:tcPr>
-            <w:tcW w:type="dxa" w:w="864"/>
+            <w:tcW w:type="dxa" w:w="1141"/>
           </w:tcPr>
           <w:p>
             <w:r>
@@ -35792,7 +35784,7 @@
         </w:tc>
         <w:tc>
           <w:tcPr>
-            <w:tcW w:type="dxa" w:w="864"/>
+            <w:tcW w:type="dxa" w:w="1141"/>
           </w:tcPr>
           <w:p>
             <w:r>
@@ -35805,7 +35797,7 @@
         </w:tc>
         <w:tc>
           <w:tcPr>
-            <w:tcW w:type="dxa" w:w="864"/>
+            <w:tcW w:type="dxa" w:w="1141"/>
           </w:tcPr>
           <w:p>
             <w:r>
@@ -35818,7 +35810,7 @@
         </w:tc>
         <w:tc>
           <w:tcPr>
-            <w:tcW w:type="dxa" w:w="864"/>
+            <w:tcW w:type="dxa" w:w="1141"/>
           </w:tcPr>
           <w:p>
             <w:r>
@@ -35831,7 +35823,7 @@
         </w:tc>
         <w:tc>
           <w:tcPr>
-            <w:tcW w:type="dxa" w:w="864"/>
+            <w:tcW w:type="dxa" w:w="1141"/>
           </w:tcPr>
           <w:p>
             <w:r>
@@ -35844,7 +35836,7 @@
         </w:tc>
         <w:tc>
           <w:tcPr>
-            <w:tcW w:type="dxa" w:w="864"/>
+            <w:tcW w:type="dxa" w:w="1141"/>
           </w:tcPr>
           <w:p>
             <w:r>
@@ -35859,7 +35851,7 @@
       <w:tr>
         <w:tc>
           <w:tcPr>
-            <w:tcW w:type="dxa" w:w="864"/>
+            <w:tcW w:type="dxa" w:w="1141"/>
           </w:tcPr>
           <w:p>
             <w:r>
@@ -35872,7 +35864,7 @@
         </w:tc>
         <w:tc>
           <w:tcPr>
-            <w:tcW w:type="dxa" w:w="864"/>
+            <w:tcW w:type="dxa" w:w="1141"/>
           </w:tcPr>
           <w:p>
             <w:r>
@@ -35885,7 +35877,7 @@
         </w:tc>
         <w:tc>
           <w:tcPr>
-            <w:tcW w:type="dxa" w:w="864"/>
+            <w:tcW w:type="dxa" w:w="1141"/>
           </w:tcPr>
           <w:p>
             <w:r>
@@ -35898,7 +35890,7 @@
         </w:tc>
         <w:tc>
           <w:tcPr>
-            <w:tcW w:type="dxa" w:w="864"/>
+            <w:tcW w:type="dxa" w:w="1141"/>
           </w:tcPr>
           <w:p>
             <w:r>
@@ -35911,7 +35903,7 @@
         </w:tc>
         <w:tc>
           <w:tcPr>
-            <w:tcW w:type="dxa" w:w="864"/>
+            <w:tcW w:type="dxa" w:w="1141"/>
           </w:tcPr>
           <w:p>
             <w:r>
@@ -35924,7 +35916,7 @@
         </w:tc>
         <w:tc>
           <w:tcPr>
-            <w:tcW w:type="dxa" w:w="864"/>
+            <w:tcW w:type="dxa" w:w="1141"/>
           </w:tcPr>
           <w:p>
             <w:r>
@@ -35937,7 +35929,7 @@
         </w:tc>
         <w:tc>
           <w:tcPr>
-            <w:tcW w:type="dxa" w:w="864"/>
+            <w:tcW w:type="dxa" w:w="1141"/>
           </w:tcPr>
           <w:p>
             <w:r>
@@ -35950,7 +35942,7 @@
         </w:tc>
         <w:tc>
           <w:tcPr>
-            <w:tcW w:type="dxa" w:w="864"/>
+            <w:tcW w:type="dxa" w:w="1141"/>
           </w:tcPr>
           <w:p>
             <w:r>
@@ -35963,7 +35955,7 @@
         </w:tc>
         <w:tc>
           <w:tcPr>
-            <w:tcW w:type="dxa" w:w="864"/>
+            <w:tcW w:type="dxa" w:w="1141"/>
           </w:tcPr>
           <w:p>
             <w:r>
@@ -35976,7 +35968,7 @@
         </w:tc>
         <w:tc>
           <w:tcPr>
-            <w:tcW w:type="dxa" w:w="864"/>
+            <w:tcW w:type="dxa" w:w="1141"/>
           </w:tcPr>
           <w:p>
             <w:r>
@@ -35989,7 +35981,7 @@
         </w:tc>
         <w:tc>
           <w:tcPr>
-            <w:tcW w:type="dxa" w:w="864"/>
+            <w:tcW w:type="dxa" w:w="1141"/>
           </w:tcPr>
           <w:p>
             <w:r>
@@ -36002,7 +35994,7 @@
         </w:tc>
         <w:tc>
           <w:tcPr>
-            <w:tcW w:type="dxa" w:w="864"/>
+            <w:tcW w:type="dxa" w:w="1141"/>
           </w:tcPr>
           <w:p>
             <w:r>
@@ -36015,7 +36007,7 @@
         </w:tc>
         <w:tc>
           <w:tcPr>
-            <w:tcW w:type="dxa" w:w="864"/>
+            <w:tcW w:type="dxa" w:w="1141"/>
           </w:tcPr>
           <w:p>
             <w:r>
@@ -36030,7 +36022,7 @@
       <w:tr>
         <w:tc>
           <w:tcPr>
-            <w:tcW w:type="dxa" w:w="864"/>
+            <w:tcW w:type="dxa" w:w="1141"/>
           </w:tcPr>
           <w:p>
             <w:r>
@@ -36043,7 +36035,7 @@
         </w:tc>
         <w:tc>
           <w:tcPr>
-            <w:tcW w:type="dxa" w:w="864"/>
+            <w:tcW w:type="dxa" w:w="1141"/>
           </w:tcPr>
           <w:p>
             <w:r>
@@ -36056,7 +36048,7 @@
         </w:tc>
         <w:tc>
           <w:tcPr>
-            <w:tcW w:type="dxa" w:w="864"/>
+            <w:tcW w:type="dxa" w:w="1141"/>
           </w:tcPr>
           <w:p>
             <w:r>
@@ -36069,7 +36061,7 @@
         </w:tc>
         <w:tc>
           <w:tcPr>
-            <w:tcW w:type="dxa" w:w="864"/>
+            <w:tcW w:type="dxa" w:w="1141"/>
           </w:tcPr>
           <w:p>
             <w:r>
@@ -36082,7 +36074,7 @@
         </w:tc>
         <w:tc>
           <w:tcPr>
-            <w:tcW w:type="dxa" w:w="864"/>
+            <w:tcW w:type="dxa" w:w="1141"/>
           </w:tcPr>
           <w:p>
             <w:r>
@@ -36095,7 +36087,7 @@
         </w:tc>
         <w:tc>
           <w:tcPr>
-            <w:tcW w:type="dxa" w:w="864"/>
+            <w:tcW w:type="dxa" w:w="1141"/>
           </w:tcPr>
           <w:p>
             <w:r>
@@ -36108,7 +36100,7 @@
         </w:tc>
         <w:tc>
           <w:tcPr>
-            <w:tcW w:type="dxa" w:w="864"/>
+            <w:tcW w:type="dxa" w:w="1141"/>
           </w:tcPr>
           <w:p>
             <w:r>
@@ -36121,7 +36113,7 @@
         </w:tc>
         <w:tc>
           <w:tcPr>
-            <w:tcW w:type="dxa" w:w="864"/>
+            <w:tcW w:type="dxa" w:w="1141"/>
           </w:tcPr>
           <w:p>
             <w:r>
@@ -36134,7 +36126,7 @@
         </w:tc>
         <w:tc>
           <w:tcPr>
-            <w:tcW w:type="dxa" w:w="864"/>
+            <w:tcW w:type="dxa" w:w="1141"/>
           </w:tcPr>
           <w:p>
             <w:r>
@@ -36147,7 +36139,7 @@
         </w:tc>
         <w:tc>
           <w:tcPr>
-            <w:tcW w:type="dxa" w:w="864"/>
+            <w:tcW w:type="dxa" w:w="1141"/>
           </w:tcPr>
           <w:p>
             <w:r>
@@ -36160,7 +36152,7 @@
         </w:tc>
         <w:tc>
           <w:tcPr>
-            <w:tcW w:type="dxa" w:w="864"/>
+            <w:tcW w:type="dxa" w:w="1141"/>
           </w:tcPr>
           <w:p>
             <w:r>
@@ -36173,7 +36165,7 @@
         </w:tc>
         <w:tc>
           <w:tcPr>
-            <w:tcW w:type="dxa" w:w="864"/>
+            <w:tcW w:type="dxa" w:w="1141"/>
           </w:tcPr>
           <w:p>
             <w:r>
@@ -36186,7 +36178,7 @@
         </w:tc>
         <w:tc>
           <w:tcPr>
-            <w:tcW w:type="dxa" w:w="864"/>
+            <w:tcW w:type="dxa" w:w="1141"/>
           </w:tcPr>
           <w:p>
             <w:r>
@@ -36201,7 +36193,7 @@
       <w:tr>
         <w:tc>
           <w:tcPr>
-            <w:tcW w:type="dxa" w:w="864"/>
+            <w:tcW w:type="dxa" w:w="1141"/>
           </w:tcPr>
           <w:p>
             <w:r>
@@ -36214,7 +36206,7 @@
         </w:tc>
         <w:tc>
           <w:tcPr>
-            <w:tcW w:type="dxa" w:w="864"/>
+            <w:tcW w:type="dxa" w:w="1141"/>
           </w:tcPr>
           <w:p>
             <w:r>
@@ -36227,7 +36219,7 @@
         </w:tc>
         <w:tc>
           <w:tcPr>
-            <w:tcW w:type="dxa" w:w="864"/>
+            <w:tcW w:type="dxa" w:w="1141"/>
           </w:tcPr>
           <w:p>
             <w:r>
@@ -36240,7 +36232,7 @@
         </w:tc>
         <w:tc>
           <w:tcPr>
-            <w:tcW w:type="dxa" w:w="864"/>
+            <w:tcW w:type="dxa" w:w="1141"/>
           </w:tcPr>
           <w:p>
             <w:r>
@@ -36253,7 +36245,7 @@
         </w:tc>
         <w:tc>
           <w:tcPr>
-            <w:tcW w:type="dxa" w:w="864"/>
+            <w:tcW w:type="dxa" w:w="1141"/>
           </w:tcPr>
           <w:p>
             <w:r>
@@ -36266,7 +36258,7 @@
         </w:tc>
         <w:tc>
           <w:tcPr>
-            <w:tcW w:type="dxa" w:w="864"/>
+            <w:tcW w:type="dxa" w:w="1141"/>
           </w:tcPr>
           <w:p>
             <w:r>
@@ -36279,7 +36271,7 @@
         </w:tc>
         <w:tc>
           <w:tcPr>
-            <w:tcW w:type="dxa" w:w="864"/>
+            <w:tcW w:type="dxa" w:w="1141"/>
           </w:tcPr>
           <w:p>
             <w:r>
@@ -36292,7 +36284,7 @@
         </w:tc>
         <w:tc>
           <w:tcPr>
-            <w:tcW w:type="dxa" w:w="864"/>
+            <w:tcW w:type="dxa" w:w="1141"/>
           </w:tcPr>
           <w:p>
             <w:r>
@@ -36305,7 +36297,7 @@
         </w:tc>
         <w:tc>
           <w:tcPr>
-            <w:tcW w:type="dxa" w:w="864"/>
+            <w:tcW w:type="dxa" w:w="1141"/>
           </w:tcPr>
           <w:p>
             <w:r>
@@ -36318,7 +36310,7 @@
         </w:tc>
         <w:tc>
           <w:tcPr>
-            <w:tcW w:type="dxa" w:w="864"/>
+            <w:tcW w:type="dxa" w:w="1141"/>
           </w:tcPr>
           <w:p>
             <w:r>
@@ -36331,7 +36323,7 @@
         </w:tc>
         <w:tc>
           <w:tcPr>
-            <w:tcW w:type="dxa" w:w="864"/>
+            <w:tcW w:type="dxa" w:w="1141"/>
           </w:tcPr>
           <w:p>
             <w:r>
@@ -36344,7 +36336,7 @@
         </w:tc>
         <w:tc>
           <w:tcPr>
-            <w:tcW w:type="dxa" w:w="864"/>
+            <w:tcW w:type="dxa" w:w="1141"/>
           </w:tcPr>
           <w:p>
             <w:r>
@@ -36357,7 +36349,7 @@
         </w:tc>
         <w:tc>
           <w:tcPr>
-            <w:tcW w:type="dxa" w:w="864"/>
+            <w:tcW w:type="dxa" w:w="1141"/>
           </w:tcPr>
           <w:p>
             <w:r>
@@ -36372,7 +36364,7 @@
       <w:tr>
         <w:tc>
           <w:tcPr>
-            <w:tcW w:type="dxa" w:w="864"/>
+            <w:tcW w:type="dxa" w:w="1141"/>
           </w:tcPr>
           <w:p>
             <w:r>
@@ -36385,7 +36377,7 @@
         </w:tc>
         <w:tc>
           <w:tcPr>
-            <w:tcW w:type="dxa" w:w="864"/>
+            <w:tcW w:type="dxa" w:w="1141"/>
           </w:tcPr>
           <w:p>
             <w:r>
@@ -36398,7 +36390,7 @@
         </w:tc>
         <w:tc>
           <w:tcPr>
-            <w:tcW w:type="dxa" w:w="864"/>
+            <w:tcW w:type="dxa" w:w="1141"/>
           </w:tcPr>
           <w:p>
             <w:r>
@@ -36411,7 +36403,7 @@
         </w:tc>
         <w:tc>
           <w:tcPr>
-            <w:tcW w:type="dxa" w:w="864"/>
+            <w:tcW w:type="dxa" w:w="1141"/>
           </w:tcPr>
           <w:p>
             <w:r>
@@ -36424,7 +36416,7 @@
         </w:tc>
         <w:tc>
           <w:tcPr>
-            <w:tcW w:type="dxa" w:w="864"/>
+            <w:tcW w:type="dxa" w:w="1141"/>
           </w:tcPr>
           <w:p>
             <w:r>
@@ -36437,7 +36429,7 @@
         </w:tc>
         <w:tc>
           <w:tcPr>
-            <w:tcW w:type="dxa" w:w="864"/>
+            <w:tcW w:type="dxa" w:w="1141"/>
           </w:tcPr>
           <w:p>
             <w:r>
@@ -36450,7 +36442,7 @@
         </w:tc>
         <w:tc>
           <w:tcPr>
-            <w:tcW w:type="dxa" w:w="864"/>
+            <w:tcW w:type="dxa" w:w="1141"/>
           </w:tcPr>
           <w:p>
             <w:r>
@@ -36463,7 +36455,7 @@
         </w:tc>
         <w:tc>
           <w:tcPr>
-            <w:tcW w:type="dxa" w:w="864"/>
+            <w:tcW w:type="dxa" w:w="1141"/>
           </w:tcPr>
           <w:p>
             <w:r>
@@ -36476,7 +36468,7 @@
         </w:tc>
         <w:tc>
           <w:tcPr>
-            <w:tcW w:type="dxa" w:w="864"/>
+            <w:tcW w:type="dxa" w:w="1141"/>
           </w:tcPr>
           <w:p>
             <w:r>
@@ -36489,7 +36481,7 @@
         </w:tc>
         <w:tc>
           <w:tcPr>
-            <w:tcW w:type="dxa" w:w="864"/>
+            <w:tcW w:type="dxa" w:w="1141"/>
           </w:tcPr>
           <w:p>
             <w:r>
@@ -36502,7 +36494,7 @@
         </w:tc>
         <w:tc>
           <w:tcPr>
-            <w:tcW w:type="dxa" w:w="864"/>
+            <w:tcW w:type="dxa" w:w="1141"/>
           </w:tcPr>
           <w:p>
             <w:r>
@@ -36515,7 +36507,7 @@
         </w:tc>
         <w:tc>
           <w:tcPr>
-            <w:tcW w:type="dxa" w:w="864"/>
+            <w:tcW w:type="dxa" w:w="1141"/>
           </w:tcPr>
           <w:p>
             <w:r>
@@ -36528,7 +36520,7 @@
         </w:tc>
         <w:tc>
           <w:tcPr>
-            <w:tcW w:type="dxa" w:w="864"/>
+            <w:tcW w:type="dxa" w:w="1141"/>
           </w:tcPr>
           <w:p>
             <w:r>
@@ -36543,7 +36535,7 @@
       <w:tr>
         <w:tc>
           <w:tcPr>
-            <w:tcW w:type="dxa" w:w="864"/>
+            <w:tcW w:type="dxa" w:w="1141"/>
           </w:tcPr>
           <w:p>
             <w:r>
@@ -36556,7 +36548,7 @@
         </w:tc>
         <w:tc>
           <w:tcPr>
-            <w:tcW w:type="dxa" w:w="864"/>
+            <w:tcW w:type="dxa" w:w="1141"/>
           </w:tcPr>
           <w:p>
             <w:r>
@@ -36569,7 +36561,7 @@
         </w:tc>
         <w:tc>
           <w:tcPr>
-            <w:tcW w:type="dxa" w:w="864"/>
+            <w:tcW w:type="dxa" w:w="1141"/>
           </w:tcPr>
           <w:p>
             <w:r>
@@ -36582,7 +36574,7 @@
         </w:tc>
         <w:tc>
           <w:tcPr>
-            <w:tcW w:type="dxa" w:w="864"/>
+            <w:tcW w:type="dxa" w:w="1141"/>
           </w:tcPr>
           <w:p>
             <w:r>
@@ -36595,7 +36587,7 @@
         </w:tc>
         <w:tc>
           <w:tcPr>
-            <w:tcW w:type="dxa" w:w="864"/>
+            <w:tcW w:type="dxa" w:w="1141"/>
           </w:tcPr>
           <w:p>
             <w:r>
@@ -36608,7 +36600,7 @@
         </w:tc>
         <w:tc>
           <w:tcPr>
-            <w:tcW w:type="dxa" w:w="864"/>
+            <w:tcW w:type="dxa" w:w="1141"/>
           </w:tcPr>
           <w:p>
             <w:r>
@@ -36621,7 +36613,7 @@
         </w:tc>
         <w:tc>
           <w:tcPr>
-            <w:tcW w:type="dxa" w:w="864"/>
+            <w:tcW w:type="dxa" w:w="1141"/>
           </w:tcPr>
           <w:p>
             <w:r>
@@ -36634,7 +36626,7 @@
         </w:tc>
         <w:tc>
           <w:tcPr>
-            <w:tcW w:type="dxa" w:w="864"/>
+            <w:tcW w:type="dxa" w:w="1141"/>
           </w:tcPr>
           <w:p>
             <w:r>
@@ -36647,7 +36639,7 @@
         </w:tc>
         <w:tc>
           <w:tcPr>
-            <w:tcW w:type="dxa" w:w="864"/>
+            <w:tcW w:type="dxa" w:w="1141"/>
           </w:tcPr>
           <w:p>
             <w:r>
@@ -36660,7 +36652,7 @@
         </w:tc>
         <w:tc>
           <w:tcPr>
-            <w:tcW w:type="dxa" w:w="864"/>
+            <w:tcW w:type="dxa" w:w="1141"/>
           </w:tcPr>
           <w:p>
             <w:r>
@@ -36673,7 +36665,7 @@
         </w:tc>
         <w:tc>
           <w:tcPr>
-            <w:tcW w:type="dxa" w:w="864"/>
+            <w:tcW w:type="dxa" w:w="1141"/>
           </w:tcPr>
           <w:p>
             <w:r>
@@ -36686,7 +36678,7 @@
         </w:tc>
         <w:tc>
           <w:tcPr>
-            <w:tcW w:type="dxa" w:w="864"/>
+            <w:tcW w:type="dxa" w:w="1141"/>
           </w:tcPr>
           <w:p>
             <w:r>
@@ -36699,7 +36691,7 @@
         </w:tc>
         <w:tc>
           <w:tcPr>
-            <w:tcW w:type="dxa" w:w="864"/>
+            <w:tcW w:type="dxa" w:w="1141"/>
           </w:tcPr>
           <w:p>
             <w:r>
@@ -36714,7 +36706,7 @@
       <w:tr>
         <w:tc>
           <w:tcPr>
-            <w:tcW w:type="dxa" w:w="864"/>
+            <w:tcW w:type="dxa" w:w="1141"/>
           </w:tcPr>
           <w:p>
             <w:r>
@@ -36727,7 +36719,7 @@
         </w:tc>
         <w:tc>
           <w:tcPr>
-            <w:tcW w:type="dxa" w:w="864"/>
+            <w:tcW w:type="dxa" w:w="1141"/>
           </w:tcPr>
           <w:p>
             <w:r>
@@ -36740,7 +36732,7 @@
         </w:tc>
         <w:tc>
           <w:tcPr>
-            <w:tcW w:type="dxa" w:w="864"/>
+            <w:tcW w:type="dxa" w:w="1141"/>
           </w:tcPr>
           <w:p>
             <w:r>
@@ -36753,7 +36745,7 @@
         </w:tc>
         <w:tc>
           <w:tcPr>
-            <w:tcW w:type="dxa" w:w="864"/>
+            <w:tcW w:type="dxa" w:w="1141"/>
           </w:tcPr>
           <w:p>
             <w:r>
@@ -36766,7 +36758,7 @@
         </w:tc>
         <w:tc>
           <w:tcPr>
-            <w:tcW w:type="dxa" w:w="864"/>
+            <w:tcW w:type="dxa" w:w="1141"/>
           </w:tcPr>
           <w:p>
             <w:r>
@@ -36779,7 +36771,7 @@
         </w:tc>
         <w:tc>
           <w:tcPr>
-            <w:tcW w:type="dxa" w:w="864"/>
+            <w:tcW w:type="dxa" w:w="1141"/>
           </w:tcPr>
           <w:p>
             <w:r>
@@ -36792,7 +36784,7 @@
         </w:tc>
         <w:tc>
           <w:tcPr>
-            <w:tcW w:type="dxa" w:w="864"/>
+            <w:tcW w:type="dxa" w:w="1141"/>
           </w:tcPr>
           <w:p>
             <w:r>
@@ -36805,7 +36797,7 @@
         </w:tc>
         <w:tc>
           <w:tcPr>
-            <w:tcW w:type="dxa" w:w="864"/>
+            <w:tcW w:type="dxa" w:w="1141"/>
           </w:tcPr>
           <w:p>
             <w:r>
@@ -36818,7 +36810,7 @@
         </w:tc>
         <w:tc>
           <w:tcPr>
-            <w:tcW w:type="dxa" w:w="864"/>
+            <w:tcW w:type="dxa" w:w="1141"/>
           </w:tcPr>
           <w:p>
             <w:r>
@@ -36831,7 +36823,7 @@
         </w:tc>
         <w:tc>
           <w:tcPr>
-            <w:tcW w:type="dxa" w:w="864"/>
+            <w:tcW w:type="dxa" w:w="1141"/>
           </w:tcPr>
           <w:p>
             <w:r>
@@ -36844,7 +36836,7 @@
         </w:tc>
         <w:tc>
           <w:tcPr>
-            <w:tcW w:type="dxa" w:w="864"/>
+            <w:tcW w:type="dxa" w:w="1141"/>
           </w:tcPr>
           <w:p>
             <w:r>
@@ -36857,7 +36849,7 @@
         </w:tc>
         <w:tc>
           <w:tcPr>
-            <w:tcW w:type="dxa" w:w="864"/>
+            <w:tcW w:type="dxa" w:w="1141"/>
           </w:tcPr>
           <w:p>
             <w:r>
@@ -36870,7 +36862,7 @@
         </w:tc>
         <w:tc>
           <w:tcPr>
-            <w:tcW w:type="dxa" w:w="864"/>
+            <w:tcW w:type="dxa" w:w="1141"/>
           </w:tcPr>
           <w:p>
             <w:r>
@@ -36885,7 +36877,7 @@
       <w:tr>
         <w:tc>
           <w:tcPr>
-            <w:tcW w:type="dxa" w:w="864"/>
+            <w:tcW w:type="dxa" w:w="1141"/>
           </w:tcPr>
           <w:p>
             <w:r>
@@ -36898,7 +36890,7 @@
         </w:tc>
         <w:tc>
           <w:tcPr>
-            <w:tcW w:type="dxa" w:w="864"/>
+            <w:tcW w:type="dxa" w:w="1141"/>
           </w:tcPr>
           <w:p>
             <w:r>
@@ -36911,7 +36903,7 @@
         </w:tc>
         <w:tc>
           <w:tcPr>
-            <w:tcW w:type="dxa" w:w="864"/>
+            <w:tcW w:type="dxa" w:w="1141"/>
           </w:tcPr>
           <w:p>
             <w:r>
@@ -36924,7 +36916,7 @@
         </w:tc>
         <w:tc>
           <w:tcPr>
-            <w:tcW w:type="dxa" w:w="864"/>
+            <w:tcW w:type="dxa" w:w="1141"/>
           </w:tcPr>
           <w:p>
             <w:r>
@@ -36937,7 +36929,7 @@
         </w:tc>
         <w:tc>
           <w:tcPr>
-            <w:tcW w:type="dxa" w:w="864"/>
+            <w:tcW w:type="dxa" w:w="1141"/>
           </w:tcPr>
           <w:p>
             <w:r>
@@ -36950,7 +36942,7 @@
         </w:tc>
         <w:tc>
           <w:tcPr>
-            <w:tcW w:type="dxa" w:w="864"/>
+            <w:tcW w:type="dxa" w:w="1141"/>
           </w:tcPr>
           <w:p>
             <w:r>
@@ -36963,7 +36955,7 @@
         </w:tc>
         <w:tc>
           <w:tcPr>
-            <w:tcW w:type="dxa" w:w="864"/>
+            <w:tcW w:type="dxa" w:w="1141"/>
           </w:tcPr>
           <w:p>
             <w:r>
@@ -36976,7 +36968,7 @@
         </w:tc>
         <w:tc>
           <w:tcPr>
-            <w:tcW w:type="dxa" w:w="864"/>
+            <w:tcW w:type="dxa" w:w="1141"/>
           </w:tcPr>
           <w:p>
             <w:r>
@@ -36989,7 +36981,7 @@
         </w:tc>
         <w:tc>
           <w:tcPr>
-            <w:tcW w:type="dxa" w:w="864"/>
+            <w:tcW w:type="dxa" w:w="1141"/>
           </w:tcPr>
           <w:p>
             <w:r>
@@ -37002,7 +36994,7 @@
         </w:tc>
         <w:tc>
           <w:tcPr>
-            <w:tcW w:type="dxa" w:w="864"/>
+            <w:tcW w:type="dxa" w:w="1141"/>
           </w:tcPr>
           <w:p>
             <w:r>
@@ -37015,7 +37007,7 @@
         </w:tc>
         <w:tc>
           <w:tcPr>
-            <w:tcW w:type="dxa" w:w="864"/>
+            <w:tcW w:type="dxa" w:w="1141"/>
           </w:tcPr>
           <w:p>
             <w:r>
@@ -37028,7 +37020,7 @@
         </w:tc>
         <w:tc>
           <w:tcPr>
-            <w:tcW w:type="dxa" w:w="864"/>
+            <w:tcW w:type="dxa" w:w="1141"/>
           </w:tcPr>
           <w:p>
             <w:r>
@@ -37041,7 +37033,7 @@
         </w:tc>
         <w:tc>
           <w:tcPr>
-            <w:tcW w:type="dxa" w:w="864"/>
+            <w:tcW w:type="dxa" w:w="1141"/>
           </w:tcPr>
           <w:p>
             <w:r>
@@ -37056,7 +37048,7 @@
       <w:tr>
         <w:tc>
           <w:tcPr>
-            <w:tcW w:type="dxa" w:w="864"/>
+            <w:tcW w:type="dxa" w:w="1141"/>
           </w:tcPr>
           <w:p>
             <w:r>
@@ -37069,7 +37061,7 @@
         </w:tc>
         <w:tc>
           <w:tcPr>
-            <w:tcW w:type="dxa" w:w="864"/>
+            <w:tcW w:type="dxa" w:w="1141"/>
           </w:tcPr>
           <w:p>
             <w:r>
@@ -37082,7 +37074,7 @@
         </w:tc>
         <w:tc>
           <w:tcPr>
-            <w:tcW w:type="dxa" w:w="864"/>
+            <w:tcW w:type="dxa" w:w="1141"/>
           </w:tcPr>
           <w:p>
             <w:r>
@@ -37095,7 +37087,7 @@
         </w:tc>
         <w:tc>
           <w:tcPr>
-            <w:tcW w:type="dxa" w:w="864"/>
+            <w:tcW w:type="dxa" w:w="1141"/>
           </w:tcPr>
           <w:p>
             <w:r>
@@ -37108,7 +37100,7 @@
         </w:tc>
         <w:tc>
           <w:tcPr>
-            <w:tcW w:type="dxa" w:w="864"/>
+            <w:tcW w:type="dxa" w:w="1141"/>
           </w:tcPr>
           <w:p>
             <w:r>
@@ -37121,7 +37113,7 @@
         </w:tc>
         <w:tc>
           <w:tcPr>
-            <w:tcW w:type="dxa" w:w="864"/>
+            <w:tcW w:type="dxa" w:w="1141"/>
           </w:tcPr>
           <w:p>
             <w:r>
@@ -37134,7 +37126,7 @@
         </w:tc>
         <w:tc>
           <w:tcPr>
-            <w:tcW w:type="dxa" w:w="864"/>
+            <w:tcW w:type="dxa" w:w="1141"/>
           </w:tcPr>
           <w:p>
             <w:r>
@@ -37147,7 +37139,7 @@
         </w:tc>
         <w:tc>
           <w:tcPr>
-            <w:tcW w:type="dxa" w:w="864"/>
+            <w:tcW w:type="dxa" w:w="1141"/>
           </w:tcPr>
           <w:p>
             <w:r>
@@ -37160,7 +37152,7 @@
         </w:tc>
         <w:tc>
           <w:tcPr>
-            <w:tcW w:type="dxa" w:w="864"/>
+            <w:tcW w:type="dxa" w:w="1141"/>
           </w:tcPr>
           <w:p>
             <w:r>
@@ -37173,7 +37165,7 @@
         </w:tc>
         <w:tc>
           <w:tcPr>
-            <w:tcW w:type="dxa" w:w="864"/>
+            <w:tcW w:type="dxa" w:w="1141"/>
           </w:tcPr>
           <w:p>
             <w:r>
@@ -37186,7 +37178,7 @@
         </w:tc>
         <w:tc>
           <w:tcPr>
-            <w:tcW w:type="dxa" w:w="864"/>
+            <w:tcW w:type="dxa" w:w="1141"/>
           </w:tcPr>
           <w:p>
             <w:r>
@@ -37199,7 +37191,7 @@
         </w:tc>
         <w:tc>
           <w:tcPr>
-            <w:tcW w:type="dxa" w:w="864"/>
+            <w:tcW w:type="dxa" w:w="1141"/>
           </w:tcPr>
           <w:p>
             <w:r>
@@ -37212,7 +37204,7 @@
         </w:tc>
         <w:tc>
           <w:tcPr>
-            <w:tcW w:type="dxa" w:w="864"/>
+            <w:tcW w:type="dxa" w:w="1141"/>
           </w:tcPr>
           <w:p>
             <w:r>
@@ -37227,7 +37219,7 @@
       <w:tr>
         <w:tc>
           <w:tcPr>
-            <w:tcW w:type="dxa" w:w="864"/>
+            <w:tcW w:type="dxa" w:w="1141"/>
           </w:tcPr>
           <w:p>
             <w:r>
@@ -37240,7 +37232,7 @@
         </w:tc>
         <w:tc>
           <w:tcPr>
-            <w:tcW w:type="dxa" w:w="864"/>
+            <w:tcW w:type="dxa" w:w="1141"/>
           </w:tcPr>
           <w:p>
             <w:r>
@@ -37253,7 +37245,7 @@
         </w:tc>
         <w:tc>
           <w:tcPr>
-            <w:tcW w:type="dxa" w:w="864"/>
+            <w:tcW w:type="dxa" w:w="1141"/>
           </w:tcPr>
           <w:p>
             <w:r>
@@ -37266,7 +37258,7 @@
         </w:tc>
         <w:tc>
           <w:tcPr>
-            <w:tcW w:type="dxa" w:w="864"/>
+            <w:tcW w:type="dxa" w:w="1141"/>
           </w:tcPr>
           <w:p>
             <w:r>
@@ -37279,7 +37271,7 @@
         </w:tc>
         <w:tc>
           <w:tcPr>
-            <w:tcW w:type="dxa" w:w="864"/>
+            <w:tcW w:type="dxa" w:w="1141"/>
           </w:tcPr>
           <w:p>
             <w:r>
@@ -37292,7 +37284,7 @@
         </w:tc>
         <w:tc>
           <w:tcPr>
-            <w:tcW w:type="dxa" w:w="864"/>
+            <w:tcW w:type="dxa" w:w="1141"/>
           </w:tcPr>
           <w:p>
             <w:r>
@@ -37305,7 +37297,7 @@
         </w:tc>
         <w:tc>
           <w:tcPr>
-            <w:tcW w:type="dxa" w:w="864"/>
+            <w:tcW w:type="dxa" w:w="1141"/>
           </w:tcPr>
           <w:p>
             <w:r>
@@ -37318,7 +37310,7 @@
         </w:tc>
         <w:tc>
           <w:tcPr>
-            <w:tcW w:type="dxa" w:w="864"/>
+            <w:tcW w:type="dxa" w:w="1141"/>
           </w:tcPr>
           <w:p>
             <w:r>
@@ -37331,7 +37323,7 @@
         </w:tc>
         <w:tc>
           <w:tcPr>
-            <w:tcW w:type="dxa" w:w="864"/>
+            <w:tcW w:type="dxa" w:w="1141"/>
           </w:tcPr>
           <w:p>
             <w:r>
@@ -37344,7 +37336,7 @@
         </w:tc>
         <w:tc>
           <w:tcPr>
-            <w:tcW w:type="dxa" w:w="864"/>
+            <w:tcW w:type="dxa" w:w="1141"/>
           </w:tcPr>
           <w:p>
             <w:r>
@@ -37357,7 +37349,7 @@
         </w:tc>
         <w:tc>
           <w:tcPr>
-            <w:tcW w:type="dxa" w:w="864"/>
+            <w:tcW w:type="dxa" w:w="1141"/>
           </w:tcPr>
           <w:p>
             <w:r>
@@ -37370,7 +37362,7 @@
         </w:tc>
         <w:tc>
           <w:tcPr>
-            <w:tcW w:type="dxa" w:w="864"/>
+            <w:tcW w:type="dxa" w:w="1141"/>
           </w:tcPr>
           <w:p>
             <w:r>
@@ -37383,7 +37375,7 @@
         </w:tc>
         <w:tc>
           <w:tcPr>
-            <w:tcW w:type="dxa" w:w="864"/>
+            <w:tcW w:type="dxa" w:w="1141"/>
           </w:tcPr>
           <w:p>
             <w:r>
@@ -37398,7 +37390,7 @@
       <w:tr>
         <w:tc>
           <w:tcPr>
-            <w:tcW w:type="dxa" w:w="864"/>
+            <w:tcW w:type="dxa" w:w="1141"/>
           </w:tcPr>
           <w:p>
             <w:r>
@@ -37411,7 +37403,7 @@
         </w:tc>
         <w:tc>
           <w:tcPr>
-            <w:tcW w:type="dxa" w:w="864"/>
+            <w:tcW w:type="dxa" w:w="1141"/>
           </w:tcPr>
           <w:p>
             <w:r>
@@ -37424,7 +37416,7 @@
         </w:tc>
         <w:tc>
           <w:tcPr>
-            <w:tcW w:type="dxa" w:w="864"/>
+            <w:tcW w:type="dxa" w:w="1141"/>
           </w:tcPr>
           <w:p>
             <w:r>
@@ -37437,7 +37429,7 @@
         </w:tc>
         <w:tc>
           <w:tcPr>
-            <w:tcW w:type="dxa" w:w="864"/>
+            <w:tcW w:type="dxa" w:w="1141"/>
           </w:tcPr>
           <w:p>
             <w:r>
@@ -37450,7 +37442,7 @@
         </w:tc>
         <w:tc>
           <w:tcPr>
-            <w:tcW w:type="dxa" w:w="864"/>
+            <w:tcW w:type="dxa" w:w="1141"/>
           </w:tcPr>
           <w:p>
             <w:r>
@@ -37463,7 +37455,7 @@
         </w:tc>
         <w:tc>
           <w:tcPr>
-            <w:tcW w:type="dxa" w:w="864"/>
+            <w:tcW w:type="dxa" w:w="1141"/>
           </w:tcPr>
           <w:p>
             <w:r>
@@ -37476,7 +37468,7 @@
         </w:tc>
         <w:tc>
           <w:tcPr>
-            <w:tcW w:type="dxa" w:w="864"/>
+            <w:tcW w:type="dxa" w:w="1141"/>
           </w:tcPr>
           <w:p>
             <w:r>
@@ -37489,7 +37481,7 @@
         </w:tc>
         <w:tc>
           <w:tcPr>
-            <w:tcW w:type="dxa" w:w="864"/>
+            <w:tcW w:type="dxa" w:w="1141"/>
           </w:tcPr>
           <w:p>
             <w:r>
@@ -37502,7 +37494,7 @@
         </w:tc>
         <w:tc>
           <w:tcPr>
-            <w:tcW w:type="dxa" w:w="864"/>
+            <w:tcW w:type="dxa" w:w="1141"/>
           </w:tcPr>
           <w:p>
             <w:r>
@@ -37515,7 +37507,7 @@
         </w:tc>
         <w:tc>
           <w:tcPr>
-            <w:tcW w:type="dxa" w:w="864"/>
+            <w:tcW w:type="dxa" w:w="1141"/>
           </w:tcPr>
           <w:p>
             <w:r>
@@ -37528,7 +37520,7 @@
         </w:tc>
         <w:tc>
           <w:tcPr>
-            <w:tcW w:type="dxa" w:w="864"/>
+            <w:tcW w:type="dxa" w:w="1141"/>
           </w:tcPr>
           <w:p>
             <w:r>
@@ -37541,7 +37533,7 @@
         </w:tc>
         <w:tc>
           <w:tcPr>
-            <w:tcW w:type="dxa" w:w="864"/>
+            <w:tcW w:type="dxa" w:w="1141"/>
           </w:tcPr>
           <w:p>
             <w:r>
@@ -37554,7 +37546,7 @@
         </w:tc>
         <w:tc>
           <w:tcPr>
-            <w:tcW w:type="dxa" w:w="864"/>
+            <w:tcW w:type="dxa" w:w="1141"/>
           </w:tcPr>
           <w:p>
             <w:r>
@@ -37569,7 +37561,7 @@
       <w:tr>
         <w:tc>
           <w:tcPr>
-            <w:tcW w:type="dxa" w:w="864"/>
+            <w:tcW w:type="dxa" w:w="1141"/>
           </w:tcPr>
           <w:p>
             <w:r>
@@ -37582,7 +37574,7 @@
         </w:tc>
         <w:tc>
           <w:tcPr>
-            <w:tcW w:type="dxa" w:w="864"/>
+            <w:tcW w:type="dxa" w:w="1141"/>
           </w:tcPr>
           <w:p>
             <w:r>
@@ -37595,7 +37587,7 @@
         </w:tc>
         <w:tc>
           <w:tcPr>
-            <w:tcW w:type="dxa" w:w="864"/>
+            <w:tcW w:type="dxa" w:w="1141"/>
           </w:tcPr>
           <w:p>
             <w:r>
@@ -37608,7 +37600,7 @@
         </w:tc>
         <w:tc>
           <w:tcPr>
-            <w:tcW w:type="dxa" w:w="864"/>
+            <w:tcW w:type="dxa" w:w="1141"/>
           </w:tcPr>
           <w:p>
             <w:r>
@@ -37621,7 +37613,7 @@
         </w:tc>
         <w:tc>
           <w:tcPr>
-            <w:tcW w:type="dxa" w:w="864"/>
+            <w:tcW w:type="dxa" w:w="1141"/>
           </w:tcPr>
           <w:p>
             <w:r>
@@ -37634,7 +37626,7 @@
         </w:tc>
         <w:tc>
           <w:tcPr>
-            <w:tcW w:type="dxa" w:w="864"/>
+            <w:tcW w:type="dxa" w:w="1141"/>
           </w:tcPr>
           <w:p>
             <w:r>
@@ -37647,7 +37639,7 @@
         </w:tc>
         <w:tc>
           <w:tcPr>
-            <w:tcW w:type="dxa" w:w="864"/>
+            <w:tcW w:type="dxa" w:w="1141"/>
           </w:tcPr>
           <w:p>
             <w:r>
@@ -37660,7 +37652,7 @@
         </w:tc>
         <w:tc>
           <w:tcPr>
-            <w:tcW w:type="dxa" w:w="864"/>
+            <w:tcW w:type="dxa" w:w="1141"/>
           </w:tcPr>
           <w:p>
             <w:r>
@@ -37673,7 +37665,7 @@
         </w:tc>
         <w:tc>
           <w:tcPr>
-            <w:tcW w:type="dxa" w:w="864"/>
+            <w:tcW w:type="dxa" w:w="1141"/>
           </w:tcPr>
           <w:p>
             <w:r>
@@ -37686,7 +37678,7 @@
         </w:tc>
         <w:tc>
           <w:tcPr>
-            <w:tcW w:type="dxa" w:w="864"/>
+            <w:tcW w:type="dxa" w:w="1141"/>
           </w:tcPr>
           <w:p>
             <w:r>
@@ -37699,7 +37691,7 @@
         </w:tc>
         <w:tc>
           <w:tcPr>
-            <w:tcW w:type="dxa" w:w="864"/>
+            <w:tcW w:type="dxa" w:w="1141"/>
           </w:tcPr>
           <w:p>
             <w:r>
@@ -37712,7 +37704,7 @@
         </w:tc>
         <w:tc>
           <w:tcPr>
-            <w:tcW w:type="dxa" w:w="864"/>
+            <w:tcW w:type="dxa" w:w="1141"/>
           </w:tcPr>
           <w:p>
             <w:r>
@@ -37725,7 +37717,7 @@
         </w:tc>
         <w:tc>
           <w:tcPr>
-            <w:tcW w:type="dxa" w:w="864"/>
+            <w:tcW w:type="dxa" w:w="1141"/>
           </w:tcPr>
           <w:p>
             <w:r>
@@ -37740,7 +37732,7 @@
       <w:tr>
         <w:tc>
           <w:tcPr>
-            <w:tcW w:type="dxa" w:w="864"/>
+            <w:tcW w:type="dxa" w:w="1141"/>
           </w:tcPr>
           <w:p>
             <w:r>
@@ -37753,7 +37745,7 @@
         </w:tc>
         <w:tc>
           <w:tcPr>
-            <w:tcW w:type="dxa" w:w="864"/>
+            <w:tcW w:type="dxa" w:w="1141"/>
           </w:tcPr>
           <w:p>
             <w:r>
@@ -37766,7 +37758,7 @@
         </w:tc>
         <w:tc>
           <w:tcPr>
-            <w:tcW w:type="dxa" w:w="864"/>
+            <w:tcW w:type="dxa" w:w="1141"/>
           </w:tcPr>
           <w:p>
             <w:r>
@@ -37779,7 +37771,7 @@
         </w:tc>
         <w:tc>
           <w:tcPr>
-            <w:tcW w:type="dxa" w:w="864"/>
+            <w:tcW w:type="dxa" w:w="1141"/>
           </w:tcPr>
           <w:p>
             <w:r>
@@ -37792,7 +37784,7 @@
         </w:tc>
         <w:tc>
           <w:tcPr>
-            <w:tcW w:type="dxa" w:w="864"/>
+            <w:tcW w:type="dxa" w:w="1141"/>
           </w:tcPr>
           <w:p>
             <w:r>
@@ -37805,7 +37797,7 @@
         </w:tc>
         <w:tc>
           <w:tcPr>
-            <w:tcW w:type="dxa" w:w="864"/>
+            <w:tcW w:type="dxa" w:w="1141"/>
           </w:tcPr>
           <w:p>
             <w:r>
@@ -37818,7 +37810,7 @@
         </w:tc>
         <w:tc>
           <w:tcPr>
-            <w:tcW w:type="dxa" w:w="864"/>
+            <w:tcW w:type="dxa" w:w="1141"/>
           </w:tcPr>
           <w:p>
             <w:r>
@@ -37831,7 +37823,7 @@
         </w:tc>
         <w:tc>
           <w:tcPr>
-            <w:tcW w:type="dxa" w:w="864"/>
+            <w:tcW w:type="dxa" w:w="1141"/>
           </w:tcPr>
           <w:p>
             <w:r>
@@ -37844,7 +37836,7 @@
         </w:tc>
         <w:tc>
           <w:tcPr>
-            <w:tcW w:type="dxa" w:w="864"/>
+            <w:tcW w:type="dxa" w:w="1141"/>
           </w:tcPr>
           <w:p>
             <w:r>
@@ -37857,7 +37849,7 @@
         </w:tc>
         <w:tc>
           <w:tcPr>
-            <w:tcW w:type="dxa" w:w="864"/>
+            <w:tcW w:type="dxa" w:w="1141"/>
           </w:tcPr>
           <w:p>
             <w:r>
@@ -37870,7 +37862,7 @@
         </w:tc>
         <w:tc>
           <w:tcPr>
-            <w:tcW w:type="dxa" w:w="864"/>
+            <w:tcW w:type="dxa" w:w="1141"/>
           </w:tcPr>
           <w:p>
             <w:r>
@@ -37883,7 +37875,7 @@
         </w:tc>
         <w:tc>
           <w:tcPr>
-            <w:tcW w:type="dxa" w:w="864"/>
+            <w:tcW w:type="dxa" w:w="1141"/>
           </w:tcPr>
           <w:p>
             <w:r>
@@ -37896,7 +37888,7 @@
         </w:tc>
         <w:tc>
           <w:tcPr>
-            <w:tcW w:type="dxa" w:w="864"/>
+            <w:tcW w:type="dxa" w:w="1141"/>
           </w:tcPr>
           <w:p>
             <w:r>
@@ -37911,7 +37903,7 @@
       <w:tr>
         <w:tc>
           <w:tcPr>
-            <w:tcW w:type="dxa" w:w="864"/>
+            <w:tcW w:type="dxa" w:w="1141"/>
           </w:tcPr>
           <w:p>
             <w:r>
@@ -37924,7 +37916,7 @@
         </w:tc>
         <w:tc>
           <w:tcPr>
-            <w:tcW w:type="dxa" w:w="864"/>
+            <w:tcW w:type="dxa" w:w="1141"/>
           </w:tcPr>
           <w:p>
             <w:r>
@@ -37937,7 +37929,7 @@
         </w:tc>
         <w:tc>
           <w:tcPr>
-            <w:tcW w:type="dxa" w:w="864"/>
+            <w:tcW w:type="dxa" w:w="1141"/>
           </w:tcPr>
           <w:p>
             <w:r>
@@ -37950,7 +37942,7 @@
         </w:tc>
         <w:tc>
           <w:tcPr>
-            <w:tcW w:type="dxa" w:w="864"/>
+            <w:tcW w:type="dxa" w:w="1141"/>
           </w:tcPr>
           <w:p>
             <w:r>
@@ -37963,7 +37955,7 @@
         </w:tc>
         <w:tc>
           <w:tcPr>
-            <w:tcW w:type="dxa" w:w="864"/>
+            <w:tcW w:type="dxa" w:w="1141"/>
           </w:tcPr>
           <w:p>
             <w:r>
@@ -37976,7 +37968,7 @@
         </w:tc>
         <w:tc>
           <w:tcPr>
-            <w:tcW w:type="dxa" w:w="864"/>
+            <w:tcW w:type="dxa" w:w="1141"/>
           </w:tcPr>
           <w:p>
             <w:r>
@@ -37989,7 +37981,7 @@
         </w:tc>
         <w:tc>
           <w:tcPr>
-            <w:tcW w:type="dxa" w:w="864"/>
+            <w:tcW w:type="dxa" w:w="1141"/>
           </w:tcPr>
           <w:p>
             <w:r>
@@ -38002,7 +37994,7 @@
         </w:tc>
         <w:tc>
           <w:tcPr>
-            <w:tcW w:type="dxa" w:w="864"/>
+            <w:tcW w:type="dxa" w:w="1141"/>
           </w:tcPr>
           <w:p>
             <w:r>
@@ -38015,7 +38007,7 @@
         </w:tc>
         <w:tc>
           <w:tcPr>
-            <w:tcW w:type="dxa" w:w="864"/>
+            <w:tcW w:type="dxa" w:w="1141"/>
           </w:tcPr>
           <w:p>
             <w:r>
@@ -38028,7 +38020,7 @@
         </w:tc>
         <w:tc>
           <w:tcPr>
-            <w:tcW w:type="dxa" w:w="864"/>
+            <w:tcW w:type="dxa" w:w="1141"/>
           </w:tcPr>
           <w:p>
             <w:r>
@@ -38041,7 +38033,7 @@
         </w:tc>
         <w:tc>
           <w:tcPr>
-            <w:tcW w:type="dxa" w:w="864"/>
+            <w:tcW w:type="dxa" w:w="1141"/>
           </w:tcPr>
           <w:p>
             <w:r>
@@ -38054,7 +38046,7 @@
         </w:tc>
         <w:tc>
           <w:tcPr>
-            <w:tcW w:type="dxa" w:w="864"/>
+            <w:tcW w:type="dxa" w:w="1141"/>
           </w:tcPr>
           <w:p>
             <w:r>
@@ -38067,7 +38059,7 @@
         </w:tc>
         <w:tc>
           <w:tcPr>
-            <w:tcW w:type="dxa" w:w="864"/>
+            <w:tcW w:type="dxa" w:w="1141"/>
           </w:tcPr>
           <w:p>
             <w:r>
@@ -38094,7 +38086,7 @@
       </w:r>
     </w:p>
     <w:sectPr>
-      <w:pgSz w:w="12240" w:h="15840" w:orient="landscape"/>
+      <w:pgSz w:w="15840" w:h="12240" w:orient="landscape"/>
       <w:pgMar w:top="576" w:right="504" w:bottom="576" w:left="504" w:header="720" w:footer="720" w:gutter="0"/>
       <w:cols w:space="720"/>
       <w:docGrid w:linePitch="360"/>

--- a/ACPOS_INFO-01_MOTHER_BASIC_DESIGN_TECH_PURPLE_v1.0.docx
+++ b/ACPOS_INFO-01_MOTHER_BASIC_DESIGN_TECH_PURPLE_v1.0.docx
@@ -27619,10 +27619,7 @@
           </w:tcPr>
           <w:p>
             <w:r>
-              <w:rPr>
-                <w:sz w:val="10"/>
-              </w:rPr>
-              <w:t>—</w:t>
+              <w:t>Global Brain / Export Artifact + Export Audit</w:t>
             </w:r>
           </w:p>
         </w:tc>
@@ -27790,10 +27787,7 @@
           </w:tcPr>
           <w:p>
             <w:r>
-              <w:rPr>
-                <w:sz w:val="10"/>
-              </w:rPr>
-              <w:t>—</w:t>
+              <w:t>Global Brain / ACPOSStateProjection + Projection Audit</w:t>
             </w:r>
           </w:p>
         </w:tc>
@@ -27961,10 +27955,7 @@
           </w:tcPr>
           <w:p>
             <w:r>
-              <w:rPr>
-                <w:sz w:val="10"/>
-              </w:rPr>
-              <w:t>—</w:t>
+              <w:t>Global Brain / SemanticIndexResult + Search Audit</w:t>
             </w:r>
           </w:p>
         </w:tc>
@@ -38085,9 +38076,322 @@
         <w:t>The exact control denominator above is the only construction denominator for this page. Components/fields/visual IDs are not counted as additional controls. Existing source UIDs are preserved. A control classified UI_LOCAL_EXACT MUST NOT create a server write. A control classified SPEC_EXACT_RUNTIME_BLOCKED / NOT_EXECUTED MUST remain disabled or fail-closed until its runtime evidence exists.</w:t>
       </w:r>
     </w:p>
+    <w:p>
+      <w:pPr>
+        <w:sectPr>
+          <w:pgSz w:w="15840" w:h="12240" w:orient="landscape"/>
+          <w:pgMar w:top="576" w:right="504" w:bottom="576" w:left="504" w:header="720" w:footer="720" w:gutter="0"/>
+          <w:cols w:space="720"/>
+          <w:docGrid w:linePitch="360"/>
+        </w:sectPr>
+      </w:pPr>
+    </w:p>
+    <w:p>
+      <w:pPr>
+        <w:pStyle w:val="Heading1"/>
+      </w:pPr>
+      <w:r>
+        <w:t>Batch 41 · INFO-01 Projection Persistence Binding Ledger</w:t>
+      </w:r>
+    </w:p>
+    <w:p>
+      <w:r>
+        <w:rPr>
+          <w:b/>
+        </w:rPr>
+        <w:t xml:space="preserve">[ACPOS-20260922-BATCH-41-SYSTEM01-INFO-PERSISTENCE-REMEDIATION-V1::PAGE::INFO-01] </w:t>
+      </w:r>
+      <w:r>
+        <w:t>Projection/search/export persistence is derived/audit state only. Domain canonical business rows remain under their original owners. No physical table names are invented and no exported/search result is promoted to canonical truth.</w:t>
+      </w:r>
+    </w:p>
+    <w:tbl>
+      <w:tblPr>
+        <w:tblStyle w:val="TableGrid"/>
+        <w:tblW w:type="auto" w:w="0"/>
+        <w:tblLook w:firstColumn="1" w:firstRow="1" w:lastColumn="0" w:lastRow="0" w:noHBand="0" w:noVBand="1" w:val="04A0"/>
+      </w:tblPr>
+      <w:tblGrid>
+        <w:gridCol w:w="2858"/>
+        <w:gridCol w:w="2858"/>
+        <w:gridCol w:w="2858"/>
+        <w:gridCol w:w="2858"/>
+      </w:tblGrid>
+      <w:tr>
+        <w:trPr>
+          <w:tblHeader w:val="true"/>
+        </w:trPr>
+        <w:tc>
+          <w:tcPr>
+            <w:tcW w:type="dxa" w:w="2858"/>
+            <w:shd w:fill="EDE9FE"/>
+          </w:tcPr>
+          <w:p>
+            <w:pPr>
+              <w:spacing w:before="0" w:after="0"/>
+            </w:pPr>
+            <w:r>
+              <w:rPr>
+                <w:sz w:val="7"/>
+              </w:rPr>
+              <w:t>Control UID</w:t>
+            </w:r>
+          </w:p>
+        </w:tc>
+        <w:tc>
+          <w:tcPr>
+            <w:tcW w:type="dxa" w:w="2858"/>
+            <w:shd w:fill="EDE9FE"/>
+          </w:tcPr>
+          <w:p>
+            <w:pPr>
+              <w:spacing w:before="0" w:after="0"/>
+            </w:pPr>
+            <w:r>
+              <w:rPr>
+                <w:sz w:val="7"/>
+              </w:rPr>
+              <w:t>Operation</w:t>
+            </w:r>
+          </w:p>
+        </w:tc>
+        <w:tc>
+          <w:tcPr>
+            <w:tcW w:type="dxa" w:w="2858"/>
+            <w:shd w:fill="EDE9FE"/>
+          </w:tcPr>
+          <w:p>
+            <w:pPr>
+              <w:spacing w:before="0" w:after="0"/>
+            </w:pPr>
+            <w:r>
+              <w:rPr>
+                <w:sz w:val="7"/>
+              </w:rPr>
+              <w:t>Persistence Owner</w:t>
+            </w:r>
+          </w:p>
+        </w:tc>
+        <w:tc>
+          <w:tcPr>
+            <w:tcW w:type="dxa" w:w="2858"/>
+            <w:shd w:fill="EDE9FE"/>
+          </w:tcPr>
+          <w:p>
+            <w:pPr>
+              <w:spacing w:before="0" w:after="0"/>
+            </w:pPr>
+            <w:r>
+              <w:rPr>
+                <w:sz w:val="7"/>
+              </w:rPr>
+              <w:t>Required Semantics</w:t>
+            </w:r>
+          </w:p>
+        </w:tc>
+      </w:tr>
+      <w:tr>
+        <w:tc>
+          <w:tcPr>
+            <w:tcW w:type="dxa" w:w="2858"/>
+          </w:tcPr>
+          <w:p>
+            <w:pPr>
+              <w:spacing w:before="0" w:after="0"/>
+            </w:pPr>
+            <w:r>
+              <w:rPr>
+                <w:sz w:val="7"/>
+              </w:rPr>
+              <w:t>INFO-01-BTN-REFRESH</w:t>
+            </w:r>
+          </w:p>
+        </w:tc>
+        <w:tc>
+          <w:tcPr>
+            <w:tcW w:type="dxa" w:w="2858"/>
+          </w:tcPr>
+          <w:p>
+            <w:pPr>
+              <w:spacing w:before="0" w:after="0"/>
+            </w:pPr>
+            <w:r>
+              <w:rPr>
+                <w:sz w:val="7"/>
+              </w:rPr>
+              <w:t>refreshProjection</w:t>
+            </w:r>
+          </w:p>
+        </w:tc>
+        <w:tc>
+          <w:tcPr>
+            <w:tcW w:type="dxa" w:w="2858"/>
+          </w:tcPr>
+          <w:p>
+            <w:pPr>
+              <w:spacing w:before="0" w:after="0"/>
+            </w:pPr>
+            <w:r>
+              <w:rPr>
+                <w:sz w:val="7"/>
+              </w:rPr>
+              <w:t>Global Brain / ACPOSStateProjection + Projection Audit</w:t>
+            </w:r>
+          </w:p>
+        </w:tc>
+        <w:tc>
+          <w:tcPr>
+            <w:tcW w:type="dxa" w:w="2858"/>
+          </w:tcPr>
+          <w:p>
+            <w:pPr>
+              <w:spacing w:before="0" w:after="0"/>
+            </w:pPr>
+            <w:r>
+              <w:rPr>
+                <w:sz w:val="7"/>
+              </w:rPr>
+              <w:t>Refresh rematerializes a derived projection for an exact domain version. It must not create a second canonical domain row; projection state/version and audit lineage remain reconstructable.</w:t>
+            </w:r>
+          </w:p>
+        </w:tc>
+      </w:tr>
+      <w:tr>
+        <w:tc>
+          <w:tcPr>
+            <w:tcW w:type="dxa" w:w="2858"/>
+          </w:tcPr>
+          <w:p>
+            <w:pPr>
+              <w:spacing w:before="0" w:after="0"/>
+            </w:pPr>
+            <w:r>
+              <w:rPr>
+                <w:sz w:val="7"/>
+              </w:rPr>
+              <w:t>INFO-01-BTN-SEARCH</w:t>
+            </w:r>
+          </w:p>
+        </w:tc>
+        <w:tc>
+          <w:tcPr>
+            <w:tcW w:type="dxa" w:w="2858"/>
+          </w:tcPr>
+          <w:p>
+            <w:pPr>
+              <w:spacing w:before="0" w:after="0"/>
+            </w:pPr>
+            <w:r>
+              <w:rPr>
+                <w:sz w:val="7"/>
+              </w:rPr>
+              <w:t>searchProjection</w:t>
+            </w:r>
+          </w:p>
+        </w:tc>
+        <w:tc>
+          <w:tcPr>
+            <w:tcW w:type="dxa" w:w="2858"/>
+          </w:tcPr>
+          <w:p>
+            <w:pPr>
+              <w:spacing w:before="0" w:after="0"/>
+            </w:pPr>
+            <w:r>
+              <w:rPr>
+                <w:sz w:val="7"/>
+              </w:rPr>
+              <w:t>Global Brain / SemanticIndexResult + Search Audit</w:t>
+            </w:r>
+          </w:p>
+        </w:tc>
+        <w:tc>
+          <w:tcPr>
+            <w:tcW w:type="dxa" w:w="2858"/>
+          </w:tcPr>
+          <w:p>
+            <w:pPr>
+              <w:spacing w:before="0" w:after="0"/>
+            </w:pPr>
+            <w:r>
+              <w:rPr>
+                <w:sz w:val="7"/>
+              </w:rPr>
+              <w:t>Search persists only search/index result pointers, scope and audit/evidence needed to dereference exact source/version/evidence. Search score/result is not canonical truth.</w:t>
+            </w:r>
+          </w:p>
+        </w:tc>
+      </w:tr>
+      <w:tr>
+        <w:tc>
+          <w:tcPr>
+            <w:tcW w:type="dxa" w:w="2858"/>
+          </w:tcPr>
+          <w:p>
+            <w:pPr>
+              <w:spacing w:before="0" w:after="0"/>
+            </w:pPr>
+            <w:r>
+              <w:rPr>
+                <w:sz w:val="7"/>
+              </w:rPr>
+              <w:t>INFO-01-BTN-EXPORT</w:t>
+            </w:r>
+          </w:p>
+        </w:tc>
+        <w:tc>
+          <w:tcPr>
+            <w:tcW w:type="dxa" w:w="2858"/>
+          </w:tcPr>
+          <w:p>
+            <w:pPr>
+              <w:spacing w:before="0" w:after="0"/>
+            </w:pPr>
+            <w:r>
+              <w:rPr>
+                <w:sz w:val="7"/>
+              </w:rPr>
+              <w:t>exportProjection</w:t>
+            </w:r>
+          </w:p>
+        </w:tc>
+        <w:tc>
+          <w:tcPr>
+            <w:tcW w:type="dxa" w:w="2858"/>
+          </w:tcPr>
+          <w:p>
+            <w:pPr>
+              <w:spacing w:before="0" w:after="0"/>
+            </w:pPr>
+            <w:r>
+              <w:rPr>
+                <w:sz w:val="7"/>
+              </w:rPr>
+              <w:t>Global Brain / Export Artifact + Export Audit</w:t>
+            </w:r>
+          </w:p>
+        </w:tc>
+        <w:tc>
+          <w:tcPr>
+            <w:tcW w:type="dxa" w:w="2858"/>
+          </w:tcPr>
+          <w:p>
+            <w:pPr>
+              <w:spacing w:before="0" w:after="0"/>
+            </w:pPr>
+            <w:r>
+              <w:rPr>
+                <w:sz w:val="7"/>
+              </w:rPr>
+              <w:t>Export persists an authorized derived export artifact and audit lineage for the exact projection/scope. Export output does not become a second canonical owner for domain data.</w:t>
+            </w:r>
+          </w:p>
+        </w:tc>
+      </w:tr>
+    </w:tbl>
     <w:sectPr>
-      <w:pgSz w:w="15840" w:h="12240" w:orient="landscape"/>
-      <w:pgMar w:top="576" w:right="504" w:bottom="576" w:left="504" w:header="720" w:footer="720" w:gutter="0"/>
+      <w:pgSz w:w="12240" w:h="15840" w:orient="landscape"/>
+      <w:pgMar w:top="475" w:right="403" w:bottom="475" w:left="403" w:header="720" w:footer="720" w:gutter="0"/>
       <w:cols w:space="720"/>
       <w:docGrid w:linePitch="360"/>
     </w:sectPr>

--- a/ACPOS_INFO-01_MOTHER_BASIC_DESIGN_TECH_PURPLE_v1.0.docx
+++ b/ACPOS_INFO-01_MOTHER_BASIC_DESIGN_TECH_PURPLE_v1.0.docx
@@ -2233,7 +2233,9 @@
             <w:pPr>
               <w:spacing w:after="0" w:before="0"/>
             </w:pPr>
-            <w:r/>
+            <w:r>
+              <w:t>INFO-01-OBJ-INFERENCE</w:t>
+            </w:r>
             <w:r>
               <w:rPr>
                 <w:rFonts w:ascii="Noto Sans CJK TC" w:hAnsi="Noto Sans CJK TC" w:eastAsia="Noto Sans CJK TC"/>
@@ -2241,7 +2243,6 @@
                 <w:color w:val="29243A"/>
                 <w:sz w:val="12"/>
               </w:rPr>
-              <w:t>INFO-01-OBJ-INFERENCE</w:t>
             </w:r>
           </w:p>
         </w:tc>
@@ -2254,7 +2255,9 @@
             <w:pPr>
               <w:spacing w:after="0" w:before="0"/>
             </w:pPr>
-            <w:r/>
+            <w:r>
+              <w:t>Inference / Recommendation</w:t>
+            </w:r>
             <w:r>
               <w:rPr>
                 <w:rFonts w:ascii="Noto Sans CJK TC" w:hAnsi="Noto Sans CJK TC" w:eastAsia="Noto Sans CJK TC"/>
@@ -2262,7 +2265,6 @@
                 <w:color w:val="29243A"/>
                 <w:sz w:val="12"/>
               </w:rPr>
-              <w:t>Inference / Recommendation</w:t>
             </w:r>
           </w:p>
         </w:tc>
@@ -2275,7 +2277,9 @@
             <w:pPr>
               <w:spacing w:after="0" w:before="0"/>
             </w:pPr>
-            <w:r/>
+            <w:r>
+              <w:t>FactPackService</w:t>
+            </w:r>
             <w:r>
               <w:rPr>
                 <w:rFonts w:ascii="Noto Sans CJK TC" w:hAnsi="Noto Sans CJK TC" w:eastAsia="Noto Sans CJK TC"/>
@@ -2283,7 +2287,6 @@
                 <w:color w:val="29243A"/>
                 <w:sz w:val="12"/>
               </w:rPr>
-              <w:t>FactPackService</w:t>
             </w:r>
           </w:p>
         </w:tc>
@@ -2296,7 +2299,9 @@
             <w:pPr>
               <w:spacing w:after="0" w:before="0"/>
             </w:pPr>
-            <w:r/>
+            <w:r>
+              <w:t>Entity Role=SUPPORTING_ARTIFACT；explicit non-FACT classification + supporting fact/evidence refs + scope；read/context selection only。</w:t>
+            </w:r>
             <w:r>
               <w:rPr>
                 <w:rFonts w:ascii="Noto Sans CJK TC" w:hAnsi="Noto Sans CJK TC" w:eastAsia="Noto Sans CJK TC"/>
@@ -2304,7 +2309,6 @@
                 <w:color w:val="29243A"/>
                 <w:sz w:val="12"/>
               </w:rPr>
-              <w:t>explicit non-FACT classification + supporting fact/evidence refs + scope</w:t>
             </w:r>
           </w:p>
         </w:tc>
